--- a/docs/word/presentation-fonctionnelle.docx
+++ b/docs/word/presentation-fonctionnelle.docx
@@ -5,11 +5,12 @@
     <w:p>
       <w:pPr>
         <w:pStyle w:val="Heading1"/>
-        <w:spacing w:after="120" w:before="0"/>
-      </w:pPr>
-      <w:r>
-        <w:rPr>
-          <w:rFonts w:ascii="Calibri" w:cs="Calibri" w:eastAsia="Calibri" w:hAnsi="Calibri"/>
+        <w:keepNext w:val="false"/>
+        <w:spacing w:after="80" w:before="0" w:line="372" w:lineRule="auto"/>
+      </w:pPr>
+      <w:r>
+        <w:rPr>
+          <w:rFonts w:ascii="Helvetica Neue" w:cs="Helvetica Neue" w:eastAsia="Helvetica Neue" w:hAnsi="Helvetica Neue"/>
           <w:b/>
           <w:bCs/>
           <w:color w:val="1E3A8A"/>
@@ -22,17 +23,17 @@
     <w:p>
       <w:pPr>
         <w:pBdr>
-          <w:left w:val="single" w:color="93C5FD" w:sz="12" w:space="8"/>
+          <w:left w:val="single" w:color="93C5FD" w:sz="18" w:space="10"/>
         </w:pBdr>
-        <w:spacing w:after="120"/>
-      </w:pPr>
-      <w:r>
-        <w:rPr>
-          <w:rFonts w:ascii="Calibri" w:cs="Calibri" w:eastAsia="Calibri" w:hAnsi="Calibri"/>
-          <w:b/>
-          <w:bCs/>
-          <w:i/>
-          <w:iCs/>
+        <w:shd w:fill="F8FAFC" w:val="clear"/>
+        <w:spacing w:after="160" w:before="160" w:line="372" w:lineRule="auto"/>
+        <w:ind w:left="200"/>
+      </w:pPr>
+      <w:r>
+        <w:rPr>
+          <w:rFonts w:ascii="Helvetica Neue" w:cs="Helvetica Neue" w:eastAsia="Helvetica Neue" w:hAnsi="Helvetica Neue"/>
+          <w:b/>
+          <w:bCs/>
           <w:color w:val="334155"/>
           <w:sz w:val="21"/>
           <w:szCs w:val="21"/>
@@ -41,9 +42,7 @@
       </w:r>
       <w:r>
         <w:rPr>
-          <w:rFonts w:ascii="Calibri" w:cs="Calibri" w:eastAsia="Calibri" w:hAnsi="Calibri"/>
-          <w:i/>
-          <w:iCs/>
+          <w:rFonts w:ascii="Helvetica Neue" w:cs="Helvetica Neue" w:eastAsia="Helvetica Neue" w:hAnsi="Helvetica Neue"/>
           <w:color w:val="334155"/>
           <w:sz w:val="21"/>
           <w:szCs w:val="21"/>
@@ -55,19 +54,23 @@
     <w:p>
       <w:pPr>
         <w:pBdr>
-          <w:bottom w:val="single" w:color="E2E8F0" w:sz="6"/>
+          <w:bottom w:val="single" w:color="E2E8F0" w:sz="6" w:space="0"/>
         </w:pBdr>
-        <w:spacing w:after="120" w:before="120"/>
+        <w:spacing w:after="280" w:before="280" w:line="372" w:lineRule="auto"/>
       </w:pPr>
     </w:p>
     <w:p>
       <w:pPr>
         <w:pStyle w:val="Heading2"/>
-        <w:spacing w:after="120" w:before="240"/>
-      </w:pPr>
-      <w:r>
-        <w:rPr>
-          <w:rFonts w:ascii="Calibri" w:cs="Calibri" w:eastAsia="Calibri" w:hAnsi="Calibri"/>
+        <w:keepNext/>
+        <w:pBdr>
+          <w:bottom w:val="single" w:color="DBEAFE" w:sz="6" w:space="3"/>
+        </w:pBdr>
+        <w:spacing w:after="120" w:before="400" w:line="372" w:lineRule="auto"/>
+      </w:pPr>
+      <w:r>
+        <w:rPr>
+          <w:rFonts w:ascii="Helvetica Neue" w:cs="Helvetica Neue" w:eastAsia="Helvetica Neue" w:hAnsi="Helvetica Neue"/>
           <w:b/>
           <w:bCs/>
           <w:color w:val="1E40AF"/>
@@ -79,11 +82,11 @@
     </w:p>
     <w:p>
       <w:pPr>
-        <w:spacing w:after="120"/>
-      </w:pPr>
-      <w:r>
-        <w:rPr>
-          <w:rFonts w:ascii="Calibri" w:cs="Calibri" w:eastAsia="Calibri" w:hAnsi="Calibri"/>
+        <w:spacing w:after="210" w:before="0" w:line="372" w:lineRule="auto"/>
+      </w:pPr>
+      <w:r>
+        <w:rPr>
+          <w:rFonts w:ascii="Helvetica Neue" w:cs="Helvetica Neue" w:eastAsia="Helvetica Neue" w:hAnsi="Helvetica Neue"/>
           <w:b/>
           <w:bCs/>
           <w:color w:val="1F2937"/>
@@ -94,7 +97,7 @@
       </w:r>
       <w:r>
         <w:rPr>
-          <w:rFonts w:ascii="Calibri" w:cs="Calibri" w:eastAsia="Calibri" w:hAnsi="Calibri"/>
+          <w:rFonts w:ascii="Helvetica Neue" w:cs="Helvetica Neue" w:eastAsia="Helvetica Neue" w:hAnsi="Helvetica Neue"/>
           <w:color w:val="1F2937"/>
           <w:sz w:val="21"/>
           <w:szCs w:val="21"/>
@@ -103,7 +106,7 @@
       </w:r>
       <w:r>
         <w:rPr>
-          <w:rFonts w:ascii="Calibri" w:cs="Calibri" w:eastAsia="Calibri" w:hAnsi="Calibri"/>
+          <w:rFonts w:ascii="Helvetica Neue" w:cs="Helvetica Neue" w:eastAsia="Helvetica Neue" w:hAnsi="Helvetica Neue"/>
           <w:b/>
           <w:bCs/>
           <w:color w:val="1F2937"/>
@@ -114,7 +117,7 @@
       </w:r>
       <w:r>
         <w:rPr>
-          <w:rFonts w:ascii="Calibri" w:cs="Calibri" w:eastAsia="Calibri" w:hAnsi="Calibri"/>
+          <w:rFonts w:ascii="Helvetica Neue" w:cs="Helvetica Neue" w:eastAsia="Helvetica Neue" w:hAnsi="Helvetica Neue"/>
           <w:color w:val="1F2937"/>
           <w:sz w:val="21"/>
           <w:szCs w:val="21"/>
@@ -123,7 +126,7 @@
       </w:r>
       <w:r>
         <w:rPr>
-          <w:rFonts w:ascii="Calibri" w:cs="Calibri" w:eastAsia="Calibri" w:hAnsi="Calibri"/>
+          <w:rFonts w:ascii="Helvetica Neue" w:cs="Helvetica Neue" w:eastAsia="Helvetica Neue" w:hAnsi="Helvetica Neue"/>
           <w:b/>
           <w:bCs/>
           <w:color w:val="1F2937"/>
@@ -134,7 +137,7 @@
       </w:r>
       <w:r>
         <w:rPr>
-          <w:rFonts w:ascii="Calibri" w:cs="Calibri" w:eastAsia="Calibri" w:hAnsi="Calibri"/>
+          <w:rFonts w:ascii="Helvetica Neue" w:cs="Helvetica Neue" w:eastAsia="Helvetica Neue" w:hAnsi="Helvetica Neue"/>
           <w:color w:val="1F2937"/>
           <w:sz w:val="21"/>
           <w:szCs w:val="21"/>
@@ -144,11 +147,11 @@
     </w:p>
     <w:p>
       <w:pPr>
-        <w:spacing w:after="120"/>
-      </w:pPr>
-      <w:r>
-        <w:rPr>
-          <w:rFonts w:ascii="Calibri" w:cs="Calibri" w:eastAsia="Calibri" w:hAnsi="Calibri"/>
+        <w:spacing w:after="210" w:before="0" w:line="372" w:lineRule="auto"/>
+      </w:pPr>
+      <w:r>
+        <w:rPr>
+          <w:rFonts w:ascii="Helvetica Neue" w:cs="Helvetica Neue" w:eastAsia="Helvetica Neue" w:hAnsi="Helvetica Neue"/>
           <w:color w:val="1F2937"/>
           <w:sz w:val="21"/>
           <w:szCs w:val="21"/>
@@ -163,11 +166,11 @@
           <w:ilvl w:val="0"/>
           <w:numId w:val="1"/>
         </w:numPr>
-        <w:spacing w:after="60"/>
-      </w:pPr>
-      <w:r>
-        <w:rPr>
-          <w:rFonts w:ascii="Calibri" w:cs="Calibri" w:eastAsia="Calibri" w:hAnsi="Calibri"/>
+        <w:spacing w:after="40" w:before="0" w:line="372" w:lineRule="auto"/>
+      </w:pPr>
+      <w:r>
+        <w:rPr>
+          <w:rFonts w:ascii="Helvetica Neue" w:cs="Helvetica Neue" w:eastAsia="Helvetica Neue" w:hAnsi="Helvetica Neue"/>
           <w:b/>
           <w:bCs/>
           <w:color w:val="1F2937"/>
@@ -178,7 +181,7 @@
       </w:r>
       <w:r>
         <w:rPr>
-          <w:rFonts w:ascii="Calibri" w:cs="Calibri" w:eastAsia="Calibri" w:hAnsi="Calibri"/>
+          <w:rFonts w:ascii="Helvetica Neue" w:cs="Helvetica Neue" w:eastAsia="Helvetica Neue" w:hAnsi="Helvetica Neue"/>
           <w:color w:val="1F2937"/>
           <w:sz w:val="21"/>
           <w:szCs w:val="21"/>
@@ -193,11 +196,11 @@
           <w:ilvl w:val="0"/>
           <w:numId w:val="1"/>
         </w:numPr>
-        <w:spacing w:after="60"/>
-      </w:pPr>
-      <w:r>
-        <w:rPr>
-          <w:rFonts w:ascii="Calibri" w:cs="Calibri" w:eastAsia="Calibri" w:hAnsi="Calibri"/>
+        <w:spacing w:after="40" w:before="0" w:line="372" w:lineRule="auto"/>
+      </w:pPr>
+      <w:r>
+        <w:rPr>
+          <w:rFonts w:ascii="Helvetica Neue" w:cs="Helvetica Neue" w:eastAsia="Helvetica Neue" w:hAnsi="Helvetica Neue"/>
           <w:b/>
           <w:bCs/>
           <w:color w:val="1F2937"/>
@@ -208,7 +211,7 @@
       </w:r>
       <w:r>
         <w:rPr>
-          <w:rFonts w:ascii="Calibri" w:cs="Calibri" w:eastAsia="Calibri" w:hAnsi="Calibri"/>
+          <w:rFonts w:ascii="Helvetica Neue" w:cs="Helvetica Neue" w:eastAsia="Helvetica Neue" w:hAnsi="Helvetica Neue"/>
           <w:color w:val="1F2937"/>
           <w:sz w:val="21"/>
           <w:szCs w:val="21"/>
@@ -218,11 +221,11 @@
     </w:p>
     <w:p>
       <w:pPr>
-        <w:spacing w:after="120"/>
-      </w:pPr>
-      <w:r>
-        <w:rPr>
-          <w:rFonts w:ascii="Calibri" w:cs="Calibri" w:eastAsia="Calibri" w:hAnsi="Calibri"/>
+        <w:spacing w:after="210" w:before="0" w:line="372" w:lineRule="auto"/>
+      </w:pPr>
+      <w:r>
+        <w:rPr>
+          <w:rFonts w:ascii="Helvetica Neue" w:cs="Helvetica Neue" w:eastAsia="Helvetica Neue" w:hAnsi="Helvetica Neue"/>
           <w:color w:val="1F2937"/>
           <w:sz w:val="21"/>
           <w:szCs w:val="21"/>
@@ -231,7 +234,7 @@
       </w:r>
       <w:r>
         <w:rPr>
-          <w:rFonts w:ascii="Calibri" w:cs="Calibri" w:eastAsia="Calibri" w:hAnsi="Calibri"/>
+          <w:rFonts w:ascii="Helvetica Neue" w:cs="Helvetica Neue" w:eastAsia="Helvetica Neue" w:hAnsi="Helvetica Neue"/>
           <w:b/>
           <w:bCs/>
           <w:color w:val="1F2937"/>
@@ -242,7 +245,7 @@
       </w:r>
       <w:r>
         <w:rPr>
-          <w:rFonts w:ascii="Calibri" w:cs="Calibri" w:eastAsia="Calibri" w:hAnsi="Calibri"/>
+          <w:rFonts w:ascii="Helvetica Neue" w:cs="Helvetica Neue" w:eastAsia="Helvetica Neue" w:hAnsi="Helvetica Neue"/>
           <w:color w:val="1F2937"/>
           <w:sz w:val="21"/>
           <w:szCs w:val="21"/>
@@ -252,11 +255,11 @@
     </w:p>
     <w:p>
       <w:pPr>
-        <w:spacing w:after="120"/>
-      </w:pPr>
-      <w:r>
-        <w:rPr>
-          <w:rFonts w:ascii="Calibri" w:cs="Calibri" w:eastAsia="Calibri" w:hAnsi="Calibri"/>
+        <w:spacing w:after="210" w:before="0" w:line="372" w:lineRule="auto"/>
+      </w:pPr>
+      <w:r>
+        <w:rPr>
+          <w:rFonts w:ascii="Helvetica Neue" w:cs="Helvetica Neue" w:eastAsia="Helvetica Neue" w:hAnsi="Helvetica Neue"/>
           <w:color w:val="1F2937"/>
           <w:sz w:val="21"/>
           <w:szCs w:val="21"/>
@@ -265,7 +268,7 @@
       </w:r>
       <w:r>
         <w:rPr>
-          <w:rFonts w:ascii="Calibri" w:cs="Calibri" w:eastAsia="Calibri" w:hAnsi="Calibri"/>
+          <w:rFonts w:ascii="Helvetica Neue" w:cs="Helvetica Neue" w:eastAsia="Helvetica Neue" w:hAnsi="Helvetica Neue"/>
           <w:b/>
           <w:bCs/>
           <w:color w:val="1F2937"/>
@@ -276,7 +279,7 @@
       </w:r>
       <w:r>
         <w:rPr>
-          <w:rFonts w:ascii="Calibri" w:cs="Calibri" w:eastAsia="Calibri" w:hAnsi="Calibri"/>
+          <w:rFonts w:ascii="Helvetica Neue" w:cs="Helvetica Neue" w:eastAsia="Helvetica Neue" w:hAnsi="Helvetica Neue"/>
           <w:color w:val="1F2937"/>
           <w:sz w:val="21"/>
           <w:szCs w:val="21"/>
@@ -286,7 +289,7 @@
       </w:r>
       <w:r>
         <w:rPr>
-          <w:rFonts w:ascii="Calibri" w:cs="Calibri" w:eastAsia="Calibri" w:hAnsi="Calibri"/>
+          <w:rFonts w:ascii="Helvetica Neue" w:cs="Helvetica Neue" w:eastAsia="Helvetica Neue" w:hAnsi="Helvetica Neue"/>
           <w:b/>
           <w:bCs/>
           <w:color w:val="1F2937"/>
@@ -297,7 +300,7 @@
       </w:r>
       <w:r>
         <w:rPr>
-          <w:rFonts w:ascii="Calibri" w:cs="Calibri" w:eastAsia="Calibri" w:hAnsi="Calibri"/>
+          <w:rFonts w:ascii="Helvetica Neue" w:cs="Helvetica Neue" w:eastAsia="Helvetica Neue" w:hAnsi="Helvetica Neue"/>
           <w:color w:val="1F2937"/>
           <w:sz w:val="21"/>
           <w:szCs w:val="21"/>
@@ -306,7 +309,7 @@
       </w:r>
       <w:r>
         <w:rPr>
-          <w:rFonts w:ascii="Calibri" w:cs="Calibri" w:eastAsia="Calibri" w:hAnsi="Calibri"/>
+          <w:rFonts w:ascii="Helvetica Neue" w:cs="Helvetica Neue" w:eastAsia="Helvetica Neue" w:hAnsi="Helvetica Neue"/>
           <w:b/>
           <w:bCs/>
           <w:color w:val="1F2937"/>
@@ -317,7 +320,7 @@
       </w:r>
       <w:r>
         <w:rPr>
-          <w:rFonts w:ascii="Calibri" w:cs="Calibri" w:eastAsia="Calibri" w:hAnsi="Calibri"/>
+          <w:rFonts w:ascii="Helvetica Neue" w:cs="Helvetica Neue" w:eastAsia="Helvetica Neue" w:hAnsi="Helvetica Neue"/>
           <w:color w:val="1F2937"/>
           <w:sz w:val="21"/>
           <w:szCs w:val="21"/>
@@ -327,7 +330,7 @@
       </w:r>
       <w:r>
         <w:rPr>
-          <w:rFonts w:ascii="Calibri" w:cs="Calibri" w:eastAsia="Calibri" w:hAnsi="Calibri"/>
+          <w:rFonts w:ascii="Helvetica Neue" w:cs="Helvetica Neue" w:eastAsia="Helvetica Neue" w:hAnsi="Helvetica Neue"/>
           <w:b/>
           <w:bCs/>
           <w:color w:val="1F2937"/>
@@ -338,7 +341,7 @@
       </w:r>
       <w:r>
         <w:rPr>
-          <w:rFonts w:ascii="Calibri" w:cs="Calibri" w:eastAsia="Calibri" w:hAnsi="Calibri"/>
+          <w:rFonts w:ascii="Helvetica Neue" w:cs="Helvetica Neue" w:eastAsia="Helvetica Neue" w:hAnsi="Helvetica Neue"/>
           <w:color w:val="1F2937"/>
           <w:sz w:val="21"/>
           <w:szCs w:val="21"/>
@@ -348,7 +351,7 @@
       </w:r>
       <w:r>
         <w:rPr>
-          <w:rFonts w:ascii="Calibri" w:cs="Calibri" w:eastAsia="Calibri" w:hAnsi="Calibri"/>
+          <w:rFonts w:ascii="Helvetica Neue" w:cs="Helvetica Neue" w:eastAsia="Helvetica Neue" w:hAnsi="Helvetica Neue"/>
           <w:b/>
           <w:bCs/>
           <w:color w:val="1F2937"/>
@@ -359,7 +362,7 @@
       </w:r>
       <w:r>
         <w:rPr>
-          <w:rFonts w:ascii="Calibri" w:cs="Calibri" w:eastAsia="Calibri" w:hAnsi="Calibri"/>
+          <w:rFonts w:ascii="Helvetica Neue" w:cs="Helvetica Neue" w:eastAsia="Helvetica Neue" w:hAnsi="Helvetica Neue"/>
           <w:color w:val="1F2937"/>
           <w:sz w:val="21"/>
           <w:szCs w:val="21"/>
@@ -368,7 +371,7 @@
       </w:r>
       <w:r>
         <w:rPr>
-          <w:rFonts w:ascii="Calibri" w:cs="Calibri" w:eastAsia="Calibri" w:hAnsi="Calibri"/>
+          <w:rFonts w:ascii="Helvetica Neue" w:cs="Helvetica Neue" w:eastAsia="Helvetica Neue" w:hAnsi="Helvetica Neue"/>
           <w:b/>
           <w:bCs/>
           <w:color w:val="1F2937"/>
@@ -379,7 +382,7 @@
       </w:r>
       <w:r>
         <w:rPr>
-          <w:rFonts w:ascii="Calibri" w:cs="Calibri" w:eastAsia="Calibri" w:hAnsi="Calibri"/>
+          <w:rFonts w:ascii="Helvetica Neue" w:cs="Helvetica Neue" w:eastAsia="Helvetica Neue" w:hAnsi="Helvetica Neue"/>
           <w:color w:val="1F2937"/>
           <w:sz w:val="21"/>
           <w:szCs w:val="21"/>
@@ -388,7 +391,7 @@
       </w:r>
       <w:r>
         <w:rPr>
-          <w:rFonts w:ascii="Calibri" w:cs="Calibri" w:eastAsia="Calibri" w:hAnsi="Calibri"/>
+          <w:rFonts w:ascii="Helvetica Neue" w:cs="Helvetica Neue" w:eastAsia="Helvetica Neue" w:hAnsi="Helvetica Neue"/>
           <w:b/>
           <w:bCs/>
           <w:color w:val="1F2937"/>
@@ -399,7 +402,7 @@
       </w:r>
       <w:r>
         <w:rPr>
-          <w:rFonts w:ascii="Calibri" w:cs="Calibri" w:eastAsia="Calibri" w:hAnsi="Calibri"/>
+          <w:rFonts w:ascii="Helvetica Neue" w:cs="Helvetica Neue" w:eastAsia="Helvetica Neue" w:hAnsi="Helvetica Neue"/>
           <w:color w:val="1F2937"/>
           <w:sz w:val="21"/>
           <w:szCs w:val="21"/>
@@ -411,19 +414,23 @@
     <w:p>
       <w:pPr>
         <w:pBdr>
-          <w:bottom w:val="single" w:color="E2E8F0" w:sz="6"/>
+          <w:bottom w:val="single" w:color="E2E8F0" w:sz="6" w:space="0"/>
         </w:pBdr>
-        <w:spacing w:after="120" w:before="120"/>
+        <w:spacing w:after="280" w:before="280" w:line="372" w:lineRule="auto"/>
       </w:pPr>
     </w:p>
     <w:p>
       <w:pPr>
         <w:pStyle w:val="Heading2"/>
-        <w:spacing w:after="120" w:before="240"/>
-      </w:pPr>
-      <w:r>
-        <w:rPr>
-          <w:rFonts w:ascii="Calibri" w:cs="Calibri" w:eastAsia="Calibri" w:hAnsi="Calibri"/>
+        <w:keepNext/>
+        <w:pBdr>
+          <w:bottom w:val="single" w:color="DBEAFE" w:sz="6" w:space="3"/>
+        </w:pBdr>
+        <w:spacing w:after="120" w:before="400" w:line="372" w:lineRule="auto"/>
+      </w:pPr>
+      <w:r>
+        <w:rPr>
+          <w:rFonts w:ascii="Helvetica Neue" w:cs="Helvetica Neue" w:eastAsia="Helvetica Neue" w:hAnsi="Helvetica Neue"/>
           <w:b/>
           <w:bCs/>
           <w:color w:val="1E40AF"/>
@@ -437,12 +444,12 @@
       <w:tblPr>
         <w:tblW w:type="pct" w:w="100%"/>
         <w:tblBorders>
-          <w:top w:val="single" w:color="CBD5E1" w:sz="4"/>
-          <w:left w:val="single" w:color="CBD5E1" w:sz="4"/>
-          <w:bottom w:val="single" w:color="CBD5E1" w:sz="4"/>
-          <w:right w:val="single" w:color="CBD5E1" w:sz="4"/>
-          <w:insideH w:val="single" w:color="CBD5E1" w:sz="4"/>
-          <w:insideV w:val="single" w:color="CBD5E1" w:sz="4"/>
+          <w:top w:val="single" w:color="CBD5E1" w:sz="6" w:space="0"/>
+          <w:left w:val="single" w:color="CBD5E1" w:sz="6" w:space="0"/>
+          <w:bottom w:val="single" w:color="CBD5E1" w:sz="6" w:space="0"/>
+          <w:right w:val="single" w:color="CBD5E1" w:sz="6" w:space="0"/>
+          <w:insideH w:val="single" w:color="CBD5E1" w:sz="6" w:space="0"/>
+          <w:insideV w:val="single" w:color="CBD5E1" w:sz="6" w:space="0"/>
         </w:tblBorders>
       </w:tblPr>
       <w:tblGrid>
@@ -452,30 +459,31 @@
       </w:tblGrid>
       <w:tr>
         <w:trPr>
+          <w:cantSplit/>
           <w:tblHeader/>
         </w:trPr>
         <w:tc>
           <w:tcPr>
             <w:shd w:fill="EFF6FF" w:val="clear"/>
             <w:tcMar>
-              <w:top w:type="dxa" w:w="60"/>
-              <w:left w:type="dxa" w:w="100"/>
-              <w:bottom w:type="dxa" w:w="60"/>
-              <w:right w:type="dxa" w:w="100"/>
+              <w:top w:type="dxa" w:w="80"/>
+              <w:left w:type="dxa" w:w="120"/>
+              <w:bottom w:type="dxa" w:w="80"/>
+              <w:right w:type="dxa" w:w="120"/>
             </w:tcMar>
           </w:tcPr>
           <w:p>
             <w:pPr>
-              <w:spacing w:after="40" w:before="40"/>
+              <w:spacing w:line="372" w:lineRule="auto"/>
             </w:pPr>
             <w:r>
               <w:rPr>
-                <w:rFonts w:ascii="Calibri" w:cs="Calibri" w:eastAsia="Calibri" w:hAnsi="Calibri"/>
+                <w:rFonts w:ascii="Helvetica Neue" w:cs="Helvetica Neue" w:eastAsia="Helvetica Neue" w:hAnsi="Helvetica Neue"/>
                 <w:b/>
                 <w:bCs/>
                 <w:color w:val="1E3A8A"/>
-                <w:sz w:val="21"/>
-                <w:szCs w:val="21"/>
+                <w:sz w:val="18"/>
+                <w:szCs w:val="18"/>
               </w:rPr>
               <w:t xml:space="preserve">Rôle</w:t>
             </w:r>
@@ -485,24 +493,24 @@
           <w:tcPr>
             <w:shd w:fill="EFF6FF" w:val="clear"/>
             <w:tcMar>
-              <w:top w:type="dxa" w:w="60"/>
-              <w:left w:type="dxa" w:w="100"/>
-              <w:bottom w:type="dxa" w:w="60"/>
-              <w:right w:type="dxa" w:w="100"/>
+              <w:top w:type="dxa" w:w="80"/>
+              <w:left w:type="dxa" w:w="120"/>
+              <w:bottom w:type="dxa" w:w="80"/>
+              <w:right w:type="dxa" w:w="120"/>
             </w:tcMar>
           </w:tcPr>
           <w:p>
             <w:pPr>
-              <w:spacing w:after="40" w:before="40"/>
+              <w:spacing w:line="372" w:lineRule="auto"/>
             </w:pPr>
             <w:r>
               <w:rPr>
-                <w:rFonts w:ascii="Calibri" w:cs="Calibri" w:eastAsia="Calibri" w:hAnsi="Calibri"/>
+                <w:rFonts w:ascii="Helvetica Neue" w:cs="Helvetica Neue" w:eastAsia="Helvetica Neue" w:hAnsi="Helvetica Neue"/>
                 <w:b/>
                 <w:bCs/>
                 <w:color w:val="1E3A8A"/>
-                <w:sz w:val="21"/>
-                <w:szCs w:val="21"/>
+                <w:sz w:val="18"/>
+                <w:szCs w:val="18"/>
               </w:rPr>
               <w:t xml:space="preserve">Qui ?</w:t>
             </w:r>
@@ -512,24 +520,24 @@
           <w:tcPr>
             <w:shd w:fill="EFF6FF" w:val="clear"/>
             <w:tcMar>
-              <w:top w:type="dxa" w:w="60"/>
-              <w:left w:type="dxa" w:w="100"/>
-              <w:bottom w:type="dxa" w:w="60"/>
-              <w:right w:type="dxa" w:w="100"/>
+              <w:top w:type="dxa" w:w="80"/>
+              <w:left w:type="dxa" w:w="120"/>
+              <w:bottom w:type="dxa" w:w="80"/>
+              <w:right w:type="dxa" w:w="120"/>
             </w:tcMar>
           </w:tcPr>
           <w:p>
             <w:pPr>
-              <w:spacing w:after="40" w:before="40"/>
+              <w:spacing w:line="372" w:lineRule="auto"/>
             </w:pPr>
             <w:r>
               <w:rPr>
-                <w:rFonts w:ascii="Calibri" w:cs="Calibri" w:eastAsia="Calibri" w:hAnsi="Calibri"/>
+                <w:rFonts w:ascii="Helvetica Neue" w:cs="Helvetica Neue" w:eastAsia="Helvetica Neue" w:hAnsi="Helvetica Neue"/>
                 <w:b/>
                 <w:bCs/>
                 <w:color w:val="1E3A8A"/>
-                <w:sz w:val="21"/>
-                <w:szCs w:val="21"/>
+                <w:sz w:val="18"/>
+                <w:szCs w:val="18"/>
               </w:rPr>
               <w:t xml:space="preserve">Ce qu'elle peut faire</w:t>
             </w:r>
@@ -537,27 +545,30 @@
         </w:tc>
       </w:tr>
       <w:tr>
+        <w:trPr>
+          <w:cantSplit/>
+        </w:trPr>
         <w:tc>
           <w:tcPr>
             <w:tcMar>
-              <w:top w:type="dxa" w:w="60"/>
-              <w:left w:type="dxa" w:w="100"/>
-              <w:bottom w:type="dxa" w:w="60"/>
-              <w:right w:type="dxa" w:w="100"/>
+              <w:top w:type="dxa" w:w="80"/>
+              <w:left w:type="dxa" w:w="120"/>
+              <w:bottom w:type="dxa" w:w="80"/>
+              <w:right w:type="dxa" w:w="120"/>
             </w:tcMar>
           </w:tcPr>
           <w:p>
             <w:pPr>
-              <w:spacing w:after="40" w:before="40"/>
+              <w:spacing w:line="372" w:lineRule="auto"/>
             </w:pPr>
             <w:r>
               <w:rPr>
-                <w:rFonts w:ascii="Calibri" w:cs="Calibri" w:eastAsia="Calibri" w:hAnsi="Calibri"/>
+                <w:rFonts w:ascii="Helvetica Neue" w:cs="Helvetica Neue" w:eastAsia="Helvetica Neue" w:hAnsi="Helvetica Neue"/>
                 <w:b/>
                 <w:bCs/>
                 <w:color w:val="1F2937"/>
-                <w:sz w:val="21"/>
-                <w:szCs w:val="21"/>
+                <w:sz w:val="18"/>
+                <w:szCs w:val="18"/>
               </w:rPr>
               <w:t xml:space="preserve">Résidente</w:t>
             </w:r>
@@ -566,22 +577,22 @@
         <w:tc>
           <w:tcPr>
             <w:tcMar>
-              <w:top w:type="dxa" w:w="60"/>
-              <w:left w:type="dxa" w:w="100"/>
-              <w:bottom w:type="dxa" w:w="60"/>
-              <w:right w:type="dxa" w:w="100"/>
+              <w:top w:type="dxa" w:w="80"/>
+              <w:left w:type="dxa" w:w="120"/>
+              <w:bottom w:type="dxa" w:w="80"/>
+              <w:right w:type="dxa" w:w="120"/>
             </w:tcMar>
           </w:tcPr>
           <w:p>
             <w:pPr>
-              <w:spacing w:after="40" w:before="40"/>
+              <w:spacing w:line="372" w:lineRule="auto"/>
             </w:pPr>
             <w:r>
               <w:rPr>
-                <w:rFonts w:ascii="Calibri" w:cs="Calibri" w:eastAsia="Calibri" w:hAnsi="Calibri"/>
+                <w:rFonts w:ascii="Helvetica Neue" w:cs="Helvetica Neue" w:eastAsia="Helvetica Neue" w:hAnsi="Helvetica Neue"/>
                 <w:color w:val="1F2937"/>
-                <w:sz w:val="21"/>
-                <w:szCs w:val="21"/>
+                <w:sz w:val="18"/>
+                <w:szCs w:val="18"/>
               </w:rPr>
               <w:t xml:space="preserve">Une habitante du foyer, invitée par l'intendance sur une chambre ou un poste</w:t>
             </w:r>
@@ -590,22 +601,22 @@
         <w:tc>
           <w:tcPr>
             <w:tcMar>
-              <w:top w:type="dxa" w:w="60"/>
-              <w:left w:type="dxa" w:w="100"/>
-              <w:bottom w:type="dxa" w:w="60"/>
-              <w:right w:type="dxa" w:w="100"/>
+              <w:top w:type="dxa" w:w="80"/>
+              <w:left w:type="dxa" w:w="120"/>
+              <w:bottom w:type="dxa" w:w="80"/>
+              <w:right w:type="dxa" w:w="120"/>
             </w:tcMar>
           </w:tcPr>
           <w:p>
             <w:pPr>
-              <w:spacing w:after="40" w:before="40"/>
+              <w:spacing w:line="372" w:lineRule="auto"/>
             </w:pPr>
             <w:r>
               <w:rPr>
-                <w:rFonts w:ascii="Calibri" w:cs="Calibri" w:eastAsia="Calibri" w:hAnsi="Calibri"/>
+                <w:rFonts w:ascii="Helvetica Neue" w:cs="Helvetica Neue" w:eastAsia="Helvetica Neue" w:hAnsi="Helvetica Neue"/>
                 <w:color w:val="1F2937"/>
-                <w:sz w:val="21"/>
-                <w:szCs w:val="21"/>
+                <w:sz w:val="18"/>
+                <w:szCs w:val="18"/>
               </w:rPr>
               <w:t xml:space="preserve">Déclarer ses présences (nuit + repas), inviter des personnes aux repas, consulter le calendrier, confirmer sa participation aux événements, lire les informations pratiques, consulter son profil.</w:t>
             </w:r>
@@ -613,27 +624,30 @@
         </w:tc>
       </w:tr>
       <w:tr>
+        <w:trPr>
+          <w:cantSplit/>
+        </w:trPr>
         <w:tc>
           <w:tcPr>
             <w:tcMar>
-              <w:top w:type="dxa" w:w="60"/>
-              <w:left w:type="dxa" w:w="100"/>
-              <w:bottom w:type="dxa" w:w="60"/>
-              <w:right w:type="dxa" w:w="100"/>
+              <w:top w:type="dxa" w:w="80"/>
+              <w:left w:type="dxa" w:w="120"/>
+              <w:bottom w:type="dxa" w:w="80"/>
+              <w:right w:type="dxa" w:w="120"/>
             </w:tcMar>
           </w:tcPr>
           <w:p>
             <w:pPr>
-              <w:spacing w:after="40" w:before="40"/>
+              <w:spacing w:line="372" w:lineRule="auto"/>
             </w:pPr>
             <w:r>
               <w:rPr>
-                <w:rFonts w:ascii="Calibri" w:cs="Calibri" w:eastAsia="Calibri" w:hAnsi="Calibri"/>
+                <w:rFonts w:ascii="Helvetica Neue" w:cs="Helvetica Neue" w:eastAsia="Helvetica Neue" w:hAnsi="Helvetica Neue"/>
                 <w:b/>
                 <w:bCs/>
                 <w:color w:val="1F2937"/>
-                <w:sz w:val="21"/>
-                <w:szCs w:val="21"/>
+                <w:sz w:val="18"/>
+                <w:szCs w:val="18"/>
               </w:rPr>
               <w:t xml:space="preserve">Invitée</w:t>
             </w:r>
@@ -642,22 +656,22 @@
         <w:tc>
           <w:tcPr>
             <w:tcMar>
-              <w:top w:type="dxa" w:w="60"/>
-              <w:left w:type="dxa" w:w="100"/>
-              <w:bottom w:type="dxa" w:w="60"/>
-              <w:right w:type="dxa" w:w="100"/>
+              <w:top w:type="dxa" w:w="80"/>
+              <w:left w:type="dxa" w:w="120"/>
+              <w:bottom w:type="dxa" w:w="80"/>
+              <w:right w:type="dxa" w:w="120"/>
             </w:tcMar>
           </w:tcPr>
           <w:p>
             <w:pPr>
-              <w:spacing w:after="40" w:before="40"/>
+              <w:spacing w:line="372" w:lineRule="auto"/>
             </w:pPr>
             <w:r>
               <w:rPr>
-                <w:rFonts w:ascii="Calibri" w:cs="Calibri" w:eastAsia="Calibri" w:hAnsi="Calibri"/>
+                <w:rFonts w:ascii="Helvetica Neue" w:cs="Helvetica Neue" w:eastAsia="Helvetica Neue" w:hAnsi="Helvetica Neue"/>
                 <w:color w:val="1F2937"/>
-                <w:sz w:val="21"/>
-                <w:szCs w:val="21"/>
+                <w:sz w:val="18"/>
+                <w:szCs w:val="18"/>
               </w:rPr>
               <w:t xml:space="preserve">Un compte simplifié (ex. étudiante de passage), créé librement</w:t>
             </w:r>
@@ -666,22 +680,22 @@
         <w:tc>
           <w:tcPr>
             <w:tcMar>
-              <w:top w:type="dxa" w:w="60"/>
-              <w:left w:type="dxa" w:w="100"/>
-              <w:bottom w:type="dxa" w:w="60"/>
-              <w:right w:type="dxa" w:w="100"/>
+              <w:top w:type="dxa" w:w="80"/>
+              <w:left w:type="dxa" w:w="120"/>
+              <w:bottom w:type="dxa" w:w="80"/>
+              <w:right w:type="dxa" w:w="120"/>
             </w:tcMar>
           </w:tcPr>
           <w:p>
             <w:pPr>
-              <w:spacing w:after="40" w:before="40"/>
+              <w:spacing w:line="372" w:lineRule="auto"/>
             </w:pPr>
             <w:r>
               <w:rPr>
-                <w:rFonts w:ascii="Calibri" w:cs="Calibri" w:eastAsia="Calibri" w:hAnsi="Calibri"/>
+                <w:rFonts w:ascii="Helvetica Neue" w:cs="Helvetica Neue" w:eastAsia="Helvetica Neue" w:hAnsi="Helvetica Neue"/>
                 <w:color w:val="1F2937"/>
-                <w:sz w:val="21"/>
-                <w:szCs w:val="21"/>
+                <w:sz w:val="18"/>
+                <w:szCs w:val="18"/>
               </w:rPr>
               <w:t xml:space="preserve">S'inscrire aux repas et consulter les contenus qui lui sont ouverts. Elle n'occupe ni chambre ni poste.</w:t>
             </w:r>
@@ -689,27 +703,30 @@
         </w:tc>
       </w:tr>
       <w:tr>
+        <w:trPr>
+          <w:cantSplit/>
+        </w:trPr>
         <w:tc>
           <w:tcPr>
             <w:tcMar>
-              <w:top w:type="dxa" w:w="60"/>
-              <w:left w:type="dxa" w:w="100"/>
-              <w:bottom w:type="dxa" w:w="60"/>
-              <w:right w:type="dxa" w:w="100"/>
+              <w:top w:type="dxa" w:w="80"/>
+              <w:left w:type="dxa" w:w="120"/>
+              <w:bottom w:type="dxa" w:w="80"/>
+              <w:right w:type="dxa" w:w="120"/>
             </w:tcMar>
           </w:tcPr>
           <w:p>
             <w:pPr>
-              <w:spacing w:after="40" w:before="40"/>
+              <w:spacing w:line="372" w:lineRule="auto"/>
             </w:pPr>
             <w:r>
               <w:rPr>
-                <w:rFonts w:ascii="Calibri" w:cs="Calibri" w:eastAsia="Calibri" w:hAnsi="Calibri"/>
+                <w:rFonts w:ascii="Helvetica Neue" w:cs="Helvetica Neue" w:eastAsia="Helvetica Neue" w:hAnsi="Helvetica Neue"/>
                 <w:b/>
                 <w:bCs/>
                 <w:color w:val="1F2937"/>
-                <w:sz w:val="21"/>
-                <w:szCs w:val="21"/>
+                <w:sz w:val="18"/>
+                <w:szCs w:val="18"/>
               </w:rPr>
               <w:t xml:space="preserve">Administratrice</w:t>
             </w:r>
@@ -718,22 +735,22 @@
         <w:tc>
           <w:tcPr>
             <w:tcMar>
-              <w:top w:type="dxa" w:w="60"/>
-              <w:left w:type="dxa" w:w="100"/>
-              <w:bottom w:type="dxa" w:w="60"/>
-              <w:right w:type="dxa" w:w="100"/>
+              <w:top w:type="dxa" w:w="80"/>
+              <w:left w:type="dxa" w:w="120"/>
+              <w:bottom w:type="dxa" w:w="80"/>
+              <w:right w:type="dxa" w:w="120"/>
             </w:tcMar>
           </w:tcPr>
           <w:p>
             <w:pPr>
-              <w:spacing w:after="40" w:before="40"/>
+              <w:spacing w:line="372" w:lineRule="auto"/>
             </w:pPr>
             <w:r>
               <w:rPr>
-                <w:rFonts w:ascii="Calibri" w:cs="Calibri" w:eastAsia="Calibri" w:hAnsi="Calibri"/>
+                <w:rFonts w:ascii="Helvetica Neue" w:cs="Helvetica Neue" w:eastAsia="Helvetica Neue" w:hAnsi="Helvetica Neue"/>
                 <w:color w:val="1F2937"/>
-                <w:sz w:val="21"/>
-                <w:szCs w:val="21"/>
+                <w:sz w:val="18"/>
+                <w:szCs w:val="18"/>
               </w:rPr>
               <w:t xml:space="preserve">Une résidente ayant des droits d'intendance</w:t>
             </w:r>
@@ -742,82 +759,82 @@
         <w:tc>
           <w:tcPr>
             <w:tcMar>
-              <w:top w:type="dxa" w:w="60"/>
-              <w:left w:type="dxa" w:w="100"/>
-              <w:bottom w:type="dxa" w:w="60"/>
-              <w:right w:type="dxa" w:w="100"/>
+              <w:top w:type="dxa" w:w="80"/>
+              <w:left w:type="dxa" w:w="120"/>
+              <w:bottom w:type="dxa" w:w="80"/>
+              <w:right w:type="dxa" w:w="120"/>
             </w:tcMar>
           </w:tcPr>
           <w:p>
             <w:pPr>
-              <w:spacing w:after="40" w:before="40"/>
+              <w:spacing w:line="372" w:lineRule="auto"/>
             </w:pPr>
             <w:r>
               <w:rPr>
-                <w:rFonts w:ascii="Calibri" w:cs="Calibri" w:eastAsia="Calibri" w:hAnsi="Calibri"/>
+                <w:rFonts w:ascii="Helvetica Neue" w:cs="Helvetica Neue" w:eastAsia="Helvetica Neue" w:hAnsi="Helvetica Neue"/>
                 <w:color w:val="1F2937"/>
-                <w:sz w:val="21"/>
-                <w:szCs w:val="21"/>
+                <w:sz w:val="18"/>
+                <w:szCs w:val="18"/>
               </w:rPr>
               <w:t xml:space="preserve">Tout ce qu'une résidente peut faire, </w:t>
             </w:r>
             <w:r>
               <w:rPr>
-                <w:rFonts w:ascii="Calibri" w:cs="Calibri" w:eastAsia="Calibri" w:hAnsi="Calibri"/>
+                <w:rFonts w:ascii="Helvetica Neue" w:cs="Helvetica Neue" w:eastAsia="Helvetica Neue" w:hAnsi="Helvetica Neue"/>
                 <w:b/>
                 <w:bCs/>
                 <w:color w:val="1F2937"/>
-                <w:sz w:val="21"/>
-                <w:szCs w:val="21"/>
+                <w:sz w:val="18"/>
+                <w:szCs w:val="18"/>
               </w:rPr>
               <w:t xml:space="preserve">plus</w:t>
             </w:r>
             <w:r>
               <w:rPr>
-                <w:rFonts w:ascii="Calibri" w:cs="Calibri" w:eastAsia="Calibri" w:hAnsi="Calibri"/>
+                <w:rFonts w:ascii="Helvetica Neue" w:cs="Helvetica Neue" w:eastAsia="Helvetica Neue" w:hAnsi="Helvetica Neue"/>
                 <w:color w:val="1F2937"/>
-                <w:sz w:val="21"/>
-                <w:szCs w:val="21"/>
+                <w:sz w:val="18"/>
+                <w:szCs w:val="18"/>
               </w:rPr>
               <w:t xml:space="preserve"> des outils d'intendance selon ses </w:t>
             </w:r>
             <w:r>
               <w:rPr>
-                <w:rFonts w:ascii="Calibri" w:cs="Calibri" w:eastAsia="Calibri" w:hAnsi="Calibri"/>
+                <w:rFonts w:ascii="Helvetica Neue" w:cs="Helvetica Neue" w:eastAsia="Helvetica Neue" w:hAnsi="Helvetica Neue"/>
                 <w:b/>
                 <w:bCs/>
                 <w:color w:val="1F2937"/>
-                <w:sz w:val="21"/>
-                <w:szCs w:val="21"/>
+                <w:sz w:val="18"/>
+                <w:szCs w:val="18"/>
               </w:rPr>
               <w:t xml:space="preserve">droits par section</w:t>
             </w:r>
             <w:r>
               <w:rPr>
-                <w:rFonts w:ascii="Calibri" w:cs="Calibri" w:eastAsia="Calibri" w:hAnsi="Calibri"/>
+                <w:rFonts w:ascii="Helvetica Neue" w:cs="Helvetica Neue" w:eastAsia="Helvetica Neue" w:hAnsi="Helvetica Neue"/>
                 <w:color w:val="1F2937"/>
-                <w:sz w:val="21"/>
-                <w:szCs w:val="21"/>
+                <w:sz w:val="18"/>
+                <w:szCs w:val="18"/>
               </w:rPr>
               <w:t xml:space="preserve"> (Repas · Événements · Absences · Comptes · Infos pratiques). Un </w:t>
             </w:r>
             <w:r>
               <w:rPr>
-                <w:rFonts w:ascii="Calibri" w:cs="Calibri" w:eastAsia="Calibri" w:hAnsi="Calibri"/>
+                <w:rFonts w:ascii="Helvetica Neue" w:cs="Helvetica Neue" w:eastAsia="Helvetica Neue" w:hAnsi="Helvetica Neue"/>
                 <w:b/>
                 <w:bCs/>
                 <w:color w:val="1F2937"/>
-                <w:sz w:val="21"/>
-                <w:szCs w:val="21"/>
+                <w:sz w:val="18"/>
+                <w:szCs w:val="18"/>
               </w:rPr>
               <w:t xml:space="preserve">super-admin</w:t>
             </w:r>
             <w:r>
               <w:rPr>
-                <w:rFonts w:ascii="Calibri" w:cs="Calibri" w:eastAsia="Calibri" w:hAnsi="Calibri"/>
+                <w:rFonts w:ascii="Helvetica Neue" w:cs="Helvetica Neue" w:eastAsia="Helvetica Neue" w:hAnsi="Helvetica Neue"/>
                 <w:color w:val="1F2937"/>
-                <w:sz w:val="21"/>
-                <w:szCs w:val="21"/>
+                <w:sz w:val="18"/>
+                <w:szCs w:val="18"/>
               </w:rPr>
               <w:t xml:space="preserve"> a tous les droits + règle ceux des autres.</w:t>
             </w:r>
@@ -827,21 +844,21 @@
     </w:tbl>
     <w:p>
       <w:pPr>
-        <w:spacing w:after="120"/>
+        <w:spacing w:after="160"/>
       </w:pPr>
     </w:p>
     <w:p>
       <w:pPr>
         <w:pBdr>
-          <w:left w:val="single" w:color="93C5FD" w:sz="12" w:space="8"/>
+          <w:left w:val="single" w:color="93C5FD" w:sz="18" w:space="10"/>
         </w:pBdr>
-        <w:spacing w:after="120"/>
-      </w:pPr>
-      <w:r>
-        <w:rPr>
-          <w:rFonts w:ascii="Calibri" w:cs="Calibri" w:eastAsia="Calibri" w:hAnsi="Calibri"/>
-          <w:i/>
-          <w:iCs/>
+        <w:shd w:fill="F8FAFC" w:val="clear"/>
+        <w:spacing w:after="160" w:before="160" w:line="372" w:lineRule="auto"/>
+        <w:ind w:left="200"/>
+      </w:pPr>
+      <w:r>
+        <w:rPr>
+          <w:rFonts w:ascii="Helvetica Neue" w:cs="Helvetica Neue" w:eastAsia="Helvetica Neue" w:hAnsi="Helvetica Neue"/>
           <w:color w:val="334155"/>
           <w:sz w:val="21"/>
           <w:szCs w:val="21"/>
@@ -850,11 +867,9 @@
       </w:r>
       <w:r>
         <w:rPr>
-          <w:rFonts w:ascii="Calibri" w:cs="Calibri" w:eastAsia="Calibri" w:hAnsi="Calibri"/>
-          <w:b/>
-          <w:bCs/>
-          <w:i/>
-          <w:iCs/>
+          <w:rFonts w:ascii="Helvetica Neue" w:cs="Helvetica Neue" w:eastAsia="Helvetica Neue" w:hAnsi="Helvetica Neue"/>
+          <w:b/>
+          <w:bCs/>
           <w:color w:val="334155"/>
           <w:sz w:val="21"/>
           <w:szCs w:val="21"/>
@@ -863,9 +878,7 @@
       </w:r>
       <w:r>
         <w:rPr>
-          <w:rFonts w:ascii="Calibri" w:cs="Calibri" w:eastAsia="Calibri" w:hAnsi="Calibri"/>
-          <w:i/>
-          <w:iCs/>
+          <w:rFonts w:ascii="Helvetica Neue" w:cs="Helvetica Neue" w:eastAsia="Helvetica Neue" w:hAnsi="Helvetica Neue"/>
           <w:color w:val="334155"/>
           <w:sz w:val="21"/>
           <w:szCs w:val="21"/>
@@ -876,15 +889,15 @@
     <w:p>
       <w:pPr>
         <w:pBdr>
-          <w:left w:val="single" w:color="93C5FD" w:sz="12" w:space="8"/>
+          <w:left w:val="single" w:color="93C5FD" w:sz="18" w:space="10"/>
         </w:pBdr>
-        <w:spacing w:after="120"/>
-      </w:pPr>
-      <w:r>
-        <w:rPr>
-          <w:rFonts w:ascii="Calibri" w:cs="Calibri" w:eastAsia="Calibri" w:hAnsi="Calibri"/>
-          <w:i/>
-          <w:iCs/>
+        <w:shd w:fill="F8FAFC" w:val="clear"/>
+        <w:spacing w:after="160" w:before="160" w:line="372" w:lineRule="auto"/>
+        <w:ind w:left="200"/>
+      </w:pPr>
+      <w:r>
+        <w:rPr>
+          <w:rFonts w:ascii="Helvetica Neue" w:cs="Helvetica Neue" w:eastAsia="Helvetica Neue" w:hAnsi="Helvetica Neue"/>
           <w:color w:val="334155"/>
           <w:sz w:val="21"/>
           <w:szCs w:val="21"/>
@@ -893,11 +906,9 @@
       </w:r>
       <w:r>
         <w:rPr>
-          <w:rFonts w:ascii="Calibri" w:cs="Calibri" w:eastAsia="Calibri" w:hAnsi="Calibri"/>
-          <w:b/>
-          <w:bCs/>
-          <w:i/>
-          <w:iCs/>
+          <w:rFonts w:ascii="Helvetica Neue" w:cs="Helvetica Neue" w:eastAsia="Helvetica Neue" w:hAnsi="Helvetica Neue"/>
+          <w:b/>
+          <w:bCs/>
           <w:color w:val="334155"/>
           <w:sz w:val="21"/>
           <w:szCs w:val="21"/>
@@ -906,9 +917,7 @@
       </w:r>
       <w:r>
         <w:rPr>
-          <w:rFonts w:ascii="Calibri" w:cs="Calibri" w:eastAsia="Calibri" w:hAnsi="Calibri"/>
-          <w:i/>
-          <w:iCs/>
+          <w:rFonts w:ascii="Helvetica Neue" w:cs="Helvetica Neue" w:eastAsia="Helvetica Neue" w:hAnsi="Helvetica Neue"/>
           <w:color w:val="334155"/>
           <w:sz w:val="21"/>
           <w:szCs w:val="21"/>
@@ -917,11 +926,9 @@
       </w:r>
       <w:r>
         <w:rPr>
-          <w:rFonts w:ascii="Calibri" w:cs="Calibri" w:eastAsia="Calibri" w:hAnsi="Calibri"/>
-          <w:b/>
-          <w:bCs/>
-          <w:i/>
-          <w:iCs/>
+          <w:rFonts w:ascii="Helvetica Neue" w:cs="Helvetica Neue" w:eastAsia="Helvetica Neue" w:hAnsi="Helvetica Neue"/>
+          <w:b/>
+          <w:bCs/>
           <w:color w:val="334155"/>
           <w:sz w:val="21"/>
           <w:szCs w:val="21"/>
@@ -930,9 +937,7 @@
       </w:r>
       <w:r>
         <w:rPr>
-          <w:rFonts w:ascii="Calibri" w:cs="Calibri" w:eastAsia="Calibri" w:hAnsi="Calibri"/>
-          <w:i/>
-          <w:iCs/>
+          <w:rFonts w:ascii="Helvetica Neue" w:cs="Helvetica Neue" w:eastAsia="Helvetica Neue" w:hAnsi="Helvetica Neue"/>
           <w:color w:val="334155"/>
           <w:sz w:val="21"/>
           <w:szCs w:val="21"/>
@@ -941,11 +946,9 @@
       </w:r>
       <w:r>
         <w:rPr>
-          <w:rFonts w:ascii="Calibri" w:cs="Calibri" w:eastAsia="Calibri" w:hAnsi="Calibri"/>
-          <w:b/>
-          <w:bCs/>
-          <w:i/>
-          <w:iCs/>
+          <w:rFonts w:ascii="Helvetica Neue" w:cs="Helvetica Neue" w:eastAsia="Helvetica Neue" w:hAnsi="Helvetica Neue"/>
+          <w:b/>
+          <w:bCs/>
           <w:color w:val="334155"/>
           <w:sz w:val="21"/>
           <w:szCs w:val="21"/>
@@ -954,9 +957,7 @@
       </w:r>
       <w:r>
         <w:rPr>
-          <w:rFonts w:ascii="Calibri" w:cs="Calibri" w:eastAsia="Calibri" w:hAnsi="Calibri"/>
-          <w:i/>
-          <w:iCs/>
+          <w:rFonts w:ascii="Helvetica Neue" w:cs="Helvetica Neue" w:eastAsia="Helvetica Neue" w:hAnsi="Helvetica Neue"/>
           <w:color w:val="334155"/>
           <w:sz w:val="21"/>
           <w:szCs w:val="21"/>
@@ -965,11 +966,9 @@
       </w:r>
       <w:r>
         <w:rPr>
-          <w:rFonts w:ascii="Calibri" w:cs="Calibri" w:eastAsia="Calibri" w:hAnsi="Calibri"/>
-          <w:b/>
-          <w:bCs/>
-          <w:i/>
-          <w:iCs/>
+          <w:rFonts w:ascii="Helvetica Neue" w:cs="Helvetica Neue" w:eastAsia="Helvetica Neue" w:hAnsi="Helvetica Neue"/>
+          <w:b/>
+          <w:bCs/>
           <w:color w:val="334155"/>
           <w:sz w:val="21"/>
           <w:szCs w:val="21"/>
@@ -978,9 +977,7 @@
       </w:r>
       <w:r>
         <w:rPr>
-          <w:rFonts w:ascii="Calibri" w:cs="Calibri" w:eastAsia="Calibri" w:hAnsi="Calibri"/>
-          <w:i/>
-          <w:iCs/>
+          <w:rFonts w:ascii="Helvetica Neue" w:cs="Helvetica Neue" w:eastAsia="Helvetica Neue" w:hAnsi="Helvetica Neue"/>
           <w:color w:val="334155"/>
           <w:sz w:val="21"/>
           <w:szCs w:val="21"/>
@@ -989,11 +986,9 @@
       </w:r>
       <w:r>
         <w:rPr>
-          <w:rFonts w:ascii="Calibri" w:cs="Calibri" w:eastAsia="Calibri" w:hAnsi="Calibri"/>
-          <w:b/>
-          <w:bCs/>
-          <w:i/>
-          <w:iCs/>
+          <w:rFonts w:ascii="Helvetica Neue" w:cs="Helvetica Neue" w:eastAsia="Helvetica Neue" w:hAnsi="Helvetica Neue"/>
+          <w:b/>
+          <w:bCs/>
           <w:color w:val="334155"/>
           <w:sz w:val="21"/>
           <w:szCs w:val="21"/>
@@ -1002,9 +997,7 @@
       </w:r>
       <w:r>
         <w:rPr>
-          <w:rFonts w:ascii="Calibri" w:cs="Calibri" w:eastAsia="Calibri" w:hAnsi="Calibri"/>
-          <w:i/>
-          <w:iCs/>
+          <w:rFonts w:ascii="Helvetica Neue" w:cs="Helvetica Neue" w:eastAsia="Helvetica Neue" w:hAnsi="Helvetica Neue"/>
           <w:color w:val="334155"/>
           <w:sz w:val="21"/>
           <w:szCs w:val="21"/>
@@ -1015,19 +1008,23 @@
     <w:p>
       <w:pPr>
         <w:pBdr>
-          <w:bottom w:val="single" w:color="E2E8F0" w:sz="6"/>
+          <w:bottom w:val="single" w:color="E2E8F0" w:sz="6" w:space="0"/>
         </w:pBdr>
-        <w:spacing w:after="120" w:before="120"/>
+        <w:spacing w:after="280" w:before="280" w:line="372" w:lineRule="auto"/>
       </w:pPr>
     </w:p>
     <w:p>
       <w:pPr>
         <w:pStyle w:val="Heading2"/>
-        <w:spacing w:after="120" w:before="240"/>
-      </w:pPr>
-      <w:r>
-        <w:rPr>
-          <w:rFonts w:ascii="Calibri" w:cs="Calibri" w:eastAsia="Calibri" w:hAnsi="Calibri"/>
+        <w:keepNext/>
+        <w:pBdr>
+          <w:bottom w:val="single" w:color="DBEAFE" w:sz="6" w:space="3"/>
+        </w:pBdr>
+        <w:spacing w:after="120" w:before="400" w:line="372" w:lineRule="auto"/>
+      </w:pPr>
+      <w:r>
+        <w:rPr>
+          <w:rFonts w:ascii="Helvetica Neue" w:cs="Helvetica Neue" w:eastAsia="Helvetica Neue" w:hAnsi="Helvetica Neue"/>
           <w:b/>
           <w:bCs/>
           <w:color w:val="1E40AF"/>
@@ -1040,27 +1037,28 @@
     <w:p>
       <w:pPr>
         <w:pStyle w:val="Heading3"/>
-        <w:spacing w:after="120" w:before="240"/>
-      </w:pPr>
-      <w:r>
-        <w:rPr>
-          <w:rFonts w:ascii="Calibri" w:cs="Calibri" w:eastAsia="Calibri" w:hAnsi="Calibri"/>
+        <w:keepNext/>
+        <w:spacing w:after="80" w:before="280" w:line="372" w:lineRule="auto"/>
+      </w:pPr>
+      <w:r>
+        <w:rPr>
+          <w:rFonts w:ascii="Helvetica Neue" w:cs="Helvetica Neue" w:eastAsia="Helvetica Neue" w:hAnsi="Helvetica Neue"/>
           <w:b/>
           <w:bCs/>
           <w:color w:val="1E40AF"/>
-          <w:sz w:val="24"/>
-          <w:szCs w:val="24"/>
+          <w:sz w:val="23"/>
+          <w:szCs w:val="23"/>
         </w:rPr>
         <w:t xml:space="preserve">Arrivée d'une résidente — sur invitation</w:t>
       </w:r>
     </w:p>
     <w:p>
       <w:pPr>
-        <w:spacing w:after="120"/>
-      </w:pPr>
-      <w:r>
-        <w:rPr>
-          <w:rFonts w:ascii="Calibri" w:cs="Calibri" w:eastAsia="Calibri" w:hAnsi="Calibri"/>
+        <w:spacing w:after="210" w:before="0" w:line="372" w:lineRule="auto"/>
+      </w:pPr>
+      <w:r>
+        <w:rPr>
+          <w:rFonts w:ascii="Helvetica Neue" w:cs="Helvetica Neue" w:eastAsia="Helvetica Neue" w:hAnsi="Helvetica Neue"/>
           <w:color w:val="1F2937"/>
           <w:sz w:val="21"/>
           <w:szCs w:val="21"/>
@@ -1069,7 +1067,7 @@
       </w:r>
       <w:r>
         <w:rPr>
-          <w:rFonts w:ascii="Calibri" w:cs="Calibri" w:eastAsia="Calibri" w:hAnsi="Calibri"/>
+          <w:rFonts w:ascii="Helvetica Neue" w:cs="Helvetica Neue" w:eastAsia="Helvetica Neue" w:hAnsi="Helvetica Neue"/>
           <w:b/>
           <w:bCs/>
           <w:color w:val="1F2937"/>
@@ -1080,7 +1078,7 @@
       </w:r>
       <w:r>
         <w:rPr>
-          <w:rFonts w:ascii="Calibri" w:cs="Calibri" w:eastAsia="Calibri" w:hAnsi="Calibri"/>
+          <w:rFonts w:ascii="Helvetica Neue" w:cs="Helvetica Neue" w:eastAsia="Helvetica Neue" w:hAnsi="Helvetica Neue"/>
           <w:color w:val="1F2937"/>
           <w:sz w:val="21"/>
           <w:szCs w:val="21"/>
@@ -1089,7 +1087,7 @@
       </w:r>
       <w:r>
         <w:rPr>
-          <w:rFonts w:ascii="Calibri" w:cs="Calibri" w:eastAsia="Calibri" w:hAnsi="Calibri"/>
+          <w:rFonts w:ascii="Helvetica Neue" w:cs="Helvetica Neue" w:eastAsia="Helvetica Neue" w:hAnsi="Helvetica Neue"/>
           <w:b/>
           <w:bCs/>
           <w:color w:val="1F2937"/>
@@ -1100,7 +1098,7 @@
       </w:r>
       <w:r>
         <w:rPr>
-          <w:rFonts w:ascii="Calibri" w:cs="Calibri" w:eastAsia="Calibri" w:hAnsi="Calibri"/>
+          <w:rFonts w:ascii="Helvetica Neue" w:cs="Helvetica Neue" w:eastAsia="Helvetica Neue" w:hAnsi="Helvetica Neue"/>
           <w:color w:val="1F2937"/>
           <w:sz w:val="21"/>
           <w:szCs w:val="21"/>
@@ -1109,7 +1107,7 @@
       </w:r>
       <w:r>
         <w:rPr>
-          <w:rFonts w:ascii="Calibri" w:cs="Calibri" w:eastAsia="Calibri" w:hAnsi="Calibri"/>
+          <w:rFonts w:ascii="Helvetica Neue" w:cs="Helvetica Neue" w:eastAsia="Helvetica Neue" w:hAnsi="Helvetica Neue"/>
           <w:b/>
           <w:bCs/>
           <w:color w:val="1F2937"/>
@@ -1120,7 +1118,7 @@
       </w:r>
       <w:r>
         <w:rPr>
-          <w:rFonts w:ascii="Calibri" w:cs="Calibri" w:eastAsia="Calibri" w:hAnsi="Calibri"/>
+          <w:rFonts w:ascii="Helvetica Neue" w:cs="Helvetica Neue" w:eastAsia="Helvetica Neue" w:hAnsi="Helvetica Neue"/>
           <w:color w:val="1F2937"/>
           <w:sz w:val="21"/>
           <w:szCs w:val="21"/>
@@ -1129,7 +1127,7 @@
       </w:r>
       <w:r>
         <w:rPr>
-          <w:rFonts w:ascii="Calibri" w:cs="Calibri" w:eastAsia="Calibri" w:hAnsi="Calibri"/>
+          <w:rFonts w:ascii="Helvetica Neue" w:cs="Helvetica Neue" w:eastAsia="Helvetica Neue" w:hAnsi="Helvetica Neue"/>
           <w:b/>
           <w:bCs/>
           <w:color w:val="1F2937"/>
@@ -1140,7 +1138,7 @@
       </w:r>
       <w:r>
         <w:rPr>
-          <w:rFonts w:ascii="Calibri" w:cs="Calibri" w:eastAsia="Calibri" w:hAnsi="Calibri"/>
+          <w:rFonts w:ascii="Helvetica Neue" w:cs="Helvetica Neue" w:eastAsia="Helvetica Neue" w:hAnsi="Helvetica Neue"/>
           <w:color w:val="1F2937"/>
           <w:sz w:val="21"/>
           <w:szCs w:val="21"/>
@@ -1149,7 +1147,7 @@
       </w:r>
       <w:r>
         <w:rPr>
-          <w:rFonts w:ascii="Calibri" w:cs="Calibri" w:eastAsia="Calibri" w:hAnsi="Calibri"/>
+          <w:rFonts w:ascii="Helvetica Neue" w:cs="Helvetica Neue" w:eastAsia="Helvetica Neue" w:hAnsi="Helvetica Neue"/>
           <w:b/>
           <w:bCs/>
           <w:color w:val="1F2937"/>
@@ -1160,7 +1158,7 @@
       </w:r>
       <w:r>
         <w:rPr>
-          <w:rFonts w:ascii="Calibri" w:cs="Calibri" w:eastAsia="Calibri" w:hAnsi="Calibri"/>
+          <w:rFonts w:ascii="Helvetica Neue" w:cs="Helvetica Neue" w:eastAsia="Helvetica Neue" w:hAnsi="Helvetica Neue"/>
           <w:color w:val="1F2937"/>
           <w:sz w:val="21"/>
           <w:szCs w:val="21"/>
@@ -1171,27 +1169,28 @@
     <w:p>
       <w:pPr>
         <w:pStyle w:val="Heading3"/>
-        <w:spacing w:after="120" w:before="240"/>
-      </w:pPr>
-      <w:r>
-        <w:rPr>
-          <w:rFonts w:ascii="Calibri" w:cs="Calibri" w:eastAsia="Calibri" w:hAnsi="Calibri"/>
+        <w:keepNext/>
+        <w:spacing w:after="80" w:before="280" w:line="372" w:lineRule="auto"/>
+      </w:pPr>
+      <w:r>
+        <w:rPr>
+          <w:rFonts w:ascii="Helvetica Neue" w:cs="Helvetica Neue" w:eastAsia="Helvetica Neue" w:hAnsi="Helvetica Neue"/>
           <w:b/>
           <w:bCs/>
           <w:color w:val="1E40AF"/>
-          <w:sz w:val="24"/>
-          <w:szCs w:val="24"/>
+          <w:sz w:val="23"/>
+          <w:szCs w:val="23"/>
         </w:rPr>
         <w:t xml:space="preserve">Arrivée d'une invitée — inscription libre</w:t>
       </w:r>
     </w:p>
     <w:p>
       <w:pPr>
-        <w:spacing w:after="120"/>
-      </w:pPr>
-      <w:r>
-        <w:rPr>
-          <w:rFonts w:ascii="Calibri" w:cs="Calibri" w:eastAsia="Calibri" w:hAnsi="Calibri"/>
+        <w:spacing w:after="210" w:before="0" w:line="372" w:lineRule="auto"/>
+      </w:pPr>
+      <w:r>
+        <w:rPr>
+          <w:rFonts w:ascii="Helvetica Neue" w:cs="Helvetica Neue" w:eastAsia="Helvetica Neue" w:hAnsi="Helvetica Neue"/>
           <w:color w:val="1F2937"/>
           <w:sz w:val="21"/>
           <w:szCs w:val="21"/>
@@ -1200,7 +1199,7 @@
       </w:r>
       <w:r>
         <w:rPr>
-          <w:rFonts w:ascii="Calibri" w:cs="Calibri" w:eastAsia="Calibri" w:hAnsi="Calibri"/>
+          <w:rFonts w:ascii="Helvetica Neue" w:cs="Helvetica Neue" w:eastAsia="Helvetica Neue" w:hAnsi="Helvetica Neue"/>
           <w:b/>
           <w:bCs/>
           <w:color w:val="1F2937"/>
@@ -1211,7 +1210,7 @@
       </w:r>
       <w:r>
         <w:rPr>
-          <w:rFonts w:ascii="Calibri" w:cs="Calibri" w:eastAsia="Calibri" w:hAnsi="Calibri"/>
+          <w:rFonts w:ascii="Helvetica Neue" w:cs="Helvetica Neue" w:eastAsia="Helvetica Neue" w:hAnsi="Helvetica Neue"/>
           <w:color w:val="1F2937"/>
           <w:sz w:val="21"/>
           <w:szCs w:val="21"/>
@@ -1222,16 +1221,17 @@
     <w:p>
       <w:pPr>
         <w:pStyle w:val="Heading3"/>
-        <w:spacing w:after="120" w:before="240"/>
-      </w:pPr>
-      <w:r>
-        <w:rPr>
-          <w:rFonts w:ascii="Calibri" w:cs="Calibri" w:eastAsia="Calibri" w:hAnsi="Calibri"/>
+        <w:keepNext/>
+        <w:spacing w:after="80" w:before="280" w:line="372" w:lineRule="auto"/>
+      </w:pPr>
+      <w:r>
+        <w:rPr>
+          <w:rFonts w:ascii="Helvetica Neue" w:cs="Helvetica Neue" w:eastAsia="Helvetica Neue" w:hAnsi="Helvetica Neue"/>
           <w:b/>
           <w:bCs/>
           <w:color w:val="1E40AF"/>
-          <w:sz w:val="24"/>
-          <w:szCs w:val="24"/>
+          <w:sz w:val="23"/>
+          <w:szCs w:val="23"/>
         </w:rPr>
         <w:t xml:space="preserve">Connexion et mot de passe</w:t>
       </w:r>
@@ -1243,11 +1243,11 @@
           <w:ilvl w:val="0"/>
           <w:numId w:val="1"/>
         </w:numPr>
-        <w:spacing w:after="60"/>
-      </w:pPr>
-      <w:r>
-        <w:rPr>
-          <w:rFonts w:ascii="Calibri" w:cs="Calibri" w:eastAsia="Calibri" w:hAnsi="Calibri"/>
+        <w:spacing w:after="40" w:before="0" w:line="372" w:lineRule="auto"/>
+      </w:pPr>
+      <w:r>
+        <w:rPr>
+          <w:rFonts w:ascii="Helvetica Neue" w:cs="Helvetica Neue" w:eastAsia="Helvetica Neue" w:hAnsi="Helvetica Neue"/>
           <w:color w:val="1F2937"/>
           <w:sz w:val="21"/>
           <w:szCs w:val="21"/>
@@ -1256,7 +1256,7 @@
       </w:r>
       <w:r>
         <w:rPr>
-          <w:rFonts w:ascii="Calibri" w:cs="Calibri" w:eastAsia="Calibri" w:hAnsi="Calibri"/>
+          <w:rFonts w:ascii="Helvetica Neue" w:cs="Helvetica Neue" w:eastAsia="Helvetica Neue" w:hAnsi="Helvetica Neue"/>
           <w:b/>
           <w:bCs/>
           <w:color w:val="1F2937"/>
@@ -1267,7 +1267,7 @@
       </w:r>
       <w:r>
         <w:rPr>
-          <w:rFonts w:ascii="Calibri" w:cs="Calibri" w:eastAsia="Calibri" w:hAnsi="Calibri"/>
+          <w:rFonts w:ascii="Helvetica Neue" w:cs="Helvetica Neue" w:eastAsia="Helvetica Neue" w:hAnsi="Helvetica Neue"/>
           <w:color w:val="1F2937"/>
           <w:sz w:val="21"/>
           <w:szCs w:val="21"/>
@@ -1282,11 +1282,11 @@
           <w:ilvl w:val="0"/>
           <w:numId w:val="1"/>
         </w:numPr>
-        <w:spacing w:after="60"/>
-      </w:pPr>
-      <w:r>
-        <w:rPr>
-          <w:rFonts w:ascii="Calibri" w:cs="Calibri" w:eastAsia="Calibri" w:hAnsi="Calibri"/>
+        <w:spacing w:after="40" w:before="0" w:line="372" w:lineRule="auto"/>
+      </w:pPr>
+      <w:r>
+        <w:rPr>
+          <w:rFonts w:ascii="Helvetica Neue" w:cs="Helvetica Neue" w:eastAsia="Helvetica Neue" w:hAnsi="Helvetica Neue"/>
           <w:color w:val="1F2937"/>
           <w:sz w:val="21"/>
           <w:szCs w:val="21"/>
@@ -1295,7 +1295,7 @@
       </w:r>
       <w:r>
         <w:rPr>
-          <w:rFonts w:ascii="Calibri" w:cs="Calibri" w:eastAsia="Calibri" w:hAnsi="Calibri"/>
+          <w:rFonts w:ascii="Helvetica Neue" w:cs="Helvetica Neue" w:eastAsia="Helvetica Neue" w:hAnsi="Helvetica Neue"/>
           <w:b/>
           <w:bCs/>
           <w:color w:val="1F2937"/>
@@ -1306,7 +1306,7 @@
       </w:r>
       <w:r>
         <w:rPr>
-          <w:rFonts w:ascii="Calibri" w:cs="Calibri" w:eastAsia="Calibri" w:hAnsi="Calibri"/>
+          <w:rFonts w:ascii="Helvetica Neue" w:cs="Helvetica Neue" w:eastAsia="Helvetica Neue" w:hAnsi="Helvetica Neue"/>
           <w:color w:val="1F2937"/>
           <w:sz w:val="21"/>
           <w:szCs w:val="21"/>
@@ -1321,11 +1321,11 @@
           <w:ilvl w:val="0"/>
           <w:numId w:val="1"/>
         </w:numPr>
-        <w:spacing w:after="60"/>
-      </w:pPr>
-      <w:r>
-        <w:rPr>
-          <w:rFonts w:ascii="Calibri" w:cs="Calibri" w:eastAsia="Calibri" w:hAnsi="Calibri"/>
+        <w:spacing w:after="40" w:before="0" w:line="372" w:lineRule="auto"/>
+      </w:pPr>
+      <w:r>
+        <w:rPr>
+          <w:rFonts w:ascii="Helvetica Neue" w:cs="Helvetica Neue" w:eastAsia="Helvetica Neue" w:hAnsi="Helvetica Neue"/>
           <w:color w:val="1F2937"/>
           <w:sz w:val="21"/>
           <w:szCs w:val="21"/>
@@ -1334,7 +1334,7 @@
       </w:r>
       <w:r>
         <w:rPr>
-          <w:rFonts w:ascii="Calibri" w:cs="Calibri" w:eastAsia="Calibri" w:hAnsi="Calibri"/>
+          <w:rFonts w:ascii="Helvetica Neue" w:cs="Helvetica Neue" w:eastAsia="Helvetica Neue" w:hAnsi="Helvetica Neue"/>
           <w:b/>
           <w:bCs/>
           <w:color w:val="1F2937"/>
@@ -1345,7 +1345,7 @@
       </w:r>
       <w:r>
         <w:rPr>
-          <w:rFonts w:ascii="Calibri" w:cs="Calibri" w:eastAsia="Calibri" w:hAnsi="Calibri"/>
+          <w:rFonts w:ascii="Helvetica Neue" w:cs="Helvetica Neue" w:eastAsia="Helvetica Neue" w:hAnsi="Helvetica Neue"/>
           <w:color w:val="1F2937"/>
           <w:sz w:val="21"/>
           <w:szCs w:val="21"/>
@@ -1354,7 +1354,7 @@
       </w:r>
       <w:r>
         <w:rPr>
-          <w:rFonts w:ascii="Calibri" w:cs="Calibri" w:eastAsia="Calibri" w:hAnsi="Calibri"/>
+          <w:rFonts w:ascii="Helvetica Neue" w:cs="Helvetica Neue" w:eastAsia="Helvetica Neue" w:hAnsi="Helvetica Neue"/>
           <w:b/>
           <w:bCs/>
           <w:color w:val="1F2937"/>
@@ -1365,7 +1365,7 @@
       </w:r>
       <w:r>
         <w:rPr>
-          <w:rFonts w:ascii="Calibri" w:cs="Calibri" w:eastAsia="Calibri" w:hAnsi="Calibri"/>
+          <w:rFonts w:ascii="Helvetica Neue" w:cs="Helvetica Neue" w:eastAsia="Helvetica Neue" w:hAnsi="Helvetica Neue"/>
           <w:color w:val="1F2937"/>
           <w:sz w:val="21"/>
           <w:szCs w:val="21"/>
@@ -1374,7 +1374,7 @@
       </w:r>
       <w:r>
         <w:rPr>
-          <w:rFonts w:ascii="Calibri" w:cs="Calibri" w:eastAsia="Calibri" w:hAnsi="Calibri"/>
+          <w:rFonts w:ascii="Helvetica Neue" w:cs="Helvetica Neue" w:eastAsia="Helvetica Neue" w:hAnsi="Helvetica Neue"/>
           <w:b/>
           <w:bCs/>
           <w:color w:val="1F2937"/>
@@ -1385,7 +1385,7 @@
       </w:r>
       <w:r>
         <w:rPr>
-          <w:rFonts w:ascii="Calibri" w:cs="Calibri" w:eastAsia="Calibri" w:hAnsi="Calibri"/>
+          <w:rFonts w:ascii="Helvetica Neue" w:cs="Helvetica Neue" w:eastAsia="Helvetica Neue" w:hAnsi="Helvetica Neue"/>
           <w:color w:val="1F2937"/>
           <w:sz w:val="21"/>
           <w:szCs w:val="21"/>
@@ -1396,27 +1396,28 @@
     <w:p>
       <w:pPr>
         <w:pStyle w:val="Heading3"/>
-        <w:spacing w:after="120" w:before="240"/>
-      </w:pPr>
-      <w:r>
-        <w:rPr>
-          <w:rFonts w:ascii="Calibri" w:cs="Calibri" w:eastAsia="Calibri" w:hAnsi="Calibri"/>
+        <w:keepNext/>
+        <w:spacing w:after="80" w:before="280" w:line="372" w:lineRule="auto"/>
+      </w:pPr>
+      <w:r>
+        <w:rPr>
+          <w:rFonts w:ascii="Helvetica Neue" w:cs="Helvetica Neue" w:eastAsia="Helvetica Neue" w:hAnsi="Helvetica Neue"/>
           <w:b/>
           <w:bCs/>
           <w:color w:val="1E40AF"/>
-          <w:sz w:val="24"/>
-          <w:szCs w:val="24"/>
+          <w:sz w:val="23"/>
+          <w:szCs w:val="23"/>
         </w:rPr>
         <w:t xml:space="preserve">Départ</w:t>
       </w:r>
     </w:p>
     <w:p>
       <w:pPr>
-        <w:spacing w:after="120"/>
-      </w:pPr>
-      <w:r>
-        <w:rPr>
-          <w:rFonts w:ascii="Calibri" w:cs="Calibri" w:eastAsia="Calibri" w:hAnsi="Calibri"/>
+        <w:spacing w:after="210" w:before="0" w:line="372" w:lineRule="auto"/>
+      </w:pPr>
+      <w:r>
+        <w:rPr>
+          <w:rFonts w:ascii="Helvetica Neue" w:cs="Helvetica Neue" w:eastAsia="Helvetica Neue" w:hAnsi="Helvetica Neue"/>
           <w:color w:val="1F2937"/>
           <w:sz w:val="21"/>
           <w:szCs w:val="21"/>
@@ -1425,7 +1426,7 @@
       </w:r>
       <w:r>
         <w:rPr>
-          <w:rFonts w:ascii="Calibri" w:cs="Calibri" w:eastAsia="Calibri" w:hAnsi="Calibri"/>
+          <w:rFonts w:ascii="Helvetica Neue" w:cs="Helvetica Neue" w:eastAsia="Helvetica Neue" w:hAnsi="Helvetica Neue"/>
           <w:b/>
           <w:bCs/>
           <w:color w:val="1F2937"/>
@@ -1436,7 +1437,7 @@
       </w:r>
       <w:r>
         <w:rPr>
-          <w:rFonts w:ascii="Calibri" w:cs="Calibri" w:eastAsia="Calibri" w:hAnsi="Calibri"/>
+          <w:rFonts w:ascii="Helvetica Neue" w:cs="Helvetica Neue" w:eastAsia="Helvetica Neue" w:hAnsi="Helvetica Neue"/>
           <w:color w:val="1F2937"/>
           <w:sz w:val="21"/>
           <w:szCs w:val="21"/>
@@ -1445,7 +1446,7 @@
       </w:r>
       <w:r>
         <w:rPr>
-          <w:rFonts w:ascii="Calibri" w:cs="Calibri" w:eastAsia="Calibri" w:hAnsi="Calibri"/>
+          <w:rFonts w:ascii="Helvetica Neue" w:cs="Helvetica Neue" w:eastAsia="Helvetica Neue" w:hAnsi="Helvetica Neue"/>
           <w:b/>
           <w:bCs/>
           <w:color w:val="1F2937"/>
@@ -1456,7 +1457,7 @@
       </w:r>
       <w:r>
         <w:rPr>
-          <w:rFonts w:ascii="Calibri" w:cs="Calibri" w:eastAsia="Calibri" w:hAnsi="Calibri"/>
+          <w:rFonts w:ascii="Helvetica Neue" w:cs="Helvetica Neue" w:eastAsia="Helvetica Neue" w:hAnsi="Helvetica Neue"/>
           <w:color w:val="1F2937"/>
           <w:sz w:val="21"/>
           <w:szCs w:val="21"/>
@@ -1467,19 +1468,23 @@
     <w:p>
       <w:pPr>
         <w:pBdr>
-          <w:bottom w:val="single" w:color="E2E8F0" w:sz="6"/>
+          <w:bottom w:val="single" w:color="E2E8F0" w:sz="6" w:space="0"/>
         </w:pBdr>
-        <w:spacing w:after="120" w:before="120"/>
+        <w:spacing w:after="280" w:before="280" w:line="372" w:lineRule="auto"/>
       </w:pPr>
     </w:p>
     <w:p>
       <w:pPr>
         <w:pStyle w:val="Heading2"/>
-        <w:spacing w:after="120" w:before="240"/>
-      </w:pPr>
-      <w:r>
-        <w:rPr>
-          <w:rFonts w:ascii="Calibri" w:cs="Calibri" w:eastAsia="Calibri" w:hAnsi="Calibri"/>
+        <w:keepNext/>
+        <w:pBdr>
+          <w:bottom w:val="single" w:color="DBEAFE" w:sz="6" w:space="3"/>
+        </w:pBdr>
+        <w:spacing w:after="120" w:before="400" w:line="372" w:lineRule="auto"/>
+      </w:pPr>
+      <w:r>
+        <w:rPr>
+          <w:rFonts w:ascii="Helvetica Neue" w:cs="Helvetica Neue" w:eastAsia="Helvetica Neue" w:hAnsi="Helvetica Neue"/>
           <w:b/>
           <w:bCs/>
           <w:color w:val="1E40AF"/>
@@ -1492,27 +1497,28 @@
     <w:p>
       <w:pPr>
         <w:pStyle w:val="Heading3"/>
-        <w:spacing w:after="120" w:before="240"/>
-      </w:pPr>
-      <w:r>
-        <w:rPr>
-          <w:rFonts w:ascii="Calibri" w:cs="Calibri" w:eastAsia="Calibri" w:hAnsi="Calibri"/>
+        <w:keepNext/>
+        <w:spacing w:after="80" w:before="280" w:line="372" w:lineRule="auto"/>
+      </w:pPr>
+      <w:r>
+        <w:rPr>
+          <w:rFonts w:ascii="Helvetica Neue" w:cs="Helvetica Neue" w:eastAsia="Helvetica Neue" w:hAnsi="Helvetica Neue"/>
           <w:b/>
           <w:bCs/>
           <w:color w:val="1E40AF"/>
-          <w:sz w:val="24"/>
-          <w:szCs w:val="24"/>
+          <w:sz w:val="23"/>
+          <w:szCs w:val="23"/>
         </w:rPr>
         <w:t xml:space="preserve">4.1. L'écran d'accueil (la journée en cours)</w:t>
       </w:r>
     </w:p>
     <w:p>
       <w:pPr>
-        <w:spacing w:after="120"/>
-      </w:pPr>
-      <w:r>
-        <w:rPr>
-          <w:rFonts w:ascii="Calibri" w:cs="Calibri" w:eastAsia="Calibri" w:hAnsi="Calibri"/>
+        <w:spacing w:after="210" w:before="0" w:line="372" w:lineRule="auto"/>
+      </w:pPr>
+      <w:r>
+        <w:rPr>
+          <w:rFonts w:ascii="Helvetica Neue" w:cs="Helvetica Neue" w:eastAsia="Helvetica Neue" w:hAnsi="Helvetica Neue"/>
           <w:color w:val="1F2937"/>
           <w:sz w:val="21"/>
           <w:szCs w:val="21"/>
@@ -1521,7 +1527,7 @@
       </w:r>
       <w:r>
         <w:rPr>
-          <w:rFonts w:ascii="Calibri" w:cs="Calibri" w:eastAsia="Calibri" w:hAnsi="Calibri"/>
+          <w:rFonts w:ascii="Helvetica Neue" w:cs="Helvetica Neue" w:eastAsia="Helvetica Neue" w:hAnsi="Helvetica Neue"/>
           <w:b/>
           <w:bCs/>
           <w:color w:val="1F2937"/>
@@ -1532,7 +1538,7 @@
       </w:r>
       <w:r>
         <w:rPr>
-          <w:rFonts w:ascii="Calibri" w:cs="Calibri" w:eastAsia="Calibri" w:hAnsi="Calibri"/>
+          <w:rFonts w:ascii="Helvetica Neue" w:cs="Helvetica Neue" w:eastAsia="Helvetica Neue" w:hAnsi="Helvetica Neue"/>
           <w:color w:val="1F2937"/>
           <w:sz w:val="21"/>
           <w:szCs w:val="21"/>
@@ -1541,7 +1547,7 @@
       </w:r>
       <w:r>
         <w:rPr>
-          <w:rFonts w:ascii="Calibri" w:cs="Calibri" w:eastAsia="Calibri" w:hAnsi="Calibri"/>
+          <w:rFonts w:ascii="Helvetica Neue" w:cs="Helvetica Neue" w:eastAsia="Helvetica Neue" w:hAnsi="Helvetica Neue"/>
           <w:b/>
           <w:bCs/>
           <w:color w:val="1F2937"/>
@@ -1552,7 +1558,7 @@
       </w:r>
       <w:r>
         <w:rPr>
-          <w:rFonts w:ascii="Calibri" w:cs="Calibri" w:eastAsia="Calibri" w:hAnsi="Calibri"/>
+          <w:rFonts w:ascii="Helvetica Neue" w:cs="Helvetica Neue" w:eastAsia="Helvetica Neue" w:hAnsi="Helvetica Neue"/>
           <w:color w:val="1F2937"/>
           <w:sz w:val="21"/>
           <w:szCs w:val="21"/>
@@ -1561,7 +1567,7 @@
       </w:r>
       <w:r>
         <w:rPr>
-          <w:rFonts w:ascii="Calibri" w:cs="Calibri" w:eastAsia="Calibri" w:hAnsi="Calibri"/>
+          <w:rFonts w:ascii="Helvetica Neue" w:cs="Helvetica Neue" w:eastAsia="Helvetica Neue" w:hAnsi="Helvetica Neue"/>
           <w:i/>
           <w:iCs/>
           <w:color w:val="1F2937"/>
@@ -1572,7 +1578,7 @@
       </w:r>
       <w:r>
         <w:rPr>
-          <w:rFonts w:ascii="Calibri" w:cs="Calibri" w:eastAsia="Calibri" w:hAnsi="Calibri"/>
+          <w:rFonts w:ascii="Helvetica Neue" w:cs="Helvetica Neue" w:eastAsia="Helvetica Neue" w:hAnsi="Helvetica Neue"/>
           <w:color w:val="1F2937"/>
           <w:sz w:val="21"/>
           <w:szCs w:val="21"/>
@@ -1581,7 +1587,7 @@
       </w:r>
       <w:r>
         <w:rPr>
-          <w:rFonts w:ascii="Calibri" w:cs="Calibri" w:eastAsia="Calibri" w:hAnsi="Calibri"/>
+          <w:rFonts w:ascii="Helvetica Neue" w:cs="Helvetica Neue" w:eastAsia="Helvetica Neue" w:hAnsi="Helvetica Neue"/>
           <w:i/>
           <w:iCs/>
           <w:color w:val="1F2937"/>
@@ -1592,7 +1598,7 @@
       </w:r>
       <w:r>
         <w:rPr>
-          <w:rFonts w:ascii="Calibri" w:cs="Calibri" w:eastAsia="Calibri" w:hAnsi="Calibri"/>
+          <w:rFonts w:ascii="Helvetica Neue" w:cs="Helvetica Neue" w:eastAsia="Helvetica Neue" w:hAnsi="Helvetica Neue"/>
           <w:color w:val="1F2937"/>
           <w:sz w:val="21"/>
           <w:szCs w:val="21"/>
@@ -1601,7 +1607,7 @@
       </w:r>
       <w:r>
         <w:rPr>
-          <w:rFonts w:ascii="Calibri" w:cs="Calibri" w:eastAsia="Calibri" w:hAnsi="Calibri"/>
+          <w:rFonts w:ascii="Helvetica Neue" w:cs="Helvetica Neue" w:eastAsia="Helvetica Neue" w:hAnsi="Helvetica Neue"/>
           <w:b/>
           <w:bCs/>
           <w:color w:val="1F2937"/>
@@ -1612,7 +1618,7 @@
       </w:r>
       <w:r>
         <w:rPr>
-          <w:rFonts w:ascii="Calibri" w:cs="Calibri" w:eastAsia="Calibri" w:hAnsi="Calibri"/>
+          <w:rFonts w:ascii="Helvetica Neue" w:cs="Helvetica Neue" w:eastAsia="Helvetica Neue" w:hAnsi="Helvetica Neue"/>
           <w:color w:val="1F2937"/>
           <w:sz w:val="21"/>
           <w:szCs w:val="21"/>
@@ -1621,7 +1627,7 @@
       </w:r>
       <w:r>
         <w:rPr>
-          <w:rFonts w:ascii="Calibri" w:cs="Calibri" w:eastAsia="Calibri" w:hAnsi="Calibri"/>
+          <w:rFonts w:ascii="Helvetica Neue" w:cs="Helvetica Neue" w:eastAsia="Helvetica Neue" w:hAnsi="Helvetica Neue"/>
           <w:b/>
           <w:bCs/>
           <w:color w:val="1F2937"/>
@@ -1632,7 +1638,7 @@
       </w:r>
       <w:r>
         <w:rPr>
-          <w:rFonts w:ascii="Calibri" w:cs="Calibri" w:eastAsia="Calibri" w:hAnsi="Calibri"/>
+          <w:rFonts w:ascii="Helvetica Neue" w:cs="Helvetica Neue" w:eastAsia="Helvetica Neue" w:hAnsi="Helvetica Neue"/>
           <w:color w:val="1F2937"/>
           <w:sz w:val="21"/>
           <w:szCs w:val="21"/>
@@ -1641,7 +1647,7 @@
       </w:r>
       <w:r>
         <w:rPr>
-          <w:rFonts w:ascii="Calibri" w:cs="Calibri" w:eastAsia="Calibri" w:hAnsi="Calibri"/>
+          <w:rFonts w:ascii="Helvetica Neue" w:cs="Helvetica Neue" w:eastAsia="Helvetica Neue" w:hAnsi="Helvetica Neue"/>
           <w:b/>
           <w:bCs/>
           <w:color w:val="1F2937"/>
@@ -1652,7 +1658,7 @@
       </w:r>
       <w:r>
         <w:rPr>
-          <w:rFonts w:ascii="Calibri" w:cs="Calibri" w:eastAsia="Calibri" w:hAnsi="Calibri"/>
+          <w:rFonts w:ascii="Helvetica Neue" w:cs="Helvetica Neue" w:eastAsia="Helvetica Neue" w:hAnsi="Helvetica Neue"/>
           <w:color w:val="1F2937"/>
           <w:sz w:val="21"/>
           <w:szCs w:val="21"/>
@@ -1661,7 +1667,7 @@
       </w:r>
       <w:r>
         <w:rPr>
-          <w:rFonts w:ascii="Calibri" w:cs="Calibri" w:eastAsia="Calibri" w:hAnsi="Calibri"/>
+          <w:rFonts w:ascii="Helvetica Neue" w:cs="Helvetica Neue" w:eastAsia="Helvetica Neue" w:hAnsi="Helvetica Neue"/>
           <w:b/>
           <w:bCs/>
           <w:color w:val="1F2937"/>
@@ -1672,7 +1678,7 @@
       </w:r>
       <w:r>
         <w:rPr>
-          <w:rFonts w:ascii="Calibri" w:cs="Calibri" w:eastAsia="Calibri" w:hAnsi="Calibri"/>
+          <w:rFonts w:ascii="Helvetica Neue" w:cs="Helvetica Neue" w:eastAsia="Helvetica Neue" w:hAnsi="Helvetica Neue"/>
           <w:color w:val="1F2937"/>
           <w:sz w:val="21"/>
           <w:szCs w:val="21"/>
@@ -1682,11 +1688,11 @@
     </w:p>
     <w:p>
       <w:pPr>
-        <w:spacing w:after="120"/>
-      </w:pPr>
-      <w:r>
-        <w:rPr>
-          <w:rFonts w:ascii="Calibri" w:cs="Calibri" w:eastAsia="Calibri" w:hAnsi="Calibri"/>
+        <w:spacing w:after="210" w:before="0" w:line="372" w:lineRule="auto"/>
+      </w:pPr>
+      <w:r>
+        <w:rPr>
+          <w:rFonts w:ascii="Helvetica Neue" w:cs="Helvetica Neue" w:eastAsia="Helvetica Neue" w:hAnsi="Helvetica Neue"/>
           <w:color w:val="1F2937"/>
           <w:sz w:val="21"/>
           <w:szCs w:val="21"/>
@@ -1701,11 +1707,11 @@
           <w:ilvl w:val="0"/>
           <w:numId w:val="1"/>
         </w:numPr>
-        <w:spacing w:after="60"/>
-      </w:pPr>
-      <w:r>
-        <w:rPr>
-          <w:rFonts w:ascii="Calibri" w:cs="Calibri" w:eastAsia="Calibri" w:hAnsi="Calibri"/>
+        <w:spacing w:after="40" w:before="0" w:line="372" w:lineRule="auto"/>
+      </w:pPr>
+      <w:r>
+        <w:rPr>
+          <w:rFonts w:ascii="Helvetica Neue" w:cs="Helvetica Neue" w:eastAsia="Helvetica Neue" w:hAnsi="Helvetica Neue"/>
           <w:color w:val="1F2937"/>
           <w:sz w:val="21"/>
           <w:szCs w:val="21"/>
@@ -1714,7 +1720,7 @@
       </w:r>
       <w:r>
         <w:rPr>
-          <w:rFonts w:ascii="Calibri" w:cs="Calibri" w:eastAsia="Calibri" w:hAnsi="Calibri"/>
+          <w:rFonts w:ascii="Helvetica Neue" w:cs="Helvetica Neue" w:eastAsia="Helvetica Neue" w:hAnsi="Helvetica Neue"/>
           <w:b/>
           <w:bCs/>
           <w:color w:val="1F2937"/>
@@ -1725,7 +1731,7 @@
       </w:r>
       <w:r>
         <w:rPr>
-          <w:rFonts w:ascii="Calibri" w:cs="Calibri" w:eastAsia="Calibri" w:hAnsi="Calibri"/>
+          <w:rFonts w:ascii="Helvetica Neue" w:cs="Helvetica Neue" w:eastAsia="Helvetica Neue" w:hAnsi="Helvetica Neue"/>
           <w:color w:val="1F2937"/>
           <w:sz w:val="21"/>
           <w:szCs w:val="21"/>
@@ -1734,7 +1740,7 @@
       </w:r>
       <w:r>
         <w:rPr>
-          <w:rFonts w:ascii="Calibri" w:cs="Calibri" w:eastAsia="Calibri" w:hAnsi="Calibri"/>
+          <w:rFonts w:ascii="Helvetica Neue" w:cs="Helvetica Neue" w:eastAsia="Helvetica Neue" w:hAnsi="Helvetica Neue"/>
           <w:b/>
           <w:bCs/>
           <w:color w:val="1F2937"/>
@@ -1745,7 +1751,7 @@
       </w:r>
       <w:r>
         <w:rPr>
-          <w:rFonts w:ascii="Calibri" w:cs="Calibri" w:eastAsia="Calibri" w:hAnsi="Calibri"/>
+          <w:rFonts w:ascii="Helvetica Neue" w:cs="Helvetica Neue" w:eastAsia="Helvetica Neue" w:hAnsi="Helvetica Neue"/>
           <w:color w:val="1F2937"/>
           <w:sz w:val="21"/>
           <w:szCs w:val="21"/>
@@ -1754,7 +1760,7 @@
       </w:r>
       <w:r>
         <w:rPr>
-          <w:rFonts w:ascii="Calibri" w:cs="Calibri" w:eastAsia="Calibri" w:hAnsi="Calibri"/>
+          <w:rFonts w:ascii="Helvetica Neue" w:cs="Helvetica Neue" w:eastAsia="Helvetica Neue" w:hAnsi="Helvetica Neue"/>
           <w:b/>
           <w:bCs/>
           <w:color w:val="1F2937"/>
@@ -1765,7 +1771,7 @@
       </w:r>
       <w:r>
         <w:rPr>
-          <w:rFonts w:ascii="Calibri" w:cs="Calibri" w:eastAsia="Calibri" w:hAnsi="Calibri"/>
+          <w:rFonts w:ascii="Helvetica Neue" w:cs="Helvetica Neue" w:eastAsia="Helvetica Neue" w:hAnsi="Helvetica Neue"/>
           <w:color w:val="1F2937"/>
           <w:sz w:val="21"/>
           <w:szCs w:val="21"/>
@@ -1774,7 +1780,7 @@
       </w:r>
       <w:r>
         <w:rPr>
-          <w:rFonts w:ascii="Calibri" w:cs="Calibri" w:eastAsia="Calibri" w:hAnsi="Calibri"/>
+          <w:rFonts w:ascii="Helvetica Neue" w:cs="Helvetica Neue" w:eastAsia="Helvetica Neue" w:hAnsi="Helvetica Neue"/>
           <w:b/>
           <w:bCs/>
           <w:color w:val="1F2937"/>
@@ -1785,7 +1791,7 @@
       </w:r>
       <w:r>
         <w:rPr>
-          <w:rFonts w:ascii="Calibri" w:cs="Calibri" w:eastAsia="Calibri" w:hAnsi="Calibri"/>
+          <w:rFonts w:ascii="Helvetica Neue" w:cs="Helvetica Neue" w:eastAsia="Helvetica Neue" w:hAnsi="Helvetica Neue"/>
           <w:color w:val="1F2937"/>
           <w:sz w:val="21"/>
           <w:szCs w:val="21"/>
@@ -1800,11 +1806,11 @@
           <w:ilvl w:val="0"/>
           <w:numId w:val="1"/>
         </w:numPr>
-        <w:spacing w:after="60"/>
-      </w:pPr>
-      <w:r>
-        <w:rPr>
-          <w:rFonts w:ascii="Calibri" w:cs="Calibri" w:eastAsia="Calibri" w:hAnsi="Calibri"/>
+        <w:spacing w:after="40" w:before="0" w:line="372" w:lineRule="auto"/>
+      </w:pPr>
+      <w:r>
+        <w:rPr>
+          <w:rFonts w:ascii="Helvetica Neue" w:cs="Helvetica Neue" w:eastAsia="Helvetica Neue" w:hAnsi="Helvetica Neue"/>
           <w:color w:val="1F2937"/>
           <w:sz w:val="21"/>
           <w:szCs w:val="21"/>
@@ -1813,7 +1819,7 @@
       </w:r>
       <w:r>
         <w:rPr>
-          <w:rFonts w:ascii="Calibri" w:cs="Calibri" w:eastAsia="Calibri" w:hAnsi="Calibri"/>
+          <w:rFonts w:ascii="Helvetica Neue" w:cs="Helvetica Neue" w:eastAsia="Helvetica Neue" w:hAnsi="Helvetica Neue"/>
           <w:b/>
           <w:bCs/>
           <w:color w:val="1F2937"/>
@@ -1824,7 +1830,7 @@
       </w:r>
       <w:r>
         <w:rPr>
-          <w:rFonts w:ascii="Calibri" w:cs="Calibri" w:eastAsia="Calibri" w:hAnsi="Calibri"/>
+          <w:rFonts w:ascii="Helvetica Neue" w:cs="Helvetica Neue" w:eastAsia="Helvetica Neue" w:hAnsi="Helvetica Neue"/>
           <w:color w:val="1F2937"/>
           <w:sz w:val="21"/>
           <w:szCs w:val="21"/>
@@ -1839,11 +1845,11 @@
           <w:ilvl w:val="0"/>
           <w:numId w:val="1"/>
         </w:numPr>
-        <w:spacing w:after="60"/>
-      </w:pPr>
-      <w:r>
-        <w:rPr>
-          <w:rFonts w:ascii="Calibri" w:cs="Calibri" w:eastAsia="Calibri" w:hAnsi="Calibri"/>
+        <w:spacing w:after="40" w:before="0" w:line="372" w:lineRule="auto"/>
+      </w:pPr>
+      <w:r>
+        <w:rPr>
+          <w:rFonts w:ascii="Helvetica Neue" w:cs="Helvetica Neue" w:eastAsia="Helvetica Neue" w:hAnsi="Helvetica Neue"/>
           <w:color w:val="1F2937"/>
           <w:sz w:val="21"/>
           <w:szCs w:val="21"/>
@@ -1852,7 +1858,7 @@
       </w:r>
       <w:r>
         <w:rPr>
-          <w:rFonts w:ascii="Calibri" w:cs="Calibri" w:eastAsia="Calibri" w:hAnsi="Calibri"/>
+          <w:rFonts w:ascii="Helvetica Neue" w:cs="Helvetica Neue" w:eastAsia="Helvetica Neue" w:hAnsi="Helvetica Neue"/>
           <w:b/>
           <w:bCs/>
           <w:color w:val="1F2937"/>
@@ -1863,7 +1869,7 @@
       </w:r>
       <w:r>
         <w:rPr>
-          <w:rFonts w:ascii="Calibri" w:cs="Calibri" w:eastAsia="Calibri" w:hAnsi="Calibri"/>
+          <w:rFonts w:ascii="Helvetica Neue" w:cs="Helvetica Neue" w:eastAsia="Helvetica Neue" w:hAnsi="Helvetica Neue"/>
           <w:color w:val="1F2937"/>
           <w:sz w:val="21"/>
           <w:szCs w:val="21"/>
@@ -1878,11 +1884,11 @@
           <w:ilvl w:val="0"/>
           <w:numId w:val="1"/>
         </w:numPr>
-        <w:spacing w:after="60"/>
-      </w:pPr>
-      <w:r>
-        <w:rPr>
-          <w:rFonts w:ascii="Calibri" w:cs="Calibri" w:eastAsia="Calibri" w:hAnsi="Calibri"/>
+        <w:spacing w:after="40" w:before="0" w:line="372" w:lineRule="auto"/>
+      </w:pPr>
+      <w:r>
+        <w:rPr>
+          <w:rFonts w:ascii="Helvetica Neue" w:cs="Helvetica Neue" w:eastAsia="Helvetica Neue" w:hAnsi="Helvetica Neue"/>
           <w:color w:val="1F2937"/>
           <w:sz w:val="21"/>
           <w:szCs w:val="21"/>
@@ -1891,7 +1897,7 @@
       </w:r>
       <w:r>
         <w:rPr>
-          <w:rFonts w:ascii="Calibri" w:cs="Calibri" w:eastAsia="Calibri" w:hAnsi="Calibri"/>
+          <w:rFonts w:ascii="Helvetica Neue" w:cs="Helvetica Neue" w:eastAsia="Helvetica Neue" w:hAnsi="Helvetica Neue"/>
           <w:b/>
           <w:bCs/>
           <w:color w:val="1F2937"/>
@@ -1902,7 +1908,7 @@
       </w:r>
       <w:r>
         <w:rPr>
-          <w:rFonts w:ascii="Calibri" w:cs="Calibri" w:eastAsia="Calibri" w:hAnsi="Calibri"/>
+          <w:rFonts w:ascii="Helvetica Neue" w:cs="Helvetica Neue" w:eastAsia="Helvetica Neue" w:hAnsi="Helvetica Neue"/>
           <w:color w:val="1F2937"/>
           <w:sz w:val="21"/>
           <w:szCs w:val="21"/>
@@ -1911,7 +1917,7 @@
       </w:r>
       <w:r>
         <w:rPr>
-          <w:rFonts w:ascii="Calibri" w:cs="Calibri" w:eastAsia="Calibri" w:hAnsi="Calibri"/>
+          <w:rFonts w:ascii="Helvetica Neue" w:cs="Helvetica Neue" w:eastAsia="Helvetica Neue" w:hAnsi="Helvetica Neue"/>
           <w:b/>
           <w:bCs/>
           <w:color w:val="1F2937"/>
@@ -1922,7 +1928,7 @@
       </w:r>
       <w:r>
         <w:rPr>
-          <w:rFonts w:ascii="Calibri" w:cs="Calibri" w:eastAsia="Calibri" w:hAnsi="Calibri"/>
+          <w:rFonts w:ascii="Helvetica Neue" w:cs="Helvetica Neue" w:eastAsia="Helvetica Neue" w:hAnsi="Helvetica Neue"/>
           <w:color w:val="1F2937"/>
           <w:sz w:val="21"/>
           <w:szCs w:val="21"/>
@@ -1931,7 +1937,7 @@
       </w:r>
       <w:r>
         <w:rPr>
-          <w:rFonts w:ascii="Calibri" w:cs="Calibri" w:eastAsia="Calibri" w:hAnsi="Calibri"/>
+          <w:rFonts w:ascii="Helvetica Neue" w:cs="Helvetica Neue" w:eastAsia="Helvetica Neue" w:hAnsi="Helvetica Neue"/>
           <w:b/>
           <w:bCs/>
           <w:color w:val="1F2937"/>
@@ -1942,7 +1948,7 @@
       </w:r>
       <w:r>
         <w:rPr>
-          <w:rFonts w:ascii="Calibri" w:cs="Calibri" w:eastAsia="Calibri" w:hAnsi="Calibri"/>
+          <w:rFonts w:ascii="Helvetica Neue" w:cs="Helvetica Neue" w:eastAsia="Helvetica Neue" w:hAnsi="Helvetica Neue"/>
           <w:color w:val="1F2937"/>
           <w:sz w:val="21"/>
           <w:szCs w:val="21"/>
@@ -1951,7 +1957,7 @@
       </w:r>
       <w:r>
         <w:rPr>
-          <w:rFonts w:ascii="Calibri" w:cs="Calibri" w:eastAsia="Calibri" w:hAnsi="Calibri"/>
+          <w:rFonts w:ascii="Helvetica Neue" w:cs="Helvetica Neue" w:eastAsia="Helvetica Neue" w:hAnsi="Helvetica Neue"/>
           <w:b/>
           <w:bCs/>
           <w:color w:val="1F2937"/>
@@ -1962,7 +1968,7 @@
       </w:r>
       <w:r>
         <w:rPr>
-          <w:rFonts w:ascii="Calibri" w:cs="Calibri" w:eastAsia="Calibri" w:hAnsi="Calibri"/>
+          <w:rFonts w:ascii="Helvetica Neue" w:cs="Helvetica Neue" w:eastAsia="Helvetica Neue" w:hAnsi="Helvetica Neue"/>
           <w:color w:val="1F2937"/>
           <w:sz w:val="21"/>
           <w:szCs w:val="21"/>
@@ -1977,11 +1983,11 @@
           <w:ilvl w:val="0"/>
           <w:numId w:val="1"/>
         </w:numPr>
-        <w:spacing w:after="60"/>
-      </w:pPr>
-      <w:r>
-        <w:rPr>
-          <w:rFonts w:ascii="Calibri" w:cs="Calibri" w:eastAsia="Calibri" w:hAnsi="Calibri"/>
+        <w:spacing w:after="40" w:before="0" w:line="372" w:lineRule="auto"/>
+      </w:pPr>
+      <w:r>
+        <w:rPr>
+          <w:rFonts w:ascii="Helvetica Neue" w:cs="Helvetica Neue" w:eastAsia="Helvetica Neue" w:hAnsi="Helvetica Neue"/>
           <w:color w:val="1F2937"/>
           <w:sz w:val="21"/>
           <w:szCs w:val="21"/>
@@ -1990,7 +1996,7 @@
       </w:r>
       <w:r>
         <w:rPr>
-          <w:rFonts w:ascii="Calibri" w:cs="Calibri" w:eastAsia="Calibri" w:hAnsi="Calibri"/>
+          <w:rFonts w:ascii="Helvetica Neue" w:cs="Helvetica Neue" w:eastAsia="Helvetica Neue" w:hAnsi="Helvetica Neue"/>
           <w:b/>
           <w:bCs/>
           <w:color w:val="1F2937"/>
@@ -2001,7 +2007,7 @@
       </w:r>
       <w:r>
         <w:rPr>
-          <w:rFonts w:ascii="Calibri" w:cs="Calibri" w:eastAsia="Calibri" w:hAnsi="Calibri"/>
+          <w:rFonts w:ascii="Helvetica Neue" w:cs="Helvetica Neue" w:eastAsia="Helvetica Neue" w:hAnsi="Helvetica Neue"/>
           <w:color w:val="1F2937"/>
           <w:sz w:val="21"/>
           <w:szCs w:val="21"/>
@@ -2016,11 +2022,11 @@
           <w:ilvl w:val="0"/>
           <w:numId w:val="1"/>
         </w:numPr>
-        <w:spacing w:after="60"/>
-      </w:pPr>
-      <w:r>
-        <w:rPr>
-          <w:rFonts w:ascii="Calibri" w:cs="Calibri" w:eastAsia="Calibri" w:hAnsi="Calibri"/>
+        <w:spacing w:after="40" w:before="0" w:line="372" w:lineRule="auto"/>
+      </w:pPr>
+      <w:r>
+        <w:rPr>
+          <w:rFonts w:ascii="Helvetica Neue" w:cs="Helvetica Neue" w:eastAsia="Helvetica Neue" w:hAnsi="Helvetica Neue"/>
           <w:color w:val="1F2937"/>
           <w:sz w:val="21"/>
           <w:szCs w:val="21"/>
@@ -2029,7 +2035,7 @@
       </w:r>
       <w:r>
         <w:rPr>
-          <w:rFonts w:ascii="Calibri" w:cs="Calibri" w:eastAsia="Calibri" w:hAnsi="Calibri"/>
+          <w:rFonts w:ascii="Helvetica Neue" w:cs="Helvetica Neue" w:eastAsia="Helvetica Neue" w:hAnsi="Helvetica Neue"/>
           <w:b/>
           <w:bCs/>
           <w:color w:val="1F2937"/>
@@ -2040,7 +2046,7 @@
       </w:r>
       <w:r>
         <w:rPr>
-          <w:rFonts w:ascii="Calibri" w:cs="Calibri" w:eastAsia="Calibri" w:hAnsi="Calibri"/>
+          <w:rFonts w:ascii="Helvetica Neue" w:cs="Helvetica Neue" w:eastAsia="Helvetica Neue" w:hAnsi="Helvetica Neue"/>
           <w:color w:val="1F2937"/>
           <w:sz w:val="21"/>
           <w:szCs w:val="21"/>
@@ -2049,7 +2055,7 @@
       </w:r>
       <w:r>
         <w:rPr>
-          <w:rFonts w:ascii="Calibri" w:cs="Calibri" w:eastAsia="Calibri" w:hAnsi="Calibri"/>
+          <w:rFonts w:ascii="Helvetica Neue" w:cs="Helvetica Neue" w:eastAsia="Helvetica Neue" w:hAnsi="Helvetica Neue"/>
           <w:b/>
           <w:bCs/>
           <w:color w:val="1F2937"/>
@@ -2060,7 +2066,7 @@
       </w:r>
       <w:r>
         <w:rPr>
-          <w:rFonts w:ascii="Calibri" w:cs="Calibri" w:eastAsia="Calibri" w:hAnsi="Calibri"/>
+          <w:rFonts w:ascii="Helvetica Neue" w:cs="Helvetica Neue" w:eastAsia="Helvetica Neue" w:hAnsi="Helvetica Neue"/>
           <w:color w:val="1F2937"/>
           <w:sz w:val="21"/>
           <w:szCs w:val="21"/>
@@ -2070,11 +2076,11 @@
     </w:p>
     <w:p>
       <w:pPr>
-        <w:spacing w:after="120"/>
-      </w:pPr>
-      <w:r>
-        <w:rPr>
-          <w:rFonts w:ascii="Calibri" w:cs="Calibri" w:eastAsia="Calibri" w:hAnsi="Calibri"/>
+        <w:spacing w:after="210" w:before="0" w:line="372" w:lineRule="auto"/>
+      </w:pPr>
+      <w:r>
+        <w:rPr>
+          <w:rFonts w:ascii="Helvetica Neue" w:cs="Helvetica Neue" w:eastAsia="Helvetica Neue" w:hAnsi="Helvetica Neue"/>
           <w:color w:val="1F2937"/>
           <w:sz w:val="21"/>
           <w:szCs w:val="21"/>
@@ -2083,7 +2089,7 @@
       </w:r>
       <w:r>
         <w:rPr>
-          <w:rFonts w:ascii="Calibri" w:cs="Calibri" w:eastAsia="Calibri" w:hAnsi="Calibri"/>
+          <w:rFonts w:ascii="Helvetica Neue" w:cs="Helvetica Neue" w:eastAsia="Helvetica Neue" w:hAnsi="Helvetica Neue"/>
           <w:b/>
           <w:bCs/>
           <w:color w:val="1F2937"/>
@@ -2094,7 +2100,7 @@
       </w:r>
       <w:r>
         <w:rPr>
-          <w:rFonts w:ascii="Calibri" w:cs="Calibri" w:eastAsia="Calibri" w:hAnsi="Calibri"/>
+          <w:rFonts w:ascii="Helvetica Neue" w:cs="Helvetica Neue" w:eastAsia="Helvetica Neue" w:hAnsi="Helvetica Neue"/>
           <w:color w:val="1F2937"/>
           <w:sz w:val="21"/>
           <w:szCs w:val="21"/>
@@ -2105,27 +2111,28 @@
     <w:p>
       <w:pPr>
         <w:pStyle w:val="Heading3"/>
-        <w:spacing w:after="120" w:before="240"/>
-      </w:pPr>
-      <w:r>
-        <w:rPr>
-          <w:rFonts w:ascii="Calibri" w:cs="Calibri" w:eastAsia="Calibri" w:hAnsi="Calibri"/>
+        <w:keepNext/>
+        <w:spacing w:after="80" w:before="280" w:line="372" w:lineRule="auto"/>
+      </w:pPr>
+      <w:r>
+        <w:rPr>
+          <w:rFonts w:ascii="Helvetica Neue" w:cs="Helvetica Neue" w:eastAsia="Helvetica Neue" w:hAnsi="Helvetica Neue"/>
           <w:b/>
           <w:bCs/>
           <w:color w:val="1E40AF"/>
-          <w:sz w:val="24"/>
-          <w:szCs w:val="24"/>
+          <w:sz w:val="23"/>
+          <w:szCs w:val="23"/>
         </w:rPr>
         <w:t xml:space="preserve">4.2. La présence au foyer (la nuit)</w:t>
       </w:r>
     </w:p>
     <w:p>
       <w:pPr>
-        <w:spacing w:after="120"/>
-      </w:pPr>
-      <w:r>
-        <w:rPr>
-          <w:rFonts w:ascii="Calibri" w:cs="Calibri" w:eastAsia="Calibri" w:hAnsi="Calibri"/>
+        <w:spacing w:after="210" w:before="0" w:line="372" w:lineRule="auto"/>
+      </w:pPr>
+      <w:r>
+        <w:rPr>
+          <w:rFonts w:ascii="Helvetica Neue" w:cs="Helvetica Neue" w:eastAsia="Helvetica Neue" w:hAnsi="Helvetica Neue"/>
           <w:color w:val="1F2937"/>
           <w:sz w:val="21"/>
           <w:szCs w:val="21"/>
@@ -2134,7 +2141,7 @@
       </w:r>
       <w:r>
         <w:rPr>
-          <w:rFonts w:ascii="Calibri" w:cs="Calibri" w:eastAsia="Calibri" w:hAnsi="Calibri"/>
+          <w:rFonts w:ascii="Helvetica Neue" w:cs="Helvetica Neue" w:eastAsia="Helvetica Neue" w:hAnsi="Helvetica Neue"/>
           <w:b/>
           <w:bCs/>
           <w:color w:val="1F2937"/>
@@ -2145,7 +2152,7 @@
       </w:r>
       <w:r>
         <w:rPr>
-          <w:rFonts w:ascii="Calibri" w:cs="Calibri" w:eastAsia="Calibri" w:hAnsi="Calibri"/>
+          <w:rFonts w:ascii="Helvetica Neue" w:cs="Helvetica Neue" w:eastAsia="Helvetica Neue" w:hAnsi="Helvetica Neue"/>
           <w:color w:val="1F2937"/>
           <w:sz w:val="21"/>
           <w:szCs w:val="21"/>
@@ -2154,7 +2161,7 @@
       </w:r>
       <w:r>
         <w:rPr>
-          <w:rFonts w:ascii="Calibri" w:cs="Calibri" w:eastAsia="Calibri" w:hAnsi="Calibri"/>
+          <w:rFonts w:ascii="Helvetica Neue" w:cs="Helvetica Neue" w:eastAsia="Helvetica Neue" w:hAnsi="Helvetica Neue"/>
           <w:b/>
           <w:bCs/>
           <w:color w:val="1F2937"/>
@@ -2165,7 +2172,7 @@
       </w:r>
       <w:r>
         <w:rPr>
-          <w:rFonts w:ascii="Calibri" w:cs="Calibri" w:eastAsia="Calibri" w:hAnsi="Calibri"/>
+          <w:rFonts w:ascii="Helvetica Neue" w:cs="Helvetica Neue" w:eastAsia="Helvetica Neue" w:hAnsi="Helvetica Neue"/>
           <w:color w:val="1F2937"/>
           <w:sz w:val="21"/>
           <w:szCs w:val="21"/>
@@ -2175,11 +2182,11 @@
     </w:p>
     <w:p>
       <w:pPr>
-        <w:spacing w:after="120"/>
-      </w:pPr>
-      <w:r>
-        <w:rPr>
-          <w:rFonts w:ascii="Calibri" w:cs="Calibri" w:eastAsia="Calibri" w:hAnsi="Calibri"/>
+        <w:spacing w:after="210" w:before="0" w:line="372" w:lineRule="auto"/>
+      </w:pPr>
+      <w:r>
+        <w:rPr>
+          <w:rFonts w:ascii="Helvetica Neue" w:cs="Helvetica Neue" w:eastAsia="Helvetica Neue" w:hAnsi="Helvetica Neue"/>
           <w:color w:val="1F2937"/>
           <w:sz w:val="21"/>
           <w:szCs w:val="21"/>
@@ -2194,11 +2201,11 @@
           <w:ilvl w:val="0"/>
           <w:numId w:val="1"/>
         </w:numPr>
-        <w:spacing w:after="60"/>
-      </w:pPr>
-      <w:r>
-        <w:rPr>
-          <w:rFonts w:ascii="Calibri" w:cs="Calibri" w:eastAsia="Calibri" w:hAnsi="Calibri"/>
+        <w:spacing w:after="40" w:before="0" w:line="372" w:lineRule="auto"/>
+      </w:pPr>
+      <w:r>
+        <w:rPr>
+          <w:rFonts w:ascii="Helvetica Neue" w:cs="Helvetica Neue" w:eastAsia="Helvetica Neue" w:hAnsi="Helvetica Neue"/>
           <w:color w:val="1F2937"/>
           <w:sz w:val="21"/>
           <w:szCs w:val="21"/>
@@ -2207,7 +2214,7 @@
       </w:r>
       <w:r>
         <w:rPr>
-          <w:rFonts w:ascii="Calibri" w:cs="Calibri" w:eastAsia="Calibri" w:hAnsi="Calibri"/>
+          <w:rFonts w:ascii="Helvetica Neue" w:cs="Helvetica Neue" w:eastAsia="Helvetica Neue" w:hAnsi="Helvetica Neue"/>
           <w:b/>
           <w:bCs/>
           <w:color w:val="1F2937"/>
@@ -2218,7 +2225,7 @@
       </w:r>
       <w:r>
         <w:rPr>
-          <w:rFonts w:ascii="Calibri" w:cs="Calibri" w:eastAsia="Calibri" w:hAnsi="Calibri"/>
+          <w:rFonts w:ascii="Helvetica Neue" w:cs="Helvetica Neue" w:eastAsia="Helvetica Neue" w:hAnsi="Helvetica Neue"/>
           <w:color w:val="1F2937"/>
           <w:sz w:val="21"/>
           <w:szCs w:val="21"/>
@@ -2233,11 +2240,11 @@
           <w:ilvl w:val="0"/>
           <w:numId w:val="1"/>
         </w:numPr>
-        <w:spacing w:after="60"/>
-      </w:pPr>
-      <w:r>
-        <w:rPr>
-          <w:rFonts w:ascii="Calibri" w:cs="Calibri" w:eastAsia="Calibri" w:hAnsi="Calibri"/>
+        <w:spacing w:after="40" w:before="0" w:line="372" w:lineRule="auto"/>
+      </w:pPr>
+      <w:r>
+        <w:rPr>
+          <w:rFonts w:ascii="Helvetica Neue" w:cs="Helvetica Neue" w:eastAsia="Helvetica Neue" w:hAnsi="Helvetica Neue"/>
           <w:color w:val="1F2937"/>
           <w:sz w:val="21"/>
           <w:szCs w:val="21"/>
@@ -2246,7 +2253,7 @@
       </w:r>
       <w:r>
         <w:rPr>
-          <w:rFonts w:ascii="Calibri" w:cs="Calibri" w:eastAsia="Calibri" w:hAnsi="Calibri"/>
+          <w:rFonts w:ascii="Helvetica Neue" w:cs="Helvetica Neue" w:eastAsia="Helvetica Neue" w:hAnsi="Helvetica Neue"/>
           <w:b/>
           <w:bCs/>
           <w:color w:val="1F2937"/>
@@ -2257,7 +2264,7 @@
       </w:r>
       <w:r>
         <w:rPr>
-          <w:rFonts w:ascii="Calibri" w:cs="Calibri" w:eastAsia="Calibri" w:hAnsi="Calibri"/>
+          <w:rFonts w:ascii="Helvetica Neue" w:cs="Helvetica Neue" w:eastAsia="Helvetica Neue" w:hAnsi="Helvetica Neue"/>
           <w:color w:val="1F2937"/>
           <w:sz w:val="21"/>
           <w:szCs w:val="21"/>
@@ -2266,7 +2273,7 @@
       </w:r>
       <w:r>
         <w:rPr>
-          <w:rFonts w:ascii="Calibri" w:cs="Calibri" w:eastAsia="Calibri" w:hAnsi="Calibri"/>
+          <w:rFonts w:ascii="Helvetica Neue" w:cs="Helvetica Neue" w:eastAsia="Helvetica Neue" w:hAnsi="Helvetica Neue"/>
           <w:b/>
           <w:bCs/>
           <w:color w:val="1F2937"/>
@@ -2277,7 +2284,7 @@
       </w:r>
       <w:r>
         <w:rPr>
-          <w:rFonts w:ascii="Calibri" w:cs="Calibri" w:eastAsia="Calibri" w:hAnsi="Calibri"/>
+          <w:rFonts w:ascii="Helvetica Neue" w:cs="Helvetica Neue" w:eastAsia="Helvetica Neue" w:hAnsi="Helvetica Neue"/>
           <w:color w:val="1F2937"/>
           <w:sz w:val="21"/>
           <w:szCs w:val="21"/>
@@ -2287,11 +2294,11 @@
     </w:p>
     <w:p>
       <w:pPr>
-        <w:spacing w:after="120"/>
-      </w:pPr>
-      <w:r>
-        <w:rPr>
-          <w:rFonts w:ascii="Calibri" w:cs="Calibri" w:eastAsia="Calibri" w:hAnsi="Calibri"/>
+        <w:spacing w:after="210" w:before="0" w:line="372" w:lineRule="auto"/>
+      </w:pPr>
+      <w:r>
+        <w:rPr>
+          <w:rFonts w:ascii="Helvetica Neue" w:cs="Helvetica Neue" w:eastAsia="Helvetica Neue" w:hAnsi="Helvetica Neue"/>
           <w:color w:val="1F2937"/>
           <w:sz w:val="21"/>
           <w:szCs w:val="21"/>
@@ -2300,7 +2307,7 @@
       </w:r>
       <w:r>
         <w:rPr>
-          <w:rFonts w:ascii="Calibri" w:cs="Calibri" w:eastAsia="Calibri" w:hAnsi="Calibri"/>
+          <w:rFonts w:ascii="Helvetica Neue" w:cs="Helvetica Neue" w:eastAsia="Helvetica Neue" w:hAnsi="Helvetica Neue"/>
           <w:b/>
           <w:bCs/>
           <w:color w:val="1F2937"/>
@@ -2311,7 +2318,7 @@
       </w:r>
       <w:r>
         <w:rPr>
-          <w:rFonts w:ascii="Calibri" w:cs="Calibri" w:eastAsia="Calibri" w:hAnsi="Calibri"/>
+          <w:rFonts w:ascii="Helvetica Neue" w:cs="Helvetica Neue" w:eastAsia="Helvetica Neue" w:hAnsi="Helvetica Neue"/>
           <w:color w:val="1F2937"/>
           <w:sz w:val="21"/>
           <w:szCs w:val="21"/>
@@ -2320,7 +2327,7 @@
       </w:r>
       <w:r>
         <w:rPr>
-          <w:rFonts w:ascii="Calibri" w:cs="Calibri" w:eastAsia="Calibri" w:hAnsi="Calibri"/>
+          <w:rFonts w:ascii="Helvetica Neue" w:cs="Helvetica Neue" w:eastAsia="Helvetica Neue" w:hAnsi="Helvetica Neue"/>
           <w:b/>
           <w:bCs/>
           <w:color w:val="1F2937"/>
@@ -2331,7 +2338,7 @@
       </w:r>
       <w:r>
         <w:rPr>
-          <w:rFonts w:ascii="Calibri" w:cs="Calibri" w:eastAsia="Calibri" w:hAnsi="Calibri"/>
+          <w:rFonts w:ascii="Helvetica Neue" w:cs="Helvetica Neue" w:eastAsia="Helvetica Neue" w:hAnsi="Helvetica Neue"/>
           <w:color w:val="1F2937"/>
           <w:sz w:val="21"/>
           <w:szCs w:val="21"/>
@@ -2340,7 +2347,7 @@
       </w:r>
       <w:r>
         <w:rPr>
-          <w:rFonts w:ascii="Calibri" w:cs="Calibri" w:eastAsia="Calibri" w:hAnsi="Calibri"/>
+          <w:rFonts w:ascii="Helvetica Neue" w:cs="Helvetica Neue" w:eastAsia="Helvetica Neue" w:hAnsi="Helvetica Neue"/>
           <w:b/>
           <w:bCs/>
           <w:color w:val="1F2937"/>
@@ -2351,7 +2358,7 @@
       </w:r>
       <w:r>
         <w:rPr>
-          <w:rFonts w:ascii="Calibri" w:cs="Calibri" w:eastAsia="Calibri" w:hAnsi="Calibri"/>
+          <w:rFonts w:ascii="Helvetica Neue" w:cs="Helvetica Neue" w:eastAsia="Helvetica Neue" w:hAnsi="Helvetica Neue"/>
           <w:color w:val="1F2937"/>
           <w:sz w:val="21"/>
           <w:szCs w:val="21"/>
@@ -2361,11 +2368,11 @@
     </w:p>
     <w:p>
       <w:pPr>
-        <w:spacing w:after="120"/>
-      </w:pPr>
-      <w:r>
-        <w:rPr>
-          <w:rFonts w:ascii="Calibri" w:cs="Calibri" w:eastAsia="Calibri" w:hAnsi="Calibri"/>
+        <w:spacing w:after="210" w:before="0" w:line="372" w:lineRule="auto"/>
+      </w:pPr>
+      <w:r>
+        <w:rPr>
+          <w:rFonts w:ascii="Helvetica Neue" w:cs="Helvetica Neue" w:eastAsia="Helvetica Neue" w:hAnsi="Helvetica Neue"/>
           <w:color w:val="1F2937"/>
           <w:sz w:val="21"/>
           <w:szCs w:val="21"/>
@@ -2374,7 +2381,7 @@
       </w:r>
       <w:r>
         <w:rPr>
-          <w:rFonts w:ascii="Calibri" w:cs="Calibri" w:eastAsia="Calibri" w:hAnsi="Calibri"/>
+          <w:rFonts w:ascii="Helvetica Neue" w:cs="Helvetica Neue" w:eastAsia="Helvetica Neue" w:hAnsi="Helvetica Neue"/>
           <w:b/>
           <w:bCs/>
           <w:color w:val="1F2937"/>
@@ -2385,7 +2392,7 @@
       </w:r>
       <w:r>
         <w:rPr>
-          <w:rFonts w:ascii="Calibri" w:cs="Calibri" w:eastAsia="Calibri" w:hAnsi="Calibri"/>
+          <w:rFonts w:ascii="Helvetica Neue" w:cs="Helvetica Neue" w:eastAsia="Helvetica Neue" w:hAnsi="Helvetica Neue"/>
           <w:color w:val="1F2937"/>
           <w:sz w:val="21"/>
           <w:szCs w:val="21"/>
@@ -2395,11 +2402,11 @@
     </w:p>
     <w:p>
       <w:pPr>
-        <w:spacing w:after="120"/>
-      </w:pPr>
-      <w:r>
-        <w:rPr>
-          <w:rFonts w:ascii="Calibri" w:cs="Calibri" w:eastAsia="Calibri" w:hAnsi="Calibri"/>
+        <w:spacing w:after="210" w:before="0" w:line="372" w:lineRule="auto"/>
+      </w:pPr>
+      <w:r>
+        <w:rPr>
+          <w:rFonts w:ascii="Helvetica Neue" w:cs="Helvetica Neue" w:eastAsia="Helvetica Neue" w:hAnsi="Helvetica Neue"/>
           <w:color w:val="1F2937"/>
           <w:sz w:val="21"/>
           <w:szCs w:val="21"/>
@@ -2408,7 +2415,7 @@
       </w:r>
       <w:r>
         <w:rPr>
-          <w:rFonts w:ascii="Calibri" w:cs="Calibri" w:eastAsia="Calibri" w:hAnsi="Calibri"/>
+          <w:rFonts w:ascii="Helvetica Neue" w:cs="Helvetica Neue" w:eastAsia="Helvetica Neue" w:hAnsi="Helvetica Neue"/>
           <w:b/>
           <w:bCs/>
           <w:color w:val="1F2937"/>
@@ -2419,7 +2426,7 @@
       </w:r>
       <w:r>
         <w:rPr>
-          <w:rFonts w:ascii="Calibri" w:cs="Calibri" w:eastAsia="Calibri" w:hAnsi="Calibri"/>
+          <w:rFonts w:ascii="Helvetica Neue" w:cs="Helvetica Neue" w:eastAsia="Helvetica Neue" w:hAnsi="Helvetica Neue"/>
           <w:color w:val="1F2937"/>
           <w:sz w:val="21"/>
           <w:szCs w:val="21"/>
@@ -2428,7 +2435,7 @@
       </w:r>
       <w:r>
         <w:rPr>
-          <w:rFonts w:ascii="Calibri" w:cs="Calibri" w:eastAsia="Calibri" w:hAnsi="Calibri"/>
+          <w:rFonts w:ascii="Helvetica Neue" w:cs="Helvetica Neue" w:eastAsia="Helvetica Neue" w:hAnsi="Helvetica Neue"/>
           <w:b/>
           <w:bCs/>
           <w:color w:val="1F2937"/>
@@ -2439,7 +2446,7 @@
       </w:r>
       <w:r>
         <w:rPr>
-          <w:rFonts w:ascii="Calibri" w:cs="Calibri" w:eastAsia="Calibri" w:hAnsi="Calibri"/>
+          <w:rFonts w:ascii="Helvetica Neue" w:cs="Helvetica Neue" w:eastAsia="Helvetica Neue" w:hAnsi="Helvetica Neue"/>
           <w:color w:val="1F2937"/>
           <w:sz w:val="21"/>
           <w:szCs w:val="21"/>
@@ -2448,7 +2455,7 @@
       </w:r>
       <w:r>
         <w:rPr>
-          <w:rFonts w:ascii="Calibri" w:cs="Calibri" w:eastAsia="Calibri" w:hAnsi="Calibri"/>
+          <w:rFonts w:ascii="Helvetica Neue" w:cs="Helvetica Neue" w:eastAsia="Helvetica Neue" w:hAnsi="Helvetica Neue"/>
           <w:b/>
           <w:bCs/>
           <w:color w:val="1F2937"/>
@@ -2459,7 +2466,7 @@
       </w:r>
       <w:r>
         <w:rPr>
-          <w:rFonts w:ascii="Calibri" w:cs="Calibri" w:eastAsia="Calibri" w:hAnsi="Calibri"/>
+          <w:rFonts w:ascii="Helvetica Neue" w:cs="Helvetica Neue" w:eastAsia="Helvetica Neue" w:hAnsi="Helvetica Neue"/>
           <w:color w:val="1F2937"/>
           <w:sz w:val="21"/>
           <w:szCs w:val="21"/>
@@ -2468,7 +2475,7 @@
       </w:r>
       <w:r>
         <w:rPr>
-          <w:rFonts w:ascii="Calibri" w:cs="Calibri" w:eastAsia="Calibri" w:hAnsi="Calibri"/>
+          <w:rFonts w:ascii="Helvetica Neue" w:cs="Helvetica Neue" w:eastAsia="Helvetica Neue" w:hAnsi="Helvetica Neue"/>
           <w:b/>
           <w:bCs/>
           <w:color w:val="1F2937"/>
@@ -2479,7 +2486,7 @@
       </w:r>
       <w:r>
         <w:rPr>
-          <w:rFonts w:ascii="Calibri" w:cs="Calibri" w:eastAsia="Calibri" w:hAnsi="Calibri"/>
+          <w:rFonts w:ascii="Helvetica Neue" w:cs="Helvetica Neue" w:eastAsia="Helvetica Neue" w:hAnsi="Helvetica Neue"/>
           <w:color w:val="1F2937"/>
           <w:sz w:val="21"/>
           <w:szCs w:val="21"/>
@@ -2488,7 +2495,7 @@
       </w:r>
       <w:r>
         <w:rPr>
-          <w:rFonts w:ascii="Calibri" w:cs="Calibri" w:eastAsia="Calibri" w:hAnsi="Calibri"/>
+          <w:rFonts w:ascii="Helvetica Neue" w:cs="Helvetica Neue" w:eastAsia="Helvetica Neue" w:hAnsi="Helvetica Neue"/>
           <w:b/>
           <w:bCs/>
           <w:color w:val="1F2937"/>
@@ -2499,7 +2506,7 @@
       </w:r>
       <w:r>
         <w:rPr>
-          <w:rFonts w:ascii="Calibri" w:cs="Calibri" w:eastAsia="Calibri" w:hAnsi="Calibri"/>
+          <w:rFonts w:ascii="Helvetica Neue" w:cs="Helvetica Neue" w:eastAsia="Helvetica Neue" w:hAnsi="Helvetica Neue"/>
           <w:color w:val="1F2937"/>
           <w:sz w:val="21"/>
           <w:szCs w:val="21"/>
@@ -2510,27 +2517,28 @@
     <w:p>
       <w:pPr>
         <w:pStyle w:val="Heading3"/>
-        <w:spacing w:after="120" w:before="240"/>
-      </w:pPr>
-      <w:r>
-        <w:rPr>
-          <w:rFonts w:ascii="Calibri" w:cs="Calibri" w:eastAsia="Calibri" w:hAnsi="Calibri"/>
+        <w:keepNext/>
+        <w:spacing w:after="80" w:before="280" w:line="372" w:lineRule="auto"/>
+      </w:pPr>
+      <w:r>
+        <w:rPr>
+          <w:rFonts w:ascii="Helvetica Neue" w:cs="Helvetica Neue" w:eastAsia="Helvetica Neue" w:hAnsi="Helvetica Neue"/>
           <w:b/>
           <w:bCs/>
           <w:color w:val="1E40AF"/>
-          <w:sz w:val="24"/>
-          <w:szCs w:val="24"/>
+          <w:sz w:val="23"/>
+          <w:szCs w:val="23"/>
         </w:rPr>
         <w:t xml:space="preserve">4.3. La présence aux repas (le jour)</w:t>
       </w:r>
     </w:p>
     <w:p>
       <w:pPr>
-        <w:spacing w:after="120"/>
-      </w:pPr>
-      <w:r>
-        <w:rPr>
-          <w:rFonts w:ascii="Calibri" w:cs="Calibri" w:eastAsia="Calibri" w:hAnsi="Calibri"/>
+        <w:spacing w:after="210" w:before="0" w:line="372" w:lineRule="auto"/>
+      </w:pPr>
+      <w:r>
+        <w:rPr>
+          <w:rFonts w:ascii="Helvetica Neue" w:cs="Helvetica Neue" w:eastAsia="Helvetica Neue" w:hAnsi="Helvetica Neue"/>
           <w:color w:val="1F2937"/>
           <w:sz w:val="21"/>
           <w:szCs w:val="21"/>
@@ -2539,7 +2547,7 @@
       </w:r>
       <w:r>
         <w:rPr>
-          <w:rFonts w:ascii="Calibri" w:cs="Calibri" w:eastAsia="Calibri" w:hAnsi="Calibri"/>
+          <w:rFonts w:ascii="Helvetica Neue" w:cs="Helvetica Neue" w:eastAsia="Helvetica Neue" w:hAnsi="Helvetica Neue"/>
           <w:b/>
           <w:bCs/>
           <w:color w:val="1F2937"/>
@@ -2550,7 +2558,7 @@
       </w:r>
       <w:r>
         <w:rPr>
-          <w:rFonts w:ascii="Calibri" w:cs="Calibri" w:eastAsia="Calibri" w:hAnsi="Calibri"/>
+          <w:rFonts w:ascii="Helvetica Neue" w:cs="Helvetica Neue" w:eastAsia="Helvetica Neue" w:hAnsi="Helvetica Neue"/>
           <w:color w:val="1F2937"/>
           <w:sz w:val="21"/>
           <w:szCs w:val="21"/>
@@ -2559,7 +2567,7 @@
       </w:r>
       <w:r>
         <w:rPr>
-          <w:rFonts w:ascii="Calibri" w:cs="Calibri" w:eastAsia="Calibri" w:hAnsi="Calibri"/>
+          <w:rFonts w:ascii="Helvetica Neue" w:cs="Helvetica Neue" w:eastAsia="Helvetica Neue" w:hAnsi="Helvetica Neue"/>
           <w:b/>
           <w:bCs/>
           <w:color w:val="1F2937"/>
@@ -2570,7 +2578,7 @@
       </w:r>
       <w:r>
         <w:rPr>
-          <w:rFonts w:ascii="Calibri" w:cs="Calibri" w:eastAsia="Calibri" w:hAnsi="Calibri"/>
+          <w:rFonts w:ascii="Helvetica Neue" w:cs="Helvetica Neue" w:eastAsia="Helvetica Neue" w:hAnsi="Helvetica Neue"/>
           <w:color w:val="1F2937"/>
           <w:sz w:val="21"/>
           <w:szCs w:val="21"/>
@@ -2579,7 +2587,7 @@
       </w:r>
       <w:r>
         <w:rPr>
-          <w:rFonts w:ascii="Calibri" w:cs="Calibri" w:eastAsia="Calibri" w:hAnsi="Calibri"/>
+          <w:rFonts w:ascii="Helvetica Neue" w:cs="Helvetica Neue" w:eastAsia="Helvetica Neue" w:hAnsi="Helvetica Neue"/>
           <w:b/>
           <w:bCs/>
           <w:color w:val="1F2937"/>
@@ -2590,7 +2598,7 @@
       </w:r>
       <w:r>
         <w:rPr>
-          <w:rFonts w:ascii="Calibri" w:cs="Calibri" w:eastAsia="Calibri" w:hAnsi="Calibri"/>
+          <w:rFonts w:ascii="Helvetica Neue" w:cs="Helvetica Neue" w:eastAsia="Helvetica Neue" w:hAnsi="Helvetica Neue"/>
           <w:color w:val="1F2937"/>
           <w:sz w:val="21"/>
           <w:szCs w:val="21"/>
@@ -2600,11 +2608,11 @@
     </w:p>
     <w:p>
       <w:pPr>
-        <w:spacing w:after="120"/>
-      </w:pPr>
-      <w:r>
-        <w:rPr>
-          <w:rFonts w:ascii="Calibri" w:cs="Calibri" w:eastAsia="Calibri" w:hAnsi="Calibri"/>
+        <w:spacing w:after="210" w:before="0" w:line="372" w:lineRule="auto"/>
+      </w:pPr>
+      <w:r>
+        <w:rPr>
+          <w:rFonts w:ascii="Helvetica Neue" w:cs="Helvetica Neue" w:eastAsia="Helvetica Neue" w:hAnsi="Helvetica Neue"/>
           <w:color w:val="1F2937"/>
           <w:sz w:val="21"/>
           <w:szCs w:val="21"/>
@@ -2613,7 +2621,7 @@
       </w:r>
       <w:r>
         <w:rPr>
-          <w:rFonts w:ascii="Calibri" w:cs="Calibri" w:eastAsia="Calibri" w:hAnsi="Calibri"/>
+          <w:rFonts w:ascii="Helvetica Neue" w:cs="Helvetica Neue" w:eastAsia="Helvetica Neue" w:hAnsi="Helvetica Neue"/>
           <w:b/>
           <w:bCs/>
           <w:color w:val="1F2937"/>
@@ -2624,7 +2632,7 @@
       </w:r>
       <w:r>
         <w:rPr>
-          <w:rFonts w:ascii="Calibri" w:cs="Calibri" w:eastAsia="Calibri" w:hAnsi="Calibri"/>
+          <w:rFonts w:ascii="Helvetica Neue" w:cs="Helvetica Neue" w:eastAsia="Helvetica Neue" w:hAnsi="Helvetica Neue"/>
           <w:color w:val="1F2937"/>
           <w:sz w:val="21"/>
           <w:szCs w:val="21"/>
@@ -2633,7 +2641,7 @@
       </w:r>
       <w:r>
         <w:rPr>
-          <w:rFonts w:ascii="Calibri" w:cs="Calibri" w:eastAsia="Calibri" w:hAnsi="Calibri"/>
+          <w:rFonts w:ascii="Helvetica Neue" w:cs="Helvetica Neue" w:eastAsia="Helvetica Neue" w:hAnsi="Helvetica Neue"/>
           <w:b/>
           <w:bCs/>
           <w:color w:val="1F2937"/>
@@ -2644,7 +2652,7 @@
       </w:r>
       <w:r>
         <w:rPr>
-          <w:rFonts w:ascii="Calibri" w:cs="Calibri" w:eastAsia="Calibri" w:hAnsi="Calibri"/>
+          <w:rFonts w:ascii="Helvetica Neue" w:cs="Helvetica Neue" w:eastAsia="Helvetica Neue" w:hAnsi="Helvetica Neue"/>
           <w:color w:val="1F2937"/>
           <w:sz w:val="21"/>
           <w:szCs w:val="21"/>
@@ -2653,7 +2661,7 @@
       </w:r>
       <w:r>
         <w:rPr>
-          <w:rFonts w:ascii="Calibri" w:cs="Calibri" w:eastAsia="Calibri" w:hAnsi="Calibri"/>
+          <w:rFonts w:ascii="Helvetica Neue" w:cs="Helvetica Neue" w:eastAsia="Helvetica Neue" w:hAnsi="Helvetica Neue"/>
           <w:b/>
           <w:bCs/>
           <w:color w:val="1F2937"/>
@@ -2664,7 +2672,7 @@
       </w:r>
       <w:r>
         <w:rPr>
-          <w:rFonts w:ascii="Calibri" w:cs="Calibri" w:eastAsia="Calibri" w:hAnsi="Calibri"/>
+          <w:rFonts w:ascii="Helvetica Neue" w:cs="Helvetica Neue" w:eastAsia="Helvetica Neue" w:hAnsi="Helvetica Neue"/>
           <w:color w:val="1F2937"/>
           <w:sz w:val="21"/>
           <w:szCs w:val="21"/>
@@ -2673,7 +2681,7 @@
       </w:r>
       <w:r>
         <w:rPr>
-          <w:rFonts w:ascii="Calibri" w:cs="Calibri" w:eastAsia="Calibri" w:hAnsi="Calibri"/>
+          <w:rFonts w:ascii="Helvetica Neue" w:cs="Helvetica Neue" w:eastAsia="Helvetica Neue" w:hAnsi="Helvetica Neue"/>
           <w:b/>
           <w:bCs/>
           <w:color w:val="1F2937"/>
@@ -2684,7 +2692,7 @@
       </w:r>
       <w:r>
         <w:rPr>
-          <w:rFonts w:ascii="Calibri" w:cs="Calibri" w:eastAsia="Calibri" w:hAnsi="Calibri"/>
+          <w:rFonts w:ascii="Helvetica Neue" w:cs="Helvetica Neue" w:eastAsia="Helvetica Neue" w:hAnsi="Helvetica Neue"/>
           <w:color w:val="1F2937"/>
           <w:sz w:val="21"/>
           <w:szCs w:val="21"/>
@@ -2693,7 +2701,7 @@
       </w:r>
       <w:r>
         <w:rPr>
-          <w:rFonts w:ascii="Calibri" w:cs="Calibri" w:eastAsia="Calibri" w:hAnsi="Calibri"/>
+          <w:rFonts w:ascii="Helvetica Neue" w:cs="Helvetica Neue" w:eastAsia="Helvetica Neue" w:hAnsi="Helvetica Neue"/>
           <w:b/>
           <w:bCs/>
           <w:color w:val="1F2937"/>
@@ -2704,7 +2712,7 @@
       </w:r>
       <w:r>
         <w:rPr>
-          <w:rFonts w:ascii="Calibri" w:cs="Calibri" w:eastAsia="Calibri" w:hAnsi="Calibri"/>
+          <w:rFonts w:ascii="Helvetica Neue" w:cs="Helvetica Neue" w:eastAsia="Helvetica Neue" w:hAnsi="Helvetica Neue"/>
           <w:color w:val="1F2937"/>
           <w:sz w:val="21"/>
           <w:szCs w:val="21"/>
@@ -2714,11 +2722,11 @@
     </w:p>
     <w:p>
       <w:pPr>
-        <w:spacing w:after="120"/>
-      </w:pPr>
-      <w:r>
-        <w:rPr>
-          <w:rFonts w:ascii="Calibri" w:cs="Calibri" w:eastAsia="Calibri" w:hAnsi="Calibri"/>
+        <w:spacing w:after="210" w:before="0" w:line="372" w:lineRule="auto"/>
+      </w:pPr>
+      <w:r>
+        <w:rPr>
+          <w:rFonts w:ascii="Helvetica Neue" w:cs="Helvetica Neue" w:eastAsia="Helvetica Neue" w:hAnsi="Helvetica Neue"/>
           <w:color w:val="1F2937"/>
           <w:sz w:val="21"/>
           <w:szCs w:val="21"/>
@@ -2727,7 +2735,7 @@
       </w:r>
       <w:r>
         <w:rPr>
-          <w:rFonts w:ascii="Calibri" w:cs="Calibri" w:eastAsia="Calibri" w:hAnsi="Calibri"/>
+          <w:rFonts w:ascii="Helvetica Neue" w:cs="Helvetica Neue" w:eastAsia="Helvetica Neue" w:hAnsi="Helvetica Neue"/>
           <w:b/>
           <w:bCs/>
           <w:color w:val="1F2937"/>
@@ -2738,7 +2746,7 @@
       </w:r>
       <w:r>
         <w:rPr>
-          <w:rFonts w:ascii="Calibri" w:cs="Calibri" w:eastAsia="Calibri" w:hAnsi="Calibri"/>
+          <w:rFonts w:ascii="Helvetica Neue" w:cs="Helvetica Neue" w:eastAsia="Helvetica Neue" w:hAnsi="Helvetica Neue"/>
           <w:color w:val="1F2937"/>
           <w:sz w:val="21"/>
           <w:szCs w:val="21"/>
@@ -2747,7 +2755,7 @@
       </w:r>
       <w:r>
         <w:rPr>
-          <w:rFonts w:ascii="Calibri" w:cs="Calibri" w:eastAsia="Calibri" w:hAnsi="Calibri"/>
+          <w:rFonts w:ascii="Helvetica Neue" w:cs="Helvetica Neue" w:eastAsia="Helvetica Neue" w:hAnsi="Helvetica Neue"/>
           <w:b/>
           <w:bCs/>
           <w:color w:val="1F2937"/>
@@ -2758,7 +2766,7 @@
       </w:r>
       <w:r>
         <w:rPr>
-          <w:rFonts w:ascii="Calibri" w:cs="Calibri" w:eastAsia="Calibri" w:hAnsi="Calibri"/>
+          <w:rFonts w:ascii="Helvetica Neue" w:cs="Helvetica Neue" w:eastAsia="Helvetica Neue" w:hAnsi="Helvetica Neue"/>
           <w:color w:val="1F2937"/>
           <w:sz w:val="21"/>
           <w:szCs w:val="21"/>
@@ -2767,7 +2775,7 @@
       </w:r>
       <w:r>
         <w:rPr>
-          <w:rFonts w:ascii="Calibri" w:cs="Calibri" w:eastAsia="Calibri" w:hAnsi="Calibri"/>
+          <w:rFonts w:ascii="Helvetica Neue" w:cs="Helvetica Neue" w:eastAsia="Helvetica Neue" w:hAnsi="Helvetica Neue"/>
           <w:b/>
           <w:bCs/>
           <w:color w:val="1F2937"/>
@@ -2778,7 +2786,7 @@
       </w:r>
       <w:r>
         <w:rPr>
-          <w:rFonts w:ascii="Calibri" w:cs="Calibri" w:eastAsia="Calibri" w:hAnsi="Calibri"/>
+          <w:rFonts w:ascii="Helvetica Neue" w:cs="Helvetica Neue" w:eastAsia="Helvetica Neue" w:hAnsi="Helvetica Neue"/>
           <w:color w:val="1F2937"/>
           <w:sz w:val="21"/>
           <w:szCs w:val="21"/>
@@ -2787,7 +2795,7 @@
       </w:r>
       <w:r>
         <w:rPr>
-          <w:rFonts w:ascii="Calibri" w:cs="Calibri" w:eastAsia="Calibri" w:hAnsi="Calibri"/>
+          <w:rFonts w:ascii="Helvetica Neue" w:cs="Helvetica Neue" w:eastAsia="Helvetica Neue" w:hAnsi="Helvetica Neue"/>
           <w:b/>
           <w:bCs/>
           <w:color w:val="1F2937"/>
@@ -2798,7 +2806,7 @@
       </w:r>
       <w:r>
         <w:rPr>
-          <w:rFonts w:ascii="Calibri" w:cs="Calibri" w:eastAsia="Calibri" w:hAnsi="Calibri"/>
+          <w:rFonts w:ascii="Helvetica Neue" w:cs="Helvetica Neue" w:eastAsia="Helvetica Neue" w:hAnsi="Helvetica Neue"/>
           <w:color w:val="1F2937"/>
           <w:sz w:val="21"/>
           <w:szCs w:val="21"/>
@@ -2807,7 +2815,7 @@
       </w:r>
       <w:r>
         <w:rPr>
-          <w:rFonts w:ascii="Calibri" w:cs="Calibri" w:eastAsia="Calibri" w:hAnsi="Calibri"/>
+          <w:rFonts w:ascii="Helvetica Neue" w:cs="Helvetica Neue" w:eastAsia="Helvetica Neue" w:hAnsi="Helvetica Neue"/>
           <w:b/>
           <w:bCs/>
           <w:color w:val="1F2937"/>
@@ -2818,7 +2826,7 @@
       </w:r>
       <w:r>
         <w:rPr>
-          <w:rFonts w:ascii="Calibri" w:cs="Calibri" w:eastAsia="Calibri" w:hAnsi="Calibri"/>
+          <w:rFonts w:ascii="Helvetica Neue" w:cs="Helvetica Neue" w:eastAsia="Helvetica Neue" w:hAnsi="Helvetica Neue"/>
           <w:color w:val="1F2937"/>
           <w:sz w:val="21"/>
           <w:szCs w:val="21"/>
@@ -2827,7 +2835,7 @@
       </w:r>
       <w:r>
         <w:rPr>
-          <w:rFonts w:ascii="Calibri" w:cs="Calibri" w:eastAsia="Calibri" w:hAnsi="Calibri"/>
+          <w:rFonts w:ascii="Helvetica Neue" w:cs="Helvetica Neue" w:eastAsia="Helvetica Neue" w:hAnsi="Helvetica Neue"/>
           <w:b/>
           <w:bCs/>
           <w:color w:val="1F2937"/>
@@ -2838,7 +2846,7 @@
       </w:r>
       <w:r>
         <w:rPr>
-          <w:rFonts w:ascii="Calibri" w:cs="Calibri" w:eastAsia="Calibri" w:hAnsi="Calibri"/>
+          <w:rFonts w:ascii="Helvetica Neue" w:cs="Helvetica Neue" w:eastAsia="Helvetica Neue" w:hAnsi="Helvetica Neue"/>
           <w:color w:val="1F2937"/>
           <w:sz w:val="21"/>
           <w:szCs w:val="21"/>
@@ -2847,7 +2855,7 @@
       </w:r>
       <w:r>
         <w:rPr>
-          <w:rFonts w:ascii="Calibri" w:cs="Calibri" w:eastAsia="Calibri" w:hAnsi="Calibri"/>
+          <w:rFonts w:ascii="Helvetica Neue" w:cs="Helvetica Neue" w:eastAsia="Helvetica Neue" w:hAnsi="Helvetica Neue"/>
           <w:b/>
           <w:bCs/>
           <w:color w:val="1F2937"/>
@@ -2858,7 +2866,7 @@
       </w:r>
       <w:r>
         <w:rPr>
-          <w:rFonts w:ascii="Calibri" w:cs="Calibri" w:eastAsia="Calibri" w:hAnsi="Calibri"/>
+          <w:rFonts w:ascii="Helvetica Neue" w:cs="Helvetica Neue" w:eastAsia="Helvetica Neue" w:hAnsi="Helvetica Neue"/>
           <w:color w:val="1F2937"/>
           <w:sz w:val="21"/>
           <w:szCs w:val="21"/>
@@ -2868,11 +2876,11 @@
     </w:p>
     <w:p>
       <w:pPr>
-        <w:spacing w:after="120"/>
-      </w:pPr>
-      <w:r>
-        <w:rPr>
-          <w:rFonts w:ascii="Calibri" w:cs="Calibri" w:eastAsia="Calibri" w:hAnsi="Calibri"/>
+        <w:spacing w:after="210" w:before="0" w:line="372" w:lineRule="auto"/>
+      </w:pPr>
+      <w:r>
+        <w:rPr>
+          <w:rFonts w:ascii="Helvetica Neue" w:cs="Helvetica Neue" w:eastAsia="Helvetica Neue" w:hAnsi="Helvetica Neue"/>
           <w:color w:val="1F2937"/>
           <w:sz w:val="21"/>
           <w:szCs w:val="21"/>
@@ -2887,11 +2895,11 @@
           <w:ilvl w:val="0"/>
           <w:numId w:val="1"/>
         </w:numPr>
-        <w:spacing w:after="60"/>
-      </w:pPr>
-      <w:r>
-        <w:rPr>
-          <w:rFonts w:ascii="Calibri" w:cs="Calibri" w:eastAsia="Calibri" w:hAnsi="Calibri"/>
+        <w:spacing w:after="40" w:before="0" w:line="372" w:lineRule="auto"/>
+      </w:pPr>
+      <w:r>
+        <w:rPr>
+          <w:rFonts w:ascii="Helvetica Neue" w:cs="Helvetica Neue" w:eastAsia="Helvetica Neue" w:hAnsi="Helvetica Neue"/>
           <w:color w:val="1F2937"/>
           <w:sz w:val="21"/>
           <w:szCs w:val="21"/>
@@ -2900,7 +2908,7 @@
       </w:r>
       <w:r>
         <w:rPr>
-          <w:rFonts w:ascii="Calibri" w:cs="Calibri" w:eastAsia="Calibri" w:hAnsi="Calibri"/>
+          <w:rFonts w:ascii="Helvetica Neue" w:cs="Helvetica Neue" w:eastAsia="Helvetica Neue" w:hAnsi="Helvetica Neue"/>
           <w:b/>
           <w:bCs/>
           <w:color w:val="1F2937"/>
@@ -2911,7 +2919,7 @@
       </w:r>
       <w:r>
         <w:rPr>
-          <w:rFonts w:ascii="Calibri" w:cs="Calibri" w:eastAsia="Calibri" w:hAnsi="Calibri"/>
+          <w:rFonts w:ascii="Helvetica Neue" w:cs="Helvetica Neue" w:eastAsia="Helvetica Neue" w:hAnsi="Helvetica Neue"/>
           <w:color w:val="1F2937"/>
           <w:sz w:val="21"/>
           <w:szCs w:val="21"/>
@@ -2926,11 +2934,11 @@
           <w:ilvl w:val="0"/>
           <w:numId w:val="1"/>
         </w:numPr>
-        <w:spacing w:after="60"/>
-      </w:pPr>
-      <w:r>
-        <w:rPr>
-          <w:rFonts w:ascii="Calibri" w:cs="Calibri" w:eastAsia="Calibri" w:hAnsi="Calibri"/>
+        <w:spacing w:after="40" w:before="0" w:line="372" w:lineRule="auto"/>
+      </w:pPr>
+      <w:r>
+        <w:rPr>
+          <w:rFonts w:ascii="Helvetica Neue" w:cs="Helvetica Neue" w:eastAsia="Helvetica Neue" w:hAnsi="Helvetica Neue"/>
           <w:color w:val="1F2937"/>
           <w:sz w:val="21"/>
           <w:szCs w:val="21"/>
@@ -2939,7 +2947,7 @@
       </w:r>
       <w:r>
         <w:rPr>
-          <w:rFonts w:ascii="Calibri" w:cs="Calibri" w:eastAsia="Calibri" w:hAnsi="Calibri"/>
+          <w:rFonts w:ascii="Helvetica Neue" w:cs="Helvetica Neue" w:eastAsia="Helvetica Neue" w:hAnsi="Helvetica Neue"/>
           <w:b/>
           <w:bCs/>
           <w:color w:val="1F2937"/>
@@ -2950,7 +2958,7 @@
       </w:r>
       <w:r>
         <w:rPr>
-          <w:rFonts w:ascii="Calibri" w:cs="Calibri" w:eastAsia="Calibri" w:hAnsi="Calibri"/>
+          <w:rFonts w:ascii="Helvetica Neue" w:cs="Helvetica Neue" w:eastAsia="Helvetica Neue" w:hAnsi="Helvetica Neue"/>
           <w:color w:val="1F2937"/>
           <w:sz w:val="21"/>
           <w:szCs w:val="21"/>
@@ -2961,27 +2969,28 @@
     <w:p>
       <w:pPr>
         <w:pStyle w:val="Heading3"/>
-        <w:spacing w:after="120" w:before="240"/>
-      </w:pPr>
-      <w:r>
-        <w:rPr>
-          <w:rFonts w:ascii="Calibri" w:cs="Calibri" w:eastAsia="Calibri" w:hAnsi="Calibri"/>
+        <w:keepNext/>
+        <w:spacing w:after="80" w:before="280" w:line="372" w:lineRule="auto"/>
+      </w:pPr>
+      <w:r>
+        <w:rPr>
+          <w:rFonts w:ascii="Helvetica Neue" w:cs="Helvetica Neue" w:eastAsia="Helvetica Neue" w:hAnsi="Helvetica Neue"/>
           <w:b/>
           <w:bCs/>
           <w:color w:val="1E40AF"/>
-          <w:sz w:val="24"/>
-          <w:szCs w:val="24"/>
+          <w:sz w:val="23"/>
+          <w:szCs w:val="23"/>
         </w:rPr>
         <w:t xml:space="preserve">4.4. La planification de la semaine — l'onglet « Repas »</w:t>
       </w:r>
     </w:p>
     <w:p>
       <w:pPr>
-        <w:spacing w:after="120"/>
-      </w:pPr>
-      <w:r>
-        <w:rPr>
-          <w:rFonts w:ascii="Calibri" w:cs="Calibri" w:eastAsia="Calibri" w:hAnsi="Calibri"/>
+        <w:spacing w:after="210" w:before="0" w:line="372" w:lineRule="auto"/>
+      </w:pPr>
+      <w:r>
+        <w:rPr>
+          <w:rFonts w:ascii="Helvetica Neue" w:cs="Helvetica Neue" w:eastAsia="Helvetica Neue" w:hAnsi="Helvetica Neue"/>
           <w:color w:val="1F2937"/>
           <w:sz w:val="21"/>
           <w:szCs w:val="21"/>
@@ -2990,7 +2999,7 @@
       </w:r>
       <w:r>
         <w:rPr>
-          <w:rFonts w:ascii="Calibri" w:cs="Calibri" w:eastAsia="Calibri" w:hAnsi="Calibri"/>
+          <w:rFonts w:ascii="Helvetica Neue" w:cs="Helvetica Neue" w:eastAsia="Helvetica Neue" w:hAnsi="Helvetica Neue"/>
           <w:b/>
           <w:bCs/>
           <w:color w:val="1F2937"/>
@@ -3001,7 +3010,7 @@
       </w:r>
       <w:r>
         <w:rPr>
-          <w:rFonts w:ascii="Calibri" w:cs="Calibri" w:eastAsia="Calibri" w:hAnsi="Calibri"/>
+          <w:rFonts w:ascii="Helvetica Neue" w:cs="Helvetica Neue" w:eastAsia="Helvetica Neue" w:hAnsi="Helvetica Neue"/>
           <w:color w:val="1F2937"/>
           <w:sz w:val="21"/>
           <w:szCs w:val="21"/>
@@ -3010,7 +3019,7 @@
       </w:r>
       <w:r>
         <w:rPr>
-          <w:rFonts w:ascii="Calibri" w:cs="Calibri" w:eastAsia="Calibri" w:hAnsi="Calibri"/>
+          <w:rFonts w:ascii="Helvetica Neue" w:cs="Helvetica Neue" w:eastAsia="Helvetica Neue" w:hAnsi="Helvetica Neue"/>
           <w:b/>
           <w:bCs/>
           <w:color w:val="1F2937"/>
@@ -3021,7 +3030,7 @@
       </w:r>
       <w:r>
         <w:rPr>
-          <w:rFonts w:ascii="Calibri" w:cs="Calibri" w:eastAsia="Calibri" w:hAnsi="Calibri"/>
+          <w:rFonts w:ascii="Helvetica Neue" w:cs="Helvetica Neue" w:eastAsia="Helvetica Neue" w:hAnsi="Helvetica Neue"/>
           <w:color w:val="1F2937"/>
           <w:sz w:val="21"/>
           <w:szCs w:val="21"/>
@@ -3030,7 +3039,7 @@
       </w:r>
       <w:r>
         <w:rPr>
-          <w:rFonts w:ascii="Calibri" w:cs="Calibri" w:eastAsia="Calibri" w:hAnsi="Calibri"/>
+          <w:rFonts w:ascii="Helvetica Neue" w:cs="Helvetica Neue" w:eastAsia="Helvetica Neue" w:hAnsi="Helvetica Neue"/>
           <w:b/>
           <w:bCs/>
           <w:color w:val="1F2937"/>
@@ -3041,7 +3050,7 @@
       </w:r>
       <w:r>
         <w:rPr>
-          <w:rFonts w:ascii="Calibri" w:cs="Calibri" w:eastAsia="Calibri" w:hAnsi="Calibri"/>
+          <w:rFonts w:ascii="Helvetica Neue" w:cs="Helvetica Neue" w:eastAsia="Helvetica Neue" w:hAnsi="Helvetica Neue"/>
           <w:color w:val="1F2937"/>
           <w:sz w:val="21"/>
           <w:szCs w:val="21"/>
@@ -3050,7 +3059,7 @@
       </w:r>
       <w:r>
         <w:rPr>
-          <w:rFonts w:ascii="Calibri" w:cs="Calibri" w:eastAsia="Calibri" w:hAnsi="Calibri"/>
+          <w:rFonts w:ascii="Helvetica Neue" w:cs="Helvetica Neue" w:eastAsia="Helvetica Neue" w:hAnsi="Helvetica Neue"/>
           <w:b/>
           <w:bCs/>
           <w:color w:val="1F2937"/>
@@ -3061,7 +3070,7 @@
       </w:r>
       <w:r>
         <w:rPr>
-          <w:rFonts w:ascii="Calibri" w:cs="Calibri" w:eastAsia="Calibri" w:hAnsi="Calibri"/>
+          <w:rFonts w:ascii="Helvetica Neue" w:cs="Helvetica Neue" w:eastAsia="Helvetica Neue" w:hAnsi="Helvetica Neue"/>
           <w:color w:val="1F2937"/>
           <w:sz w:val="21"/>
           <w:szCs w:val="21"/>
@@ -3070,7 +3079,7 @@
       </w:r>
       <w:r>
         <w:rPr>
-          <w:rFonts w:ascii="Calibri" w:cs="Calibri" w:eastAsia="Calibri" w:hAnsi="Calibri"/>
+          <w:rFonts w:ascii="Helvetica Neue" w:cs="Helvetica Neue" w:eastAsia="Helvetica Neue" w:hAnsi="Helvetica Neue"/>
           <w:b/>
           <w:bCs/>
           <w:color w:val="1F2937"/>
@@ -3081,7 +3090,7 @@
       </w:r>
       <w:r>
         <w:rPr>
-          <w:rFonts w:ascii="Calibri" w:cs="Calibri" w:eastAsia="Calibri" w:hAnsi="Calibri"/>
+          <w:rFonts w:ascii="Helvetica Neue" w:cs="Helvetica Neue" w:eastAsia="Helvetica Neue" w:hAnsi="Helvetica Neue"/>
           <w:color w:val="1F2937"/>
           <w:sz w:val="21"/>
           <w:szCs w:val="21"/>
@@ -3091,11 +3100,11 @@
     </w:p>
     <w:p>
       <w:pPr>
-        <w:spacing w:after="120"/>
-      </w:pPr>
-      <w:r>
-        <w:rPr>
-          <w:rFonts w:ascii="Calibri" w:cs="Calibri" w:eastAsia="Calibri" w:hAnsi="Calibri"/>
+        <w:spacing w:after="210" w:before="0" w:line="372" w:lineRule="auto"/>
+      </w:pPr>
+      <w:r>
+        <w:rPr>
+          <w:rFonts w:ascii="Helvetica Neue" w:cs="Helvetica Neue" w:eastAsia="Helvetica Neue" w:hAnsi="Helvetica Neue"/>
           <w:color w:val="1F2937"/>
           <w:sz w:val="21"/>
           <w:szCs w:val="21"/>
@@ -3105,11 +3114,11 @@
     </w:p>
     <w:p>
       <w:pPr>
-        <w:spacing w:after="120"/>
-      </w:pPr>
-      <w:r>
-        <w:rPr>
-          <w:rFonts w:ascii="Calibri" w:cs="Calibri" w:eastAsia="Calibri" w:hAnsi="Calibri"/>
+        <w:spacing w:after="210" w:before="0" w:line="372" w:lineRule="auto"/>
+      </w:pPr>
+      <w:r>
+        <w:rPr>
+          <w:rFonts w:ascii="Helvetica Neue" w:cs="Helvetica Neue" w:eastAsia="Helvetica Neue" w:hAnsi="Helvetica Neue"/>
           <w:color w:val="1F2937"/>
           <w:sz w:val="21"/>
           <w:szCs w:val="21"/>
@@ -3124,11 +3133,11 @@
           <w:ilvl w:val="0"/>
           <w:numId w:val="1"/>
         </w:numPr>
-        <w:spacing w:after="60"/>
-      </w:pPr>
-      <w:r>
-        <w:rPr>
-          <w:rFonts w:ascii="Calibri" w:cs="Calibri" w:eastAsia="Calibri" w:hAnsi="Calibri"/>
+        <w:spacing w:after="40" w:before="0" w:line="372" w:lineRule="auto"/>
+      </w:pPr>
+      <w:r>
+        <w:rPr>
+          <w:rFonts w:ascii="Helvetica Neue" w:cs="Helvetica Neue" w:eastAsia="Helvetica Neue" w:hAnsi="Helvetica Neue"/>
           <w:color w:val="1F2937"/>
           <w:sz w:val="21"/>
           <w:szCs w:val="21"/>
@@ -3137,7 +3146,7 @@
       </w:r>
       <w:r>
         <w:rPr>
-          <w:rFonts w:ascii="Calibri" w:cs="Calibri" w:eastAsia="Calibri" w:hAnsi="Calibri"/>
+          <w:rFonts w:ascii="Helvetica Neue" w:cs="Helvetica Neue" w:eastAsia="Helvetica Neue" w:hAnsi="Helvetica Neue"/>
           <w:b/>
           <w:bCs/>
           <w:color w:val="1F2937"/>
@@ -3148,7 +3157,7 @@
       </w:r>
       <w:r>
         <w:rPr>
-          <w:rFonts w:ascii="Calibri" w:cs="Calibri" w:eastAsia="Calibri" w:hAnsi="Calibri"/>
+          <w:rFonts w:ascii="Helvetica Neue" w:cs="Helvetica Neue" w:eastAsia="Helvetica Neue" w:hAnsi="Helvetica Neue"/>
           <w:color w:val="1F2937"/>
           <w:sz w:val="21"/>
           <w:szCs w:val="21"/>
@@ -3157,7 +3166,7 @@
       </w:r>
       <w:r>
         <w:rPr>
-          <w:rFonts w:ascii="Calibri" w:cs="Calibri" w:eastAsia="Calibri" w:hAnsi="Calibri"/>
+          <w:rFonts w:ascii="Helvetica Neue" w:cs="Helvetica Neue" w:eastAsia="Helvetica Neue" w:hAnsi="Helvetica Neue"/>
           <w:b/>
           <w:bCs/>
           <w:color w:val="1F2937"/>
@@ -3168,7 +3177,7 @@
       </w:r>
       <w:r>
         <w:rPr>
-          <w:rFonts w:ascii="Calibri" w:cs="Calibri" w:eastAsia="Calibri" w:hAnsi="Calibri"/>
+          <w:rFonts w:ascii="Helvetica Neue" w:cs="Helvetica Neue" w:eastAsia="Helvetica Neue" w:hAnsi="Helvetica Neue"/>
           <w:color w:val="1F2937"/>
           <w:sz w:val="21"/>
           <w:szCs w:val="21"/>
@@ -3183,11 +3192,11 @@
           <w:ilvl w:val="0"/>
           <w:numId w:val="1"/>
         </w:numPr>
-        <w:spacing w:after="60"/>
-      </w:pPr>
-      <w:r>
-        <w:rPr>
-          <w:rFonts w:ascii="Calibri" w:cs="Calibri" w:eastAsia="Calibri" w:hAnsi="Calibri"/>
+        <w:spacing w:after="40" w:before="0" w:line="372" w:lineRule="auto"/>
+      </w:pPr>
+      <w:r>
+        <w:rPr>
+          <w:rFonts w:ascii="Helvetica Neue" w:cs="Helvetica Neue" w:eastAsia="Helvetica Neue" w:hAnsi="Helvetica Neue"/>
           <w:color w:val="1F2937"/>
           <w:sz w:val="21"/>
           <w:szCs w:val="21"/>
@@ -3196,7 +3205,7 @@
       </w:r>
       <w:r>
         <w:rPr>
-          <w:rFonts w:ascii="Calibri" w:cs="Calibri" w:eastAsia="Calibri" w:hAnsi="Calibri"/>
+          <w:rFonts w:ascii="Helvetica Neue" w:cs="Helvetica Neue" w:eastAsia="Helvetica Neue" w:hAnsi="Helvetica Neue"/>
           <w:b/>
           <w:bCs/>
           <w:color w:val="1F2937"/>
@@ -3207,7 +3216,7 @@
       </w:r>
       <w:r>
         <w:rPr>
-          <w:rFonts w:ascii="Calibri" w:cs="Calibri" w:eastAsia="Calibri" w:hAnsi="Calibri"/>
+          <w:rFonts w:ascii="Helvetica Neue" w:cs="Helvetica Neue" w:eastAsia="Helvetica Neue" w:hAnsi="Helvetica Neue"/>
           <w:color w:val="1F2937"/>
           <w:sz w:val="21"/>
           <w:szCs w:val="21"/>
@@ -3216,7 +3225,7 @@
       </w:r>
       <w:r>
         <w:rPr>
-          <w:rFonts w:ascii="Calibri" w:cs="Calibri" w:eastAsia="Calibri" w:hAnsi="Calibri"/>
+          <w:rFonts w:ascii="Helvetica Neue" w:cs="Helvetica Neue" w:eastAsia="Helvetica Neue" w:hAnsi="Helvetica Neue"/>
           <w:b/>
           <w:bCs/>
           <w:color w:val="1F2937"/>
@@ -3227,7 +3236,7 @@
       </w:r>
       <w:r>
         <w:rPr>
-          <w:rFonts w:ascii="Calibri" w:cs="Calibri" w:eastAsia="Calibri" w:hAnsi="Calibri"/>
+          <w:rFonts w:ascii="Helvetica Neue" w:cs="Helvetica Neue" w:eastAsia="Helvetica Neue" w:hAnsi="Helvetica Neue"/>
           <w:color w:val="1F2937"/>
           <w:sz w:val="21"/>
           <w:szCs w:val="21"/>
@@ -3236,7 +3245,7 @@
       </w:r>
       <w:r>
         <w:rPr>
-          <w:rFonts w:ascii="Calibri" w:cs="Calibri" w:eastAsia="Calibri" w:hAnsi="Calibri"/>
+          <w:rFonts w:ascii="Helvetica Neue" w:cs="Helvetica Neue" w:eastAsia="Helvetica Neue" w:hAnsi="Helvetica Neue"/>
           <w:b/>
           <w:bCs/>
           <w:color w:val="1F2937"/>
@@ -3247,7 +3256,7 @@
       </w:r>
       <w:r>
         <w:rPr>
-          <w:rFonts w:ascii="Calibri" w:cs="Calibri" w:eastAsia="Calibri" w:hAnsi="Calibri"/>
+          <w:rFonts w:ascii="Helvetica Neue" w:cs="Helvetica Neue" w:eastAsia="Helvetica Neue" w:hAnsi="Helvetica Neue"/>
           <w:color w:val="1F2937"/>
           <w:sz w:val="21"/>
           <w:szCs w:val="21"/>
@@ -3258,27 +3267,28 @@
     <w:p>
       <w:pPr>
         <w:pStyle w:val="Heading3"/>
-        <w:spacing w:after="120" w:before="240"/>
-      </w:pPr>
-      <w:r>
-        <w:rPr>
-          <w:rFonts w:ascii="Calibri" w:cs="Calibri" w:eastAsia="Calibri" w:hAnsi="Calibri"/>
+        <w:keepNext/>
+        <w:spacing w:after="80" w:before="280" w:line="372" w:lineRule="auto"/>
+      </w:pPr>
+      <w:r>
+        <w:rPr>
+          <w:rFonts w:ascii="Helvetica Neue" w:cs="Helvetica Neue" w:eastAsia="Helvetica Neue" w:hAnsi="Helvetica Neue"/>
           <w:b/>
           <w:bCs/>
           <w:color w:val="1E40AF"/>
-          <w:sz w:val="24"/>
-          <w:szCs w:val="24"/>
+          <w:sz w:val="23"/>
+          <w:szCs w:val="23"/>
         </w:rPr>
         <w:t xml:space="preserve">4.5. Inviter quelqu'un à un repas</w:t>
       </w:r>
     </w:p>
     <w:p>
       <w:pPr>
-        <w:spacing w:after="120"/>
-      </w:pPr>
-      <w:r>
-        <w:rPr>
-          <w:rFonts w:ascii="Calibri" w:cs="Calibri" w:eastAsia="Calibri" w:hAnsi="Calibri"/>
+        <w:spacing w:after="210" w:before="0" w:line="372" w:lineRule="auto"/>
+      </w:pPr>
+      <w:r>
+        <w:rPr>
+          <w:rFonts w:ascii="Helvetica Neue" w:cs="Helvetica Neue" w:eastAsia="Helvetica Neue" w:hAnsi="Helvetica Neue"/>
           <w:color w:val="1F2937"/>
           <w:sz w:val="21"/>
           <w:szCs w:val="21"/>
@@ -3287,7 +3297,7 @@
       </w:r>
       <w:r>
         <w:rPr>
-          <w:rFonts w:ascii="Calibri" w:cs="Calibri" w:eastAsia="Calibri" w:hAnsi="Calibri"/>
+          <w:rFonts w:ascii="Helvetica Neue" w:cs="Helvetica Neue" w:eastAsia="Helvetica Neue" w:hAnsi="Helvetica Neue"/>
           <w:b/>
           <w:bCs/>
           <w:color w:val="1F2937"/>
@@ -3298,7 +3308,7 @@
       </w:r>
       <w:r>
         <w:rPr>
-          <w:rFonts w:ascii="Calibri" w:cs="Calibri" w:eastAsia="Calibri" w:hAnsi="Calibri"/>
+          <w:rFonts w:ascii="Helvetica Neue" w:cs="Helvetica Neue" w:eastAsia="Helvetica Neue" w:hAnsi="Helvetica Neue"/>
           <w:color w:val="1F2937"/>
           <w:sz w:val="21"/>
           <w:szCs w:val="21"/>
@@ -3307,7 +3317,7 @@
       </w:r>
       <w:r>
         <w:rPr>
-          <w:rFonts w:ascii="Calibri" w:cs="Calibri" w:eastAsia="Calibri" w:hAnsi="Calibri"/>
+          <w:rFonts w:ascii="Helvetica Neue" w:cs="Helvetica Neue" w:eastAsia="Helvetica Neue" w:hAnsi="Helvetica Neue"/>
           <w:b/>
           <w:bCs/>
           <w:color w:val="1F2937"/>
@@ -3318,7 +3328,7 @@
       </w:r>
       <w:r>
         <w:rPr>
-          <w:rFonts w:ascii="Calibri" w:cs="Calibri" w:eastAsia="Calibri" w:hAnsi="Calibri"/>
+          <w:rFonts w:ascii="Helvetica Neue" w:cs="Helvetica Neue" w:eastAsia="Helvetica Neue" w:hAnsi="Helvetica Neue"/>
           <w:color w:val="1F2937"/>
           <w:sz w:val="21"/>
           <w:szCs w:val="21"/>
@@ -3327,7 +3337,7 @@
       </w:r>
       <w:r>
         <w:rPr>
-          <w:rFonts w:ascii="Calibri" w:cs="Calibri" w:eastAsia="Calibri" w:hAnsi="Calibri"/>
+          <w:rFonts w:ascii="Helvetica Neue" w:cs="Helvetica Neue" w:eastAsia="Helvetica Neue" w:hAnsi="Helvetica Neue"/>
           <w:b/>
           <w:bCs/>
           <w:color w:val="1F2937"/>
@@ -3338,7 +3348,7 @@
       </w:r>
       <w:r>
         <w:rPr>
-          <w:rFonts w:ascii="Calibri" w:cs="Calibri" w:eastAsia="Calibri" w:hAnsi="Calibri"/>
+          <w:rFonts w:ascii="Helvetica Neue" w:cs="Helvetica Neue" w:eastAsia="Helvetica Neue" w:hAnsi="Helvetica Neue"/>
           <w:color w:val="1F2937"/>
           <w:sz w:val="21"/>
           <w:szCs w:val="21"/>
@@ -3347,7 +3357,7 @@
       </w:r>
       <w:r>
         <w:rPr>
-          <w:rFonts w:ascii="Calibri" w:cs="Calibri" w:eastAsia="Calibri" w:hAnsi="Calibri"/>
+          <w:rFonts w:ascii="Helvetica Neue" w:cs="Helvetica Neue" w:eastAsia="Helvetica Neue" w:hAnsi="Helvetica Neue"/>
           <w:b/>
           <w:bCs/>
           <w:color w:val="1F2937"/>
@@ -3358,7 +3368,7 @@
       </w:r>
       <w:r>
         <w:rPr>
-          <w:rFonts w:ascii="Calibri" w:cs="Calibri" w:eastAsia="Calibri" w:hAnsi="Calibri"/>
+          <w:rFonts w:ascii="Helvetica Neue" w:cs="Helvetica Neue" w:eastAsia="Helvetica Neue" w:hAnsi="Helvetica Neue"/>
           <w:color w:val="1F2937"/>
           <w:sz w:val="21"/>
           <w:szCs w:val="21"/>
@@ -3367,7 +3377,7 @@
       </w:r>
       <w:r>
         <w:rPr>
-          <w:rFonts w:ascii="Calibri" w:cs="Calibri" w:eastAsia="Calibri" w:hAnsi="Calibri"/>
+          <w:rFonts w:ascii="Helvetica Neue" w:cs="Helvetica Neue" w:eastAsia="Helvetica Neue" w:hAnsi="Helvetica Neue"/>
           <w:b/>
           <w:bCs/>
           <w:color w:val="1F2937"/>
@@ -3378,7 +3388,7 @@
       </w:r>
       <w:r>
         <w:rPr>
-          <w:rFonts w:ascii="Calibri" w:cs="Calibri" w:eastAsia="Calibri" w:hAnsi="Calibri"/>
+          <w:rFonts w:ascii="Helvetica Neue" w:cs="Helvetica Neue" w:eastAsia="Helvetica Neue" w:hAnsi="Helvetica Neue"/>
           <w:color w:val="1F2937"/>
           <w:sz w:val="21"/>
           <w:szCs w:val="21"/>
@@ -3387,7 +3397,7 @@
       </w:r>
       <w:r>
         <w:rPr>
-          <w:rFonts w:ascii="Calibri" w:cs="Calibri" w:eastAsia="Calibri" w:hAnsi="Calibri"/>
+          <w:rFonts w:ascii="Helvetica Neue" w:cs="Helvetica Neue" w:eastAsia="Helvetica Neue" w:hAnsi="Helvetica Neue"/>
           <w:b/>
           <w:bCs/>
           <w:color w:val="1F2937"/>
@@ -3398,7 +3408,7 @@
       </w:r>
       <w:r>
         <w:rPr>
-          <w:rFonts w:ascii="Calibri" w:cs="Calibri" w:eastAsia="Calibri" w:hAnsi="Calibri"/>
+          <w:rFonts w:ascii="Helvetica Neue" w:cs="Helvetica Neue" w:eastAsia="Helvetica Neue" w:hAnsi="Helvetica Neue"/>
           <w:color w:val="1F2937"/>
           <w:sz w:val="21"/>
           <w:szCs w:val="21"/>
@@ -3407,7 +3417,7 @@
       </w:r>
       <w:r>
         <w:rPr>
-          <w:rFonts w:ascii="Calibri" w:cs="Calibri" w:eastAsia="Calibri" w:hAnsi="Calibri"/>
+          <w:rFonts w:ascii="Helvetica Neue" w:cs="Helvetica Neue" w:eastAsia="Helvetica Neue" w:hAnsi="Helvetica Neue"/>
           <w:b/>
           <w:bCs/>
           <w:color w:val="1F2937"/>
@@ -3418,7 +3428,7 @@
       </w:r>
       <w:r>
         <w:rPr>
-          <w:rFonts w:ascii="Calibri" w:cs="Calibri" w:eastAsia="Calibri" w:hAnsi="Calibri"/>
+          <w:rFonts w:ascii="Helvetica Neue" w:cs="Helvetica Neue" w:eastAsia="Helvetica Neue" w:hAnsi="Helvetica Neue"/>
           <w:color w:val="1F2937"/>
           <w:sz w:val="21"/>
           <w:szCs w:val="21"/>
@@ -3427,7 +3437,7 @@
       </w:r>
       <w:r>
         <w:rPr>
-          <w:rFonts w:ascii="Calibri" w:cs="Calibri" w:eastAsia="Calibri" w:hAnsi="Calibri"/>
+          <w:rFonts w:ascii="Helvetica Neue" w:cs="Helvetica Neue" w:eastAsia="Helvetica Neue" w:hAnsi="Helvetica Neue"/>
           <w:b/>
           <w:bCs/>
           <w:color w:val="1F2937"/>
@@ -3438,7 +3448,7 @@
       </w:r>
       <w:r>
         <w:rPr>
-          <w:rFonts w:ascii="Calibri" w:cs="Calibri" w:eastAsia="Calibri" w:hAnsi="Calibri"/>
+          <w:rFonts w:ascii="Helvetica Neue" w:cs="Helvetica Neue" w:eastAsia="Helvetica Neue" w:hAnsi="Helvetica Neue"/>
           <w:color w:val="1F2937"/>
           <w:sz w:val="21"/>
           <w:szCs w:val="21"/>
@@ -3447,7 +3457,7 @@
       </w:r>
       <w:r>
         <w:rPr>
-          <w:rFonts w:ascii="Calibri" w:cs="Calibri" w:eastAsia="Calibri" w:hAnsi="Calibri"/>
+          <w:rFonts w:ascii="Helvetica Neue" w:cs="Helvetica Neue" w:eastAsia="Helvetica Neue" w:hAnsi="Helvetica Neue"/>
           <w:b/>
           <w:bCs/>
           <w:color w:val="1F2937"/>
@@ -3458,7 +3468,7 @@
       </w:r>
       <w:r>
         <w:rPr>
-          <w:rFonts w:ascii="Calibri" w:cs="Calibri" w:eastAsia="Calibri" w:hAnsi="Calibri"/>
+          <w:rFonts w:ascii="Helvetica Neue" w:cs="Helvetica Neue" w:eastAsia="Helvetica Neue" w:hAnsi="Helvetica Neue"/>
           <w:color w:val="1F2937"/>
           <w:sz w:val="21"/>
           <w:szCs w:val="21"/>
@@ -3468,11 +3478,11 @@
     </w:p>
     <w:p>
       <w:pPr>
-        <w:spacing w:after="120"/>
-      </w:pPr>
-      <w:r>
-        <w:rPr>
-          <w:rFonts w:ascii="Calibri" w:cs="Calibri" w:eastAsia="Calibri" w:hAnsi="Calibri"/>
+        <w:spacing w:after="210" w:before="0" w:line="372" w:lineRule="auto"/>
+      </w:pPr>
+      <w:r>
+        <w:rPr>
+          <w:rFonts w:ascii="Helvetica Neue" w:cs="Helvetica Neue" w:eastAsia="Helvetica Neue" w:hAnsi="Helvetica Neue"/>
           <w:color w:val="1F2937"/>
           <w:sz w:val="21"/>
           <w:szCs w:val="21"/>
@@ -3481,7 +3491,7 @@
       </w:r>
       <w:r>
         <w:rPr>
-          <w:rFonts w:ascii="Calibri" w:cs="Calibri" w:eastAsia="Calibri" w:hAnsi="Calibri"/>
+          <w:rFonts w:ascii="Helvetica Neue" w:cs="Helvetica Neue" w:eastAsia="Helvetica Neue" w:hAnsi="Helvetica Neue"/>
           <w:b/>
           <w:bCs/>
           <w:color w:val="1F2937"/>
@@ -3492,7 +3502,7 @@
       </w:r>
       <w:r>
         <w:rPr>
-          <w:rFonts w:ascii="Calibri" w:cs="Calibri" w:eastAsia="Calibri" w:hAnsi="Calibri"/>
+          <w:rFonts w:ascii="Helvetica Neue" w:cs="Helvetica Neue" w:eastAsia="Helvetica Neue" w:hAnsi="Helvetica Neue"/>
           <w:color w:val="1F2937"/>
           <w:sz w:val="21"/>
           <w:szCs w:val="21"/>
@@ -3502,11 +3512,11 @@
     </w:p>
     <w:p>
       <w:pPr>
-        <w:spacing w:after="120"/>
-      </w:pPr>
-      <w:r>
-        <w:rPr>
-          <w:rFonts w:ascii="Calibri" w:cs="Calibri" w:eastAsia="Calibri" w:hAnsi="Calibri"/>
+        <w:spacing w:after="210" w:before="0" w:line="372" w:lineRule="auto"/>
+      </w:pPr>
+      <w:r>
+        <w:rPr>
+          <w:rFonts w:ascii="Helvetica Neue" w:cs="Helvetica Neue" w:eastAsia="Helvetica Neue" w:hAnsi="Helvetica Neue"/>
           <w:color w:val="1F2937"/>
           <w:sz w:val="21"/>
           <w:szCs w:val="21"/>
@@ -3515,7 +3525,7 @@
       </w:r>
       <w:r>
         <w:rPr>
-          <w:rFonts w:ascii="Calibri" w:cs="Calibri" w:eastAsia="Calibri" w:hAnsi="Calibri"/>
+          <w:rFonts w:ascii="Helvetica Neue" w:cs="Helvetica Neue" w:eastAsia="Helvetica Neue" w:hAnsi="Helvetica Neue"/>
           <w:b/>
           <w:bCs/>
           <w:color w:val="1F2937"/>
@@ -3526,7 +3536,7 @@
       </w:r>
       <w:r>
         <w:rPr>
-          <w:rFonts w:ascii="Calibri" w:cs="Calibri" w:eastAsia="Calibri" w:hAnsi="Calibri"/>
+          <w:rFonts w:ascii="Helvetica Neue" w:cs="Helvetica Neue" w:eastAsia="Helvetica Neue" w:hAnsi="Helvetica Neue"/>
           <w:color w:val="1F2937"/>
           <w:sz w:val="21"/>
           <w:szCs w:val="21"/>
@@ -3537,27 +3547,28 @@
     <w:p>
       <w:pPr>
         <w:pStyle w:val="Heading3"/>
-        <w:spacing w:after="120" w:before="240"/>
-      </w:pPr>
-      <w:r>
-        <w:rPr>
-          <w:rFonts w:ascii="Calibri" w:cs="Calibri" w:eastAsia="Calibri" w:hAnsi="Calibri"/>
+        <w:keepNext/>
+        <w:spacing w:after="80" w:before="280" w:line="372" w:lineRule="auto"/>
+      </w:pPr>
+      <w:r>
+        <w:rPr>
+          <w:rFonts w:ascii="Helvetica Neue" w:cs="Helvetica Neue" w:eastAsia="Helvetica Neue" w:hAnsi="Helvetica Neue"/>
           <w:b/>
           <w:bCs/>
           <w:color w:val="1E40AF"/>
-          <w:sz w:val="24"/>
-          <w:szCs w:val="24"/>
+          <w:sz w:val="23"/>
+          <w:szCs w:val="23"/>
         </w:rPr>
         <w:t xml:space="preserve">4.6. Le calendrier et les événements</w:t>
       </w:r>
     </w:p>
     <w:p>
       <w:pPr>
-        <w:spacing w:after="120"/>
-      </w:pPr>
-      <w:r>
-        <w:rPr>
-          <w:rFonts w:ascii="Calibri" w:cs="Calibri" w:eastAsia="Calibri" w:hAnsi="Calibri"/>
+        <w:spacing w:after="210" w:before="0" w:line="372" w:lineRule="auto"/>
+      </w:pPr>
+      <w:r>
+        <w:rPr>
+          <w:rFonts w:ascii="Helvetica Neue" w:cs="Helvetica Neue" w:eastAsia="Helvetica Neue" w:hAnsi="Helvetica Neue"/>
           <w:color w:val="1F2937"/>
           <w:sz w:val="21"/>
           <w:szCs w:val="21"/>
@@ -3566,7 +3577,7 @@
       </w:r>
       <w:r>
         <w:rPr>
-          <w:rFonts w:ascii="Calibri" w:cs="Calibri" w:eastAsia="Calibri" w:hAnsi="Calibri"/>
+          <w:rFonts w:ascii="Helvetica Neue" w:cs="Helvetica Neue" w:eastAsia="Helvetica Neue" w:hAnsi="Helvetica Neue"/>
           <w:b/>
           <w:bCs/>
           <w:color w:val="1F2937"/>
@@ -3577,7 +3588,7 @@
       </w:r>
       <w:r>
         <w:rPr>
-          <w:rFonts w:ascii="Calibri" w:cs="Calibri" w:eastAsia="Calibri" w:hAnsi="Calibri"/>
+          <w:rFonts w:ascii="Helvetica Neue" w:cs="Helvetica Neue" w:eastAsia="Helvetica Neue" w:hAnsi="Helvetica Neue"/>
           <w:color w:val="1F2937"/>
           <w:sz w:val="21"/>
           <w:szCs w:val="21"/>
@@ -3587,11 +3598,11 @@
     </w:p>
     <w:p>
       <w:pPr>
-        <w:spacing w:after="120"/>
-      </w:pPr>
-      <w:r>
-        <w:rPr>
-          <w:rFonts w:ascii="Calibri" w:cs="Calibri" w:eastAsia="Calibri" w:hAnsi="Calibri"/>
+        <w:spacing w:after="210" w:before="0" w:line="372" w:lineRule="auto"/>
+      </w:pPr>
+      <w:r>
+        <w:rPr>
+          <w:rFonts w:ascii="Helvetica Neue" w:cs="Helvetica Neue" w:eastAsia="Helvetica Neue" w:hAnsi="Helvetica Neue"/>
           <w:color w:val="1F2937"/>
           <w:sz w:val="21"/>
           <w:szCs w:val="21"/>
@@ -3600,7 +3611,7 @@
       </w:r>
       <w:r>
         <w:rPr>
-          <w:rFonts w:ascii="Calibri" w:cs="Calibri" w:eastAsia="Calibri" w:hAnsi="Calibri"/>
+          <w:rFonts w:ascii="Helvetica Neue" w:cs="Helvetica Neue" w:eastAsia="Helvetica Neue" w:hAnsi="Helvetica Neue"/>
           <w:b/>
           <w:bCs/>
           <w:color w:val="1F2937"/>
@@ -3611,7 +3622,7 @@
       </w:r>
       <w:r>
         <w:rPr>
-          <w:rFonts w:ascii="Calibri" w:cs="Calibri" w:eastAsia="Calibri" w:hAnsi="Calibri"/>
+          <w:rFonts w:ascii="Helvetica Neue" w:cs="Helvetica Neue" w:eastAsia="Helvetica Neue" w:hAnsi="Helvetica Neue"/>
           <w:color w:val="1F2937"/>
           <w:sz w:val="21"/>
           <w:szCs w:val="21"/>
@@ -3622,27 +3633,28 @@
     <w:p>
       <w:pPr>
         <w:pStyle w:val="Heading3"/>
-        <w:spacing w:after="120" w:before="240"/>
-      </w:pPr>
-      <w:r>
-        <w:rPr>
-          <w:rFonts w:ascii="Calibri" w:cs="Calibri" w:eastAsia="Calibri" w:hAnsi="Calibri"/>
+        <w:keepNext/>
+        <w:spacing w:after="80" w:before="280" w:line="372" w:lineRule="auto"/>
+      </w:pPr>
+      <w:r>
+        <w:rPr>
+          <w:rFonts w:ascii="Helvetica Neue" w:cs="Helvetica Neue" w:eastAsia="Helvetica Neue" w:hAnsi="Helvetica Neue"/>
           <w:b/>
           <w:bCs/>
           <w:color w:val="1E40AF"/>
-          <w:sz w:val="24"/>
-          <w:szCs w:val="24"/>
+          <w:sz w:val="23"/>
+          <w:szCs w:val="23"/>
         </w:rPr>
         <w:t xml:space="preserve">4.7. Confirmer sa participation</w:t>
       </w:r>
     </w:p>
     <w:p>
       <w:pPr>
-        <w:spacing w:after="120"/>
-      </w:pPr>
-      <w:r>
-        <w:rPr>
-          <w:rFonts w:ascii="Calibri" w:cs="Calibri" w:eastAsia="Calibri" w:hAnsi="Calibri"/>
+        <w:spacing w:after="210" w:before="0" w:line="372" w:lineRule="auto"/>
+      </w:pPr>
+      <w:r>
+        <w:rPr>
+          <w:rFonts w:ascii="Helvetica Neue" w:cs="Helvetica Neue" w:eastAsia="Helvetica Neue" w:hAnsi="Helvetica Neue"/>
           <w:color w:val="1F2937"/>
           <w:sz w:val="21"/>
           <w:szCs w:val="21"/>
@@ -3651,7 +3663,7 @@
       </w:r>
       <w:r>
         <w:rPr>
-          <w:rFonts w:ascii="Calibri" w:cs="Calibri" w:eastAsia="Calibri" w:hAnsi="Calibri"/>
+          <w:rFonts w:ascii="Helvetica Neue" w:cs="Helvetica Neue" w:eastAsia="Helvetica Neue" w:hAnsi="Helvetica Neue"/>
           <w:b/>
           <w:bCs/>
           <w:color w:val="1F2937"/>
@@ -3662,7 +3674,7 @@
       </w:r>
       <w:r>
         <w:rPr>
-          <w:rFonts w:ascii="Calibri" w:cs="Calibri" w:eastAsia="Calibri" w:hAnsi="Calibri"/>
+          <w:rFonts w:ascii="Helvetica Neue" w:cs="Helvetica Neue" w:eastAsia="Helvetica Neue" w:hAnsi="Helvetica Neue"/>
           <w:color w:val="1F2937"/>
           <w:sz w:val="21"/>
           <w:szCs w:val="21"/>
@@ -3671,7 +3683,7 @@
       </w:r>
       <w:r>
         <w:rPr>
-          <w:rFonts w:ascii="Calibri" w:cs="Calibri" w:eastAsia="Calibri" w:hAnsi="Calibri"/>
+          <w:rFonts w:ascii="Helvetica Neue" w:cs="Helvetica Neue" w:eastAsia="Helvetica Neue" w:hAnsi="Helvetica Neue"/>
           <w:b/>
           <w:bCs/>
           <w:color w:val="1F2937"/>
@@ -3682,7 +3694,7 @@
       </w:r>
       <w:r>
         <w:rPr>
-          <w:rFonts w:ascii="Calibri" w:cs="Calibri" w:eastAsia="Calibri" w:hAnsi="Calibri"/>
+          <w:rFonts w:ascii="Helvetica Neue" w:cs="Helvetica Neue" w:eastAsia="Helvetica Neue" w:hAnsi="Helvetica Neue"/>
           <w:color w:val="1F2937"/>
           <w:sz w:val="21"/>
           <w:szCs w:val="21"/>
@@ -3691,7 +3703,7 @@
       </w:r>
       <w:r>
         <w:rPr>
-          <w:rFonts w:ascii="Calibri" w:cs="Calibri" w:eastAsia="Calibri" w:hAnsi="Calibri"/>
+          <w:rFonts w:ascii="Helvetica Neue" w:cs="Helvetica Neue" w:eastAsia="Helvetica Neue" w:hAnsi="Helvetica Neue"/>
           <w:b/>
           <w:bCs/>
           <w:color w:val="1F2937"/>
@@ -3702,7 +3714,7 @@
       </w:r>
       <w:r>
         <w:rPr>
-          <w:rFonts w:ascii="Calibri" w:cs="Calibri" w:eastAsia="Calibri" w:hAnsi="Calibri"/>
+          <w:rFonts w:ascii="Helvetica Neue" w:cs="Helvetica Neue" w:eastAsia="Helvetica Neue" w:hAnsi="Helvetica Neue"/>
           <w:color w:val="1F2937"/>
           <w:sz w:val="21"/>
           <w:szCs w:val="21"/>
@@ -3713,27 +3725,28 @@
     <w:p>
       <w:pPr>
         <w:pStyle w:val="Heading3"/>
-        <w:spacing w:after="120" w:before="240"/>
-      </w:pPr>
-      <w:r>
-        <w:rPr>
-          <w:rFonts w:ascii="Calibri" w:cs="Calibri" w:eastAsia="Calibri" w:hAnsi="Calibri"/>
+        <w:keepNext/>
+        <w:spacing w:after="80" w:before="280" w:line="372" w:lineRule="auto"/>
+      </w:pPr>
+      <w:r>
+        <w:rPr>
+          <w:rFonts w:ascii="Helvetica Neue" w:cs="Helvetica Neue" w:eastAsia="Helvetica Neue" w:hAnsi="Helvetica Neue"/>
           <w:b/>
           <w:bCs/>
           <w:color w:val="1E40AF"/>
-          <w:sz w:val="24"/>
-          <w:szCs w:val="24"/>
+          <w:sz w:val="23"/>
+          <w:szCs w:val="23"/>
         </w:rPr>
         <w:t xml:space="preserve">4.8. Les informations pratiques — l'onglet « Administratif »</w:t>
       </w:r>
     </w:p>
     <w:p>
       <w:pPr>
-        <w:spacing w:after="120"/>
-      </w:pPr>
-      <w:r>
-        <w:rPr>
-          <w:rFonts w:ascii="Calibri" w:cs="Calibri" w:eastAsia="Calibri" w:hAnsi="Calibri"/>
+        <w:spacing w:after="210" w:before="0" w:line="372" w:lineRule="auto"/>
+      </w:pPr>
+      <w:r>
+        <w:rPr>
+          <w:rFonts w:ascii="Helvetica Neue" w:cs="Helvetica Neue" w:eastAsia="Helvetica Neue" w:hAnsi="Helvetica Neue"/>
           <w:color w:val="1F2937"/>
           <w:sz w:val="21"/>
           <w:szCs w:val="21"/>
@@ -3742,7 +3755,7 @@
       </w:r>
       <w:r>
         <w:rPr>
-          <w:rFonts w:ascii="Calibri" w:cs="Calibri" w:eastAsia="Calibri" w:hAnsi="Calibri"/>
+          <w:rFonts w:ascii="Helvetica Neue" w:cs="Helvetica Neue" w:eastAsia="Helvetica Neue" w:hAnsi="Helvetica Neue"/>
           <w:b/>
           <w:bCs/>
           <w:color w:val="1F2937"/>
@@ -3753,7 +3766,7 @@
       </w:r>
       <w:r>
         <w:rPr>
-          <w:rFonts w:ascii="Calibri" w:cs="Calibri" w:eastAsia="Calibri" w:hAnsi="Calibri"/>
+          <w:rFonts w:ascii="Helvetica Neue" w:cs="Helvetica Neue" w:eastAsia="Helvetica Neue" w:hAnsi="Helvetica Neue"/>
           <w:color w:val="1F2937"/>
           <w:sz w:val="21"/>
           <w:szCs w:val="21"/>
@@ -3762,7 +3775,7 @@
       </w:r>
       <w:r>
         <w:rPr>
-          <w:rFonts w:ascii="Calibri" w:cs="Calibri" w:eastAsia="Calibri" w:hAnsi="Calibri"/>
+          <w:rFonts w:ascii="Helvetica Neue" w:cs="Helvetica Neue" w:eastAsia="Helvetica Neue" w:hAnsi="Helvetica Neue"/>
           <w:b/>
           <w:bCs/>
           <w:color w:val="1F2937"/>
@@ -3773,7 +3786,7 @@
       </w:r>
       <w:r>
         <w:rPr>
-          <w:rFonts w:ascii="Calibri" w:cs="Calibri" w:eastAsia="Calibri" w:hAnsi="Calibri"/>
+          <w:rFonts w:ascii="Helvetica Neue" w:cs="Helvetica Neue" w:eastAsia="Helvetica Neue" w:hAnsi="Helvetica Neue"/>
           <w:color w:val="1F2937"/>
           <w:sz w:val="21"/>
           <w:szCs w:val="21"/>
@@ -3782,7 +3795,7 @@
       </w:r>
       <w:r>
         <w:rPr>
-          <w:rFonts w:ascii="Calibri" w:cs="Calibri" w:eastAsia="Calibri" w:hAnsi="Calibri"/>
+          <w:rFonts w:ascii="Helvetica Neue" w:cs="Helvetica Neue" w:eastAsia="Helvetica Neue" w:hAnsi="Helvetica Neue"/>
           <w:b/>
           <w:bCs/>
           <w:color w:val="1F2937"/>
@@ -3793,7 +3806,7 @@
       </w:r>
       <w:r>
         <w:rPr>
-          <w:rFonts w:ascii="Calibri" w:cs="Calibri" w:eastAsia="Calibri" w:hAnsi="Calibri"/>
+          <w:rFonts w:ascii="Helvetica Neue" w:cs="Helvetica Neue" w:eastAsia="Helvetica Neue" w:hAnsi="Helvetica Neue"/>
           <w:color w:val="1F2937"/>
           <w:sz w:val="21"/>
           <w:szCs w:val="21"/>
@@ -3802,7 +3815,7 @@
       </w:r>
       <w:r>
         <w:rPr>
-          <w:rFonts w:ascii="Calibri" w:cs="Calibri" w:eastAsia="Calibri" w:hAnsi="Calibri"/>
+          <w:rFonts w:ascii="Helvetica Neue" w:cs="Helvetica Neue" w:eastAsia="Helvetica Neue" w:hAnsi="Helvetica Neue"/>
           <w:b/>
           <w:bCs/>
           <w:color w:val="1F2937"/>
@@ -3813,7 +3826,7 @@
       </w:r>
       <w:r>
         <w:rPr>
-          <w:rFonts w:ascii="Calibri" w:cs="Calibri" w:eastAsia="Calibri" w:hAnsi="Calibri"/>
+          <w:rFonts w:ascii="Helvetica Neue" w:cs="Helvetica Neue" w:eastAsia="Helvetica Neue" w:hAnsi="Helvetica Neue"/>
           <w:color w:val="1F2937"/>
           <w:sz w:val="21"/>
           <w:szCs w:val="21"/>
@@ -3822,7 +3835,7 @@
       </w:r>
       <w:r>
         <w:rPr>
-          <w:rFonts w:ascii="Calibri" w:cs="Calibri" w:eastAsia="Calibri" w:hAnsi="Calibri"/>
+          <w:rFonts w:ascii="Helvetica Neue" w:cs="Helvetica Neue" w:eastAsia="Helvetica Neue" w:hAnsi="Helvetica Neue"/>
           <w:b/>
           <w:bCs/>
           <w:color w:val="1F2937"/>
@@ -3833,7 +3846,7 @@
       </w:r>
       <w:r>
         <w:rPr>
-          <w:rFonts w:ascii="Calibri" w:cs="Calibri" w:eastAsia="Calibri" w:hAnsi="Calibri"/>
+          <w:rFonts w:ascii="Helvetica Neue" w:cs="Helvetica Neue" w:eastAsia="Helvetica Neue" w:hAnsi="Helvetica Neue"/>
           <w:color w:val="1F2937"/>
           <w:sz w:val="21"/>
           <w:szCs w:val="21"/>
@@ -3844,27 +3857,28 @@
     <w:p>
       <w:pPr>
         <w:pStyle w:val="Heading3"/>
-        <w:spacing w:after="120" w:before="240"/>
-      </w:pPr>
-      <w:r>
-        <w:rPr>
-          <w:rFonts w:ascii="Calibri" w:cs="Calibri" w:eastAsia="Calibri" w:hAnsi="Calibri"/>
+        <w:keepNext/>
+        <w:spacing w:after="80" w:before="280" w:line="372" w:lineRule="auto"/>
+      </w:pPr>
+      <w:r>
+        <w:rPr>
+          <w:rFonts w:ascii="Helvetica Neue" w:cs="Helvetica Neue" w:eastAsia="Helvetica Neue" w:hAnsi="Helvetica Neue"/>
           <w:b/>
           <w:bCs/>
           <w:color w:val="1E40AF"/>
-          <w:sz w:val="24"/>
-          <w:szCs w:val="24"/>
+          <w:sz w:val="23"/>
+          <w:szCs w:val="23"/>
         </w:rPr>
         <w:t xml:space="preserve">4.9. Son profil</w:t>
       </w:r>
     </w:p>
     <w:p>
       <w:pPr>
-        <w:spacing w:after="120"/>
-      </w:pPr>
-      <w:r>
-        <w:rPr>
-          <w:rFonts w:ascii="Calibri" w:cs="Calibri" w:eastAsia="Calibri" w:hAnsi="Calibri"/>
+        <w:spacing w:after="210" w:before="0" w:line="372" w:lineRule="auto"/>
+      </w:pPr>
+      <w:r>
+        <w:rPr>
+          <w:rFonts w:ascii="Helvetica Neue" w:cs="Helvetica Neue" w:eastAsia="Helvetica Neue" w:hAnsi="Helvetica Neue"/>
           <w:color w:val="1F2937"/>
           <w:sz w:val="21"/>
           <w:szCs w:val="21"/>
@@ -3873,7 +3887,7 @@
       </w:r>
       <w:r>
         <w:rPr>
-          <w:rFonts w:ascii="Calibri" w:cs="Calibri" w:eastAsia="Calibri" w:hAnsi="Calibri"/>
+          <w:rFonts w:ascii="Helvetica Neue" w:cs="Helvetica Neue" w:eastAsia="Helvetica Neue" w:hAnsi="Helvetica Neue"/>
           <w:b/>
           <w:bCs/>
           <w:color w:val="1F2937"/>
@@ -3884,7 +3898,7 @@
       </w:r>
       <w:r>
         <w:rPr>
-          <w:rFonts w:ascii="Calibri" w:cs="Calibri" w:eastAsia="Calibri" w:hAnsi="Calibri"/>
+          <w:rFonts w:ascii="Helvetica Neue" w:cs="Helvetica Neue" w:eastAsia="Helvetica Neue" w:hAnsi="Helvetica Neue"/>
           <w:color w:val="1F2937"/>
           <w:sz w:val="21"/>
           <w:szCs w:val="21"/>
@@ -3893,7 +3907,7 @@
       </w:r>
       <w:r>
         <w:rPr>
-          <w:rFonts w:ascii="Calibri" w:cs="Calibri" w:eastAsia="Calibri" w:hAnsi="Calibri"/>
+          <w:rFonts w:ascii="Helvetica Neue" w:cs="Helvetica Neue" w:eastAsia="Helvetica Neue" w:hAnsi="Helvetica Neue"/>
           <w:b/>
           <w:bCs/>
           <w:color w:val="1F2937"/>
@@ -3904,7 +3918,7 @@
       </w:r>
       <w:r>
         <w:rPr>
-          <w:rFonts w:ascii="Calibri" w:cs="Calibri" w:eastAsia="Calibri" w:hAnsi="Calibri"/>
+          <w:rFonts w:ascii="Helvetica Neue" w:cs="Helvetica Neue" w:eastAsia="Helvetica Neue" w:hAnsi="Helvetica Neue"/>
           <w:color w:val="1F2937"/>
           <w:sz w:val="21"/>
           <w:szCs w:val="21"/>
@@ -3915,19 +3929,23 @@
     <w:p>
       <w:pPr>
         <w:pBdr>
-          <w:bottom w:val="single" w:color="E2E8F0" w:sz="6"/>
+          <w:bottom w:val="single" w:color="E2E8F0" w:sz="6" w:space="0"/>
         </w:pBdr>
-        <w:spacing w:after="120" w:before="120"/>
+        <w:spacing w:after="280" w:before="280" w:line="372" w:lineRule="auto"/>
       </w:pPr>
     </w:p>
     <w:p>
       <w:pPr>
         <w:pStyle w:val="Heading2"/>
-        <w:spacing w:after="120" w:before="240"/>
-      </w:pPr>
-      <w:r>
-        <w:rPr>
-          <w:rFonts w:ascii="Calibri" w:cs="Calibri" w:eastAsia="Calibri" w:hAnsi="Calibri"/>
+        <w:keepNext/>
+        <w:pBdr>
+          <w:bottom w:val="single" w:color="DBEAFE" w:sz="6" w:space="3"/>
+        </w:pBdr>
+        <w:spacing w:after="120" w:before="400" w:line="372" w:lineRule="auto"/>
+      </w:pPr>
+      <w:r>
+        <w:rPr>
+          <w:rFonts w:ascii="Helvetica Neue" w:cs="Helvetica Neue" w:eastAsia="Helvetica Neue" w:hAnsi="Helvetica Neue"/>
           <w:b/>
           <w:bCs/>
           <w:color w:val="1E40AF"/>
@@ -3939,11 +3957,11 @@
     </w:p>
     <w:p>
       <w:pPr>
-        <w:spacing w:after="120"/>
-      </w:pPr>
-      <w:r>
-        <w:rPr>
-          <w:rFonts w:ascii="Calibri" w:cs="Calibri" w:eastAsia="Calibri" w:hAnsi="Calibri"/>
+        <w:spacing w:after="210" w:before="0" w:line="372" w:lineRule="auto"/>
+      </w:pPr>
+      <w:r>
+        <w:rPr>
+          <w:rFonts w:ascii="Helvetica Neue" w:cs="Helvetica Neue" w:eastAsia="Helvetica Neue" w:hAnsi="Helvetica Neue"/>
           <w:color w:val="1F2937"/>
           <w:sz w:val="21"/>
           <w:szCs w:val="21"/>
@@ -3952,7 +3970,7 @@
       </w:r>
       <w:r>
         <w:rPr>
-          <w:rFonts w:ascii="Calibri" w:cs="Calibri" w:eastAsia="Calibri" w:hAnsi="Calibri"/>
+          <w:rFonts w:ascii="Helvetica Neue" w:cs="Helvetica Neue" w:eastAsia="Helvetica Neue" w:hAnsi="Helvetica Neue"/>
           <w:b/>
           <w:bCs/>
           <w:color w:val="1F2937"/>
@@ -3963,7 +3981,7 @@
       </w:r>
       <w:r>
         <w:rPr>
-          <w:rFonts w:ascii="Calibri" w:cs="Calibri" w:eastAsia="Calibri" w:hAnsi="Calibri"/>
+          <w:rFonts w:ascii="Helvetica Neue" w:cs="Helvetica Neue" w:eastAsia="Helvetica Neue" w:hAnsi="Helvetica Neue"/>
           <w:color w:val="1F2937"/>
           <w:sz w:val="21"/>
           <w:szCs w:val="21"/>
@@ -3972,7 +3990,7 @@
       </w:r>
       <w:r>
         <w:rPr>
-          <w:rFonts w:ascii="Calibri" w:cs="Calibri" w:eastAsia="Calibri" w:hAnsi="Calibri"/>
+          <w:rFonts w:ascii="Helvetica Neue" w:cs="Helvetica Neue" w:eastAsia="Helvetica Neue" w:hAnsi="Helvetica Neue"/>
           <w:b/>
           <w:bCs/>
           <w:color w:val="1F2937"/>
@@ -3983,7 +4001,7 @@
       </w:r>
       <w:r>
         <w:rPr>
-          <w:rFonts w:ascii="Calibri" w:cs="Calibri" w:eastAsia="Calibri" w:hAnsi="Calibri"/>
+          <w:rFonts w:ascii="Helvetica Neue" w:cs="Helvetica Neue" w:eastAsia="Helvetica Neue" w:hAnsi="Helvetica Neue"/>
           <w:color w:val="1F2937"/>
           <w:sz w:val="21"/>
           <w:szCs w:val="21"/>
@@ -3992,7 +4010,7 @@
       </w:r>
       <w:r>
         <w:rPr>
-          <w:rFonts w:ascii="Calibri" w:cs="Calibri" w:eastAsia="Calibri" w:hAnsi="Calibri"/>
+          <w:rFonts w:ascii="Helvetica Neue" w:cs="Helvetica Neue" w:eastAsia="Helvetica Neue" w:hAnsi="Helvetica Neue"/>
           <w:b/>
           <w:bCs/>
           <w:color w:val="1F2937"/>
@@ -4003,7 +4021,7 @@
       </w:r>
       <w:r>
         <w:rPr>
-          <w:rFonts w:ascii="Calibri" w:cs="Calibri" w:eastAsia="Calibri" w:hAnsi="Calibri"/>
+          <w:rFonts w:ascii="Helvetica Neue" w:cs="Helvetica Neue" w:eastAsia="Helvetica Neue" w:hAnsi="Helvetica Neue"/>
           <w:color w:val="1F2937"/>
           <w:sz w:val="21"/>
           <w:szCs w:val="21"/>
@@ -4012,7 +4030,7 @@
       </w:r>
       <w:r>
         <w:rPr>
-          <w:rFonts w:ascii="Calibri" w:cs="Calibri" w:eastAsia="Calibri" w:hAnsi="Calibri"/>
+          <w:rFonts w:ascii="Helvetica Neue" w:cs="Helvetica Neue" w:eastAsia="Helvetica Neue" w:hAnsi="Helvetica Neue"/>
           <w:b/>
           <w:bCs/>
           <w:color w:val="1F2937"/>
@@ -4023,7 +4041,7 @@
       </w:r>
       <w:r>
         <w:rPr>
-          <w:rFonts w:ascii="Calibri" w:cs="Calibri" w:eastAsia="Calibri" w:hAnsi="Calibri"/>
+          <w:rFonts w:ascii="Helvetica Neue" w:cs="Helvetica Neue" w:eastAsia="Helvetica Neue" w:hAnsi="Helvetica Neue"/>
           <w:color w:val="1F2937"/>
           <w:sz w:val="21"/>
           <w:szCs w:val="21"/>
@@ -4032,7 +4050,7 @@
       </w:r>
       <w:r>
         <w:rPr>
-          <w:rFonts w:ascii="Calibri" w:cs="Calibri" w:eastAsia="Calibri" w:hAnsi="Calibri"/>
+          <w:rFonts w:ascii="Helvetica Neue" w:cs="Helvetica Neue" w:eastAsia="Helvetica Neue" w:hAnsi="Helvetica Neue"/>
           <w:i/>
           <w:iCs/>
           <w:color w:val="1F2937"/>
@@ -4043,7 +4061,7 @@
       </w:r>
       <w:r>
         <w:rPr>
-          <w:rFonts w:ascii="Calibri" w:cs="Calibri" w:eastAsia="Calibri" w:hAnsi="Calibri"/>
+          <w:rFonts w:ascii="Helvetica Neue" w:cs="Helvetica Neue" w:eastAsia="Helvetica Neue" w:hAnsi="Helvetica Neue"/>
           <w:color w:val="1F2937"/>
           <w:sz w:val="21"/>
           <w:szCs w:val="21"/>
@@ -4052,7 +4070,7 @@
       </w:r>
       <w:r>
         <w:rPr>
-          <w:rFonts w:ascii="Calibri" w:cs="Calibri" w:eastAsia="Calibri" w:hAnsi="Calibri"/>
+          <w:rFonts w:ascii="Helvetica Neue" w:cs="Helvetica Neue" w:eastAsia="Helvetica Neue" w:hAnsi="Helvetica Neue"/>
           <w:b/>
           <w:bCs/>
           <w:color w:val="1F2937"/>
@@ -4063,7 +4081,7 @@
       </w:r>
       <w:r>
         <w:rPr>
-          <w:rFonts w:ascii="Calibri" w:cs="Calibri" w:eastAsia="Calibri" w:hAnsi="Calibri"/>
+          <w:rFonts w:ascii="Helvetica Neue" w:cs="Helvetica Neue" w:eastAsia="Helvetica Neue" w:hAnsi="Helvetica Neue"/>
           <w:color w:val="1F2937"/>
           <w:sz w:val="21"/>
           <w:szCs w:val="21"/>
@@ -4072,7 +4090,7 @@
       </w:r>
       <w:r>
         <w:rPr>
-          <w:rFonts w:ascii="Calibri" w:cs="Calibri" w:eastAsia="Calibri" w:hAnsi="Calibri"/>
+          <w:rFonts w:ascii="Helvetica Neue" w:cs="Helvetica Neue" w:eastAsia="Helvetica Neue" w:hAnsi="Helvetica Neue"/>
           <w:i/>
           <w:iCs/>
           <w:color w:val="1F2937"/>
@@ -4083,7 +4101,7 @@
       </w:r>
       <w:r>
         <w:rPr>
-          <w:rFonts w:ascii="Calibri" w:cs="Calibri" w:eastAsia="Calibri" w:hAnsi="Calibri"/>
+          <w:rFonts w:ascii="Helvetica Neue" w:cs="Helvetica Neue" w:eastAsia="Helvetica Neue" w:hAnsi="Helvetica Neue"/>
           <w:color w:val="1F2937"/>
           <w:sz w:val="21"/>
           <w:szCs w:val="21"/>
@@ -4092,7 +4110,7 @@
       </w:r>
       <w:r>
         <w:rPr>
-          <w:rFonts w:ascii="Calibri" w:cs="Calibri" w:eastAsia="Calibri" w:hAnsi="Calibri"/>
+          <w:rFonts w:ascii="Helvetica Neue" w:cs="Helvetica Neue" w:eastAsia="Helvetica Neue" w:hAnsi="Helvetica Neue"/>
           <w:b/>
           <w:bCs/>
           <w:color w:val="1F2937"/>
@@ -4103,7 +4121,7 @@
       </w:r>
       <w:r>
         <w:rPr>
-          <w:rFonts w:ascii="Calibri" w:cs="Calibri" w:eastAsia="Calibri" w:hAnsi="Calibri"/>
+          <w:rFonts w:ascii="Helvetica Neue" w:cs="Helvetica Neue" w:eastAsia="Helvetica Neue" w:hAnsi="Helvetica Neue"/>
           <w:color w:val="1F2937"/>
           <w:sz w:val="21"/>
           <w:szCs w:val="21"/>
@@ -4112,7 +4130,7 @@
       </w:r>
       <w:r>
         <w:rPr>
-          <w:rFonts w:ascii="Calibri" w:cs="Calibri" w:eastAsia="Calibri" w:hAnsi="Calibri"/>
+          <w:rFonts w:ascii="Helvetica Neue" w:cs="Helvetica Neue" w:eastAsia="Helvetica Neue" w:hAnsi="Helvetica Neue"/>
           <w:i/>
           <w:iCs/>
           <w:color w:val="1F2937"/>
@@ -4123,7 +4141,7 @@
       </w:r>
       <w:r>
         <w:rPr>
-          <w:rFonts w:ascii="Calibri" w:cs="Calibri" w:eastAsia="Calibri" w:hAnsi="Calibri"/>
+          <w:rFonts w:ascii="Helvetica Neue" w:cs="Helvetica Neue" w:eastAsia="Helvetica Neue" w:hAnsi="Helvetica Neue"/>
           <w:color w:val="1F2937"/>
           <w:sz w:val="21"/>
           <w:szCs w:val="21"/>
@@ -4132,7 +4150,7 @@
       </w:r>
       <w:r>
         <w:rPr>
-          <w:rFonts w:ascii="Calibri" w:cs="Calibri" w:eastAsia="Calibri" w:hAnsi="Calibri"/>
+          <w:rFonts w:ascii="Helvetica Neue" w:cs="Helvetica Neue" w:eastAsia="Helvetica Neue" w:hAnsi="Helvetica Neue"/>
           <w:b/>
           <w:bCs/>
           <w:color w:val="1F2937"/>
@@ -4143,7 +4161,7 @@
       </w:r>
       <w:r>
         <w:rPr>
-          <w:rFonts w:ascii="Calibri" w:cs="Calibri" w:eastAsia="Calibri" w:hAnsi="Calibri"/>
+          <w:rFonts w:ascii="Helvetica Neue" w:cs="Helvetica Neue" w:eastAsia="Helvetica Neue" w:hAnsi="Helvetica Neue"/>
           <w:color w:val="1F2937"/>
           <w:sz w:val="21"/>
           <w:szCs w:val="21"/>
@@ -4152,7 +4170,7 @@
       </w:r>
       <w:r>
         <w:rPr>
-          <w:rFonts w:ascii="Calibri" w:cs="Calibri" w:eastAsia="Calibri" w:hAnsi="Calibri"/>
+          <w:rFonts w:ascii="Helvetica Neue" w:cs="Helvetica Neue" w:eastAsia="Helvetica Neue" w:hAnsi="Helvetica Neue"/>
           <w:i/>
           <w:iCs/>
           <w:color w:val="1F2937"/>
@@ -4163,7 +4181,7 @@
       </w:r>
       <w:r>
         <w:rPr>
-          <w:rFonts w:ascii="Calibri" w:cs="Calibri" w:eastAsia="Calibri" w:hAnsi="Calibri"/>
+          <w:rFonts w:ascii="Helvetica Neue" w:cs="Helvetica Neue" w:eastAsia="Helvetica Neue" w:hAnsi="Helvetica Neue"/>
           <w:color w:val="1F2937"/>
           <w:sz w:val="21"/>
           <w:szCs w:val="21"/>
@@ -4174,27 +4192,28 @@
     <w:p>
       <w:pPr>
         <w:pStyle w:val="Heading3"/>
-        <w:spacing w:after="120" w:before="240"/>
-      </w:pPr>
-      <w:r>
-        <w:rPr>
-          <w:rFonts w:ascii="Calibri" w:cs="Calibri" w:eastAsia="Calibri" w:hAnsi="Calibri"/>
+        <w:keepNext/>
+        <w:spacing w:after="80" w:before="280" w:line="372" w:lineRule="auto"/>
+      </w:pPr>
+      <w:r>
+        <w:rPr>
+          <w:rFonts w:ascii="Helvetica Neue" w:cs="Helvetica Neue" w:eastAsia="Helvetica Neue" w:hAnsi="Helvetica Neue"/>
           <w:b/>
           <w:bCs/>
           <w:color w:val="1E40AF"/>
-          <w:sz w:val="24"/>
-          <w:szCs w:val="24"/>
+          <w:sz w:val="23"/>
+          <w:szCs w:val="23"/>
         </w:rPr>
         <w:t xml:space="preserve">5.1. Gestion des comptes, chambres et structure du foyer</w:t>
       </w:r>
     </w:p>
     <w:p>
       <w:pPr>
-        <w:spacing w:after="120"/>
-      </w:pPr>
-      <w:r>
-        <w:rPr>
-          <w:rFonts w:ascii="Calibri" w:cs="Calibri" w:eastAsia="Calibri" w:hAnsi="Calibri"/>
+        <w:spacing w:after="210" w:before="0" w:line="372" w:lineRule="auto"/>
+      </w:pPr>
+      <w:r>
+        <w:rPr>
+          <w:rFonts w:ascii="Helvetica Neue" w:cs="Helvetica Neue" w:eastAsia="Helvetica Neue" w:hAnsi="Helvetica Neue"/>
           <w:color w:val="1F2937"/>
           <w:sz w:val="21"/>
           <w:szCs w:val="21"/>
@@ -4203,7 +4222,7 @@
       </w:r>
       <w:r>
         <w:rPr>
-          <w:rFonts w:ascii="Calibri" w:cs="Calibri" w:eastAsia="Calibri" w:hAnsi="Calibri"/>
+          <w:rFonts w:ascii="Helvetica Neue" w:cs="Helvetica Neue" w:eastAsia="Helvetica Neue" w:hAnsi="Helvetica Neue"/>
           <w:b/>
           <w:bCs/>
           <w:color w:val="1F2937"/>
@@ -4214,7 +4233,7 @@
       </w:r>
       <w:r>
         <w:rPr>
-          <w:rFonts w:ascii="Calibri" w:cs="Calibri" w:eastAsia="Calibri" w:hAnsi="Calibri"/>
+          <w:rFonts w:ascii="Helvetica Neue" w:cs="Helvetica Neue" w:eastAsia="Helvetica Neue" w:hAnsi="Helvetica Neue"/>
           <w:color w:val="1F2937"/>
           <w:sz w:val="21"/>
           <w:szCs w:val="21"/>
@@ -4223,7 +4242,7 @@
       </w:r>
       <w:r>
         <w:rPr>
-          <w:rFonts w:ascii="Calibri" w:cs="Calibri" w:eastAsia="Calibri" w:hAnsi="Calibri"/>
+          <w:rFonts w:ascii="Helvetica Neue" w:cs="Helvetica Neue" w:eastAsia="Helvetica Neue" w:hAnsi="Helvetica Neue"/>
           <w:b/>
           <w:bCs/>
           <w:color w:val="1F2937"/>
@@ -4234,7 +4253,7 @@
       </w:r>
       <w:r>
         <w:rPr>
-          <w:rFonts w:ascii="Calibri" w:cs="Calibri" w:eastAsia="Calibri" w:hAnsi="Calibri"/>
+          <w:rFonts w:ascii="Helvetica Neue" w:cs="Helvetica Neue" w:eastAsia="Helvetica Neue" w:hAnsi="Helvetica Neue"/>
           <w:color w:val="1F2937"/>
           <w:sz w:val="21"/>
           <w:szCs w:val="21"/>
@@ -4249,11 +4268,11 @@
           <w:ilvl w:val="0"/>
           <w:numId w:val="1"/>
         </w:numPr>
-        <w:spacing w:after="60"/>
-      </w:pPr>
-      <w:r>
-        <w:rPr>
-          <w:rFonts w:ascii="Calibri" w:cs="Calibri" w:eastAsia="Calibri" w:hAnsi="Calibri"/>
+        <w:spacing w:after="40" w:before="0" w:line="372" w:lineRule="auto"/>
+      </w:pPr>
+      <w:r>
+        <w:rPr>
+          <w:rFonts w:ascii="Helvetica Neue" w:cs="Helvetica Neue" w:eastAsia="Helvetica Neue" w:hAnsi="Helvetica Neue"/>
           <w:color w:val="1F2937"/>
           <w:sz w:val="21"/>
           <w:szCs w:val="21"/>
@@ -4262,7 +4281,7 @@
       </w:r>
       <w:r>
         <w:rPr>
-          <w:rFonts w:ascii="Calibri" w:cs="Calibri" w:eastAsia="Calibri" w:hAnsi="Calibri"/>
+          <w:rFonts w:ascii="Helvetica Neue" w:cs="Helvetica Neue" w:eastAsia="Helvetica Neue" w:hAnsi="Helvetica Neue"/>
           <w:b/>
           <w:bCs/>
           <w:color w:val="1F2937"/>
@@ -4273,7 +4292,7 @@
       </w:r>
       <w:r>
         <w:rPr>
-          <w:rFonts w:ascii="Calibri" w:cs="Calibri" w:eastAsia="Calibri" w:hAnsi="Calibri"/>
+          <w:rFonts w:ascii="Helvetica Neue" w:cs="Helvetica Neue" w:eastAsia="Helvetica Neue" w:hAnsi="Helvetica Neue"/>
           <w:color w:val="1F2937"/>
           <w:sz w:val="21"/>
           <w:szCs w:val="21"/>
@@ -4282,7 +4301,7 @@
       </w:r>
       <w:r>
         <w:rPr>
-          <w:rFonts w:ascii="Calibri" w:cs="Calibri" w:eastAsia="Calibri" w:hAnsi="Calibri"/>
+          <w:rFonts w:ascii="Helvetica Neue" w:cs="Helvetica Neue" w:eastAsia="Helvetica Neue" w:hAnsi="Helvetica Neue"/>
           <w:b/>
           <w:bCs/>
           <w:color w:val="1F2937"/>
@@ -4293,7 +4312,7 @@
       </w:r>
       <w:r>
         <w:rPr>
-          <w:rFonts w:ascii="Calibri" w:cs="Calibri" w:eastAsia="Calibri" w:hAnsi="Calibri"/>
+          <w:rFonts w:ascii="Helvetica Neue" w:cs="Helvetica Neue" w:eastAsia="Helvetica Neue" w:hAnsi="Helvetica Neue"/>
           <w:color w:val="1F2937"/>
           <w:sz w:val="21"/>
           <w:szCs w:val="21"/>
@@ -4302,7 +4321,7 @@
       </w:r>
       <w:r>
         <w:rPr>
-          <w:rFonts w:ascii="Calibri" w:cs="Calibri" w:eastAsia="Calibri" w:hAnsi="Calibri"/>
+          <w:rFonts w:ascii="Helvetica Neue" w:cs="Helvetica Neue" w:eastAsia="Helvetica Neue" w:hAnsi="Helvetica Neue"/>
           <w:b/>
           <w:bCs/>
           <w:color w:val="1F2937"/>
@@ -4313,7 +4332,7 @@
       </w:r>
       <w:r>
         <w:rPr>
-          <w:rFonts w:ascii="Calibri" w:cs="Calibri" w:eastAsia="Calibri" w:hAnsi="Calibri"/>
+          <w:rFonts w:ascii="Helvetica Neue" w:cs="Helvetica Neue" w:eastAsia="Helvetica Neue" w:hAnsi="Helvetica Neue"/>
           <w:color w:val="1F2937"/>
           <w:sz w:val="21"/>
           <w:szCs w:val="21"/>
@@ -4322,7 +4341,7 @@
       </w:r>
       <w:r>
         <w:rPr>
-          <w:rFonts w:ascii="Calibri" w:cs="Calibri" w:eastAsia="Calibri" w:hAnsi="Calibri"/>
+          <w:rFonts w:ascii="Helvetica Neue" w:cs="Helvetica Neue" w:eastAsia="Helvetica Neue" w:hAnsi="Helvetica Neue"/>
           <w:b/>
           <w:bCs/>
           <w:color w:val="1F2937"/>
@@ -4333,7 +4352,7 @@
       </w:r>
       <w:r>
         <w:rPr>
-          <w:rFonts w:ascii="Calibri" w:cs="Calibri" w:eastAsia="Calibri" w:hAnsi="Calibri"/>
+          <w:rFonts w:ascii="Helvetica Neue" w:cs="Helvetica Neue" w:eastAsia="Helvetica Neue" w:hAnsi="Helvetica Neue"/>
           <w:color w:val="1F2937"/>
           <w:sz w:val="21"/>
           <w:szCs w:val="21"/>
@@ -4342,7 +4361,7 @@
       </w:r>
       <w:r>
         <w:rPr>
-          <w:rFonts w:ascii="Calibri" w:cs="Calibri" w:eastAsia="Calibri" w:hAnsi="Calibri"/>
+          <w:rFonts w:ascii="Helvetica Neue" w:cs="Helvetica Neue" w:eastAsia="Helvetica Neue" w:hAnsi="Helvetica Neue"/>
           <w:b/>
           <w:bCs/>
           <w:color w:val="1F2937"/>
@@ -4353,7 +4372,7 @@
       </w:r>
       <w:r>
         <w:rPr>
-          <w:rFonts w:ascii="Calibri" w:cs="Calibri" w:eastAsia="Calibri" w:hAnsi="Calibri"/>
+          <w:rFonts w:ascii="Helvetica Neue" w:cs="Helvetica Neue" w:eastAsia="Helvetica Neue" w:hAnsi="Helvetica Neue"/>
           <w:color w:val="1F2937"/>
           <w:sz w:val="21"/>
           <w:szCs w:val="21"/>
@@ -4362,7 +4381,7 @@
       </w:r>
       <w:r>
         <w:rPr>
-          <w:rFonts w:ascii="Calibri" w:cs="Calibri" w:eastAsia="Calibri" w:hAnsi="Calibri"/>
+          <w:rFonts w:ascii="Helvetica Neue" w:cs="Helvetica Neue" w:eastAsia="Helvetica Neue" w:hAnsi="Helvetica Neue"/>
           <w:b/>
           <w:bCs/>
           <w:color w:val="1F2937"/>
@@ -4373,7 +4392,7 @@
       </w:r>
       <w:r>
         <w:rPr>
-          <w:rFonts w:ascii="Calibri" w:cs="Calibri" w:eastAsia="Calibri" w:hAnsi="Calibri"/>
+          <w:rFonts w:ascii="Helvetica Neue" w:cs="Helvetica Neue" w:eastAsia="Helvetica Neue" w:hAnsi="Helvetica Neue"/>
           <w:color w:val="1F2937"/>
           <w:sz w:val="21"/>
           <w:szCs w:val="21"/>
@@ -4388,11 +4407,11 @@
           <w:ilvl w:val="0"/>
           <w:numId w:val="1"/>
         </w:numPr>
-        <w:spacing w:after="60"/>
-      </w:pPr>
-      <w:r>
-        <w:rPr>
-          <w:rFonts w:ascii="Calibri" w:cs="Calibri" w:eastAsia="Calibri" w:hAnsi="Calibri"/>
+        <w:spacing w:after="40" w:before="0" w:line="372" w:lineRule="auto"/>
+      </w:pPr>
+      <w:r>
+        <w:rPr>
+          <w:rFonts w:ascii="Helvetica Neue" w:cs="Helvetica Neue" w:eastAsia="Helvetica Neue" w:hAnsi="Helvetica Neue"/>
           <w:b/>
           <w:bCs/>
           <w:color w:val="1F2937"/>
@@ -4403,7 +4422,7 @@
       </w:r>
       <w:r>
         <w:rPr>
-          <w:rFonts w:ascii="Calibri" w:cs="Calibri" w:eastAsia="Calibri" w:hAnsi="Calibri"/>
+          <w:rFonts w:ascii="Helvetica Neue" w:cs="Helvetica Neue" w:eastAsia="Helvetica Neue" w:hAnsi="Helvetica Neue"/>
           <w:color w:val="1F2937"/>
           <w:sz w:val="21"/>
           <w:szCs w:val="21"/>
@@ -4412,7 +4431,7 @@
       </w:r>
       <w:r>
         <w:rPr>
-          <w:rFonts w:ascii="Calibri" w:cs="Calibri" w:eastAsia="Calibri" w:hAnsi="Calibri"/>
+          <w:rFonts w:ascii="Helvetica Neue" w:cs="Helvetica Neue" w:eastAsia="Helvetica Neue" w:hAnsi="Helvetica Neue"/>
           <w:b/>
           <w:bCs/>
           <w:color w:val="1F2937"/>
@@ -4423,7 +4442,7 @@
       </w:r>
       <w:r>
         <w:rPr>
-          <w:rFonts w:ascii="Calibri" w:cs="Calibri" w:eastAsia="Calibri" w:hAnsi="Calibri"/>
+          <w:rFonts w:ascii="Helvetica Neue" w:cs="Helvetica Neue" w:eastAsia="Helvetica Neue" w:hAnsi="Helvetica Neue"/>
           <w:color w:val="1F2937"/>
           <w:sz w:val="21"/>
           <w:szCs w:val="21"/>
@@ -4432,7 +4451,7 @@
       </w:r>
       <w:r>
         <w:rPr>
-          <w:rFonts w:ascii="Calibri" w:cs="Calibri" w:eastAsia="Calibri" w:hAnsi="Calibri"/>
+          <w:rFonts w:ascii="Helvetica Neue" w:cs="Helvetica Neue" w:eastAsia="Helvetica Neue" w:hAnsi="Helvetica Neue"/>
           <w:b/>
           <w:bCs/>
           <w:color w:val="1F2937"/>
@@ -4443,7 +4462,7 @@
       </w:r>
       <w:r>
         <w:rPr>
-          <w:rFonts w:ascii="Calibri" w:cs="Calibri" w:eastAsia="Calibri" w:hAnsi="Calibri"/>
+          <w:rFonts w:ascii="Helvetica Neue" w:cs="Helvetica Neue" w:eastAsia="Helvetica Neue" w:hAnsi="Helvetica Neue"/>
           <w:color w:val="1F2937"/>
           <w:sz w:val="21"/>
           <w:szCs w:val="21"/>
@@ -4452,7 +4471,7 @@
       </w:r>
       <w:r>
         <w:rPr>
-          <w:rFonts w:ascii="Calibri" w:cs="Calibri" w:eastAsia="Calibri" w:hAnsi="Calibri"/>
+          <w:rFonts w:ascii="Helvetica Neue" w:cs="Helvetica Neue" w:eastAsia="Helvetica Neue" w:hAnsi="Helvetica Neue"/>
           <w:b/>
           <w:bCs/>
           <w:color w:val="1F2937"/>
@@ -4463,7 +4482,7 @@
       </w:r>
       <w:r>
         <w:rPr>
-          <w:rFonts w:ascii="Calibri" w:cs="Calibri" w:eastAsia="Calibri" w:hAnsi="Calibri"/>
+          <w:rFonts w:ascii="Helvetica Neue" w:cs="Helvetica Neue" w:eastAsia="Helvetica Neue" w:hAnsi="Helvetica Neue"/>
           <w:color w:val="1F2937"/>
           <w:sz w:val="21"/>
           <w:szCs w:val="21"/>
@@ -4472,7 +4491,7 @@
       </w:r>
       <w:r>
         <w:rPr>
-          <w:rFonts w:ascii="Calibri" w:cs="Calibri" w:eastAsia="Calibri" w:hAnsi="Calibri"/>
+          <w:rFonts w:ascii="Helvetica Neue" w:cs="Helvetica Neue" w:eastAsia="Helvetica Neue" w:hAnsi="Helvetica Neue"/>
           <w:b/>
           <w:bCs/>
           <w:color w:val="1F2937"/>
@@ -4483,7 +4502,7 @@
       </w:r>
       <w:r>
         <w:rPr>
-          <w:rFonts w:ascii="Calibri" w:cs="Calibri" w:eastAsia="Calibri" w:hAnsi="Calibri"/>
+          <w:rFonts w:ascii="Helvetica Neue" w:cs="Helvetica Neue" w:eastAsia="Helvetica Neue" w:hAnsi="Helvetica Neue"/>
           <w:color w:val="1F2937"/>
           <w:sz w:val="21"/>
           <w:szCs w:val="21"/>
@@ -4492,7 +4511,7 @@
       </w:r>
       <w:r>
         <w:rPr>
-          <w:rFonts w:ascii="Calibri" w:cs="Calibri" w:eastAsia="Calibri" w:hAnsi="Calibri"/>
+          <w:rFonts w:ascii="Helvetica Neue" w:cs="Helvetica Neue" w:eastAsia="Helvetica Neue" w:hAnsi="Helvetica Neue"/>
           <w:b/>
           <w:bCs/>
           <w:color w:val="1F2937"/>
@@ -4503,7 +4522,7 @@
       </w:r>
       <w:r>
         <w:rPr>
-          <w:rFonts w:ascii="Calibri" w:cs="Calibri" w:eastAsia="Calibri" w:hAnsi="Calibri"/>
+          <w:rFonts w:ascii="Helvetica Neue" w:cs="Helvetica Neue" w:eastAsia="Helvetica Neue" w:hAnsi="Helvetica Neue"/>
           <w:color w:val="1F2937"/>
           <w:sz w:val="21"/>
           <w:szCs w:val="21"/>
@@ -4518,11 +4537,11 @@
           <w:ilvl w:val="0"/>
           <w:numId w:val="1"/>
         </w:numPr>
-        <w:spacing w:after="60"/>
-      </w:pPr>
-      <w:r>
-        <w:rPr>
-          <w:rFonts w:ascii="Calibri" w:cs="Calibri" w:eastAsia="Calibri" w:hAnsi="Calibri"/>
+        <w:spacing w:after="40" w:before="0" w:line="372" w:lineRule="auto"/>
+      </w:pPr>
+      <w:r>
+        <w:rPr>
+          <w:rFonts w:ascii="Helvetica Neue" w:cs="Helvetica Neue" w:eastAsia="Helvetica Neue" w:hAnsi="Helvetica Neue"/>
           <w:b/>
           <w:bCs/>
           <w:color w:val="1F2937"/>
@@ -4533,7 +4552,7 @@
       </w:r>
       <w:r>
         <w:rPr>
-          <w:rFonts w:ascii="Calibri" w:cs="Calibri" w:eastAsia="Calibri" w:hAnsi="Calibri"/>
+          <w:rFonts w:ascii="Helvetica Neue" w:cs="Helvetica Neue" w:eastAsia="Helvetica Neue" w:hAnsi="Helvetica Neue"/>
           <w:color w:val="1F2937"/>
           <w:sz w:val="21"/>
           <w:szCs w:val="21"/>
@@ -4542,7 +4561,7 @@
       </w:r>
       <w:r>
         <w:rPr>
-          <w:rFonts w:ascii="Calibri" w:cs="Calibri" w:eastAsia="Calibri" w:hAnsi="Calibri"/>
+          <w:rFonts w:ascii="Helvetica Neue" w:cs="Helvetica Neue" w:eastAsia="Helvetica Neue" w:hAnsi="Helvetica Neue"/>
           <w:b/>
           <w:bCs/>
           <w:color w:val="1F2937"/>
@@ -4553,7 +4572,7 @@
       </w:r>
       <w:r>
         <w:rPr>
-          <w:rFonts w:ascii="Calibri" w:cs="Calibri" w:eastAsia="Calibri" w:hAnsi="Calibri"/>
+          <w:rFonts w:ascii="Helvetica Neue" w:cs="Helvetica Neue" w:eastAsia="Helvetica Neue" w:hAnsi="Helvetica Neue"/>
           <w:color w:val="1F2937"/>
           <w:sz w:val="21"/>
           <w:szCs w:val="21"/>
@@ -4562,7 +4581,7 @@
       </w:r>
       <w:r>
         <w:rPr>
-          <w:rFonts w:ascii="Calibri" w:cs="Calibri" w:eastAsia="Calibri" w:hAnsi="Calibri"/>
+          <w:rFonts w:ascii="Helvetica Neue" w:cs="Helvetica Neue" w:eastAsia="Helvetica Neue" w:hAnsi="Helvetica Neue"/>
           <w:b/>
           <w:bCs/>
           <w:color w:val="1F2937"/>
@@ -4573,7 +4592,7 @@
       </w:r>
       <w:r>
         <w:rPr>
-          <w:rFonts w:ascii="Calibri" w:cs="Calibri" w:eastAsia="Calibri" w:hAnsi="Calibri"/>
+          <w:rFonts w:ascii="Helvetica Neue" w:cs="Helvetica Neue" w:eastAsia="Helvetica Neue" w:hAnsi="Helvetica Neue"/>
           <w:color w:val="1F2937"/>
           <w:sz w:val="21"/>
           <w:szCs w:val="21"/>
@@ -4582,7 +4601,7 @@
       </w:r>
       <w:r>
         <w:rPr>
-          <w:rFonts w:ascii="Calibri" w:cs="Calibri" w:eastAsia="Calibri" w:hAnsi="Calibri"/>
+          <w:rFonts w:ascii="Helvetica Neue" w:cs="Helvetica Neue" w:eastAsia="Helvetica Neue" w:hAnsi="Helvetica Neue"/>
           <w:b/>
           <w:bCs/>
           <w:color w:val="1F2937"/>
@@ -4593,7 +4612,7 @@
       </w:r>
       <w:r>
         <w:rPr>
-          <w:rFonts w:ascii="Calibri" w:cs="Calibri" w:eastAsia="Calibri" w:hAnsi="Calibri"/>
+          <w:rFonts w:ascii="Helvetica Neue" w:cs="Helvetica Neue" w:eastAsia="Helvetica Neue" w:hAnsi="Helvetica Neue"/>
           <w:color w:val="1F2937"/>
           <w:sz w:val="21"/>
           <w:szCs w:val="21"/>
@@ -4602,7 +4621,7 @@
       </w:r>
       <w:r>
         <w:rPr>
-          <w:rFonts w:ascii="Calibri" w:cs="Calibri" w:eastAsia="Calibri" w:hAnsi="Calibri"/>
+          <w:rFonts w:ascii="Helvetica Neue" w:cs="Helvetica Neue" w:eastAsia="Helvetica Neue" w:hAnsi="Helvetica Neue"/>
           <w:b/>
           <w:bCs/>
           <w:color w:val="1F2937"/>
@@ -4613,7 +4632,7 @@
       </w:r>
       <w:r>
         <w:rPr>
-          <w:rFonts w:ascii="Calibri" w:cs="Calibri" w:eastAsia="Calibri" w:hAnsi="Calibri"/>
+          <w:rFonts w:ascii="Helvetica Neue" w:cs="Helvetica Neue" w:eastAsia="Helvetica Neue" w:hAnsi="Helvetica Neue"/>
           <w:color w:val="1F2937"/>
           <w:sz w:val="21"/>
           <w:szCs w:val="21"/>
@@ -4622,7 +4641,7 @@
       </w:r>
       <w:r>
         <w:rPr>
-          <w:rFonts w:ascii="Calibri" w:cs="Calibri" w:eastAsia="Calibri" w:hAnsi="Calibri"/>
+          <w:rFonts w:ascii="Helvetica Neue" w:cs="Helvetica Neue" w:eastAsia="Helvetica Neue" w:hAnsi="Helvetica Neue"/>
           <w:b/>
           <w:bCs/>
           <w:color w:val="1F2937"/>
@@ -4633,7 +4652,7 @@
       </w:r>
       <w:r>
         <w:rPr>
-          <w:rFonts w:ascii="Calibri" w:cs="Calibri" w:eastAsia="Calibri" w:hAnsi="Calibri"/>
+          <w:rFonts w:ascii="Helvetica Neue" w:cs="Helvetica Neue" w:eastAsia="Helvetica Neue" w:hAnsi="Helvetica Neue"/>
           <w:color w:val="1F2937"/>
           <w:sz w:val="21"/>
           <w:szCs w:val="21"/>
@@ -4642,7 +4661,7 @@
       </w:r>
       <w:r>
         <w:rPr>
-          <w:rFonts w:ascii="Calibri" w:cs="Calibri" w:eastAsia="Calibri" w:hAnsi="Calibri"/>
+          <w:rFonts w:ascii="Helvetica Neue" w:cs="Helvetica Neue" w:eastAsia="Helvetica Neue" w:hAnsi="Helvetica Neue"/>
           <w:b/>
           <w:bCs/>
           <w:color w:val="1F2937"/>
@@ -4653,7 +4672,7 @@
       </w:r>
       <w:r>
         <w:rPr>
-          <w:rFonts w:ascii="Calibri" w:cs="Calibri" w:eastAsia="Calibri" w:hAnsi="Calibri"/>
+          <w:rFonts w:ascii="Helvetica Neue" w:cs="Helvetica Neue" w:eastAsia="Helvetica Neue" w:hAnsi="Helvetica Neue"/>
           <w:color w:val="1F2937"/>
           <w:sz w:val="21"/>
           <w:szCs w:val="21"/>
@@ -4662,7 +4681,7 @@
       </w:r>
       <w:r>
         <w:rPr>
-          <w:rFonts w:ascii="Calibri" w:cs="Calibri" w:eastAsia="Calibri" w:hAnsi="Calibri"/>
+          <w:rFonts w:ascii="Helvetica Neue" w:cs="Helvetica Neue" w:eastAsia="Helvetica Neue" w:hAnsi="Helvetica Neue"/>
           <w:b/>
           <w:bCs/>
           <w:color w:val="1F2937"/>
@@ -4673,7 +4692,7 @@
       </w:r>
       <w:r>
         <w:rPr>
-          <w:rFonts w:ascii="Calibri" w:cs="Calibri" w:eastAsia="Calibri" w:hAnsi="Calibri"/>
+          <w:rFonts w:ascii="Helvetica Neue" w:cs="Helvetica Neue" w:eastAsia="Helvetica Neue" w:hAnsi="Helvetica Neue"/>
           <w:color w:val="1F2937"/>
           <w:sz w:val="21"/>
           <w:szCs w:val="21"/>
@@ -4688,11 +4707,11 @@
           <w:ilvl w:val="0"/>
           <w:numId w:val="1"/>
         </w:numPr>
-        <w:spacing w:after="60"/>
-      </w:pPr>
-      <w:r>
-        <w:rPr>
-          <w:rFonts w:ascii="Calibri" w:cs="Calibri" w:eastAsia="Calibri" w:hAnsi="Calibri"/>
+        <w:spacing w:after="40" w:before="0" w:line="372" w:lineRule="auto"/>
+      </w:pPr>
+      <w:r>
+        <w:rPr>
+          <w:rFonts w:ascii="Helvetica Neue" w:cs="Helvetica Neue" w:eastAsia="Helvetica Neue" w:hAnsi="Helvetica Neue"/>
           <w:b/>
           <w:bCs/>
           <w:color w:val="1F2937"/>
@@ -4703,7 +4722,7 @@
       </w:r>
       <w:r>
         <w:rPr>
-          <w:rFonts w:ascii="Calibri" w:cs="Calibri" w:eastAsia="Calibri" w:hAnsi="Calibri"/>
+          <w:rFonts w:ascii="Helvetica Neue" w:cs="Helvetica Neue" w:eastAsia="Helvetica Neue" w:hAnsi="Helvetica Neue"/>
           <w:color w:val="1F2937"/>
           <w:sz w:val="21"/>
           <w:szCs w:val="21"/>
@@ -4712,7 +4731,7 @@
       </w:r>
       <w:r>
         <w:rPr>
-          <w:rFonts w:ascii="Calibri" w:cs="Calibri" w:eastAsia="Calibri" w:hAnsi="Calibri"/>
+          <w:rFonts w:ascii="Helvetica Neue" w:cs="Helvetica Neue" w:eastAsia="Helvetica Neue" w:hAnsi="Helvetica Neue"/>
           <w:b/>
           <w:bCs/>
           <w:color w:val="1F2937"/>
@@ -4723,7 +4742,7 @@
       </w:r>
       <w:r>
         <w:rPr>
-          <w:rFonts w:ascii="Calibri" w:cs="Calibri" w:eastAsia="Calibri" w:hAnsi="Calibri"/>
+          <w:rFonts w:ascii="Helvetica Neue" w:cs="Helvetica Neue" w:eastAsia="Helvetica Neue" w:hAnsi="Helvetica Neue"/>
           <w:color w:val="1F2937"/>
           <w:sz w:val="21"/>
           <w:szCs w:val="21"/>
@@ -4738,11 +4757,11 @@
           <w:ilvl w:val="0"/>
           <w:numId w:val="1"/>
         </w:numPr>
-        <w:spacing w:after="60"/>
-      </w:pPr>
-      <w:r>
-        <w:rPr>
-          <w:rFonts w:ascii="Calibri" w:cs="Calibri" w:eastAsia="Calibri" w:hAnsi="Calibri"/>
+        <w:spacing w:after="40" w:before="0" w:line="372" w:lineRule="auto"/>
+      </w:pPr>
+      <w:r>
+        <w:rPr>
+          <w:rFonts w:ascii="Helvetica Neue" w:cs="Helvetica Neue" w:eastAsia="Helvetica Neue" w:hAnsi="Helvetica Neue"/>
           <w:color w:val="1F2937"/>
           <w:sz w:val="21"/>
           <w:szCs w:val="21"/>
@@ -4751,7 +4770,7 @@
       </w:r>
       <w:r>
         <w:rPr>
-          <w:rFonts w:ascii="Calibri" w:cs="Calibri" w:eastAsia="Calibri" w:hAnsi="Calibri"/>
+          <w:rFonts w:ascii="Helvetica Neue" w:cs="Helvetica Neue" w:eastAsia="Helvetica Neue" w:hAnsi="Helvetica Neue"/>
           <w:b/>
           <w:bCs/>
           <w:color w:val="1F2937"/>
@@ -4762,7 +4781,7 @@
       </w:r>
       <w:r>
         <w:rPr>
-          <w:rFonts w:ascii="Calibri" w:cs="Calibri" w:eastAsia="Calibri" w:hAnsi="Calibri"/>
+          <w:rFonts w:ascii="Helvetica Neue" w:cs="Helvetica Neue" w:eastAsia="Helvetica Neue" w:hAnsi="Helvetica Neue"/>
           <w:color w:val="1F2937"/>
           <w:sz w:val="21"/>
           <w:szCs w:val="21"/>
@@ -4771,7 +4790,7 @@
       </w:r>
       <w:r>
         <w:rPr>
-          <w:rFonts w:ascii="Calibri" w:cs="Calibri" w:eastAsia="Calibri" w:hAnsi="Calibri"/>
+          <w:rFonts w:ascii="Helvetica Neue" w:cs="Helvetica Neue" w:eastAsia="Helvetica Neue" w:hAnsi="Helvetica Neue"/>
           <w:b/>
           <w:bCs/>
           <w:color w:val="1F2937"/>
@@ -4782,7 +4801,7 @@
       </w:r>
       <w:r>
         <w:rPr>
-          <w:rFonts w:ascii="Calibri" w:cs="Calibri" w:eastAsia="Calibri" w:hAnsi="Calibri"/>
+          <w:rFonts w:ascii="Helvetica Neue" w:cs="Helvetica Neue" w:eastAsia="Helvetica Neue" w:hAnsi="Helvetica Neue"/>
           <w:color w:val="1F2937"/>
           <w:sz w:val="21"/>
           <w:szCs w:val="21"/>
@@ -4791,7 +4810,7 @@
       </w:r>
       <w:r>
         <w:rPr>
-          <w:rFonts w:ascii="Calibri" w:cs="Calibri" w:eastAsia="Calibri" w:hAnsi="Calibri"/>
+          <w:rFonts w:ascii="Helvetica Neue" w:cs="Helvetica Neue" w:eastAsia="Helvetica Neue" w:hAnsi="Helvetica Neue"/>
           <w:b/>
           <w:bCs/>
           <w:color w:val="1F2937"/>
@@ -4802,7 +4821,7 @@
       </w:r>
       <w:r>
         <w:rPr>
-          <w:rFonts w:ascii="Calibri" w:cs="Calibri" w:eastAsia="Calibri" w:hAnsi="Calibri"/>
+          <w:rFonts w:ascii="Helvetica Neue" w:cs="Helvetica Neue" w:eastAsia="Helvetica Neue" w:hAnsi="Helvetica Neue"/>
           <w:color w:val="1F2937"/>
           <w:sz w:val="21"/>
           <w:szCs w:val="21"/>
@@ -4817,11 +4836,11 @@
           <w:ilvl w:val="0"/>
           <w:numId w:val="1"/>
         </w:numPr>
-        <w:spacing w:after="60"/>
-      </w:pPr>
-      <w:r>
-        <w:rPr>
-          <w:rFonts w:ascii="Calibri" w:cs="Calibri" w:eastAsia="Calibri" w:hAnsi="Calibri"/>
+        <w:spacing w:after="40" w:before="0" w:line="372" w:lineRule="auto"/>
+      </w:pPr>
+      <w:r>
+        <w:rPr>
+          <w:rFonts w:ascii="Helvetica Neue" w:cs="Helvetica Neue" w:eastAsia="Helvetica Neue" w:hAnsi="Helvetica Neue"/>
           <w:color w:val="1F2937"/>
           <w:sz w:val="21"/>
           <w:szCs w:val="21"/>
@@ -4830,7 +4849,7 @@
       </w:r>
       <w:r>
         <w:rPr>
-          <w:rFonts w:ascii="Calibri" w:cs="Calibri" w:eastAsia="Calibri" w:hAnsi="Calibri"/>
+          <w:rFonts w:ascii="Helvetica Neue" w:cs="Helvetica Neue" w:eastAsia="Helvetica Neue" w:hAnsi="Helvetica Neue"/>
           <w:b/>
           <w:bCs/>
           <w:color w:val="1F2937"/>
@@ -4841,7 +4860,7 @@
       </w:r>
       <w:r>
         <w:rPr>
-          <w:rFonts w:ascii="Calibri" w:cs="Calibri" w:eastAsia="Calibri" w:hAnsi="Calibri"/>
+          <w:rFonts w:ascii="Helvetica Neue" w:cs="Helvetica Neue" w:eastAsia="Helvetica Neue" w:hAnsi="Helvetica Neue"/>
           <w:color w:val="1F2937"/>
           <w:sz w:val="21"/>
           <w:szCs w:val="21"/>
@@ -4850,7 +4869,7 @@
       </w:r>
       <w:r>
         <w:rPr>
-          <w:rFonts w:ascii="Calibri" w:cs="Calibri" w:eastAsia="Calibri" w:hAnsi="Calibri"/>
+          <w:rFonts w:ascii="Helvetica Neue" w:cs="Helvetica Neue" w:eastAsia="Helvetica Neue" w:hAnsi="Helvetica Neue"/>
           <w:b/>
           <w:bCs/>
           <w:color w:val="1F2937"/>
@@ -4861,7 +4880,7 @@
       </w:r>
       <w:r>
         <w:rPr>
-          <w:rFonts w:ascii="Calibri" w:cs="Calibri" w:eastAsia="Calibri" w:hAnsi="Calibri"/>
+          <w:rFonts w:ascii="Helvetica Neue" w:cs="Helvetica Neue" w:eastAsia="Helvetica Neue" w:hAnsi="Helvetica Neue"/>
           <w:color w:val="1F2937"/>
           <w:sz w:val="21"/>
           <w:szCs w:val="21"/>
@@ -4870,7 +4889,7 @@
       </w:r>
       <w:r>
         <w:rPr>
-          <w:rFonts w:ascii="Calibri" w:cs="Calibri" w:eastAsia="Calibri" w:hAnsi="Calibri"/>
+          <w:rFonts w:ascii="Helvetica Neue" w:cs="Helvetica Neue" w:eastAsia="Helvetica Neue" w:hAnsi="Helvetica Neue"/>
           <w:b/>
           <w:bCs/>
           <w:color w:val="1F2937"/>
@@ -4881,7 +4900,7 @@
       </w:r>
       <w:r>
         <w:rPr>
-          <w:rFonts w:ascii="Calibri" w:cs="Calibri" w:eastAsia="Calibri" w:hAnsi="Calibri"/>
+          <w:rFonts w:ascii="Helvetica Neue" w:cs="Helvetica Neue" w:eastAsia="Helvetica Neue" w:hAnsi="Helvetica Neue"/>
           <w:color w:val="1F2937"/>
           <w:sz w:val="21"/>
           <w:szCs w:val="21"/>
@@ -4896,11 +4915,11 @@
           <w:ilvl w:val="0"/>
           <w:numId w:val="1"/>
         </w:numPr>
-        <w:spacing w:after="60"/>
-      </w:pPr>
-      <w:r>
-        <w:rPr>
-          <w:rFonts w:ascii="Calibri" w:cs="Calibri" w:eastAsia="Calibri" w:hAnsi="Calibri"/>
+        <w:spacing w:after="40" w:before="0" w:line="372" w:lineRule="auto"/>
+      </w:pPr>
+      <w:r>
+        <w:rPr>
+          <w:rFonts w:ascii="Helvetica Neue" w:cs="Helvetica Neue" w:eastAsia="Helvetica Neue" w:hAnsi="Helvetica Neue"/>
           <w:b/>
           <w:bCs/>
           <w:color w:val="1F2937"/>
@@ -4911,7 +4930,7 @@
       </w:r>
       <w:r>
         <w:rPr>
-          <w:rFonts w:ascii="Calibri" w:cs="Calibri" w:eastAsia="Calibri" w:hAnsi="Calibri"/>
+          <w:rFonts w:ascii="Helvetica Neue" w:cs="Helvetica Neue" w:eastAsia="Helvetica Neue" w:hAnsi="Helvetica Neue"/>
           <w:color w:val="1F2937"/>
           <w:sz w:val="21"/>
           <w:szCs w:val="21"/>
@@ -4920,7 +4939,7 @@
       </w:r>
       <w:r>
         <w:rPr>
-          <w:rFonts w:ascii="Calibri" w:cs="Calibri" w:eastAsia="Calibri" w:hAnsi="Calibri"/>
+          <w:rFonts w:ascii="Helvetica Neue" w:cs="Helvetica Neue" w:eastAsia="Helvetica Neue" w:hAnsi="Helvetica Neue"/>
           <w:b/>
           <w:bCs/>
           <w:color w:val="1F2937"/>
@@ -4931,7 +4950,7 @@
       </w:r>
       <w:r>
         <w:rPr>
-          <w:rFonts w:ascii="Calibri" w:cs="Calibri" w:eastAsia="Calibri" w:hAnsi="Calibri"/>
+          <w:rFonts w:ascii="Helvetica Neue" w:cs="Helvetica Neue" w:eastAsia="Helvetica Neue" w:hAnsi="Helvetica Neue"/>
           <w:color w:val="1F2937"/>
           <w:sz w:val="21"/>
           <w:szCs w:val="21"/>
@@ -4940,7 +4959,7 @@
       </w:r>
       <w:r>
         <w:rPr>
-          <w:rFonts w:ascii="Calibri" w:cs="Calibri" w:eastAsia="Calibri" w:hAnsi="Calibri"/>
+          <w:rFonts w:ascii="Helvetica Neue" w:cs="Helvetica Neue" w:eastAsia="Helvetica Neue" w:hAnsi="Helvetica Neue"/>
           <w:b/>
           <w:bCs/>
           <w:color w:val="1F2937"/>
@@ -4951,7 +4970,7 @@
       </w:r>
       <w:r>
         <w:rPr>
-          <w:rFonts w:ascii="Calibri" w:cs="Calibri" w:eastAsia="Calibri" w:hAnsi="Calibri"/>
+          <w:rFonts w:ascii="Helvetica Neue" w:cs="Helvetica Neue" w:eastAsia="Helvetica Neue" w:hAnsi="Helvetica Neue"/>
           <w:color w:val="1F2937"/>
           <w:sz w:val="21"/>
           <w:szCs w:val="21"/>
@@ -4962,15 +4981,15 @@
     <w:p>
       <w:pPr>
         <w:pBdr>
-          <w:left w:val="single" w:color="93C5FD" w:sz="12" w:space="8"/>
+          <w:left w:val="single" w:color="93C5FD" w:sz="18" w:space="10"/>
         </w:pBdr>
-        <w:spacing w:after="120"/>
-      </w:pPr>
-      <w:r>
-        <w:rPr>
-          <w:rFonts w:ascii="Calibri" w:cs="Calibri" w:eastAsia="Calibri" w:hAnsi="Calibri"/>
-          <w:i/>
-          <w:iCs/>
+        <w:shd w:fill="F8FAFC" w:val="clear"/>
+        <w:spacing w:after="160" w:before="160" w:line="372" w:lineRule="auto"/>
+        <w:ind w:left="200"/>
+      </w:pPr>
+      <w:r>
+        <w:rPr>
+          <w:rFonts w:ascii="Helvetica Neue" w:cs="Helvetica Neue" w:eastAsia="Helvetica Neue" w:hAnsi="Helvetica Neue"/>
           <w:color w:val="334155"/>
           <w:sz w:val="21"/>
           <w:szCs w:val="21"/>
@@ -4979,11 +4998,9 @@
       </w:r>
       <w:r>
         <w:rPr>
-          <w:rFonts w:ascii="Calibri" w:cs="Calibri" w:eastAsia="Calibri" w:hAnsi="Calibri"/>
-          <w:b/>
-          <w:bCs/>
-          <w:i/>
-          <w:iCs/>
+          <w:rFonts w:ascii="Helvetica Neue" w:cs="Helvetica Neue" w:eastAsia="Helvetica Neue" w:hAnsi="Helvetica Neue"/>
+          <w:b/>
+          <w:bCs/>
           <w:color w:val="334155"/>
           <w:sz w:val="21"/>
           <w:szCs w:val="21"/>
@@ -4992,9 +5009,7 @@
       </w:r>
       <w:r>
         <w:rPr>
-          <w:rFonts w:ascii="Calibri" w:cs="Calibri" w:eastAsia="Calibri" w:hAnsi="Calibri"/>
-          <w:i/>
-          <w:iCs/>
+          <w:rFonts w:ascii="Helvetica Neue" w:cs="Helvetica Neue" w:eastAsia="Helvetica Neue" w:hAnsi="Helvetica Neue"/>
           <w:color w:val="334155"/>
           <w:sz w:val="21"/>
           <w:szCs w:val="21"/>
@@ -5003,11 +5018,9 @@
       </w:r>
       <w:r>
         <w:rPr>
-          <w:rFonts w:ascii="Calibri" w:cs="Calibri" w:eastAsia="Calibri" w:hAnsi="Calibri"/>
-          <w:b/>
-          <w:bCs/>
-          <w:i/>
-          <w:iCs/>
+          <w:rFonts w:ascii="Helvetica Neue" w:cs="Helvetica Neue" w:eastAsia="Helvetica Neue" w:hAnsi="Helvetica Neue"/>
+          <w:b/>
+          <w:bCs/>
           <w:color w:val="334155"/>
           <w:sz w:val="21"/>
           <w:szCs w:val="21"/>
@@ -5016,9 +5029,7 @@
       </w:r>
       <w:r>
         <w:rPr>
-          <w:rFonts w:ascii="Calibri" w:cs="Calibri" w:eastAsia="Calibri" w:hAnsi="Calibri"/>
-          <w:i/>
-          <w:iCs/>
+          <w:rFonts w:ascii="Helvetica Neue" w:cs="Helvetica Neue" w:eastAsia="Helvetica Neue" w:hAnsi="Helvetica Neue"/>
           <w:color w:val="334155"/>
           <w:sz w:val="21"/>
           <w:szCs w:val="21"/>
@@ -5029,17 +5040,17 @@
     <w:p>
       <w:pPr>
         <w:pBdr>
-          <w:left w:val="single" w:color="93C5FD" w:sz="12" w:space="8"/>
+          <w:left w:val="single" w:color="93C5FD" w:sz="18" w:space="10"/>
         </w:pBdr>
-        <w:spacing w:after="120"/>
-      </w:pPr>
-      <w:r>
-        <w:rPr>
-          <w:rFonts w:ascii="Calibri" w:cs="Calibri" w:eastAsia="Calibri" w:hAnsi="Calibri"/>
-          <w:b/>
-          <w:bCs/>
-          <w:i/>
-          <w:iCs/>
+        <w:shd w:fill="F8FAFC" w:val="clear"/>
+        <w:spacing w:after="160" w:before="160" w:line="372" w:lineRule="auto"/>
+        <w:ind w:left="200"/>
+      </w:pPr>
+      <w:r>
+        <w:rPr>
+          <w:rFonts w:ascii="Helvetica Neue" w:cs="Helvetica Neue" w:eastAsia="Helvetica Neue" w:hAnsi="Helvetica Neue"/>
+          <w:b/>
+          <w:bCs/>
           <w:color w:val="334155"/>
           <w:sz w:val="21"/>
           <w:szCs w:val="21"/>
@@ -5048,9 +5059,7 @@
       </w:r>
       <w:r>
         <w:rPr>
-          <w:rFonts w:ascii="Calibri" w:cs="Calibri" w:eastAsia="Calibri" w:hAnsi="Calibri"/>
-          <w:i/>
-          <w:iCs/>
+          <w:rFonts w:ascii="Helvetica Neue" w:cs="Helvetica Neue" w:eastAsia="Helvetica Neue" w:hAnsi="Helvetica Neue"/>
           <w:color w:val="334155"/>
           <w:sz w:val="21"/>
           <w:szCs w:val="21"/>
@@ -5059,11 +5068,9 @@
       </w:r>
       <w:r>
         <w:rPr>
-          <w:rFonts w:ascii="Calibri" w:cs="Calibri" w:eastAsia="Calibri" w:hAnsi="Calibri"/>
-          <w:b/>
-          <w:bCs/>
-          <w:i/>
-          <w:iCs/>
+          <w:rFonts w:ascii="Helvetica Neue" w:cs="Helvetica Neue" w:eastAsia="Helvetica Neue" w:hAnsi="Helvetica Neue"/>
+          <w:b/>
+          <w:bCs/>
           <w:color w:val="334155"/>
           <w:sz w:val="21"/>
           <w:szCs w:val="21"/>
@@ -5072,9 +5079,7 @@
       </w:r>
       <w:r>
         <w:rPr>
-          <w:rFonts w:ascii="Calibri" w:cs="Calibri" w:eastAsia="Calibri" w:hAnsi="Calibri"/>
-          <w:i/>
-          <w:iCs/>
+          <w:rFonts w:ascii="Helvetica Neue" w:cs="Helvetica Neue" w:eastAsia="Helvetica Neue" w:hAnsi="Helvetica Neue"/>
           <w:color w:val="334155"/>
           <w:sz w:val="21"/>
           <w:szCs w:val="21"/>
@@ -5083,11 +5088,9 @@
       </w:r>
       <w:r>
         <w:rPr>
-          <w:rFonts w:ascii="Calibri" w:cs="Calibri" w:eastAsia="Calibri" w:hAnsi="Calibri"/>
-          <w:b/>
-          <w:bCs/>
-          <w:i/>
-          <w:iCs/>
+          <w:rFonts w:ascii="Helvetica Neue" w:cs="Helvetica Neue" w:eastAsia="Helvetica Neue" w:hAnsi="Helvetica Neue"/>
+          <w:b/>
+          <w:bCs/>
           <w:color w:val="334155"/>
           <w:sz w:val="21"/>
           <w:szCs w:val="21"/>
@@ -5096,9 +5099,7 @@
       </w:r>
       <w:r>
         <w:rPr>
-          <w:rFonts w:ascii="Calibri" w:cs="Calibri" w:eastAsia="Calibri" w:hAnsi="Calibri"/>
-          <w:i/>
-          <w:iCs/>
+          <w:rFonts w:ascii="Helvetica Neue" w:cs="Helvetica Neue" w:eastAsia="Helvetica Neue" w:hAnsi="Helvetica Neue"/>
           <w:color w:val="334155"/>
           <w:sz w:val="21"/>
           <w:szCs w:val="21"/>
@@ -5107,11 +5108,9 @@
       </w:r>
       <w:r>
         <w:rPr>
-          <w:rFonts w:ascii="Calibri" w:cs="Calibri" w:eastAsia="Calibri" w:hAnsi="Calibri"/>
-          <w:b/>
-          <w:bCs/>
-          <w:i/>
-          <w:iCs/>
+          <w:rFonts w:ascii="Helvetica Neue" w:cs="Helvetica Neue" w:eastAsia="Helvetica Neue" w:hAnsi="Helvetica Neue"/>
+          <w:b/>
+          <w:bCs/>
           <w:color w:val="334155"/>
           <w:sz w:val="21"/>
           <w:szCs w:val="21"/>
@@ -5120,9 +5119,7 @@
       </w:r>
       <w:r>
         <w:rPr>
-          <w:rFonts w:ascii="Calibri" w:cs="Calibri" w:eastAsia="Calibri" w:hAnsi="Calibri"/>
-          <w:i/>
-          <w:iCs/>
+          <w:rFonts w:ascii="Helvetica Neue" w:cs="Helvetica Neue" w:eastAsia="Helvetica Neue" w:hAnsi="Helvetica Neue"/>
           <w:color w:val="334155"/>
           <w:sz w:val="21"/>
           <w:szCs w:val="21"/>
@@ -5133,27 +5130,28 @@
     <w:p>
       <w:pPr>
         <w:pStyle w:val="Heading3"/>
-        <w:spacing w:after="120" w:before="240"/>
-      </w:pPr>
-      <w:r>
-        <w:rPr>
-          <w:rFonts w:ascii="Calibri" w:cs="Calibri" w:eastAsia="Calibri" w:hAnsi="Calibri"/>
+        <w:keepNext/>
+        <w:spacing w:after="80" w:before="280" w:line="372" w:lineRule="auto"/>
+      </w:pPr>
+      <w:r>
+        <w:rPr>
+          <w:rFonts w:ascii="Helvetica Neue" w:cs="Helvetica Neue" w:eastAsia="Helvetica Neue" w:hAnsi="Helvetica Neue"/>
           <w:b/>
           <w:bCs/>
           <w:color w:val="1E40AF"/>
-          <w:sz w:val="24"/>
-          <w:szCs w:val="24"/>
+          <w:sz w:val="23"/>
+          <w:szCs w:val="23"/>
         </w:rPr>
         <w:t xml:space="preserve">5.2. Groupes &amp; visibilité des contenus</w:t>
       </w:r>
     </w:p>
     <w:p>
       <w:pPr>
-        <w:spacing w:after="120"/>
-      </w:pPr>
-      <w:r>
-        <w:rPr>
-          <w:rFonts w:ascii="Calibri" w:cs="Calibri" w:eastAsia="Calibri" w:hAnsi="Calibri"/>
+        <w:spacing w:after="210" w:before="0" w:line="372" w:lineRule="auto"/>
+      </w:pPr>
+      <w:r>
+        <w:rPr>
+          <w:rFonts w:ascii="Helvetica Neue" w:cs="Helvetica Neue" w:eastAsia="Helvetica Neue" w:hAnsi="Helvetica Neue"/>
           <w:color w:val="1F2937"/>
           <w:sz w:val="21"/>
           <w:szCs w:val="21"/>
@@ -5162,7 +5160,7 @@
       </w:r>
       <w:r>
         <w:rPr>
-          <w:rFonts w:ascii="Calibri" w:cs="Calibri" w:eastAsia="Calibri" w:hAnsi="Calibri"/>
+          <w:rFonts w:ascii="Helvetica Neue" w:cs="Helvetica Neue" w:eastAsia="Helvetica Neue" w:hAnsi="Helvetica Neue"/>
           <w:b/>
           <w:bCs/>
           <w:color w:val="1F2937"/>
@@ -5173,7 +5171,7 @@
       </w:r>
       <w:r>
         <w:rPr>
-          <w:rFonts w:ascii="Calibri" w:cs="Calibri" w:eastAsia="Calibri" w:hAnsi="Calibri"/>
+          <w:rFonts w:ascii="Helvetica Neue" w:cs="Helvetica Neue" w:eastAsia="Helvetica Neue" w:hAnsi="Helvetica Neue"/>
           <w:color w:val="1F2937"/>
           <w:sz w:val="21"/>
           <w:szCs w:val="21"/>
@@ -5182,7 +5180,7 @@
       </w:r>
       <w:r>
         <w:rPr>
-          <w:rFonts w:ascii="Calibri" w:cs="Calibri" w:eastAsia="Calibri" w:hAnsi="Calibri"/>
+          <w:rFonts w:ascii="Helvetica Neue" w:cs="Helvetica Neue" w:eastAsia="Helvetica Neue" w:hAnsi="Helvetica Neue"/>
           <w:b/>
           <w:bCs/>
           <w:color w:val="1F2937"/>
@@ -5193,7 +5191,7 @@
       </w:r>
       <w:r>
         <w:rPr>
-          <w:rFonts w:ascii="Calibri" w:cs="Calibri" w:eastAsia="Calibri" w:hAnsi="Calibri"/>
+          <w:rFonts w:ascii="Helvetica Neue" w:cs="Helvetica Neue" w:eastAsia="Helvetica Neue" w:hAnsi="Helvetica Neue"/>
           <w:color w:val="1F2937"/>
           <w:sz w:val="21"/>
           <w:szCs w:val="21"/>
@@ -5202,7 +5200,7 @@
       </w:r>
       <w:r>
         <w:rPr>
-          <w:rFonts w:ascii="Calibri" w:cs="Calibri" w:eastAsia="Calibri" w:hAnsi="Calibri"/>
+          <w:rFonts w:ascii="Helvetica Neue" w:cs="Helvetica Neue" w:eastAsia="Helvetica Neue" w:hAnsi="Helvetica Neue"/>
           <w:b/>
           <w:bCs/>
           <w:color w:val="1F2937"/>
@@ -5213,7 +5211,7 @@
       </w:r>
       <w:r>
         <w:rPr>
-          <w:rFonts w:ascii="Calibri" w:cs="Calibri" w:eastAsia="Calibri" w:hAnsi="Calibri"/>
+          <w:rFonts w:ascii="Helvetica Neue" w:cs="Helvetica Neue" w:eastAsia="Helvetica Neue" w:hAnsi="Helvetica Neue"/>
           <w:color w:val="1F2937"/>
           <w:sz w:val="21"/>
           <w:szCs w:val="21"/>
@@ -5222,7 +5220,7 @@
       </w:r>
       <w:r>
         <w:rPr>
-          <w:rFonts w:ascii="Calibri" w:cs="Calibri" w:eastAsia="Calibri" w:hAnsi="Calibri"/>
+          <w:rFonts w:ascii="Helvetica Neue" w:cs="Helvetica Neue" w:eastAsia="Helvetica Neue" w:hAnsi="Helvetica Neue"/>
           <w:b/>
           <w:bCs/>
           <w:color w:val="1F2937"/>
@@ -5233,7 +5231,7 @@
       </w:r>
       <w:r>
         <w:rPr>
-          <w:rFonts w:ascii="Calibri" w:cs="Calibri" w:eastAsia="Calibri" w:hAnsi="Calibri"/>
+          <w:rFonts w:ascii="Helvetica Neue" w:cs="Helvetica Neue" w:eastAsia="Helvetica Neue" w:hAnsi="Helvetica Neue"/>
           <w:color w:val="1F2937"/>
           <w:sz w:val="21"/>
           <w:szCs w:val="21"/>
@@ -5243,11 +5241,11 @@
     </w:p>
     <w:p>
       <w:pPr>
-        <w:spacing w:after="120"/>
-      </w:pPr>
-      <w:r>
-        <w:rPr>
-          <w:rFonts w:ascii="Calibri" w:cs="Calibri" w:eastAsia="Calibri" w:hAnsi="Calibri"/>
+        <w:spacing w:after="210" w:before="0" w:line="372" w:lineRule="auto"/>
+      </w:pPr>
+      <w:r>
+        <w:rPr>
+          <w:rFonts w:ascii="Helvetica Neue" w:cs="Helvetica Neue" w:eastAsia="Helvetica Neue" w:hAnsi="Helvetica Neue"/>
           <w:color w:val="1F2937"/>
           <w:sz w:val="21"/>
           <w:szCs w:val="21"/>
@@ -5256,7 +5254,7 @@
       </w:r>
       <w:r>
         <w:rPr>
-          <w:rFonts w:ascii="Calibri" w:cs="Calibri" w:eastAsia="Calibri" w:hAnsi="Calibri"/>
+          <w:rFonts w:ascii="Helvetica Neue" w:cs="Helvetica Neue" w:eastAsia="Helvetica Neue" w:hAnsi="Helvetica Neue"/>
           <w:b/>
           <w:bCs/>
           <w:color w:val="1F2937"/>
@@ -5267,7 +5265,7 @@
       </w:r>
       <w:r>
         <w:rPr>
-          <w:rFonts w:ascii="Calibri" w:cs="Calibri" w:eastAsia="Calibri" w:hAnsi="Calibri"/>
+          <w:rFonts w:ascii="Helvetica Neue" w:cs="Helvetica Neue" w:eastAsia="Helvetica Neue" w:hAnsi="Helvetica Neue"/>
           <w:color w:val="1F2937"/>
           <w:sz w:val="21"/>
           <w:szCs w:val="21"/>
@@ -5276,7 +5274,7 @@
       </w:r>
       <w:r>
         <w:rPr>
-          <w:rFonts w:ascii="Calibri" w:cs="Calibri" w:eastAsia="Calibri" w:hAnsi="Calibri"/>
+          <w:rFonts w:ascii="Helvetica Neue" w:cs="Helvetica Neue" w:eastAsia="Helvetica Neue" w:hAnsi="Helvetica Neue"/>
           <w:b/>
           <w:bCs/>
           <w:color w:val="1F2937"/>
@@ -5287,7 +5285,7 @@
       </w:r>
       <w:r>
         <w:rPr>
-          <w:rFonts w:ascii="Calibri" w:cs="Calibri" w:eastAsia="Calibri" w:hAnsi="Calibri"/>
+          <w:rFonts w:ascii="Helvetica Neue" w:cs="Helvetica Neue" w:eastAsia="Helvetica Neue" w:hAnsi="Helvetica Neue"/>
           <w:color w:val="1F2937"/>
           <w:sz w:val="21"/>
           <w:szCs w:val="21"/>
@@ -5296,7 +5294,7 @@
       </w:r>
       <w:r>
         <w:rPr>
-          <w:rFonts w:ascii="Calibri" w:cs="Calibri" w:eastAsia="Calibri" w:hAnsi="Calibri"/>
+          <w:rFonts w:ascii="Helvetica Neue" w:cs="Helvetica Neue" w:eastAsia="Helvetica Neue" w:hAnsi="Helvetica Neue"/>
           <w:b/>
           <w:bCs/>
           <w:color w:val="1F2937"/>
@@ -5307,7 +5305,7 @@
       </w:r>
       <w:r>
         <w:rPr>
-          <w:rFonts w:ascii="Calibri" w:cs="Calibri" w:eastAsia="Calibri" w:hAnsi="Calibri"/>
+          <w:rFonts w:ascii="Helvetica Neue" w:cs="Helvetica Neue" w:eastAsia="Helvetica Neue" w:hAnsi="Helvetica Neue"/>
           <w:color w:val="1F2937"/>
           <w:sz w:val="21"/>
           <w:szCs w:val="21"/>
@@ -5316,7 +5314,7 @@
       </w:r>
       <w:r>
         <w:rPr>
-          <w:rFonts w:ascii="Calibri" w:cs="Calibri" w:eastAsia="Calibri" w:hAnsi="Calibri"/>
+          <w:rFonts w:ascii="Helvetica Neue" w:cs="Helvetica Neue" w:eastAsia="Helvetica Neue" w:hAnsi="Helvetica Neue"/>
           <w:b/>
           <w:bCs/>
           <w:color w:val="1F2937"/>
@@ -5327,7 +5325,7 @@
       </w:r>
       <w:r>
         <w:rPr>
-          <w:rFonts w:ascii="Calibri" w:cs="Calibri" w:eastAsia="Calibri" w:hAnsi="Calibri"/>
+          <w:rFonts w:ascii="Helvetica Neue" w:cs="Helvetica Neue" w:eastAsia="Helvetica Neue" w:hAnsi="Helvetica Neue"/>
           <w:color w:val="1F2937"/>
           <w:sz w:val="21"/>
           <w:szCs w:val="21"/>
@@ -5336,7 +5334,7 @@
       </w:r>
       <w:r>
         <w:rPr>
-          <w:rFonts w:ascii="Calibri" w:cs="Calibri" w:eastAsia="Calibri" w:hAnsi="Calibri"/>
+          <w:rFonts w:ascii="Helvetica Neue" w:cs="Helvetica Neue" w:eastAsia="Helvetica Neue" w:hAnsi="Helvetica Neue"/>
           <w:b/>
           <w:bCs/>
           <w:color w:val="1F2937"/>
@@ -5347,7 +5345,7 @@
       </w:r>
       <w:r>
         <w:rPr>
-          <w:rFonts w:ascii="Calibri" w:cs="Calibri" w:eastAsia="Calibri" w:hAnsi="Calibri"/>
+          <w:rFonts w:ascii="Helvetica Neue" w:cs="Helvetica Neue" w:eastAsia="Helvetica Neue" w:hAnsi="Helvetica Neue"/>
           <w:color w:val="1F2937"/>
           <w:sz w:val="21"/>
           <w:szCs w:val="21"/>
@@ -5356,7 +5354,7 @@
       </w:r>
       <w:r>
         <w:rPr>
-          <w:rFonts w:ascii="Calibri" w:cs="Calibri" w:eastAsia="Calibri" w:hAnsi="Calibri"/>
+          <w:rFonts w:ascii="Helvetica Neue" w:cs="Helvetica Neue" w:eastAsia="Helvetica Neue" w:hAnsi="Helvetica Neue"/>
           <w:b/>
           <w:bCs/>
           <w:color w:val="1F2937"/>
@@ -5367,7 +5365,7 @@
       </w:r>
       <w:r>
         <w:rPr>
-          <w:rFonts w:ascii="Calibri" w:cs="Calibri" w:eastAsia="Calibri" w:hAnsi="Calibri"/>
+          <w:rFonts w:ascii="Helvetica Neue" w:cs="Helvetica Neue" w:eastAsia="Helvetica Neue" w:hAnsi="Helvetica Neue"/>
           <w:color w:val="1F2937"/>
           <w:sz w:val="21"/>
           <w:szCs w:val="21"/>
@@ -5376,7 +5374,7 @@
       </w:r>
       <w:r>
         <w:rPr>
-          <w:rFonts w:ascii="Calibri" w:cs="Calibri" w:eastAsia="Calibri" w:hAnsi="Calibri"/>
+          <w:rFonts w:ascii="Helvetica Neue" w:cs="Helvetica Neue" w:eastAsia="Helvetica Neue" w:hAnsi="Helvetica Neue"/>
           <w:b/>
           <w:bCs/>
           <w:color w:val="1F2937"/>
@@ -5387,7 +5385,7 @@
       </w:r>
       <w:r>
         <w:rPr>
-          <w:rFonts w:ascii="Calibri" w:cs="Calibri" w:eastAsia="Calibri" w:hAnsi="Calibri"/>
+          <w:rFonts w:ascii="Helvetica Neue" w:cs="Helvetica Neue" w:eastAsia="Helvetica Neue" w:hAnsi="Helvetica Neue"/>
           <w:color w:val="1F2937"/>
           <w:sz w:val="21"/>
           <w:szCs w:val="21"/>
@@ -5396,7 +5394,7 @@
       </w:r>
       <w:r>
         <w:rPr>
-          <w:rFonts w:ascii="Calibri" w:cs="Calibri" w:eastAsia="Calibri" w:hAnsi="Calibri"/>
+          <w:rFonts w:ascii="Helvetica Neue" w:cs="Helvetica Neue" w:eastAsia="Helvetica Neue" w:hAnsi="Helvetica Neue"/>
           <w:b/>
           <w:bCs/>
           <w:color w:val="1F2937"/>
@@ -5407,7 +5405,7 @@
       </w:r>
       <w:r>
         <w:rPr>
-          <w:rFonts w:ascii="Calibri" w:cs="Calibri" w:eastAsia="Calibri" w:hAnsi="Calibri"/>
+          <w:rFonts w:ascii="Helvetica Neue" w:cs="Helvetica Neue" w:eastAsia="Helvetica Neue" w:hAnsi="Helvetica Neue"/>
           <w:color w:val="1F2937"/>
           <w:sz w:val="21"/>
           <w:szCs w:val="21"/>
@@ -5416,7 +5414,7 @@
       </w:r>
       <w:r>
         <w:rPr>
-          <w:rFonts w:ascii="Calibri" w:cs="Calibri" w:eastAsia="Calibri" w:hAnsi="Calibri"/>
+          <w:rFonts w:ascii="Helvetica Neue" w:cs="Helvetica Neue" w:eastAsia="Helvetica Neue" w:hAnsi="Helvetica Neue"/>
           <w:b/>
           <w:bCs/>
           <w:color w:val="1F2937"/>
@@ -5427,7 +5425,7 @@
       </w:r>
       <w:r>
         <w:rPr>
-          <w:rFonts w:ascii="Calibri" w:cs="Calibri" w:eastAsia="Calibri" w:hAnsi="Calibri"/>
+          <w:rFonts w:ascii="Helvetica Neue" w:cs="Helvetica Neue" w:eastAsia="Helvetica Neue" w:hAnsi="Helvetica Neue"/>
           <w:color w:val="1F2937"/>
           <w:sz w:val="21"/>
           <w:szCs w:val="21"/>
@@ -5438,15 +5436,15 @@
     <w:p>
       <w:pPr>
         <w:pBdr>
-          <w:left w:val="single" w:color="93C5FD" w:sz="12" w:space="8"/>
+          <w:left w:val="single" w:color="93C5FD" w:sz="18" w:space="10"/>
         </w:pBdr>
-        <w:spacing w:after="120"/>
-      </w:pPr>
-      <w:r>
-        <w:rPr>
-          <w:rFonts w:ascii="Calibri" w:cs="Calibri" w:eastAsia="Calibri" w:hAnsi="Calibri"/>
-          <w:i/>
-          <w:iCs/>
+        <w:shd w:fill="F8FAFC" w:val="clear"/>
+        <w:spacing w:after="160" w:before="160" w:line="372" w:lineRule="auto"/>
+        <w:ind w:left="200"/>
+      </w:pPr>
+      <w:r>
+        <w:rPr>
+          <w:rFonts w:ascii="Helvetica Neue" w:cs="Helvetica Neue" w:eastAsia="Helvetica Neue" w:hAnsi="Helvetica Neue"/>
           <w:color w:val="334155"/>
           <w:sz w:val="21"/>
           <w:szCs w:val="21"/>
@@ -5455,11 +5453,9 @@
       </w:r>
       <w:r>
         <w:rPr>
-          <w:rFonts w:ascii="Calibri" w:cs="Calibri" w:eastAsia="Calibri" w:hAnsi="Calibri"/>
-          <w:b/>
-          <w:bCs/>
-          <w:i/>
-          <w:iCs/>
+          <w:rFonts w:ascii="Helvetica Neue" w:cs="Helvetica Neue" w:eastAsia="Helvetica Neue" w:hAnsi="Helvetica Neue"/>
+          <w:b/>
+          <w:bCs/>
           <w:color w:val="334155"/>
           <w:sz w:val="21"/>
           <w:szCs w:val="21"/>
@@ -5468,9 +5464,7 @@
       </w:r>
       <w:r>
         <w:rPr>
-          <w:rFonts w:ascii="Calibri" w:cs="Calibri" w:eastAsia="Calibri" w:hAnsi="Calibri"/>
-          <w:i/>
-          <w:iCs/>
+          <w:rFonts w:ascii="Helvetica Neue" w:cs="Helvetica Neue" w:eastAsia="Helvetica Neue" w:hAnsi="Helvetica Neue"/>
           <w:color w:val="334155"/>
           <w:sz w:val="21"/>
           <w:szCs w:val="21"/>
@@ -5481,27 +5475,28 @@
     <w:p>
       <w:pPr>
         <w:pStyle w:val="Heading3"/>
-        <w:spacing w:after="120" w:before="240"/>
-      </w:pPr>
-      <w:r>
-        <w:rPr>
-          <w:rFonts w:ascii="Calibri" w:cs="Calibri" w:eastAsia="Calibri" w:hAnsi="Calibri"/>
+        <w:keepNext/>
+        <w:spacing w:after="80" w:before="280" w:line="372" w:lineRule="auto"/>
+      </w:pPr>
+      <w:r>
+        <w:rPr>
+          <w:rFonts w:ascii="Helvetica Neue" w:cs="Helvetica Neue" w:eastAsia="Helvetica Neue" w:hAnsi="Helvetica Neue"/>
           <w:b/>
           <w:bCs/>
           <w:color w:val="1E40AF"/>
-          <w:sz w:val="24"/>
-          <w:szCs w:val="24"/>
+          <w:sz w:val="23"/>
+          <w:szCs w:val="23"/>
         </w:rPr>
         <w:t xml:space="preserve">5.3. Paramétrer les repas</w:t>
       </w:r>
     </w:p>
     <w:p>
       <w:pPr>
-        <w:spacing w:after="120"/>
-      </w:pPr>
-      <w:r>
-        <w:rPr>
-          <w:rFonts w:ascii="Calibri" w:cs="Calibri" w:eastAsia="Calibri" w:hAnsi="Calibri"/>
+        <w:spacing w:after="210" w:before="0" w:line="372" w:lineRule="auto"/>
+      </w:pPr>
+      <w:r>
+        <w:rPr>
+          <w:rFonts w:ascii="Helvetica Neue" w:cs="Helvetica Neue" w:eastAsia="Helvetica Neue" w:hAnsi="Helvetica Neue"/>
           <w:color w:val="1F2937"/>
           <w:sz w:val="21"/>
           <w:szCs w:val="21"/>
@@ -5510,7 +5505,7 @@
       </w:r>
       <w:r>
         <w:rPr>
-          <w:rFonts w:ascii="Calibri" w:cs="Calibri" w:eastAsia="Calibri" w:hAnsi="Calibri"/>
+          <w:rFonts w:ascii="Helvetica Neue" w:cs="Helvetica Neue" w:eastAsia="Helvetica Neue" w:hAnsi="Helvetica Neue"/>
           <w:b/>
           <w:bCs/>
           <w:color w:val="1F2937"/>
@@ -5521,7 +5516,7 @@
       </w:r>
       <w:r>
         <w:rPr>
-          <w:rFonts w:ascii="Calibri" w:cs="Calibri" w:eastAsia="Calibri" w:hAnsi="Calibri"/>
+          <w:rFonts w:ascii="Helvetica Neue" w:cs="Helvetica Neue" w:eastAsia="Helvetica Neue" w:hAnsi="Helvetica Neue"/>
           <w:color w:val="1F2937"/>
           <w:sz w:val="21"/>
           <w:szCs w:val="21"/>
@@ -5530,7 +5525,7 @@
       </w:r>
       <w:r>
         <w:rPr>
-          <w:rFonts w:ascii="Calibri" w:cs="Calibri" w:eastAsia="Calibri" w:hAnsi="Calibri"/>
+          <w:rFonts w:ascii="Helvetica Neue" w:cs="Helvetica Neue" w:eastAsia="Helvetica Neue" w:hAnsi="Helvetica Neue"/>
           <w:b/>
           <w:bCs/>
           <w:color w:val="1F2937"/>
@@ -5541,7 +5536,7 @@
       </w:r>
       <w:r>
         <w:rPr>
-          <w:rFonts w:ascii="Calibri" w:cs="Calibri" w:eastAsia="Calibri" w:hAnsi="Calibri"/>
+          <w:rFonts w:ascii="Helvetica Neue" w:cs="Helvetica Neue" w:eastAsia="Helvetica Neue" w:hAnsi="Helvetica Neue"/>
           <w:color w:val="1F2937"/>
           <w:sz w:val="21"/>
           <w:szCs w:val="21"/>
@@ -5550,7 +5545,7 @@
       </w:r>
       <w:r>
         <w:rPr>
-          <w:rFonts w:ascii="Calibri" w:cs="Calibri" w:eastAsia="Calibri" w:hAnsi="Calibri"/>
+          <w:rFonts w:ascii="Helvetica Neue" w:cs="Helvetica Neue" w:eastAsia="Helvetica Neue" w:hAnsi="Helvetica Neue"/>
           <w:b/>
           <w:bCs/>
           <w:color w:val="1F2937"/>
@@ -5561,7 +5556,7 @@
       </w:r>
       <w:r>
         <w:rPr>
-          <w:rFonts w:ascii="Calibri" w:cs="Calibri" w:eastAsia="Calibri" w:hAnsi="Calibri"/>
+          <w:rFonts w:ascii="Helvetica Neue" w:cs="Helvetica Neue" w:eastAsia="Helvetica Neue" w:hAnsi="Helvetica Neue"/>
           <w:color w:val="1F2937"/>
           <w:sz w:val="21"/>
           <w:szCs w:val="21"/>
@@ -5571,11 +5566,11 @@
     </w:p>
     <w:p>
       <w:pPr>
-        <w:spacing w:after="120"/>
-      </w:pPr>
-      <w:r>
-        <w:rPr>
-          <w:rFonts w:ascii="Calibri" w:cs="Calibri" w:eastAsia="Calibri" w:hAnsi="Calibri"/>
+        <w:spacing w:after="210" w:before="0" w:line="372" w:lineRule="auto"/>
+      </w:pPr>
+      <w:r>
+        <w:rPr>
+          <w:rFonts w:ascii="Helvetica Neue" w:cs="Helvetica Neue" w:eastAsia="Helvetica Neue" w:hAnsi="Helvetica Neue"/>
           <w:color w:val="1F2937"/>
           <w:sz w:val="21"/>
           <w:szCs w:val="21"/>
@@ -5584,7 +5579,7 @@
       </w:r>
       <w:r>
         <w:rPr>
-          <w:rFonts w:ascii="Calibri" w:cs="Calibri" w:eastAsia="Calibri" w:hAnsi="Calibri"/>
+          <w:rFonts w:ascii="Helvetica Neue" w:cs="Helvetica Neue" w:eastAsia="Helvetica Neue" w:hAnsi="Helvetica Neue"/>
           <w:b/>
           <w:bCs/>
           <w:color w:val="1F2937"/>
@@ -5595,7 +5590,7 @@
       </w:r>
       <w:r>
         <w:rPr>
-          <w:rFonts w:ascii="Calibri" w:cs="Calibri" w:eastAsia="Calibri" w:hAnsi="Calibri"/>
+          <w:rFonts w:ascii="Helvetica Neue" w:cs="Helvetica Neue" w:eastAsia="Helvetica Neue" w:hAnsi="Helvetica Neue"/>
           <w:color w:val="1F2937"/>
           <w:sz w:val="21"/>
           <w:szCs w:val="21"/>
@@ -5610,11 +5605,11 @@
           <w:ilvl w:val="0"/>
           <w:numId w:val="1"/>
         </w:numPr>
-        <w:spacing w:after="60"/>
-      </w:pPr>
-      <w:r>
-        <w:rPr>
-          <w:rFonts w:ascii="Calibri" w:cs="Calibri" w:eastAsia="Calibri" w:hAnsi="Calibri"/>
+        <w:spacing w:after="40" w:before="0" w:line="372" w:lineRule="auto"/>
+      </w:pPr>
+      <w:r>
+        <w:rPr>
+          <w:rFonts w:ascii="Helvetica Neue" w:cs="Helvetica Neue" w:eastAsia="Helvetica Neue" w:hAnsi="Helvetica Neue"/>
           <w:color w:val="1F2937"/>
           <w:sz w:val="21"/>
           <w:szCs w:val="21"/>
@@ -5623,7 +5618,7 @@
       </w:r>
       <w:r>
         <w:rPr>
-          <w:rFonts w:ascii="Calibri" w:cs="Calibri" w:eastAsia="Calibri" w:hAnsi="Calibri"/>
+          <w:rFonts w:ascii="Helvetica Neue" w:cs="Helvetica Neue" w:eastAsia="Helvetica Neue" w:hAnsi="Helvetica Neue"/>
           <w:b/>
           <w:bCs/>
           <w:color w:val="1F2937"/>
@@ -5634,7 +5629,7 @@
       </w:r>
       <w:r>
         <w:rPr>
-          <w:rFonts w:ascii="Calibri" w:cs="Calibri" w:eastAsia="Calibri" w:hAnsi="Calibri"/>
+          <w:rFonts w:ascii="Helvetica Neue" w:cs="Helvetica Neue" w:eastAsia="Helvetica Neue" w:hAnsi="Helvetica Neue"/>
           <w:color w:val="1F2937"/>
           <w:sz w:val="21"/>
           <w:szCs w:val="21"/>
@@ -5649,11 +5644,11 @@
           <w:ilvl w:val="0"/>
           <w:numId w:val="1"/>
         </w:numPr>
-        <w:spacing w:after="60"/>
-      </w:pPr>
-      <w:r>
-        <w:rPr>
-          <w:rFonts w:ascii="Calibri" w:cs="Calibri" w:eastAsia="Calibri" w:hAnsi="Calibri"/>
+        <w:spacing w:after="40" w:before="0" w:line="372" w:lineRule="auto"/>
+      </w:pPr>
+      <w:r>
+        <w:rPr>
+          <w:rFonts w:ascii="Helvetica Neue" w:cs="Helvetica Neue" w:eastAsia="Helvetica Neue" w:hAnsi="Helvetica Neue"/>
           <w:color w:val="1F2937"/>
           <w:sz w:val="21"/>
           <w:szCs w:val="21"/>
@@ -5662,7 +5657,7 @@
       </w:r>
       <w:r>
         <w:rPr>
-          <w:rFonts w:ascii="Calibri" w:cs="Calibri" w:eastAsia="Calibri" w:hAnsi="Calibri"/>
+          <w:rFonts w:ascii="Helvetica Neue" w:cs="Helvetica Neue" w:eastAsia="Helvetica Neue" w:hAnsi="Helvetica Neue"/>
           <w:b/>
           <w:bCs/>
           <w:color w:val="1F2937"/>
@@ -5673,7 +5668,7 @@
       </w:r>
       <w:r>
         <w:rPr>
-          <w:rFonts w:ascii="Calibri" w:cs="Calibri" w:eastAsia="Calibri" w:hAnsi="Calibri"/>
+          <w:rFonts w:ascii="Helvetica Neue" w:cs="Helvetica Neue" w:eastAsia="Helvetica Neue" w:hAnsi="Helvetica Neue"/>
           <w:color w:val="1F2937"/>
           <w:sz w:val="21"/>
           <w:szCs w:val="21"/>
@@ -5682,7 +5677,7 @@
       </w:r>
       <w:r>
         <w:rPr>
-          <w:rFonts w:ascii="Calibri" w:cs="Calibri" w:eastAsia="Calibri" w:hAnsi="Calibri"/>
+          <w:rFonts w:ascii="Helvetica Neue" w:cs="Helvetica Neue" w:eastAsia="Helvetica Neue" w:hAnsi="Helvetica Neue"/>
           <w:b/>
           <w:bCs/>
           <w:color w:val="1F2937"/>
@@ -5693,7 +5688,7 @@
       </w:r>
       <w:r>
         <w:rPr>
-          <w:rFonts w:ascii="Calibri" w:cs="Calibri" w:eastAsia="Calibri" w:hAnsi="Calibri"/>
+          <w:rFonts w:ascii="Helvetica Neue" w:cs="Helvetica Neue" w:eastAsia="Helvetica Neue" w:hAnsi="Helvetica Neue"/>
           <w:color w:val="1F2937"/>
           <w:sz w:val="21"/>
           <w:szCs w:val="21"/>
@@ -5708,11 +5703,11 @@
           <w:ilvl w:val="0"/>
           <w:numId w:val="1"/>
         </w:numPr>
-        <w:spacing w:after="60"/>
-      </w:pPr>
-      <w:r>
-        <w:rPr>
-          <w:rFonts w:ascii="Calibri" w:cs="Calibri" w:eastAsia="Calibri" w:hAnsi="Calibri"/>
+        <w:spacing w:after="40" w:before="0" w:line="372" w:lineRule="auto"/>
+      </w:pPr>
+      <w:r>
+        <w:rPr>
+          <w:rFonts w:ascii="Helvetica Neue" w:cs="Helvetica Neue" w:eastAsia="Helvetica Neue" w:hAnsi="Helvetica Neue"/>
           <w:color w:val="1F2937"/>
           <w:sz w:val="21"/>
           <w:szCs w:val="21"/>
@@ -5721,7 +5716,7 @@
       </w:r>
       <w:r>
         <w:rPr>
-          <w:rFonts w:ascii="Calibri" w:cs="Calibri" w:eastAsia="Calibri" w:hAnsi="Calibri"/>
+          <w:rFonts w:ascii="Helvetica Neue" w:cs="Helvetica Neue" w:eastAsia="Helvetica Neue" w:hAnsi="Helvetica Neue"/>
           <w:b/>
           <w:bCs/>
           <w:color w:val="1F2937"/>
@@ -5732,7 +5727,7 @@
       </w:r>
       <w:r>
         <w:rPr>
-          <w:rFonts w:ascii="Calibri" w:cs="Calibri" w:eastAsia="Calibri" w:hAnsi="Calibri"/>
+          <w:rFonts w:ascii="Helvetica Neue" w:cs="Helvetica Neue" w:eastAsia="Helvetica Neue" w:hAnsi="Helvetica Neue"/>
           <w:color w:val="1F2937"/>
           <w:sz w:val="21"/>
           <w:szCs w:val="21"/>
@@ -5747,11 +5742,11 @@
           <w:ilvl w:val="0"/>
           <w:numId w:val="1"/>
         </w:numPr>
-        <w:spacing w:after="60"/>
-      </w:pPr>
-      <w:r>
-        <w:rPr>
-          <w:rFonts w:ascii="Calibri" w:cs="Calibri" w:eastAsia="Calibri" w:hAnsi="Calibri"/>
+        <w:spacing w:after="40" w:before="0" w:line="372" w:lineRule="auto"/>
+      </w:pPr>
+      <w:r>
+        <w:rPr>
+          <w:rFonts w:ascii="Helvetica Neue" w:cs="Helvetica Neue" w:eastAsia="Helvetica Neue" w:hAnsi="Helvetica Neue"/>
           <w:color w:val="1F2937"/>
           <w:sz w:val="21"/>
           <w:szCs w:val="21"/>
@@ -5760,7 +5755,7 @@
       </w:r>
       <w:r>
         <w:rPr>
-          <w:rFonts w:ascii="Calibri" w:cs="Calibri" w:eastAsia="Calibri" w:hAnsi="Calibri"/>
+          <w:rFonts w:ascii="Helvetica Neue" w:cs="Helvetica Neue" w:eastAsia="Helvetica Neue" w:hAnsi="Helvetica Neue"/>
           <w:b/>
           <w:bCs/>
           <w:color w:val="1F2937"/>
@@ -5771,7 +5766,7 @@
       </w:r>
       <w:r>
         <w:rPr>
-          <w:rFonts w:ascii="Calibri" w:cs="Calibri" w:eastAsia="Calibri" w:hAnsi="Calibri"/>
+          <w:rFonts w:ascii="Helvetica Neue" w:cs="Helvetica Neue" w:eastAsia="Helvetica Neue" w:hAnsi="Helvetica Neue"/>
           <w:color w:val="1F2937"/>
           <w:sz w:val="21"/>
           <w:szCs w:val="21"/>
@@ -5786,11 +5781,11 @@
           <w:ilvl w:val="0"/>
           <w:numId w:val="1"/>
         </w:numPr>
-        <w:spacing w:after="60"/>
-      </w:pPr>
-      <w:r>
-        <w:rPr>
-          <w:rFonts w:ascii="Calibri" w:cs="Calibri" w:eastAsia="Calibri" w:hAnsi="Calibri"/>
+        <w:spacing w:after="40" w:before="0" w:line="372" w:lineRule="auto"/>
+      </w:pPr>
+      <w:r>
+        <w:rPr>
+          <w:rFonts w:ascii="Helvetica Neue" w:cs="Helvetica Neue" w:eastAsia="Helvetica Neue" w:hAnsi="Helvetica Neue"/>
           <w:color w:val="1F2937"/>
           <w:sz w:val="21"/>
           <w:szCs w:val="21"/>
@@ -5799,7 +5794,7 @@
       </w:r>
       <w:r>
         <w:rPr>
-          <w:rFonts w:ascii="Calibri" w:cs="Calibri" w:eastAsia="Calibri" w:hAnsi="Calibri"/>
+          <w:rFonts w:ascii="Helvetica Neue" w:cs="Helvetica Neue" w:eastAsia="Helvetica Neue" w:hAnsi="Helvetica Neue"/>
           <w:b/>
           <w:bCs/>
           <w:color w:val="1F2937"/>
@@ -5810,7 +5805,7 @@
       </w:r>
       <w:r>
         <w:rPr>
-          <w:rFonts w:ascii="Calibri" w:cs="Calibri" w:eastAsia="Calibri" w:hAnsi="Calibri"/>
+          <w:rFonts w:ascii="Helvetica Neue" w:cs="Helvetica Neue" w:eastAsia="Helvetica Neue" w:hAnsi="Helvetica Neue"/>
           <w:color w:val="1F2937"/>
           <w:sz w:val="21"/>
           <w:szCs w:val="21"/>
@@ -5820,11 +5815,11 @@
     </w:p>
     <w:p>
       <w:pPr>
-        <w:spacing w:after="120"/>
-      </w:pPr>
-      <w:r>
-        <w:rPr>
-          <w:rFonts w:ascii="Calibri" w:cs="Calibri" w:eastAsia="Calibri" w:hAnsi="Calibri"/>
+        <w:spacing w:after="210" w:before="0" w:line="372" w:lineRule="auto"/>
+      </w:pPr>
+      <w:r>
+        <w:rPr>
+          <w:rFonts w:ascii="Helvetica Neue" w:cs="Helvetica Neue" w:eastAsia="Helvetica Neue" w:hAnsi="Helvetica Neue"/>
           <w:color w:val="1F2937"/>
           <w:sz w:val="21"/>
           <w:szCs w:val="21"/>
@@ -5833,7 +5828,7 @@
       </w:r>
       <w:r>
         <w:rPr>
-          <w:rFonts w:ascii="Calibri" w:cs="Calibri" w:eastAsia="Calibri" w:hAnsi="Calibri"/>
+          <w:rFonts w:ascii="Helvetica Neue" w:cs="Helvetica Neue" w:eastAsia="Helvetica Neue" w:hAnsi="Helvetica Neue"/>
           <w:b/>
           <w:bCs/>
           <w:color w:val="1F2937"/>
@@ -5844,7 +5839,7 @@
       </w:r>
       <w:r>
         <w:rPr>
-          <w:rFonts w:ascii="Calibri" w:cs="Calibri" w:eastAsia="Calibri" w:hAnsi="Calibri"/>
+          <w:rFonts w:ascii="Helvetica Neue" w:cs="Helvetica Neue" w:eastAsia="Helvetica Neue" w:hAnsi="Helvetica Neue"/>
           <w:color w:val="1F2937"/>
           <w:sz w:val="21"/>
           <w:szCs w:val="21"/>
@@ -5853,7 +5848,7 @@
       </w:r>
       <w:r>
         <w:rPr>
-          <w:rFonts w:ascii="Calibri" w:cs="Calibri" w:eastAsia="Calibri" w:hAnsi="Calibri"/>
+          <w:rFonts w:ascii="Helvetica Neue" w:cs="Helvetica Neue" w:eastAsia="Helvetica Neue" w:hAnsi="Helvetica Neue"/>
           <w:b/>
           <w:bCs/>
           <w:color w:val="1F2937"/>
@@ -5864,7 +5859,7 @@
       </w:r>
       <w:r>
         <w:rPr>
-          <w:rFonts w:ascii="Calibri" w:cs="Calibri" w:eastAsia="Calibri" w:hAnsi="Calibri"/>
+          <w:rFonts w:ascii="Helvetica Neue" w:cs="Helvetica Neue" w:eastAsia="Helvetica Neue" w:hAnsi="Helvetica Neue"/>
           <w:color w:val="1F2937"/>
           <w:sz w:val="21"/>
           <w:szCs w:val="21"/>
@@ -5873,7 +5868,7 @@
       </w:r>
       <w:r>
         <w:rPr>
-          <w:rFonts w:ascii="Calibri" w:cs="Calibri" w:eastAsia="Calibri" w:hAnsi="Calibri"/>
+          <w:rFonts w:ascii="Helvetica Neue" w:cs="Helvetica Neue" w:eastAsia="Helvetica Neue" w:hAnsi="Helvetica Neue"/>
           <w:b/>
           <w:bCs/>
           <w:color w:val="1F2937"/>
@@ -5884,7 +5879,7 @@
       </w:r>
       <w:r>
         <w:rPr>
-          <w:rFonts w:ascii="Calibri" w:cs="Calibri" w:eastAsia="Calibri" w:hAnsi="Calibri"/>
+          <w:rFonts w:ascii="Helvetica Neue" w:cs="Helvetica Neue" w:eastAsia="Helvetica Neue" w:hAnsi="Helvetica Neue"/>
           <w:color w:val="1F2937"/>
           <w:sz w:val="21"/>
           <w:szCs w:val="21"/>
@@ -5893,7 +5888,7 @@
       </w:r>
       <w:r>
         <w:rPr>
-          <w:rFonts w:ascii="Calibri" w:cs="Calibri" w:eastAsia="Calibri" w:hAnsi="Calibri"/>
+          <w:rFonts w:ascii="Helvetica Neue" w:cs="Helvetica Neue" w:eastAsia="Helvetica Neue" w:hAnsi="Helvetica Neue"/>
           <w:b/>
           <w:bCs/>
           <w:color w:val="1F2937"/>
@@ -5904,7 +5899,7 @@
       </w:r>
       <w:r>
         <w:rPr>
-          <w:rFonts w:ascii="Calibri" w:cs="Calibri" w:eastAsia="Calibri" w:hAnsi="Calibri"/>
+          <w:rFonts w:ascii="Helvetica Neue" w:cs="Helvetica Neue" w:eastAsia="Helvetica Neue" w:hAnsi="Helvetica Neue"/>
           <w:color w:val="1F2937"/>
           <w:sz w:val="21"/>
           <w:szCs w:val="21"/>
@@ -5914,11 +5909,11 @@
     </w:p>
     <w:p>
       <w:pPr>
-        <w:spacing w:after="120"/>
-      </w:pPr>
-      <w:r>
-        <w:rPr>
-          <w:rFonts w:ascii="Calibri" w:cs="Calibri" w:eastAsia="Calibri" w:hAnsi="Calibri"/>
+        <w:spacing w:after="210" w:before="0" w:line="372" w:lineRule="auto"/>
+      </w:pPr>
+      <w:r>
+        <w:rPr>
+          <w:rFonts w:ascii="Helvetica Neue" w:cs="Helvetica Neue" w:eastAsia="Helvetica Neue" w:hAnsi="Helvetica Neue"/>
           <w:color w:val="1F2937"/>
           <w:sz w:val="21"/>
           <w:szCs w:val="21"/>
@@ -5927,7 +5922,7 @@
       </w:r>
       <w:r>
         <w:rPr>
-          <w:rFonts w:ascii="Calibri" w:cs="Calibri" w:eastAsia="Calibri" w:hAnsi="Calibri"/>
+          <w:rFonts w:ascii="Helvetica Neue" w:cs="Helvetica Neue" w:eastAsia="Helvetica Neue" w:hAnsi="Helvetica Neue"/>
           <w:b/>
           <w:bCs/>
           <w:color w:val="1F2937"/>
@@ -5938,7 +5933,7 @@
       </w:r>
       <w:r>
         <w:rPr>
-          <w:rFonts w:ascii="Calibri" w:cs="Calibri" w:eastAsia="Calibri" w:hAnsi="Calibri"/>
+          <w:rFonts w:ascii="Helvetica Neue" w:cs="Helvetica Neue" w:eastAsia="Helvetica Neue" w:hAnsi="Helvetica Neue"/>
           <w:color w:val="1F2937"/>
           <w:sz w:val="21"/>
           <w:szCs w:val="21"/>
@@ -5947,7 +5942,7 @@
       </w:r>
       <w:r>
         <w:rPr>
-          <w:rFonts w:ascii="Calibri" w:cs="Calibri" w:eastAsia="Calibri" w:hAnsi="Calibri"/>
+          <w:rFonts w:ascii="Helvetica Neue" w:cs="Helvetica Neue" w:eastAsia="Helvetica Neue" w:hAnsi="Helvetica Neue"/>
           <w:b/>
           <w:bCs/>
           <w:color w:val="1F2937"/>
@@ -5958,7 +5953,7 @@
       </w:r>
       <w:r>
         <w:rPr>
-          <w:rFonts w:ascii="Calibri" w:cs="Calibri" w:eastAsia="Calibri" w:hAnsi="Calibri"/>
+          <w:rFonts w:ascii="Helvetica Neue" w:cs="Helvetica Neue" w:eastAsia="Helvetica Neue" w:hAnsi="Helvetica Neue"/>
           <w:color w:val="1F2937"/>
           <w:sz w:val="21"/>
           <w:szCs w:val="21"/>
@@ -5969,27 +5964,28 @@
     <w:p>
       <w:pPr>
         <w:pStyle w:val="Heading3"/>
-        <w:spacing w:after="120" w:before="240"/>
-      </w:pPr>
-      <w:r>
-        <w:rPr>
-          <w:rFonts w:ascii="Calibri" w:cs="Calibri" w:eastAsia="Calibri" w:hAnsi="Calibri"/>
+        <w:keepNext/>
+        <w:spacing w:after="80" w:before="280" w:line="372" w:lineRule="auto"/>
+      </w:pPr>
+      <w:r>
+        <w:rPr>
+          <w:rFonts w:ascii="Helvetica Neue" w:cs="Helvetica Neue" w:eastAsia="Helvetica Neue" w:hAnsi="Helvetica Neue"/>
           <w:b/>
           <w:bCs/>
           <w:color w:val="1E40AF"/>
-          <w:sz w:val="24"/>
-          <w:szCs w:val="24"/>
+          <w:sz w:val="23"/>
+          <w:szCs w:val="23"/>
         </w:rPr>
         <w:t xml:space="preserve">5.4. Suivi des inscriptions aux repas — onglet « Organisation »</w:t>
       </w:r>
     </w:p>
     <w:p>
       <w:pPr>
-        <w:spacing w:after="120"/>
-      </w:pPr>
-      <w:r>
-        <w:rPr>
-          <w:rFonts w:ascii="Calibri" w:cs="Calibri" w:eastAsia="Calibri" w:hAnsi="Calibri"/>
+        <w:spacing w:after="210" w:before="0" w:line="372" w:lineRule="auto"/>
+      </w:pPr>
+      <w:r>
+        <w:rPr>
+          <w:rFonts w:ascii="Helvetica Neue" w:cs="Helvetica Neue" w:eastAsia="Helvetica Neue" w:hAnsi="Helvetica Neue"/>
           <w:color w:val="1F2937"/>
           <w:sz w:val="21"/>
           <w:szCs w:val="21"/>
@@ -5998,7 +5994,7 @@
       </w:r>
       <w:r>
         <w:rPr>
-          <w:rFonts w:ascii="Calibri" w:cs="Calibri" w:eastAsia="Calibri" w:hAnsi="Calibri"/>
+          <w:rFonts w:ascii="Helvetica Neue" w:cs="Helvetica Neue" w:eastAsia="Helvetica Neue" w:hAnsi="Helvetica Neue"/>
           <w:b/>
           <w:bCs/>
           <w:color w:val="1F2937"/>
@@ -6009,7 +6005,7 @@
       </w:r>
       <w:r>
         <w:rPr>
-          <w:rFonts w:ascii="Calibri" w:cs="Calibri" w:eastAsia="Calibri" w:hAnsi="Calibri"/>
+          <w:rFonts w:ascii="Helvetica Neue" w:cs="Helvetica Neue" w:eastAsia="Helvetica Neue" w:hAnsi="Helvetica Neue"/>
           <w:color w:val="1F2937"/>
           <w:sz w:val="21"/>
           <w:szCs w:val="21"/>
@@ -6018,7 +6014,7 @@
       </w:r>
       <w:r>
         <w:rPr>
-          <w:rFonts w:ascii="Calibri" w:cs="Calibri" w:eastAsia="Calibri" w:hAnsi="Calibri"/>
+          <w:rFonts w:ascii="Helvetica Neue" w:cs="Helvetica Neue" w:eastAsia="Helvetica Neue" w:hAnsi="Helvetica Neue"/>
           <w:b/>
           <w:bCs/>
           <w:color w:val="1F2937"/>
@@ -6029,7 +6025,7 @@
       </w:r>
       <w:r>
         <w:rPr>
-          <w:rFonts w:ascii="Calibri" w:cs="Calibri" w:eastAsia="Calibri" w:hAnsi="Calibri"/>
+          <w:rFonts w:ascii="Helvetica Neue" w:cs="Helvetica Neue" w:eastAsia="Helvetica Neue" w:hAnsi="Helvetica Neue"/>
           <w:color w:val="1F2937"/>
           <w:sz w:val="21"/>
           <w:szCs w:val="21"/>
@@ -6038,7 +6034,7 @@
       </w:r>
       <w:r>
         <w:rPr>
-          <w:rFonts w:ascii="Calibri" w:cs="Calibri" w:eastAsia="Calibri" w:hAnsi="Calibri"/>
+          <w:rFonts w:ascii="Helvetica Neue" w:cs="Helvetica Neue" w:eastAsia="Helvetica Neue" w:hAnsi="Helvetica Neue"/>
           <w:b/>
           <w:bCs/>
           <w:color w:val="1F2937"/>
@@ -6049,7 +6045,7 @@
       </w:r>
       <w:r>
         <w:rPr>
-          <w:rFonts w:ascii="Calibri" w:cs="Calibri" w:eastAsia="Calibri" w:hAnsi="Calibri"/>
+          <w:rFonts w:ascii="Helvetica Neue" w:cs="Helvetica Neue" w:eastAsia="Helvetica Neue" w:hAnsi="Helvetica Neue"/>
           <w:color w:val="1F2937"/>
           <w:sz w:val="21"/>
           <w:szCs w:val="21"/>
@@ -6064,11 +6060,11 @@
           <w:ilvl w:val="0"/>
           <w:numId w:val="1"/>
         </w:numPr>
-        <w:spacing w:after="60"/>
-      </w:pPr>
-      <w:r>
-        <w:rPr>
-          <w:rFonts w:ascii="Calibri" w:cs="Calibri" w:eastAsia="Calibri" w:hAnsi="Calibri"/>
+        <w:spacing w:after="40" w:before="0" w:line="372" w:lineRule="auto"/>
+      </w:pPr>
+      <w:r>
+        <w:rPr>
+          <w:rFonts w:ascii="Helvetica Neue" w:cs="Helvetica Neue" w:eastAsia="Helvetica Neue" w:hAnsi="Helvetica Neue"/>
           <w:b/>
           <w:bCs/>
           <w:color w:val="1F2937"/>
@@ -6079,7 +6075,7 @@
       </w:r>
       <w:r>
         <w:rPr>
-          <w:rFonts w:ascii="Calibri" w:cs="Calibri" w:eastAsia="Calibri" w:hAnsi="Calibri"/>
+          <w:rFonts w:ascii="Helvetica Neue" w:cs="Helvetica Neue" w:eastAsia="Helvetica Neue" w:hAnsi="Helvetica Neue"/>
           <w:color w:val="1F2937"/>
           <w:sz w:val="21"/>
           <w:szCs w:val="21"/>
@@ -6088,7 +6084,7 @@
       </w:r>
       <w:r>
         <w:rPr>
-          <w:rFonts w:ascii="Calibri" w:cs="Calibri" w:eastAsia="Calibri" w:hAnsi="Calibri"/>
+          <w:rFonts w:ascii="Helvetica Neue" w:cs="Helvetica Neue" w:eastAsia="Helvetica Neue" w:hAnsi="Helvetica Neue"/>
           <w:b/>
           <w:bCs/>
           <w:color w:val="1F2937"/>
@@ -6099,7 +6095,7 @@
       </w:r>
       <w:r>
         <w:rPr>
-          <w:rFonts w:ascii="Calibri" w:cs="Calibri" w:eastAsia="Calibri" w:hAnsi="Calibri"/>
+          <w:rFonts w:ascii="Helvetica Neue" w:cs="Helvetica Neue" w:eastAsia="Helvetica Neue" w:hAnsi="Helvetica Neue"/>
           <w:color w:val="1F2937"/>
           <w:sz w:val="21"/>
           <w:szCs w:val="21"/>
@@ -6114,11 +6110,11 @@
           <w:ilvl w:val="0"/>
           <w:numId w:val="1"/>
         </w:numPr>
-        <w:spacing w:after="60"/>
-      </w:pPr>
-      <w:r>
-        <w:rPr>
-          <w:rFonts w:ascii="Calibri" w:cs="Calibri" w:eastAsia="Calibri" w:hAnsi="Calibri"/>
+        <w:spacing w:after="40" w:before="0" w:line="372" w:lineRule="auto"/>
+      </w:pPr>
+      <w:r>
+        <w:rPr>
+          <w:rFonts w:ascii="Helvetica Neue" w:cs="Helvetica Neue" w:eastAsia="Helvetica Neue" w:hAnsi="Helvetica Neue"/>
           <w:color w:val="1F2937"/>
           <w:sz w:val="21"/>
           <w:szCs w:val="21"/>
@@ -6127,7 +6123,7 @@
       </w:r>
       <w:r>
         <w:rPr>
-          <w:rFonts w:ascii="Calibri" w:cs="Calibri" w:eastAsia="Calibri" w:hAnsi="Calibri"/>
+          <w:rFonts w:ascii="Helvetica Neue" w:cs="Helvetica Neue" w:eastAsia="Helvetica Neue" w:hAnsi="Helvetica Neue"/>
           <w:b/>
           <w:bCs/>
           <w:color w:val="1F2937"/>
@@ -6138,7 +6134,7 @@
       </w:r>
       <w:r>
         <w:rPr>
-          <w:rFonts w:ascii="Calibri" w:cs="Calibri" w:eastAsia="Calibri" w:hAnsi="Calibri"/>
+          <w:rFonts w:ascii="Helvetica Neue" w:cs="Helvetica Neue" w:eastAsia="Helvetica Neue" w:hAnsi="Helvetica Neue"/>
           <w:color w:val="1F2937"/>
           <w:sz w:val="21"/>
           <w:szCs w:val="21"/>
@@ -6147,7 +6143,7 @@
       </w:r>
       <w:r>
         <w:rPr>
-          <w:rFonts w:ascii="Calibri" w:cs="Calibri" w:eastAsia="Calibri" w:hAnsi="Calibri"/>
+          <w:rFonts w:ascii="Helvetica Neue" w:cs="Helvetica Neue" w:eastAsia="Helvetica Neue" w:hAnsi="Helvetica Neue"/>
           <w:b/>
           <w:bCs/>
           <w:color w:val="1F2937"/>
@@ -6158,7 +6154,7 @@
       </w:r>
       <w:r>
         <w:rPr>
-          <w:rFonts w:ascii="Calibri" w:cs="Calibri" w:eastAsia="Calibri" w:hAnsi="Calibri"/>
+          <w:rFonts w:ascii="Helvetica Neue" w:cs="Helvetica Neue" w:eastAsia="Helvetica Neue" w:hAnsi="Helvetica Neue"/>
           <w:color w:val="1F2937"/>
           <w:sz w:val="21"/>
           <w:szCs w:val="21"/>
@@ -6167,7 +6163,7 @@
       </w:r>
       <w:r>
         <w:rPr>
-          <w:rFonts w:ascii="Calibri" w:cs="Calibri" w:eastAsia="Calibri" w:hAnsi="Calibri"/>
+          <w:rFonts w:ascii="Helvetica Neue" w:cs="Helvetica Neue" w:eastAsia="Helvetica Neue" w:hAnsi="Helvetica Neue"/>
           <w:b/>
           <w:bCs/>
           <w:color w:val="1F2937"/>
@@ -6178,7 +6174,7 @@
       </w:r>
       <w:r>
         <w:rPr>
-          <w:rFonts w:ascii="Calibri" w:cs="Calibri" w:eastAsia="Calibri" w:hAnsi="Calibri"/>
+          <w:rFonts w:ascii="Helvetica Neue" w:cs="Helvetica Neue" w:eastAsia="Helvetica Neue" w:hAnsi="Helvetica Neue"/>
           <w:color w:val="1F2937"/>
           <w:sz w:val="21"/>
           <w:szCs w:val="21"/>
@@ -6187,7 +6183,7 @@
       </w:r>
       <w:r>
         <w:rPr>
-          <w:rFonts w:ascii="Calibri" w:cs="Calibri" w:eastAsia="Calibri" w:hAnsi="Calibri"/>
+          <w:rFonts w:ascii="Helvetica Neue" w:cs="Helvetica Neue" w:eastAsia="Helvetica Neue" w:hAnsi="Helvetica Neue"/>
           <w:b/>
           <w:bCs/>
           <w:color w:val="1F2937"/>
@@ -6198,7 +6194,7 @@
       </w:r>
       <w:r>
         <w:rPr>
-          <w:rFonts w:ascii="Calibri" w:cs="Calibri" w:eastAsia="Calibri" w:hAnsi="Calibri"/>
+          <w:rFonts w:ascii="Helvetica Neue" w:cs="Helvetica Neue" w:eastAsia="Helvetica Neue" w:hAnsi="Helvetica Neue"/>
           <w:color w:val="1F2937"/>
           <w:sz w:val="21"/>
           <w:szCs w:val="21"/>
@@ -6213,11 +6209,11 @@
           <w:ilvl w:val="0"/>
           <w:numId w:val="1"/>
         </w:numPr>
-        <w:spacing w:after="60"/>
-      </w:pPr>
-      <w:r>
-        <w:rPr>
-          <w:rFonts w:ascii="Calibri" w:cs="Calibri" w:eastAsia="Calibri" w:hAnsi="Calibri"/>
+        <w:spacing w:after="40" w:before="0" w:line="372" w:lineRule="auto"/>
+      </w:pPr>
+      <w:r>
+        <w:rPr>
+          <w:rFonts w:ascii="Helvetica Neue" w:cs="Helvetica Neue" w:eastAsia="Helvetica Neue" w:hAnsi="Helvetica Neue"/>
           <w:color w:val="1F2937"/>
           <w:sz w:val="21"/>
           <w:szCs w:val="21"/>
@@ -6226,7 +6222,7 @@
       </w:r>
       <w:r>
         <w:rPr>
-          <w:rFonts w:ascii="Calibri" w:cs="Calibri" w:eastAsia="Calibri" w:hAnsi="Calibri"/>
+          <w:rFonts w:ascii="Helvetica Neue" w:cs="Helvetica Neue" w:eastAsia="Helvetica Neue" w:hAnsi="Helvetica Neue"/>
           <w:b/>
           <w:bCs/>
           <w:color w:val="1F2937"/>
@@ -6237,7 +6233,7 @@
       </w:r>
       <w:r>
         <w:rPr>
-          <w:rFonts w:ascii="Calibri" w:cs="Calibri" w:eastAsia="Calibri" w:hAnsi="Calibri"/>
+          <w:rFonts w:ascii="Helvetica Neue" w:cs="Helvetica Neue" w:eastAsia="Helvetica Neue" w:hAnsi="Helvetica Neue"/>
           <w:color w:val="1F2937"/>
           <w:sz w:val="21"/>
           <w:szCs w:val="21"/>
@@ -6246,7 +6242,7 @@
       </w:r>
       <w:r>
         <w:rPr>
-          <w:rFonts w:ascii="Calibri" w:cs="Calibri" w:eastAsia="Calibri" w:hAnsi="Calibri"/>
+          <w:rFonts w:ascii="Helvetica Neue" w:cs="Helvetica Neue" w:eastAsia="Helvetica Neue" w:hAnsi="Helvetica Neue"/>
           <w:b/>
           <w:bCs/>
           <w:color w:val="1F2937"/>
@@ -6257,7 +6253,7 @@
       </w:r>
       <w:r>
         <w:rPr>
-          <w:rFonts w:ascii="Calibri" w:cs="Calibri" w:eastAsia="Calibri" w:hAnsi="Calibri"/>
+          <w:rFonts w:ascii="Helvetica Neue" w:cs="Helvetica Neue" w:eastAsia="Helvetica Neue" w:hAnsi="Helvetica Neue"/>
           <w:color w:val="1F2937"/>
           <w:sz w:val="21"/>
           <w:szCs w:val="21"/>
@@ -6266,7 +6262,7 @@
       </w:r>
       <w:r>
         <w:rPr>
-          <w:rFonts w:ascii="Calibri" w:cs="Calibri" w:eastAsia="Calibri" w:hAnsi="Calibri"/>
+          <w:rFonts w:ascii="Helvetica Neue" w:cs="Helvetica Neue" w:eastAsia="Helvetica Neue" w:hAnsi="Helvetica Neue"/>
           <w:b/>
           <w:bCs/>
           <w:color w:val="1F2937"/>
@@ -6277,7 +6273,7 @@
       </w:r>
       <w:r>
         <w:rPr>
-          <w:rFonts w:ascii="Calibri" w:cs="Calibri" w:eastAsia="Calibri" w:hAnsi="Calibri"/>
+          <w:rFonts w:ascii="Helvetica Neue" w:cs="Helvetica Neue" w:eastAsia="Helvetica Neue" w:hAnsi="Helvetica Neue"/>
           <w:color w:val="1F2937"/>
           <w:sz w:val="21"/>
           <w:szCs w:val="21"/>
@@ -6286,7 +6282,7 @@
       </w:r>
       <w:r>
         <w:rPr>
-          <w:rFonts w:ascii="Calibri" w:cs="Calibri" w:eastAsia="Calibri" w:hAnsi="Calibri"/>
+          <w:rFonts w:ascii="Helvetica Neue" w:cs="Helvetica Neue" w:eastAsia="Helvetica Neue" w:hAnsi="Helvetica Neue"/>
           <w:b/>
           <w:bCs/>
           <w:color w:val="1F2937"/>
@@ -6297,7 +6293,7 @@
       </w:r>
       <w:r>
         <w:rPr>
-          <w:rFonts w:ascii="Calibri" w:cs="Calibri" w:eastAsia="Calibri" w:hAnsi="Calibri"/>
+          <w:rFonts w:ascii="Helvetica Neue" w:cs="Helvetica Neue" w:eastAsia="Helvetica Neue" w:hAnsi="Helvetica Neue"/>
           <w:color w:val="1F2937"/>
           <w:sz w:val="21"/>
           <w:szCs w:val="21"/>
@@ -6308,27 +6304,28 @@
     <w:p>
       <w:pPr>
         <w:pStyle w:val="Heading3"/>
-        <w:spacing w:after="120" w:before="240"/>
-      </w:pPr>
-      <w:r>
-        <w:rPr>
-          <w:rFonts w:ascii="Calibri" w:cs="Calibri" w:eastAsia="Calibri" w:hAnsi="Calibri"/>
+        <w:keepNext/>
+        <w:spacing w:after="80" w:before="280" w:line="372" w:lineRule="auto"/>
+      </w:pPr>
+      <w:r>
+        <w:rPr>
+          <w:rFonts w:ascii="Helvetica Neue" w:cs="Helvetica Neue" w:eastAsia="Helvetica Neue" w:hAnsi="Helvetica Neue"/>
           <w:b/>
           <w:bCs/>
           <w:color w:val="1E40AF"/>
-          <w:sz w:val="24"/>
-          <w:szCs w:val="24"/>
+          <w:sz w:val="23"/>
+          <w:szCs w:val="23"/>
         </w:rPr>
         <w:t xml:space="preserve">5.5. Comptabilité des repas</w:t>
       </w:r>
     </w:p>
     <w:p>
       <w:pPr>
-        <w:spacing w:after="120"/>
-      </w:pPr>
-      <w:r>
-        <w:rPr>
-          <w:rFonts w:ascii="Calibri" w:cs="Calibri" w:eastAsia="Calibri" w:hAnsi="Calibri"/>
+        <w:spacing w:after="210" w:before="0" w:line="372" w:lineRule="auto"/>
+      </w:pPr>
+      <w:r>
+        <w:rPr>
+          <w:rFonts w:ascii="Helvetica Neue" w:cs="Helvetica Neue" w:eastAsia="Helvetica Neue" w:hAnsi="Helvetica Neue"/>
           <w:color w:val="1F2937"/>
           <w:sz w:val="21"/>
           <w:szCs w:val="21"/>
@@ -6337,7 +6334,7 @@
       </w:r>
       <w:r>
         <w:rPr>
-          <w:rFonts w:ascii="Calibri" w:cs="Calibri" w:eastAsia="Calibri" w:hAnsi="Calibri"/>
+          <w:rFonts w:ascii="Helvetica Neue" w:cs="Helvetica Neue" w:eastAsia="Helvetica Neue" w:hAnsi="Helvetica Neue"/>
           <w:b/>
           <w:bCs/>
           <w:color w:val="1F2937"/>
@@ -6348,7 +6345,7 @@
       </w:r>
       <w:r>
         <w:rPr>
-          <w:rFonts w:ascii="Calibri" w:cs="Calibri" w:eastAsia="Calibri" w:hAnsi="Calibri"/>
+          <w:rFonts w:ascii="Helvetica Neue" w:cs="Helvetica Neue" w:eastAsia="Helvetica Neue" w:hAnsi="Helvetica Neue"/>
           <w:color w:val="1F2937"/>
           <w:sz w:val="21"/>
           <w:szCs w:val="21"/>
@@ -6363,11 +6360,11 @@
           <w:ilvl w:val="0"/>
           <w:numId w:val="1"/>
         </w:numPr>
-        <w:spacing w:after="60"/>
-      </w:pPr>
-      <w:r>
-        <w:rPr>
-          <w:rFonts w:ascii="Calibri" w:cs="Calibri" w:eastAsia="Calibri" w:hAnsi="Calibri"/>
+        <w:spacing w:after="40" w:before="0" w:line="372" w:lineRule="auto"/>
+      </w:pPr>
+      <w:r>
+        <w:rPr>
+          <w:rFonts w:ascii="Helvetica Neue" w:cs="Helvetica Neue" w:eastAsia="Helvetica Neue" w:hAnsi="Helvetica Neue"/>
           <w:color w:val="1F2937"/>
           <w:sz w:val="21"/>
           <w:szCs w:val="21"/>
@@ -6376,7 +6373,7 @@
       </w:r>
       <w:r>
         <w:rPr>
-          <w:rFonts w:ascii="Calibri" w:cs="Calibri" w:eastAsia="Calibri" w:hAnsi="Calibri"/>
+          <w:rFonts w:ascii="Helvetica Neue" w:cs="Helvetica Neue" w:eastAsia="Helvetica Neue" w:hAnsi="Helvetica Neue"/>
           <w:b/>
           <w:bCs/>
           <w:color w:val="1F2937"/>
@@ -6387,7 +6384,7 @@
       </w:r>
       <w:r>
         <w:rPr>
-          <w:rFonts w:ascii="Calibri" w:cs="Calibri" w:eastAsia="Calibri" w:hAnsi="Calibri"/>
+          <w:rFonts w:ascii="Helvetica Neue" w:cs="Helvetica Neue" w:eastAsia="Helvetica Neue" w:hAnsi="Helvetica Neue"/>
           <w:color w:val="1F2937"/>
           <w:sz w:val="21"/>
           <w:szCs w:val="21"/>
@@ -6402,11 +6399,11 @@
           <w:ilvl w:val="0"/>
           <w:numId w:val="1"/>
         </w:numPr>
-        <w:spacing w:after="60"/>
-      </w:pPr>
-      <w:r>
-        <w:rPr>
-          <w:rFonts w:ascii="Calibri" w:cs="Calibri" w:eastAsia="Calibri" w:hAnsi="Calibri"/>
+        <w:spacing w:after="40" w:before="0" w:line="372" w:lineRule="auto"/>
+      </w:pPr>
+      <w:r>
+        <w:rPr>
+          <w:rFonts w:ascii="Helvetica Neue" w:cs="Helvetica Neue" w:eastAsia="Helvetica Neue" w:hAnsi="Helvetica Neue"/>
           <w:color w:val="1F2937"/>
           <w:sz w:val="21"/>
           <w:szCs w:val="21"/>
@@ -6415,7 +6412,7 @@
       </w:r>
       <w:r>
         <w:rPr>
-          <w:rFonts w:ascii="Calibri" w:cs="Calibri" w:eastAsia="Calibri" w:hAnsi="Calibri"/>
+          <w:rFonts w:ascii="Helvetica Neue" w:cs="Helvetica Neue" w:eastAsia="Helvetica Neue" w:hAnsi="Helvetica Neue"/>
           <w:b/>
           <w:bCs/>
           <w:color w:val="1F2937"/>
@@ -6426,7 +6423,7 @@
       </w:r>
       <w:r>
         <w:rPr>
-          <w:rFonts w:ascii="Calibri" w:cs="Calibri" w:eastAsia="Calibri" w:hAnsi="Calibri"/>
+          <w:rFonts w:ascii="Helvetica Neue" w:cs="Helvetica Neue" w:eastAsia="Helvetica Neue" w:hAnsi="Helvetica Neue"/>
           <w:color w:val="1F2937"/>
           <w:sz w:val="21"/>
           <w:szCs w:val="21"/>
@@ -6441,11 +6438,11 @@
           <w:ilvl w:val="0"/>
           <w:numId w:val="1"/>
         </w:numPr>
-        <w:spacing w:after="60"/>
-      </w:pPr>
-      <w:r>
-        <w:rPr>
-          <w:rFonts w:ascii="Calibri" w:cs="Calibri" w:eastAsia="Calibri" w:hAnsi="Calibri"/>
+        <w:spacing w:after="40" w:before="0" w:line="372" w:lineRule="auto"/>
+      </w:pPr>
+      <w:r>
+        <w:rPr>
+          <w:rFonts w:ascii="Helvetica Neue" w:cs="Helvetica Neue" w:eastAsia="Helvetica Neue" w:hAnsi="Helvetica Neue"/>
           <w:color w:val="1F2937"/>
           <w:sz w:val="21"/>
           <w:szCs w:val="21"/>
@@ -6454,7 +6451,7 @@
       </w:r>
       <w:r>
         <w:rPr>
-          <w:rFonts w:ascii="Calibri" w:cs="Calibri" w:eastAsia="Calibri" w:hAnsi="Calibri"/>
+          <w:rFonts w:ascii="Helvetica Neue" w:cs="Helvetica Neue" w:eastAsia="Helvetica Neue" w:hAnsi="Helvetica Neue"/>
           <w:b/>
           <w:bCs/>
           <w:color w:val="1F2937"/>
@@ -6465,7 +6462,7 @@
       </w:r>
       <w:r>
         <w:rPr>
-          <w:rFonts w:ascii="Calibri" w:cs="Calibri" w:eastAsia="Calibri" w:hAnsi="Calibri"/>
+          <w:rFonts w:ascii="Helvetica Neue" w:cs="Helvetica Neue" w:eastAsia="Helvetica Neue" w:hAnsi="Helvetica Neue"/>
           <w:color w:val="1F2937"/>
           <w:sz w:val="21"/>
           <w:szCs w:val="21"/>
@@ -6475,11 +6472,11 @@
     </w:p>
     <w:p>
       <w:pPr>
-        <w:spacing w:after="120"/>
-      </w:pPr>
-      <w:r>
-        <w:rPr>
-          <w:rFonts w:ascii="Calibri" w:cs="Calibri" w:eastAsia="Calibri" w:hAnsi="Calibri"/>
+        <w:spacing w:after="210" w:before="0" w:line="372" w:lineRule="auto"/>
+      </w:pPr>
+      <w:r>
+        <w:rPr>
+          <w:rFonts w:ascii="Helvetica Neue" w:cs="Helvetica Neue" w:eastAsia="Helvetica Neue" w:hAnsi="Helvetica Neue"/>
           <w:color w:val="1F2937"/>
           <w:sz w:val="21"/>
           <w:szCs w:val="21"/>
@@ -6488,7 +6485,7 @@
       </w:r>
       <w:r>
         <w:rPr>
-          <w:rFonts w:ascii="Calibri" w:cs="Calibri" w:eastAsia="Calibri" w:hAnsi="Calibri"/>
+          <w:rFonts w:ascii="Helvetica Neue" w:cs="Helvetica Neue" w:eastAsia="Helvetica Neue" w:hAnsi="Helvetica Neue"/>
           <w:b/>
           <w:bCs/>
           <w:color w:val="1F2937"/>
@@ -6499,7 +6496,7 @@
       </w:r>
       <w:r>
         <w:rPr>
-          <w:rFonts w:ascii="Calibri" w:cs="Calibri" w:eastAsia="Calibri" w:hAnsi="Calibri"/>
+          <w:rFonts w:ascii="Helvetica Neue" w:cs="Helvetica Neue" w:eastAsia="Helvetica Neue" w:hAnsi="Helvetica Neue"/>
           <w:color w:val="1F2937"/>
           <w:sz w:val="21"/>
           <w:szCs w:val="21"/>
@@ -6508,7 +6505,7 @@
       </w:r>
       <w:r>
         <w:rPr>
-          <w:rFonts w:ascii="Calibri" w:cs="Calibri" w:eastAsia="Calibri" w:hAnsi="Calibri"/>
+          <w:rFonts w:ascii="Helvetica Neue" w:cs="Helvetica Neue" w:eastAsia="Helvetica Neue" w:hAnsi="Helvetica Neue"/>
           <w:b/>
           <w:bCs/>
           <w:color w:val="1F2937"/>
@@ -6519,7 +6516,7 @@
       </w:r>
       <w:r>
         <w:rPr>
-          <w:rFonts w:ascii="Calibri" w:cs="Calibri" w:eastAsia="Calibri" w:hAnsi="Calibri"/>
+          <w:rFonts w:ascii="Helvetica Neue" w:cs="Helvetica Neue" w:eastAsia="Helvetica Neue" w:hAnsi="Helvetica Neue"/>
           <w:color w:val="1F2937"/>
           <w:sz w:val="21"/>
           <w:szCs w:val="21"/>
@@ -6530,27 +6527,28 @@
     <w:p>
       <w:pPr>
         <w:pStyle w:val="Heading3"/>
-        <w:spacing w:after="120" w:before="240"/>
-      </w:pPr>
-      <w:r>
-        <w:rPr>
-          <w:rFonts w:ascii="Calibri" w:cs="Calibri" w:eastAsia="Calibri" w:hAnsi="Calibri"/>
+        <w:keepNext/>
+        <w:spacing w:after="80" w:before="280" w:line="372" w:lineRule="auto"/>
+      </w:pPr>
+      <w:r>
+        <w:rPr>
+          <w:rFonts w:ascii="Helvetica Neue" w:cs="Helvetica Neue" w:eastAsia="Helvetica Neue" w:hAnsi="Helvetica Neue"/>
           <w:b/>
           <w:bCs/>
           <w:color w:val="1E40AF"/>
-          <w:sz w:val="24"/>
-          <w:szCs w:val="24"/>
+          <w:sz w:val="23"/>
+          <w:szCs w:val="23"/>
         </w:rPr>
         <w:t xml:space="preserve">5.6. Vue présence foyer</w:t>
       </w:r>
     </w:p>
     <w:p>
       <w:pPr>
-        <w:spacing w:after="120"/>
-      </w:pPr>
-      <w:r>
-        <w:rPr>
-          <w:rFonts w:ascii="Calibri" w:cs="Calibri" w:eastAsia="Calibri" w:hAnsi="Calibri"/>
+        <w:spacing w:after="210" w:before="0" w:line="372" w:lineRule="auto"/>
+      </w:pPr>
+      <w:r>
+        <w:rPr>
+          <w:rFonts w:ascii="Helvetica Neue" w:cs="Helvetica Neue" w:eastAsia="Helvetica Neue" w:hAnsi="Helvetica Neue"/>
           <w:color w:val="1F2937"/>
           <w:sz w:val="21"/>
           <w:szCs w:val="21"/>
@@ -6559,7 +6557,7 @@
       </w:r>
       <w:r>
         <w:rPr>
-          <w:rFonts w:ascii="Calibri" w:cs="Calibri" w:eastAsia="Calibri" w:hAnsi="Calibri"/>
+          <w:rFonts w:ascii="Helvetica Neue" w:cs="Helvetica Neue" w:eastAsia="Helvetica Neue" w:hAnsi="Helvetica Neue"/>
           <w:b/>
           <w:bCs/>
           <w:color w:val="1F2937"/>
@@ -6570,7 +6568,7 @@
       </w:r>
       <w:r>
         <w:rPr>
-          <w:rFonts w:ascii="Calibri" w:cs="Calibri" w:eastAsia="Calibri" w:hAnsi="Calibri"/>
+          <w:rFonts w:ascii="Helvetica Neue" w:cs="Helvetica Neue" w:eastAsia="Helvetica Neue" w:hAnsi="Helvetica Neue"/>
           <w:color w:val="1F2937"/>
           <w:sz w:val="21"/>
           <w:szCs w:val="21"/>
@@ -6579,7 +6577,7 @@
       </w:r>
       <w:r>
         <w:rPr>
-          <w:rFonts w:ascii="Calibri" w:cs="Calibri" w:eastAsia="Calibri" w:hAnsi="Calibri"/>
+          <w:rFonts w:ascii="Helvetica Neue" w:cs="Helvetica Neue" w:eastAsia="Helvetica Neue" w:hAnsi="Helvetica Neue"/>
           <w:b/>
           <w:bCs/>
           <w:color w:val="1F2937"/>
@@ -6590,7 +6588,7 @@
       </w:r>
       <w:r>
         <w:rPr>
-          <w:rFonts w:ascii="Calibri" w:cs="Calibri" w:eastAsia="Calibri" w:hAnsi="Calibri"/>
+          <w:rFonts w:ascii="Helvetica Neue" w:cs="Helvetica Neue" w:eastAsia="Helvetica Neue" w:hAnsi="Helvetica Neue"/>
           <w:color w:val="1F2937"/>
           <w:sz w:val="21"/>
           <w:szCs w:val="21"/>
@@ -6599,7 +6597,7 @@
       </w:r>
       <w:r>
         <w:rPr>
-          <w:rFonts w:ascii="Calibri" w:cs="Calibri" w:eastAsia="Calibri" w:hAnsi="Calibri"/>
+          <w:rFonts w:ascii="Helvetica Neue" w:cs="Helvetica Neue" w:eastAsia="Helvetica Neue" w:hAnsi="Helvetica Neue"/>
           <w:b/>
           <w:bCs/>
           <w:color w:val="1F2937"/>
@@ -6610,7 +6608,7 @@
       </w:r>
       <w:r>
         <w:rPr>
-          <w:rFonts w:ascii="Calibri" w:cs="Calibri" w:eastAsia="Calibri" w:hAnsi="Calibri"/>
+          <w:rFonts w:ascii="Helvetica Neue" w:cs="Helvetica Neue" w:eastAsia="Helvetica Neue" w:hAnsi="Helvetica Neue"/>
           <w:color w:val="1F2937"/>
           <w:sz w:val="21"/>
           <w:szCs w:val="21"/>
@@ -6619,7 +6617,7 @@
       </w:r>
       <w:r>
         <w:rPr>
-          <w:rFonts w:ascii="Calibri" w:cs="Calibri" w:eastAsia="Calibri" w:hAnsi="Calibri"/>
+          <w:rFonts w:ascii="Helvetica Neue" w:cs="Helvetica Neue" w:eastAsia="Helvetica Neue" w:hAnsi="Helvetica Neue"/>
           <w:b/>
           <w:bCs/>
           <w:color w:val="1F2937"/>
@@ -6630,7 +6628,7 @@
       </w:r>
       <w:r>
         <w:rPr>
-          <w:rFonts w:ascii="Calibri" w:cs="Calibri" w:eastAsia="Calibri" w:hAnsi="Calibri"/>
+          <w:rFonts w:ascii="Helvetica Neue" w:cs="Helvetica Neue" w:eastAsia="Helvetica Neue" w:hAnsi="Helvetica Neue"/>
           <w:color w:val="1F2937"/>
           <w:sz w:val="21"/>
           <w:szCs w:val="21"/>
@@ -6639,7 +6637,7 @@
       </w:r>
       <w:r>
         <w:rPr>
-          <w:rFonts w:ascii="Calibri" w:cs="Calibri" w:eastAsia="Calibri" w:hAnsi="Calibri"/>
+          <w:rFonts w:ascii="Helvetica Neue" w:cs="Helvetica Neue" w:eastAsia="Helvetica Neue" w:hAnsi="Helvetica Neue"/>
           <w:b/>
           <w:bCs/>
           <w:color w:val="1F2937"/>
@@ -6650,7 +6648,7 @@
       </w:r>
       <w:r>
         <w:rPr>
-          <w:rFonts w:ascii="Calibri" w:cs="Calibri" w:eastAsia="Calibri" w:hAnsi="Calibri"/>
+          <w:rFonts w:ascii="Helvetica Neue" w:cs="Helvetica Neue" w:eastAsia="Helvetica Neue" w:hAnsi="Helvetica Neue"/>
           <w:color w:val="1F2937"/>
           <w:sz w:val="21"/>
           <w:szCs w:val="21"/>
@@ -6659,7 +6657,7 @@
       </w:r>
       <w:r>
         <w:rPr>
-          <w:rFonts w:ascii="Calibri" w:cs="Calibri" w:eastAsia="Calibri" w:hAnsi="Calibri"/>
+          <w:rFonts w:ascii="Helvetica Neue" w:cs="Helvetica Neue" w:eastAsia="Helvetica Neue" w:hAnsi="Helvetica Neue"/>
           <w:b/>
           <w:bCs/>
           <w:color w:val="1F2937"/>
@@ -6670,7 +6668,7 @@
       </w:r>
       <w:r>
         <w:rPr>
-          <w:rFonts w:ascii="Calibri" w:cs="Calibri" w:eastAsia="Calibri" w:hAnsi="Calibri"/>
+          <w:rFonts w:ascii="Helvetica Neue" w:cs="Helvetica Neue" w:eastAsia="Helvetica Neue" w:hAnsi="Helvetica Neue"/>
           <w:color w:val="1F2937"/>
           <w:sz w:val="21"/>
           <w:szCs w:val="21"/>
@@ -6685,11 +6683,11 @@
           <w:ilvl w:val="0"/>
           <w:numId w:val="1"/>
         </w:numPr>
-        <w:spacing w:after="60"/>
-      </w:pPr>
-      <w:r>
-        <w:rPr>
-          <w:rFonts w:ascii="Calibri" w:cs="Calibri" w:eastAsia="Calibri" w:hAnsi="Calibri"/>
+        <w:spacing w:after="40" w:before="0" w:line="372" w:lineRule="auto"/>
+      </w:pPr>
+      <w:r>
+        <w:rPr>
+          <w:rFonts w:ascii="Helvetica Neue" w:cs="Helvetica Neue" w:eastAsia="Helvetica Neue" w:hAnsi="Helvetica Neue"/>
           <w:color w:val="1F2937"/>
           <w:sz w:val="21"/>
           <w:szCs w:val="21"/>
@@ -6698,7 +6696,7 @@
       </w:r>
       <w:r>
         <w:rPr>
-          <w:rFonts w:ascii="Calibri" w:cs="Calibri" w:eastAsia="Calibri" w:hAnsi="Calibri"/>
+          <w:rFonts w:ascii="Helvetica Neue" w:cs="Helvetica Neue" w:eastAsia="Helvetica Neue" w:hAnsi="Helvetica Neue"/>
           <w:b/>
           <w:bCs/>
           <w:color w:val="1F2937"/>
@@ -6709,7 +6707,7 @@
       </w:r>
       <w:r>
         <w:rPr>
-          <w:rFonts w:ascii="Calibri" w:cs="Calibri" w:eastAsia="Calibri" w:hAnsi="Calibri"/>
+          <w:rFonts w:ascii="Helvetica Neue" w:cs="Helvetica Neue" w:eastAsia="Helvetica Neue" w:hAnsi="Helvetica Neue"/>
           <w:color w:val="1F2937"/>
           <w:sz w:val="21"/>
           <w:szCs w:val="21"/>
@@ -6718,7 +6716,7 @@
       </w:r>
       <w:r>
         <w:rPr>
-          <w:rFonts w:ascii="Calibri" w:cs="Calibri" w:eastAsia="Calibri" w:hAnsi="Calibri"/>
+          <w:rFonts w:ascii="Helvetica Neue" w:cs="Helvetica Neue" w:eastAsia="Helvetica Neue" w:hAnsi="Helvetica Neue"/>
           <w:b/>
           <w:bCs/>
           <w:color w:val="1F2937"/>
@@ -6729,7 +6727,7 @@
       </w:r>
       <w:r>
         <w:rPr>
-          <w:rFonts w:ascii="Calibri" w:cs="Calibri" w:eastAsia="Calibri" w:hAnsi="Calibri"/>
+          <w:rFonts w:ascii="Helvetica Neue" w:cs="Helvetica Neue" w:eastAsia="Helvetica Neue" w:hAnsi="Helvetica Neue"/>
           <w:color w:val="1F2937"/>
           <w:sz w:val="21"/>
           <w:szCs w:val="21"/>
@@ -6738,7 +6736,7 @@
       </w:r>
       <w:r>
         <w:rPr>
-          <w:rFonts w:ascii="Calibri" w:cs="Calibri" w:eastAsia="Calibri" w:hAnsi="Calibri"/>
+          <w:rFonts w:ascii="Helvetica Neue" w:cs="Helvetica Neue" w:eastAsia="Helvetica Neue" w:hAnsi="Helvetica Neue"/>
           <w:b/>
           <w:bCs/>
           <w:color w:val="1F2937"/>
@@ -6749,7 +6747,7 @@
       </w:r>
       <w:r>
         <w:rPr>
-          <w:rFonts w:ascii="Calibri" w:cs="Calibri" w:eastAsia="Calibri" w:hAnsi="Calibri"/>
+          <w:rFonts w:ascii="Helvetica Neue" w:cs="Helvetica Neue" w:eastAsia="Helvetica Neue" w:hAnsi="Helvetica Neue"/>
           <w:color w:val="1F2937"/>
           <w:sz w:val="21"/>
           <w:szCs w:val="21"/>
@@ -6764,11 +6762,11 @@
           <w:ilvl w:val="0"/>
           <w:numId w:val="1"/>
         </w:numPr>
-        <w:spacing w:after="60"/>
-      </w:pPr>
-      <w:r>
-        <w:rPr>
-          <w:rFonts w:ascii="Calibri" w:cs="Calibri" w:eastAsia="Calibri" w:hAnsi="Calibri"/>
+        <w:spacing w:after="40" w:before="0" w:line="372" w:lineRule="auto"/>
+      </w:pPr>
+      <w:r>
+        <w:rPr>
+          <w:rFonts w:ascii="Helvetica Neue" w:cs="Helvetica Neue" w:eastAsia="Helvetica Neue" w:hAnsi="Helvetica Neue"/>
           <w:color w:val="1F2937"/>
           <w:sz w:val="21"/>
           <w:szCs w:val="21"/>
@@ -6777,7 +6775,7 @@
       </w:r>
       <w:r>
         <w:rPr>
-          <w:rFonts w:ascii="Calibri" w:cs="Calibri" w:eastAsia="Calibri" w:hAnsi="Calibri"/>
+          <w:rFonts w:ascii="Helvetica Neue" w:cs="Helvetica Neue" w:eastAsia="Helvetica Neue" w:hAnsi="Helvetica Neue"/>
           <w:b/>
           <w:bCs/>
           <w:color w:val="1F2937"/>
@@ -6788,7 +6786,7 @@
       </w:r>
       <w:r>
         <w:rPr>
-          <w:rFonts w:ascii="Calibri" w:cs="Calibri" w:eastAsia="Calibri" w:hAnsi="Calibri"/>
+          <w:rFonts w:ascii="Helvetica Neue" w:cs="Helvetica Neue" w:eastAsia="Helvetica Neue" w:hAnsi="Helvetica Neue"/>
           <w:color w:val="1F2937"/>
           <w:sz w:val="21"/>
           <w:szCs w:val="21"/>
@@ -6797,7 +6795,7 @@
       </w:r>
       <w:r>
         <w:rPr>
-          <w:rFonts w:ascii="Calibri" w:cs="Calibri" w:eastAsia="Calibri" w:hAnsi="Calibri"/>
+          <w:rFonts w:ascii="Helvetica Neue" w:cs="Helvetica Neue" w:eastAsia="Helvetica Neue" w:hAnsi="Helvetica Neue"/>
           <w:b/>
           <w:bCs/>
           <w:color w:val="1F2937"/>
@@ -6808,7 +6806,7 @@
       </w:r>
       <w:r>
         <w:rPr>
-          <w:rFonts w:ascii="Calibri" w:cs="Calibri" w:eastAsia="Calibri" w:hAnsi="Calibri"/>
+          <w:rFonts w:ascii="Helvetica Neue" w:cs="Helvetica Neue" w:eastAsia="Helvetica Neue" w:hAnsi="Helvetica Neue"/>
           <w:color w:val="1F2937"/>
           <w:sz w:val="21"/>
           <w:szCs w:val="21"/>
@@ -6817,7 +6815,7 @@
       </w:r>
       <w:r>
         <w:rPr>
-          <w:rFonts w:ascii="Calibri" w:cs="Calibri" w:eastAsia="Calibri" w:hAnsi="Calibri"/>
+          <w:rFonts w:ascii="Helvetica Neue" w:cs="Helvetica Neue" w:eastAsia="Helvetica Neue" w:hAnsi="Helvetica Neue"/>
           <w:b/>
           <w:bCs/>
           <w:color w:val="1F2937"/>
@@ -6828,7 +6826,7 @@
       </w:r>
       <w:r>
         <w:rPr>
-          <w:rFonts w:ascii="Calibri" w:cs="Calibri" w:eastAsia="Calibri" w:hAnsi="Calibri"/>
+          <w:rFonts w:ascii="Helvetica Neue" w:cs="Helvetica Neue" w:eastAsia="Helvetica Neue" w:hAnsi="Helvetica Neue"/>
           <w:color w:val="1F2937"/>
           <w:sz w:val="21"/>
           <w:szCs w:val="21"/>
@@ -6843,11 +6841,11 @@
           <w:ilvl w:val="0"/>
           <w:numId w:val="1"/>
         </w:numPr>
-        <w:spacing w:after="60"/>
-      </w:pPr>
-      <w:r>
-        <w:rPr>
-          <w:rFonts w:ascii="Calibri" w:cs="Calibri" w:eastAsia="Calibri" w:hAnsi="Calibri"/>
+        <w:spacing w:after="40" w:before="0" w:line="372" w:lineRule="auto"/>
+      </w:pPr>
+      <w:r>
+        <w:rPr>
+          <w:rFonts w:ascii="Helvetica Neue" w:cs="Helvetica Neue" w:eastAsia="Helvetica Neue" w:hAnsi="Helvetica Neue"/>
           <w:color w:val="1F2937"/>
           <w:sz w:val="21"/>
           <w:szCs w:val="21"/>
@@ -6856,7 +6854,7 @@
       </w:r>
       <w:r>
         <w:rPr>
-          <w:rFonts w:ascii="Calibri" w:cs="Calibri" w:eastAsia="Calibri" w:hAnsi="Calibri"/>
+          <w:rFonts w:ascii="Helvetica Neue" w:cs="Helvetica Neue" w:eastAsia="Helvetica Neue" w:hAnsi="Helvetica Neue"/>
           <w:b/>
           <w:bCs/>
           <w:color w:val="1F2937"/>
@@ -6867,7 +6865,7 @@
       </w:r>
       <w:r>
         <w:rPr>
-          <w:rFonts w:ascii="Calibri" w:cs="Calibri" w:eastAsia="Calibri" w:hAnsi="Calibri"/>
+          <w:rFonts w:ascii="Helvetica Neue" w:cs="Helvetica Neue" w:eastAsia="Helvetica Neue" w:hAnsi="Helvetica Neue"/>
           <w:color w:val="1F2937"/>
           <w:sz w:val="21"/>
           <w:szCs w:val="21"/>
@@ -6882,11 +6880,11 @@
           <w:ilvl w:val="0"/>
           <w:numId w:val="1"/>
         </w:numPr>
-        <w:spacing w:after="60"/>
-      </w:pPr>
-      <w:r>
-        <w:rPr>
-          <w:rFonts w:ascii="Calibri" w:cs="Calibri" w:eastAsia="Calibri" w:hAnsi="Calibri"/>
+        <w:spacing w:after="40" w:before="0" w:line="372" w:lineRule="auto"/>
+      </w:pPr>
+      <w:r>
+        <w:rPr>
+          <w:rFonts w:ascii="Helvetica Neue" w:cs="Helvetica Neue" w:eastAsia="Helvetica Neue" w:hAnsi="Helvetica Neue"/>
           <w:color w:val="1F2937"/>
           <w:sz w:val="21"/>
           <w:szCs w:val="21"/>
@@ -6895,7 +6893,7 @@
       </w:r>
       <w:r>
         <w:rPr>
-          <w:rFonts w:ascii="Calibri" w:cs="Calibri" w:eastAsia="Calibri" w:hAnsi="Calibri"/>
+          <w:rFonts w:ascii="Helvetica Neue" w:cs="Helvetica Neue" w:eastAsia="Helvetica Neue" w:hAnsi="Helvetica Neue"/>
           <w:b/>
           <w:bCs/>
           <w:color w:val="1F2937"/>
@@ -6906,7 +6904,7 @@
       </w:r>
       <w:r>
         <w:rPr>
-          <w:rFonts w:ascii="Calibri" w:cs="Calibri" w:eastAsia="Calibri" w:hAnsi="Calibri"/>
+          <w:rFonts w:ascii="Helvetica Neue" w:cs="Helvetica Neue" w:eastAsia="Helvetica Neue" w:hAnsi="Helvetica Neue"/>
           <w:color w:val="1F2937"/>
           <w:sz w:val="21"/>
           <w:szCs w:val="21"/>
@@ -6915,7 +6913,7 @@
       </w:r>
       <w:r>
         <w:rPr>
-          <w:rFonts w:ascii="Calibri" w:cs="Calibri" w:eastAsia="Calibri" w:hAnsi="Calibri"/>
+          <w:rFonts w:ascii="Helvetica Neue" w:cs="Helvetica Neue" w:eastAsia="Helvetica Neue" w:hAnsi="Helvetica Neue"/>
           <w:b/>
           <w:bCs/>
           <w:color w:val="1F2937"/>
@@ -6926,7 +6924,7 @@
       </w:r>
       <w:r>
         <w:rPr>
-          <w:rFonts w:ascii="Calibri" w:cs="Calibri" w:eastAsia="Calibri" w:hAnsi="Calibri"/>
+          <w:rFonts w:ascii="Helvetica Neue" w:cs="Helvetica Neue" w:eastAsia="Helvetica Neue" w:hAnsi="Helvetica Neue"/>
           <w:color w:val="1F2937"/>
           <w:sz w:val="21"/>
           <w:szCs w:val="21"/>
@@ -6935,7 +6933,7 @@
       </w:r>
       <w:r>
         <w:rPr>
-          <w:rFonts w:ascii="Calibri" w:cs="Calibri" w:eastAsia="Calibri" w:hAnsi="Calibri"/>
+          <w:rFonts w:ascii="Helvetica Neue" w:cs="Helvetica Neue" w:eastAsia="Helvetica Neue" w:hAnsi="Helvetica Neue"/>
           <w:b/>
           <w:bCs/>
           <w:color w:val="1F2937"/>
@@ -6946,7 +6944,7 @@
       </w:r>
       <w:r>
         <w:rPr>
-          <w:rFonts w:ascii="Calibri" w:cs="Calibri" w:eastAsia="Calibri" w:hAnsi="Calibri"/>
+          <w:rFonts w:ascii="Helvetica Neue" w:cs="Helvetica Neue" w:eastAsia="Helvetica Neue" w:hAnsi="Helvetica Neue"/>
           <w:color w:val="1F2937"/>
           <w:sz w:val="21"/>
           <w:szCs w:val="21"/>
@@ -6957,27 +6955,28 @@
     <w:p>
       <w:pPr>
         <w:pStyle w:val="Heading3"/>
-        <w:spacing w:after="120" w:before="240"/>
-      </w:pPr>
-      <w:r>
-        <w:rPr>
-          <w:rFonts w:ascii="Calibri" w:cs="Calibri" w:eastAsia="Calibri" w:hAnsi="Calibri"/>
+        <w:keepNext/>
+        <w:spacing w:after="80" w:before="280" w:line="372" w:lineRule="auto"/>
+      </w:pPr>
+      <w:r>
+        <w:rPr>
+          <w:rFonts w:ascii="Helvetica Neue" w:cs="Helvetica Neue" w:eastAsia="Helvetica Neue" w:hAnsi="Helvetica Neue"/>
           <w:b/>
           <w:bCs/>
           <w:color w:val="1E40AF"/>
-          <w:sz w:val="24"/>
-          <w:szCs w:val="24"/>
+          <w:sz w:val="23"/>
+          <w:szCs w:val="23"/>
         </w:rPr>
         <w:t xml:space="preserve">5.7. Création et gestion d'événements</w:t>
       </w:r>
     </w:p>
     <w:p>
       <w:pPr>
-        <w:spacing w:after="120"/>
-      </w:pPr>
-      <w:r>
-        <w:rPr>
-          <w:rFonts w:ascii="Calibri" w:cs="Calibri" w:eastAsia="Calibri" w:hAnsi="Calibri"/>
+        <w:spacing w:after="210" w:before="0" w:line="372" w:lineRule="auto"/>
+      </w:pPr>
+      <w:r>
+        <w:rPr>
+          <w:rFonts w:ascii="Helvetica Neue" w:cs="Helvetica Neue" w:eastAsia="Helvetica Neue" w:hAnsi="Helvetica Neue"/>
           <w:color w:val="1F2937"/>
           <w:sz w:val="21"/>
           <w:szCs w:val="21"/>
@@ -6992,11 +6991,11 @@
           <w:ilvl w:val="0"/>
           <w:numId w:val="1"/>
         </w:numPr>
-        <w:spacing w:after="60"/>
-      </w:pPr>
-      <w:r>
-        <w:rPr>
-          <w:rFonts w:ascii="Calibri" w:cs="Calibri" w:eastAsia="Calibri" w:hAnsi="Calibri"/>
+        <w:spacing w:after="40" w:before="0" w:line="372" w:lineRule="auto"/>
+      </w:pPr>
+      <w:r>
+        <w:rPr>
+          <w:rFonts w:ascii="Helvetica Neue" w:cs="Helvetica Neue" w:eastAsia="Helvetica Neue" w:hAnsi="Helvetica Neue"/>
           <w:b/>
           <w:bCs/>
           <w:color w:val="1F2937"/>
@@ -7007,7 +7006,7 @@
       </w:r>
       <w:r>
         <w:rPr>
-          <w:rFonts w:ascii="Calibri" w:cs="Calibri" w:eastAsia="Calibri" w:hAnsi="Calibri"/>
+          <w:rFonts w:ascii="Helvetica Neue" w:cs="Helvetica Neue" w:eastAsia="Helvetica Neue" w:hAnsi="Helvetica Neue"/>
           <w:color w:val="1F2937"/>
           <w:sz w:val="21"/>
           <w:szCs w:val="21"/>
@@ -7016,7 +7015,7 @@
       </w:r>
       <w:r>
         <w:rPr>
-          <w:rFonts w:ascii="Calibri" w:cs="Calibri" w:eastAsia="Calibri" w:hAnsi="Calibri"/>
+          <w:rFonts w:ascii="Helvetica Neue" w:cs="Helvetica Neue" w:eastAsia="Helvetica Neue" w:hAnsi="Helvetica Neue"/>
           <w:b/>
           <w:bCs/>
           <w:color w:val="1F2937"/>
@@ -7027,7 +7026,7 @@
       </w:r>
       <w:r>
         <w:rPr>
-          <w:rFonts w:ascii="Calibri" w:cs="Calibri" w:eastAsia="Calibri" w:hAnsi="Calibri"/>
+          <w:rFonts w:ascii="Helvetica Neue" w:cs="Helvetica Neue" w:eastAsia="Helvetica Neue" w:hAnsi="Helvetica Neue"/>
           <w:color w:val="1F2937"/>
           <w:sz w:val="21"/>
           <w:szCs w:val="21"/>
@@ -7036,7 +7035,7 @@
       </w:r>
       <w:r>
         <w:rPr>
-          <w:rFonts w:ascii="Calibri" w:cs="Calibri" w:eastAsia="Calibri" w:hAnsi="Calibri"/>
+          <w:rFonts w:ascii="Helvetica Neue" w:cs="Helvetica Neue" w:eastAsia="Helvetica Neue" w:hAnsi="Helvetica Neue"/>
           <w:b/>
           <w:bCs/>
           <w:color w:val="1F2937"/>
@@ -7047,7 +7046,7 @@
       </w:r>
       <w:r>
         <w:rPr>
-          <w:rFonts w:ascii="Calibri" w:cs="Calibri" w:eastAsia="Calibri" w:hAnsi="Calibri"/>
+          <w:rFonts w:ascii="Helvetica Neue" w:cs="Helvetica Neue" w:eastAsia="Helvetica Neue" w:hAnsi="Helvetica Neue"/>
           <w:color w:val="1F2937"/>
           <w:sz w:val="21"/>
           <w:szCs w:val="21"/>
@@ -7062,11 +7061,11 @@
           <w:ilvl w:val="0"/>
           <w:numId w:val="1"/>
         </w:numPr>
-        <w:spacing w:after="60"/>
-      </w:pPr>
-      <w:r>
-        <w:rPr>
-          <w:rFonts w:ascii="Calibri" w:cs="Calibri" w:eastAsia="Calibri" w:hAnsi="Calibri"/>
+        <w:spacing w:after="40" w:before="0" w:line="372" w:lineRule="auto"/>
+      </w:pPr>
+      <w:r>
+        <w:rPr>
+          <w:rFonts w:ascii="Helvetica Neue" w:cs="Helvetica Neue" w:eastAsia="Helvetica Neue" w:hAnsi="Helvetica Neue"/>
           <w:b/>
           <w:bCs/>
           <w:color w:val="1F2937"/>
@@ -7077,7 +7076,7 @@
       </w:r>
       <w:r>
         <w:rPr>
-          <w:rFonts w:ascii="Calibri" w:cs="Calibri" w:eastAsia="Calibri" w:hAnsi="Calibri"/>
+          <w:rFonts w:ascii="Helvetica Neue" w:cs="Helvetica Neue" w:eastAsia="Helvetica Neue" w:hAnsi="Helvetica Neue"/>
           <w:color w:val="1F2937"/>
           <w:sz w:val="21"/>
           <w:szCs w:val="21"/>
@@ -7092,11 +7091,11 @@
           <w:ilvl w:val="0"/>
           <w:numId w:val="1"/>
         </w:numPr>
-        <w:spacing w:after="60"/>
-      </w:pPr>
-      <w:r>
-        <w:rPr>
-          <w:rFonts w:ascii="Calibri" w:cs="Calibri" w:eastAsia="Calibri" w:hAnsi="Calibri"/>
+        <w:spacing w:after="40" w:before="0" w:line="372" w:lineRule="auto"/>
+      </w:pPr>
+      <w:r>
+        <w:rPr>
+          <w:rFonts w:ascii="Helvetica Neue" w:cs="Helvetica Neue" w:eastAsia="Helvetica Neue" w:hAnsi="Helvetica Neue"/>
           <w:b/>
           <w:bCs/>
           <w:color w:val="1F2937"/>
@@ -7107,7 +7106,7 @@
       </w:r>
       <w:r>
         <w:rPr>
-          <w:rFonts w:ascii="Calibri" w:cs="Calibri" w:eastAsia="Calibri" w:hAnsi="Calibri"/>
+          <w:rFonts w:ascii="Helvetica Neue" w:cs="Helvetica Neue" w:eastAsia="Helvetica Neue" w:hAnsi="Helvetica Neue"/>
           <w:color w:val="1F2937"/>
           <w:sz w:val="21"/>
           <w:szCs w:val="21"/>
@@ -7122,11 +7121,11 @@
           <w:ilvl w:val="0"/>
           <w:numId w:val="1"/>
         </w:numPr>
-        <w:spacing w:after="60"/>
-      </w:pPr>
-      <w:r>
-        <w:rPr>
-          <w:rFonts w:ascii="Calibri" w:cs="Calibri" w:eastAsia="Calibri" w:hAnsi="Calibri"/>
+        <w:spacing w:after="40" w:before="0" w:line="372" w:lineRule="auto"/>
+      </w:pPr>
+      <w:r>
+        <w:rPr>
+          <w:rFonts w:ascii="Helvetica Neue" w:cs="Helvetica Neue" w:eastAsia="Helvetica Neue" w:hAnsi="Helvetica Neue"/>
           <w:b/>
           <w:bCs/>
           <w:color w:val="1F2937"/>
@@ -7137,7 +7136,7 @@
       </w:r>
       <w:r>
         <w:rPr>
-          <w:rFonts w:ascii="Calibri" w:cs="Calibri" w:eastAsia="Calibri" w:hAnsi="Calibri"/>
+          <w:rFonts w:ascii="Helvetica Neue" w:cs="Helvetica Neue" w:eastAsia="Helvetica Neue" w:hAnsi="Helvetica Neue"/>
           <w:color w:val="1F2937"/>
           <w:sz w:val="21"/>
           <w:szCs w:val="21"/>
@@ -7146,7 +7145,7 @@
       </w:r>
       <w:r>
         <w:rPr>
-          <w:rFonts w:ascii="Calibri" w:cs="Calibri" w:eastAsia="Calibri" w:hAnsi="Calibri"/>
+          <w:rFonts w:ascii="Helvetica Neue" w:cs="Helvetica Neue" w:eastAsia="Helvetica Neue" w:hAnsi="Helvetica Neue"/>
           <w:b/>
           <w:bCs/>
           <w:color w:val="1F2937"/>
@@ -7157,7 +7156,7 @@
       </w:r>
       <w:r>
         <w:rPr>
-          <w:rFonts w:ascii="Calibri" w:cs="Calibri" w:eastAsia="Calibri" w:hAnsi="Calibri"/>
+          <w:rFonts w:ascii="Helvetica Neue" w:cs="Helvetica Neue" w:eastAsia="Helvetica Neue" w:hAnsi="Helvetica Neue"/>
           <w:color w:val="1F2937"/>
           <w:sz w:val="21"/>
           <w:szCs w:val="21"/>
@@ -7172,11 +7171,11 @@
           <w:ilvl w:val="0"/>
           <w:numId w:val="1"/>
         </w:numPr>
-        <w:spacing w:after="60"/>
-      </w:pPr>
-      <w:r>
-        <w:rPr>
-          <w:rFonts w:ascii="Calibri" w:cs="Calibri" w:eastAsia="Calibri" w:hAnsi="Calibri"/>
+        <w:spacing w:after="40" w:before="0" w:line="372" w:lineRule="auto"/>
+      </w:pPr>
+      <w:r>
+        <w:rPr>
+          <w:rFonts w:ascii="Helvetica Neue" w:cs="Helvetica Neue" w:eastAsia="Helvetica Neue" w:hAnsi="Helvetica Neue"/>
           <w:b/>
           <w:bCs/>
           <w:color w:val="1F2937"/>
@@ -7187,7 +7186,7 @@
       </w:r>
       <w:r>
         <w:rPr>
-          <w:rFonts w:ascii="Calibri" w:cs="Calibri" w:eastAsia="Calibri" w:hAnsi="Calibri"/>
+          <w:rFonts w:ascii="Helvetica Neue" w:cs="Helvetica Neue" w:eastAsia="Helvetica Neue" w:hAnsi="Helvetica Neue"/>
           <w:color w:val="1F2937"/>
           <w:sz w:val="21"/>
           <w:szCs w:val="21"/>
@@ -7196,7 +7195,7 @@
       </w:r>
       <w:r>
         <w:rPr>
-          <w:rFonts w:ascii="Calibri" w:cs="Calibri" w:eastAsia="Calibri" w:hAnsi="Calibri"/>
+          <w:rFonts w:ascii="Helvetica Neue" w:cs="Helvetica Neue" w:eastAsia="Helvetica Neue" w:hAnsi="Helvetica Neue"/>
           <w:b/>
           <w:bCs/>
           <w:color w:val="1F2937"/>
@@ -7207,7 +7206,7 @@
       </w:r>
       <w:r>
         <w:rPr>
-          <w:rFonts w:ascii="Calibri" w:cs="Calibri" w:eastAsia="Calibri" w:hAnsi="Calibri"/>
+          <w:rFonts w:ascii="Helvetica Neue" w:cs="Helvetica Neue" w:eastAsia="Helvetica Neue" w:hAnsi="Helvetica Neue"/>
           <w:color w:val="1F2937"/>
           <w:sz w:val="21"/>
           <w:szCs w:val="21"/>
@@ -7222,11 +7221,11 @@
           <w:ilvl w:val="0"/>
           <w:numId w:val="1"/>
         </w:numPr>
-        <w:spacing w:after="60"/>
-      </w:pPr>
-      <w:r>
-        <w:rPr>
-          <w:rFonts w:ascii="Calibri" w:cs="Calibri" w:eastAsia="Calibri" w:hAnsi="Calibri"/>
+        <w:spacing w:after="40" w:before="0" w:line="372" w:lineRule="auto"/>
+      </w:pPr>
+      <w:r>
+        <w:rPr>
+          <w:rFonts w:ascii="Helvetica Neue" w:cs="Helvetica Neue" w:eastAsia="Helvetica Neue" w:hAnsi="Helvetica Neue"/>
           <w:b/>
           <w:bCs/>
           <w:color w:val="1F2937"/>
@@ -7237,7 +7236,7 @@
       </w:r>
       <w:r>
         <w:rPr>
-          <w:rFonts w:ascii="Calibri" w:cs="Calibri" w:eastAsia="Calibri" w:hAnsi="Calibri"/>
+          <w:rFonts w:ascii="Helvetica Neue" w:cs="Helvetica Neue" w:eastAsia="Helvetica Neue" w:hAnsi="Helvetica Neue"/>
           <w:color w:val="1F2937"/>
           <w:sz w:val="21"/>
           <w:szCs w:val="21"/>
@@ -7246,7 +7245,7 @@
       </w:r>
       <w:r>
         <w:rPr>
-          <w:rFonts w:ascii="Calibri" w:cs="Calibri" w:eastAsia="Calibri" w:hAnsi="Calibri"/>
+          <w:rFonts w:ascii="Helvetica Neue" w:cs="Helvetica Neue" w:eastAsia="Helvetica Neue" w:hAnsi="Helvetica Neue"/>
           <w:b/>
           <w:bCs/>
           <w:color w:val="1F2937"/>
@@ -7257,7 +7256,7 @@
       </w:r>
       <w:r>
         <w:rPr>
-          <w:rFonts w:ascii="Calibri" w:cs="Calibri" w:eastAsia="Calibri" w:hAnsi="Calibri"/>
+          <w:rFonts w:ascii="Helvetica Neue" w:cs="Helvetica Neue" w:eastAsia="Helvetica Neue" w:hAnsi="Helvetica Neue"/>
           <w:color w:val="1F2937"/>
           <w:sz w:val="21"/>
           <w:szCs w:val="21"/>
@@ -7272,11 +7271,11 @@
           <w:ilvl w:val="0"/>
           <w:numId w:val="1"/>
         </w:numPr>
-        <w:spacing w:after="60"/>
-      </w:pPr>
-      <w:r>
-        <w:rPr>
-          <w:rFonts w:ascii="Calibri" w:cs="Calibri" w:eastAsia="Calibri" w:hAnsi="Calibri"/>
+        <w:spacing w:after="40" w:before="0" w:line="372" w:lineRule="auto"/>
+      </w:pPr>
+      <w:r>
+        <w:rPr>
+          <w:rFonts w:ascii="Helvetica Neue" w:cs="Helvetica Neue" w:eastAsia="Helvetica Neue" w:hAnsi="Helvetica Neue"/>
           <w:b/>
           <w:bCs/>
           <w:color w:val="1F2937"/>
@@ -7287,7 +7286,7 @@
       </w:r>
       <w:r>
         <w:rPr>
-          <w:rFonts w:ascii="Calibri" w:cs="Calibri" w:eastAsia="Calibri" w:hAnsi="Calibri"/>
+          <w:rFonts w:ascii="Helvetica Neue" w:cs="Helvetica Neue" w:eastAsia="Helvetica Neue" w:hAnsi="Helvetica Neue"/>
           <w:color w:val="1F2937"/>
           <w:sz w:val="21"/>
           <w:szCs w:val="21"/>
@@ -7297,11 +7296,11 @@
     </w:p>
     <w:p>
       <w:pPr>
-        <w:spacing w:after="120"/>
-      </w:pPr>
-      <w:r>
-        <w:rPr>
-          <w:rFonts w:ascii="Calibri" w:cs="Calibri" w:eastAsia="Calibri" w:hAnsi="Calibri"/>
+        <w:spacing w:after="210" w:before="0" w:line="372" w:lineRule="auto"/>
+      </w:pPr>
+      <w:r>
+        <w:rPr>
+          <w:rFonts w:ascii="Helvetica Neue" w:cs="Helvetica Neue" w:eastAsia="Helvetica Neue" w:hAnsi="Helvetica Neue"/>
           <w:color w:val="1F2937"/>
           <w:sz w:val="21"/>
           <w:szCs w:val="21"/>
@@ -7310,7 +7309,7 @@
       </w:r>
       <w:r>
         <w:rPr>
-          <w:rFonts w:ascii="Calibri" w:cs="Calibri" w:eastAsia="Calibri" w:hAnsi="Calibri"/>
+          <w:rFonts w:ascii="Helvetica Neue" w:cs="Helvetica Neue" w:eastAsia="Helvetica Neue" w:hAnsi="Helvetica Neue"/>
           <w:b/>
           <w:bCs/>
           <w:color w:val="1F2937"/>
@@ -7321,7 +7320,7 @@
       </w:r>
       <w:r>
         <w:rPr>
-          <w:rFonts w:ascii="Calibri" w:cs="Calibri" w:eastAsia="Calibri" w:hAnsi="Calibri"/>
+          <w:rFonts w:ascii="Helvetica Neue" w:cs="Helvetica Neue" w:eastAsia="Helvetica Neue" w:hAnsi="Helvetica Neue"/>
           <w:color w:val="1F2937"/>
           <w:sz w:val="21"/>
           <w:szCs w:val="21"/>
@@ -7330,7 +7329,7 @@
       </w:r>
       <w:r>
         <w:rPr>
-          <w:rFonts w:ascii="Calibri" w:cs="Calibri" w:eastAsia="Calibri" w:hAnsi="Calibri"/>
+          <w:rFonts w:ascii="Helvetica Neue" w:cs="Helvetica Neue" w:eastAsia="Helvetica Neue" w:hAnsi="Helvetica Neue"/>
           <w:b/>
           <w:bCs/>
           <w:color w:val="1F2937"/>
@@ -7341,7 +7340,7 @@
       </w:r>
       <w:r>
         <w:rPr>
-          <w:rFonts w:ascii="Calibri" w:cs="Calibri" w:eastAsia="Calibri" w:hAnsi="Calibri"/>
+          <w:rFonts w:ascii="Helvetica Neue" w:cs="Helvetica Neue" w:eastAsia="Helvetica Neue" w:hAnsi="Helvetica Neue"/>
           <w:color w:val="1F2937"/>
           <w:sz w:val="21"/>
           <w:szCs w:val="21"/>
@@ -7352,27 +7351,28 @@
     <w:p>
       <w:pPr>
         <w:pStyle w:val="Heading3"/>
-        <w:spacing w:after="120" w:before="240"/>
-      </w:pPr>
-      <w:r>
-        <w:rPr>
-          <w:rFonts w:ascii="Calibri" w:cs="Calibri" w:eastAsia="Calibri" w:hAnsi="Calibri"/>
+        <w:keepNext/>
+        <w:spacing w:after="80" w:before="280" w:line="372" w:lineRule="auto"/>
+      </w:pPr>
+      <w:r>
+        <w:rPr>
+          <w:rFonts w:ascii="Helvetica Neue" w:cs="Helvetica Neue" w:eastAsia="Helvetica Neue" w:hAnsi="Helvetica Neue"/>
           <w:b/>
           <w:bCs/>
           <w:color w:val="1E40AF"/>
-          <w:sz w:val="24"/>
-          <w:szCs w:val="24"/>
+          <w:sz w:val="23"/>
+          <w:szCs w:val="23"/>
         </w:rPr>
         <w:t xml:space="preserve">5.8. Rubriques d'informations pratiques</w:t>
       </w:r>
     </w:p>
     <w:p>
       <w:pPr>
-        <w:spacing w:after="120"/>
-      </w:pPr>
-      <w:r>
-        <w:rPr>
-          <w:rFonts w:ascii="Calibri" w:cs="Calibri" w:eastAsia="Calibri" w:hAnsi="Calibri"/>
+        <w:spacing w:after="210" w:before="0" w:line="372" w:lineRule="auto"/>
+      </w:pPr>
+      <w:r>
+        <w:rPr>
+          <w:rFonts w:ascii="Helvetica Neue" w:cs="Helvetica Neue" w:eastAsia="Helvetica Neue" w:hAnsi="Helvetica Neue"/>
           <w:color w:val="1F2937"/>
           <w:sz w:val="21"/>
           <w:szCs w:val="21"/>
@@ -7381,7 +7381,7 @@
       </w:r>
       <w:r>
         <w:rPr>
-          <w:rFonts w:ascii="Calibri" w:cs="Calibri" w:eastAsia="Calibri" w:hAnsi="Calibri"/>
+          <w:rFonts w:ascii="Helvetica Neue" w:cs="Helvetica Neue" w:eastAsia="Helvetica Neue" w:hAnsi="Helvetica Neue"/>
           <w:b/>
           <w:bCs/>
           <w:color w:val="1F2937"/>
@@ -7392,7 +7392,7 @@
       </w:r>
       <w:r>
         <w:rPr>
-          <w:rFonts w:ascii="Calibri" w:cs="Calibri" w:eastAsia="Calibri" w:hAnsi="Calibri"/>
+          <w:rFonts w:ascii="Helvetica Neue" w:cs="Helvetica Neue" w:eastAsia="Helvetica Neue" w:hAnsi="Helvetica Neue"/>
           <w:color w:val="1F2937"/>
           <w:sz w:val="21"/>
           <w:szCs w:val="21"/>
@@ -7401,7 +7401,7 @@
       </w:r>
       <w:r>
         <w:rPr>
-          <w:rFonts w:ascii="Calibri" w:cs="Calibri" w:eastAsia="Calibri" w:hAnsi="Calibri"/>
+          <w:rFonts w:ascii="Helvetica Neue" w:cs="Helvetica Neue" w:eastAsia="Helvetica Neue" w:hAnsi="Helvetica Neue"/>
           <w:b/>
           <w:bCs/>
           <w:color w:val="1F2937"/>
@@ -7412,7 +7412,7 @@
       </w:r>
       <w:r>
         <w:rPr>
-          <w:rFonts w:ascii="Calibri" w:cs="Calibri" w:eastAsia="Calibri" w:hAnsi="Calibri"/>
+          <w:rFonts w:ascii="Helvetica Neue" w:cs="Helvetica Neue" w:eastAsia="Helvetica Neue" w:hAnsi="Helvetica Neue"/>
           <w:color w:val="1F2937"/>
           <w:sz w:val="21"/>
           <w:szCs w:val="21"/>
@@ -7427,11 +7427,11 @@
           <w:ilvl w:val="0"/>
           <w:numId w:val="1"/>
         </w:numPr>
-        <w:spacing w:after="60"/>
-      </w:pPr>
-      <w:r>
-        <w:rPr>
-          <w:rFonts w:ascii="Calibri" w:cs="Calibri" w:eastAsia="Calibri" w:hAnsi="Calibri"/>
+        <w:spacing w:after="40" w:before="0" w:line="372" w:lineRule="auto"/>
+      </w:pPr>
+      <w:r>
+        <w:rPr>
+          <w:rFonts w:ascii="Helvetica Neue" w:cs="Helvetica Neue" w:eastAsia="Helvetica Neue" w:hAnsi="Helvetica Neue"/>
           <w:b/>
           <w:bCs/>
           <w:color w:val="1F2937"/>
@@ -7442,7 +7442,7 @@
       </w:r>
       <w:r>
         <w:rPr>
-          <w:rFonts w:ascii="Calibri" w:cs="Calibri" w:eastAsia="Calibri" w:hAnsi="Calibri"/>
+          <w:rFonts w:ascii="Helvetica Neue" w:cs="Helvetica Neue" w:eastAsia="Helvetica Neue" w:hAnsi="Helvetica Neue"/>
           <w:color w:val="1F2937"/>
           <w:sz w:val="21"/>
           <w:szCs w:val="21"/>
@@ -7457,11 +7457,11 @@
           <w:ilvl w:val="0"/>
           <w:numId w:val="1"/>
         </w:numPr>
-        <w:spacing w:after="60"/>
-      </w:pPr>
-      <w:r>
-        <w:rPr>
-          <w:rFonts w:ascii="Calibri" w:cs="Calibri" w:eastAsia="Calibri" w:hAnsi="Calibri"/>
+        <w:spacing w:after="40" w:before="0" w:line="372" w:lineRule="auto"/>
+      </w:pPr>
+      <w:r>
+        <w:rPr>
+          <w:rFonts w:ascii="Helvetica Neue" w:cs="Helvetica Neue" w:eastAsia="Helvetica Neue" w:hAnsi="Helvetica Neue"/>
           <w:b/>
           <w:bCs/>
           <w:color w:val="1F2937"/>
@@ -7472,7 +7472,7 @@
       </w:r>
       <w:r>
         <w:rPr>
-          <w:rFonts w:ascii="Calibri" w:cs="Calibri" w:eastAsia="Calibri" w:hAnsi="Calibri"/>
+          <w:rFonts w:ascii="Helvetica Neue" w:cs="Helvetica Neue" w:eastAsia="Helvetica Neue" w:hAnsi="Helvetica Neue"/>
           <w:color w:val="1F2937"/>
           <w:sz w:val="21"/>
           <w:szCs w:val="21"/>
@@ -7482,11 +7482,11 @@
     </w:p>
     <w:p>
       <w:pPr>
-        <w:spacing w:after="120"/>
-      </w:pPr>
-      <w:r>
-        <w:rPr>
-          <w:rFonts w:ascii="Calibri" w:cs="Calibri" w:eastAsia="Calibri" w:hAnsi="Calibri"/>
+        <w:spacing w:after="210" w:before="0" w:line="372" w:lineRule="auto"/>
+      </w:pPr>
+      <w:r>
+        <w:rPr>
+          <w:rFonts w:ascii="Helvetica Neue" w:cs="Helvetica Neue" w:eastAsia="Helvetica Neue" w:hAnsi="Helvetica Neue"/>
           <w:color w:val="1F2937"/>
           <w:sz w:val="21"/>
           <w:szCs w:val="21"/>
@@ -7495,7 +7495,7 @@
       </w:r>
       <w:r>
         <w:rPr>
-          <w:rFonts w:ascii="Calibri" w:cs="Calibri" w:eastAsia="Calibri" w:hAnsi="Calibri"/>
+          <w:rFonts w:ascii="Helvetica Neue" w:cs="Helvetica Neue" w:eastAsia="Helvetica Neue" w:hAnsi="Helvetica Neue"/>
           <w:b/>
           <w:bCs/>
           <w:color w:val="1F2937"/>
@@ -7506,7 +7506,7 @@
       </w:r>
       <w:r>
         <w:rPr>
-          <w:rFonts w:ascii="Calibri" w:cs="Calibri" w:eastAsia="Calibri" w:hAnsi="Calibri"/>
+          <w:rFonts w:ascii="Helvetica Neue" w:cs="Helvetica Neue" w:eastAsia="Helvetica Neue" w:hAnsi="Helvetica Neue"/>
           <w:color w:val="1F2937"/>
           <w:sz w:val="21"/>
           <w:szCs w:val="21"/>
@@ -7517,19 +7517,23 @@
     <w:p>
       <w:pPr>
         <w:pBdr>
-          <w:bottom w:val="single" w:color="E2E8F0" w:sz="6"/>
+          <w:bottom w:val="single" w:color="E2E8F0" w:sz="6" w:space="0"/>
         </w:pBdr>
-        <w:spacing w:after="120" w:before="120"/>
+        <w:spacing w:after="280" w:before="280" w:line="372" w:lineRule="auto"/>
       </w:pPr>
     </w:p>
     <w:p>
       <w:pPr>
         <w:pStyle w:val="Heading2"/>
-        <w:spacing w:after="120" w:before="240"/>
-      </w:pPr>
-      <w:r>
-        <w:rPr>
-          <w:rFonts w:ascii="Calibri" w:cs="Calibri" w:eastAsia="Calibri" w:hAnsi="Calibri"/>
+        <w:keepNext/>
+        <w:pBdr>
+          <w:bottom w:val="single" w:color="DBEAFE" w:sz="6" w:space="3"/>
+        </w:pBdr>
+        <w:spacing w:after="120" w:before="400" w:line="372" w:lineRule="auto"/>
+      </w:pPr>
+      <w:r>
+        <w:rPr>
+          <w:rFonts w:ascii="Helvetica Neue" w:cs="Helvetica Neue" w:eastAsia="Helvetica Neue" w:hAnsi="Helvetica Neue"/>
           <w:b/>
           <w:bCs/>
           <w:color w:val="1E40AF"/>
@@ -7541,11 +7545,11 @@
     </w:p>
     <w:p>
       <w:pPr>
-        <w:spacing w:after="120"/>
-      </w:pPr>
-      <w:r>
-        <w:rPr>
-          <w:rFonts w:ascii="Calibri" w:cs="Calibri" w:eastAsia="Calibri" w:hAnsi="Calibri"/>
+        <w:spacing w:after="210" w:before="0" w:line="372" w:lineRule="auto"/>
+      </w:pPr>
+      <w:r>
+        <w:rPr>
+          <w:rFonts w:ascii="Helvetica Neue" w:cs="Helvetica Neue" w:eastAsia="Helvetica Neue" w:hAnsi="Helvetica Neue"/>
           <w:color w:val="1F2937"/>
           <w:sz w:val="21"/>
           <w:szCs w:val="21"/>
@@ -7554,7 +7558,7 @@
       </w:r>
       <w:r>
         <w:rPr>
-          <w:rFonts w:ascii="Calibri" w:cs="Calibri" w:eastAsia="Calibri" w:hAnsi="Calibri"/>
+          <w:rFonts w:ascii="Helvetica Neue" w:cs="Helvetica Neue" w:eastAsia="Helvetica Neue" w:hAnsi="Helvetica Neue"/>
           <w:b/>
           <w:bCs/>
           <w:color w:val="1F2937"/>
@@ -7565,7 +7569,7 @@
       </w:r>
       <w:r>
         <w:rPr>
-          <w:rFonts w:ascii="Calibri" w:cs="Calibri" w:eastAsia="Calibri" w:hAnsi="Calibri"/>
+          <w:rFonts w:ascii="Helvetica Neue" w:cs="Helvetica Neue" w:eastAsia="Helvetica Neue" w:hAnsi="Helvetica Neue"/>
           <w:color w:val="1F2937"/>
           <w:sz w:val="21"/>
           <w:szCs w:val="21"/>
@@ -7575,7 +7579,7 @@
       </w:r>
       <w:r>
         <w:rPr>
-          <w:rFonts w:ascii="Calibri" w:cs="Calibri" w:eastAsia="Calibri" w:hAnsi="Calibri"/>
+          <w:rFonts w:ascii="Helvetica Neue" w:cs="Helvetica Neue" w:eastAsia="Helvetica Neue" w:hAnsi="Helvetica Neue"/>
           <w:b/>
           <w:bCs/>
           <w:color w:val="1F2937"/>
@@ -7586,7 +7590,7 @@
       </w:r>
       <w:r>
         <w:rPr>
-          <w:rFonts w:ascii="Calibri" w:cs="Calibri" w:eastAsia="Calibri" w:hAnsi="Calibri"/>
+          <w:rFonts w:ascii="Helvetica Neue" w:cs="Helvetica Neue" w:eastAsia="Helvetica Neue" w:hAnsi="Helvetica Neue"/>
           <w:color w:val="1F2937"/>
           <w:sz w:val="21"/>
           <w:szCs w:val="21"/>
@@ -7596,11 +7600,11 @@
     </w:p>
     <w:p>
       <w:pPr>
-        <w:spacing w:after="120"/>
-      </w:pPr>
-      <w:r>
-        <w:rPr>
-          <w:rFonts w:ascii="Calibri" w:cs="Calibri" w:eastAsia="Calibri" w:hAnsi="Calibri"/>
+        <w:spacing w:after="210" w:before="0" w:line="372" w:lineRule="auto"/>
+      </w:pPr>
+      <w:r>
+        <w:rPr>
+          <w:rFonts w:ascii="Helvetica Neue" w:cs="Helvetica Neue" w:eastAsia="Helvetica Neue" w:hAnsi="Helvetica Neue"/>
           <w:color w:val="1F2937"/>
           <w:sz w:val="21"/>
           <w:szCs w:val="21"/>
@@ -7609,7 +7613,7 @@
       </w:r>
       <w:r>
         <w:rPr>
-          <w:rFonts w:ascii="Calibri" w:cs="Calibri" w:eastAsia="Calibri" w:hAnsi="Calibri"/>
+          <w:rFonts w:ascii="Helvetica Neue" w:cs="Helvetica Neue" w:eastAsia="Helvetica Neue" w:hAnsi="Helvetica Neue"/>
           <w:b/>
           <w:bCs/>
           <w:color w:val="1F2937"/>
@@ -7620,7 +7624,7 @@
       </w:r>
       <w:r>
         <w:rPr>
-          <w:rFonts w:ascii="Calibri" w:cs="Calibri" w:eastAsia="Calibri" w:hAnsi="Calibri"/>
+          <w:rFonts w:ascii="Helvetica Neue" w:cs="Helvetica Neue" w:eastAsia="Helvetica Neue" w:hAnsi="Helvetica Neue"/>
           <w:color w:val="1F2937"/>
           <w:sz w:val="21"/>
           <w:szCs w:val="21"/>
@@ -7629,7 +7633,7 @@
       </w:r>
       <w:r>
         <w:rPr>
-          <w:rFonts w:ascii="Calibri" w:cs="Calibri" w:eastAsia="Calibri" w:hAnsi="Calibri"/>
+          <w:rFonts w:ascii="Helvetica Neue" w:cs="Helvetica Neue" w:eastAsia="Helvetica Neue" w:hAnsi="Helvetica Neue"/>
           <w:b/>
           <w:bCs/>
           <w:color w:val="1F2937"/>
@@ -7640,7 +7644,7 @@
       </w:r>
       <w:r>
         <w:rPr>
-          <w:rFonts w:ascii="Calibri" w:cs="Calibri" w:eastAsia="Calibri" w:hAnsi="Calibri"/>
+          <w:rFonts w:ascii="Helvetica Neue" w:cs="Helvetica Neue" w:eastAsia="Helvetica Neue" w:hAnsi="Helvetica Neue"/>
           <w:color w:val="1F2937"/>
           <w:sz w:val="21"/>
           <w:szCs w:val="21"/>
@@ -7649,7 +7653,7 @@
       </w:r>
       <w:r>
         <w:rPr>
-          <w:rFonts w:ascii="Calibri" w:cs="Calibri" w:eastAsia="Calibri" w:hAnsi="Calibri"/>
+          <w:rFonts w:ascii="Helvetica Neue" w:cs="Helvetica Neue" w:eastAsia="Helvetica Neue" w:hAnsi="Helvetica Neue"/>
           <w:b/>
           <w:bCs/>
           <w:color w:val="1F2937"/>
@@ -7660,7 +7664,7 @@
       </w:r>
       <w:r>
         <w:rPr>
-          <w:rFonts w:ascii="Calibri" w:cs="Calibri" w:eastAsia="Calibri" w:hAnsi="Calibri"/>
+          <w:rFonts w:ascii="Helvetica Neue" w:cs="Helvetica Neue" w:eastAsia="Helvetica Neue" w:hAnsi="Helvetica Neue"/>
           <w:color w:val="1F2937"/>
           <w:sz w:val="21"/>
           <w:szCs w:val="21"/>
@@ -7670,11 +7674,11 @@
     </w:p>
     <w:p>
       <w:pPr>
-        <w:spacing w:after="120"/>
-      </w:pPr>
-      <w:r>
-        <w:rPr>
-          <w:rFonts w:ascii="Calibri" w:cs="Calibri" w:eastAsia="Calibri" w:hAnsi="Calibri"/>
+        <w:spacing w:after="210" w:before="0" w:line="372" w:lineRule="auto"/>
+      </w:pPr>
+      <w:r>
+        <w:rPr>
+          <w:rFonts w:ascii="Helvetica Neue" w:cs="Helvetica Neue" w:eastAsia="Helvetica Neue" w:hAnsi="Helvetica Neue"/>
           <w:color w:val="1F2937"/>
           <w:sz w:val="21"/>
           <w:szCs w:val="21"/>
@@ -7683,7 +7687,7 @@
       </w:r>
       <w:r>
         <w:rPr>
-          <w:rFonts w:ascii="Calibri" w:cs="Calibri" w:eastAsia="Calibri" w:hAnsi="Calibri"/>
+          <w:rFonts w:ascii="Helvetica Neue" w:cs="Helvetica Neue" w:eastAsia="Helvetica Neue" w:hAnsi="Helvetica Neue"/>
           <w:b/>
           <w:bCs/>
           <w:color w:val="1F2937"/>
@@ -7694,7 +7698,7 @@
       </w:r>
       <w:r>
         <w:rPr>
-          <w:rFonts w:ascii="Calibri" w:cs="Calibri" w:eastAsia="Calibri" w:hAnsi="Calibri"/>
+          <w:rFonts w:ascii="Helvetica Neue" w:cs="Helvetica Neue" w:eastAsia="Helvetica Neue" w:hAnsi="Helvetica Neue"/>
           <w:color w:val="1F2937"/>
           <w:sz w:val="21"/>
           <w:szCs w:val="21"/>
@@ -7703,7 +7707,7 @@
       </w:r>
       <w:r>
         <w:rPr>
-          <w:rFonts w:ascii="Calibri" w:cs="Calibri" w:eastAsia="Calibri" w:hAnsi="Calibri"/>
+          <w:rFonts w:ascii="Helvetica Neue" w:cs="Helvetica Neue" w:eastAsia="Helvetica Neue" w:hAnsi="Helvetica Neue"/>
           <w:b/>
           <w:bCs/>
           <w:color w:val="1F2937"/>
@@ -7714,7 +7718,7 @@
       </w:r>
       <w:r>
         <w:rPr>
-          <w:rFonts w:ascii="Calibri" w:cs="Calibri" w:eastAsia="Calibri" w:hAnsi="Calibri"/>
+          <w:rFonts w:ascii="Helvetica Neue" w:cs="Helvetica Neue" w:eastAsia="Helvetica Neue" w:hAnsi="Helvetica Neue"/>
           <w:color w:val="1F2937"/>
           <w:sz w:val="21"/>
           <w:szCs w:val="21"/>
@@ -7723,7 +7727,7 @@
       </w:r>
       <w:r>
         <w:rPr>
-          <w:rFonts w:ascii="Calibri" w:cs="Calibri" w:eastAsia="Calibri" w:hAnsi="Calibri"/>
+          <w:rFonts w:ascii="Helvetica Neue" w:cs="Helvetica Neue" w:eastAsia="Helvetica Neue" w:hAnsi="Helvetica Neue"/>
           <w:b/>
           <w:bCs/>
           <w:color w:val="1F2937"/>
@@ -7734,7 +7738,7 @@
       </w:r>
       <w:r>
         <w:rPr>
-          <w:rFonts w:ascii="Calibri" w:cs="Calibri" w:eastAsia="Calibri" w:hAnsi="Calibri"/>
+          <w:rFonts w:ascii="Helvetica Neue" w:cs="Helvetica Neue" w:eastAsia="Helvetica Neue" w:hAnsi="Helvetica Neue"/>
           <w:color w:val="1F2937"/>
           <w:sz w:val="21"/>
           <w:szCs w:val="21"/>
@@ -7745,19 +7749,23 @@
     <w:p>
       <w:pPr>
         <w:pBdr>
-          <w:bottom w:val="single" w:color="E2E8F0" w:sz="6"/>
+          <w:bottom w:val="single" w:color="E2E8F0" w:sz="6" w:space="0"/>
         </w:pBdr>
-        <w:spacing w:after="120" w:before="120"/>
+        <w:spacing w:after="280" w:before="280" w:line="372" w:lineRule="auto"/>
       </w:pPr>
     </w:p>
     <w:p>
       <w:pPr>
         <w:pStyle w:val="Heading2"/>
-        <w:spacing w:after="120" w:before="240"/>
-      </w:pPr>
-      <w:r>
-        <w:rPr>
-          <w:rFonts w:ascii="Calibri" w:cs="Calibri" w:eastAsia="Calibri" w:hAnsi="Calibri"/>
+        <w:keepNext/>
+        <w:pBdr>
+          <w:bottom w:val="single" w:color="DBEAFE" w:sz="6" w:space="3"/>
+        </w:pBdr>
+        <w:spacing w:after="120" w:before="400" w:line="372" w:lineRule="auto"/>
+      </w:pPr>
+      <w:r>
+        <w:rPr>
+          <w:rFonts w:ascii="Helvetica Neue" w:cs="Helvetica Neue" w:eastAsia="Helvetica Neue" w:hAnsi="Helvetica Neue"/>
           <w:b/>
           <w:bCs/>
           <w:color w:val="1E40AF"/>
@@ -7771,12 +7779,12 @@
       <w:tblPr>
         <w:tblW w:type="pct" w:w="100%"/>
         <w:tblBorders>
-          <w:top w:val="single" w:color="CBD5E1" w:sz="4"/>
-          <w:left w:val="single" w:color="CBD5E1" w:sz="4"/>
-          <w:bottom w:val="single" w:color="CBD5E1" w:sz="4"/>
-          <w:right w:val="single" w:color="CBD5E1" w:sz="4"/>
-          <w:insideH w:val="single" w:color="CBD5E1" w:sz="4"/>
-          <w:insideV w:val="single" w:color="CBD5E1" w:sz="4"/>
+          <w:top w:val="single" w:color="CBD5E1" w:sz="6" w:space="0"/>
+          <w:left w:val="single" w:color="CBD5E1" w:sz="6" w:space="0"/>
+          <w:bottom w:val="single" w:color="CBD5E1" w:sz="6" w:space="0"/>
+          <w:right w:val="single" w:color="CBD5E1" w:sz="6" w:space="0"/>
+          <w:insideH w:val="single" w:color="CBD5E1" w:sz="6" w:space="0"/>
+          <w:insideV w:val="single" w:color="CBD5E1" w:sz="6" w:space="0"/>
         </w:tblBorders>
       </w:tblPr>
       <w:tblGrid>
@@ -7785,30 +7793,31 @@
       </w:tblGrid>
       <w:tr>
         <w:trPr>
+          <w:cantSplit/>
           <w:tblHeader/>
         </w:trPr>
         <w:tc>
           <w:tcPr>
             <w:shd w:fill="EFF6FF" w:val="clear"/>
             <w:tcMar>
-              <w:top w:type="dxa" w:w="60"/>
-              <w:left w:type="dxa" w:w="100"/>
-              <w:bottom w:type="dxa" w:w="60"/>
-              <w:right w:type="dxa" w:w="100"/>
+              <w:top w:type="dxa" w:w="80"/>
+              <w:left w:type="dxa" w:w="120"/>
+              <w:bottom w:type="dxa" w:w="80"/>
+              <w:right w:type="dxa" w:w="120"/>
             </w:tcMar>
           </w:tcPr>
           <w:p>
             <w:pPr>
-              <w:spacing w:after="40" w:before="40"/>
+              <w:spacing w:line="372" w:lineRule="auto"/>
             </w:pPr>
             <w:r>
               <w:rPr>
-                <w:rFonts w:ascii="Calibri" w:cs="Calibri" w:eastAsia="Calibri" w:hAnsi="Calibri"/>
+                <w:rFonts w:ascii="Helvetica Neue" w:cs="Helvetica Neue" w:eastAsia="Helvetica Neue" w:hAnsi="Helvetica Neue"/>
                 <w:b/>
                 <w:bCs/>
                 <w:color w:val="1E3A8A"/>
-                <w:sz w:val="21"/>
-                <w:szCs w:val="21"/>
+                <w:sz w:val="18"/>
+                <w:szCs w:val="18"/>
               </w:rPr>
               <w:t xml:space="preserve">Domaine</w:t>
             </w:r>
@@ -7818,24 +7827,24 @@
           <w:tcPr>
             <w:shd w:fill="EFF6FF" w:val="clear"/>
             <w:tcMar>
-              <w:top w:type="dxa" w:w="60"/>
-              <w:left w:type="dxa" w:w="100"/>
-              <w:bottom w:type="dxa" w:w="60"/>
-              <w:right w:type="dxa" w:w="100"/>
+              <w:top w:type="dxa" w:w="80"/>
+              <w:left w:type="dxa" w:w="120"/>
+              <w:bottom w:type="dxa" w:w="80"/>
+              <w:right w:type="dxa" w:w="120"/>
             </w:tcMar>
           </w:tcPr>
           <w:p>
             <w:pPr>
-              <w:spacing w:after="40" w:before="40"/>
+              <w:spacing w:line="372" w:lineRule="auto"/>
             </w:pPr>
             <w:r>
               <w:rPr>
-                <w:rFonts w:ascii="Calibri" w:cs="Calibri" w:eastAsia="Calibri" w:hAnsi="Calibri"/>
+                <w:rFonts w:ascii="Helvetica Neue" w:cs="Helvetica Neue" w:eastAsia="Helvetica Neue" w:hAnsi="Helvetica Neue"/>
                 <w:b/>
                 <w:bCs/>
                 <w:color w:val="1E3A8A"/>
-                <w:sz w:val="21"/>
-                <w:szCs w:val="21"/>
+                <w:sz w:val="18"/>
+                <w:szCs w:val="18"/>
               </w:rPr>
               <w:t xml:space="preserve">Ce que l'appli permet</w:t>
             </w:r>
@@ -7843,27 +7852,30 @@
         </w:tc>
       </w:tr>
       <w:tr>
+        <w:trPr>
+          <w:cantSplit/>
+        </w:trPr>
         <w:tc>
           <w:tcPr>
             <w:tcMar>
-              <w:top w:type="dxa" w:w="60"/>
-              <w:left w:type="dxa" w:w="100"/>
-              <w:bottom w:type="dxa" w:w="60"/>
-              <w:right w:type="dxa" w:w="100"/>
+              <w:top w:type="dxa" w:w="80"/>
+              <w:left w:type="dxa" w:w="120"/>
+              <w:bottom w:type="dxa" w:w="80"/>
+              <w:right w:type="dxa" w:w="120"/>
             </w:tcMar>
           </w:tcPr>
           <w:p>
             <w:pPr>
-              <w:spacing w:after="40" w:before="40"/>
+              <w:spacing w:line="372" w:lineRule="auto"/>
             </w:pPr>
             <w:r>
               <w:rPr>
-                <w:rFonts w:ascii="Calibri" w:cs="Calibri" w:eastAsia="Calibri" w:hAnsi="Calibri"/>
+                <w:rFonts w:ascii="Helvetica Neue" w:cs="Helvetica Neue" w:eastAsia="Helvetica Neue" w:hAnsi="Helvetica Neue"/>
                 <w:b/>
                 <w:bCs/>
                 <w:color w:val="1F2937"/>
-                <w:sz w:val="21"/>
-                <w:szCs w:val="21"/>
+                <w:sz w:val="18"/>
+                <w:szCs w:val="18"/>
               </w:rPr>
               <w:t xml:space="preserve">Présence nuit</w:t>
             </w:r>
@@ -7872,22 +7884,22 @@
         <w:tc>
           <w:tcPr>
             <w:tcMar>
-              <w:top w:type="dxa" w:w="60"/>
-              <w:left w:type="dxa" w:w="100"/>
-              <w:bottom w:type="dxa" w:w="60"/>
-              <w:right w:type="dxa" w:w="100"/>
+              <w:top w:type="dxa" w:w="80"/>
+              <w:left w:type="dxa" w:w="120"/>
+              <w:bottom w:type="dxa" w:w="80"/>
+              <w:right w:type="dxa" w:w="120"/>
             </w:tcMar>
           </w:tcPr>
           <w:p>
             <w:pPr>
-              <w:spacing w:after="40" w:before="40"/>
+              <w:spacing w:line="372" w:lineRule="auto"/>
             </w:pPr>
             <w:r>
               <w:rPr>
-                <w:rFonts w:ascii="Calibri" w:cs="Calibri" w:eastAsia="Calibri" w:hAnsi="Calibri"/>
+                <w:rFonts w:ascii="Helvetica Neue" w:cs="Helvetica Neue" w:eastAsia="Helvetica Neue" w:hAnsi="Helvetica Neue"/>
                 <w:color w:val="1F2937"/>
-                <w:sz w:val="21"/>
-                <w:szCs w:val="21"/>
+                <w:sz w:val="18"/>
+                <w:szCs w:val="18"/>
               </w:rPr>
               <w:t xml:space="preserve">Chaque habitante déclare ses séjours d'absence ; l'intendance a la liste au foyer / sorties, jour par jour, et peut la corriger.</w:t>
             </w:r>
@@ -7895,27 +7907,30 @@
         </w:tc>
       </w:tr>
       <w:tr>
+        <w:trPr>
+          <w:cantSplit/>
+        </w:trPr>
         <w:tc>
           <w:tcPr>
             <w:tcMar>
-              <w:top w:type="dxa" w:w="60"/>
-              <w:left w:type="dxa" w:w="100"/>
-              <w:bottom w:type="dxa" w:w="60"/>
-              <w:right w:type="dxa" w:w="100"/>
+              <w:top w:type="dxa" w:w="80"/>
+              <w:left w:type="dxa" w:w="120"/>
+              <w:bottom w:type="dxa" w:w="80"/>
+              <w:right w:type="dxa" w:w="120"/>
             </w:tcMar>
           </w:tcPr>
           <w:p>
             <w:pPr>
-              <w:spacing w:after="40" w:before="40"/>
+              <w:spacing w:line="372" w:lineRule="auto"/>
             </w:pPr>
             <w:r>
               <w:rPr>
-                <w:rFonts w:ascii="Calibri" w:cs="Calibri" w:eastAsia="Calibri" w:hAnsi="Calibri"/>
+                <w:rFonts w:ascii="Helvetica Neue" w:cs="Helvetica Neue" w:eastAsia="Helvetica Neue" w:hAnsi="Helvetica Neue"/>
                 <w:b/>
                 <w:bCs/>
                 <w:color w:val="1F2937"/>
-                <w:sz w:val="21"/>
-                <w:szCs w:val="21"/>
+                <w:sz w:val="18"/>
+                <w:szCs w:val="18"/>
               </w:rPr>
               <w:t xml:space="preserve">Repas</w:t>
             </w:r>
@@ -7924,42 +7939,42 @@
         <w:tc>
           <w:tcPr>
             <w:tcMar>
-              <w:top w:type="dxa" w:w="60"/>
-              <w:left w:type="dxa" w:w="100"/>
-              <w:bottom w:type="dxa" w:w="60"/>
-              <w:right w:type="dxa" w:w="100"/>
+              <w:top w:type="dxa" w:w="80"/>
+              <w:left w:type="dxa" w:w="120"/>
+              <w:bottom w:type="dxa" w:w="80"/>
+              <w:right w:type="dxa" w:w="120"/>
             </w:tcMar>
           </w:tcPr>
           <w:p>
             <w:pPr>
-              <w:spacing w:after="40" w:before="40"/>
+              <w:spacing w:line="372" w:lineRule="auto"/>
             </w:pPr>
             <w:r>
               <w:rPr>
-                <w:rFonts w:ascii="Calibri" w:cs="Calibri" w:eastAsia="Calibri" w:hAnsi="Calibri"/>
+                <w:rFonts w:ascii="Helvetica Neue" w:cs="Helvetica Neue" w:eastAsia="Helvetica Neue" w:hAnsi="Helvetica Neue"/>
                 <w:color w:val="1F2937"/>
-                <w:sz w:val="21"/>
-                <w:szCs w:val="21"/>
+                <w:sz w:val="18"/>
+                <w:szCs w:val="18"/>
               </w:rPr>
               <w:t xml:space="preserve">Déclaration déjeuner/dîner sur 8 jours, parmi un </w:t>
             </w:r>
             <w:r>
               <w:rPr>
-                <w:rFonts w:ascii="Calibri" w:cs="Calibri" w:eastAsia="Calibri" w:hAnsi="Calibri"/>
+                <w:rFonts w:ascii="Helvetica Neue" w:cs="Helvetica Neue" w:eastAsia="Helvetica Neue" w:hAnsi="Helvetica Neue"/>
                 <w:b/>
                 <w:bCs/>
                 <w:color w:val="1F2937"/>
-                <w:sz w:val="21"/>
-                <w:szCs w:val="21"/>
+                <w:sz w:val="18"/>
+                <w:szCs w:val="18"/>
               </w:rPr>
               <w:t xml:space="preserve">catalogue d'options</w:t>
             </w:r>
             <w:r>
               <w:rPr>
-                <w:rFonts w:ascii="Calibri" w:cs="Calibri" w:eastAsia="Calibri" w:hAnsi="Calibri"/>
+                <w:rFonts w:ascii="Helvetica Neue" w:cs="Helvetica Neue" w:eastAsia="Helvetica Neue" w:hAnsi="Helvetica Neue"/>
                 <w:color w:val="1F2937"/>
-                <w:sz w:val="21"/>
-                <w:szCs w:val="21"/>
+                <w:sz w:val="18"/>
+                <w:szCs w:val="18"/>
               </w:rPr>
               <w:t xml:space="preserve"> composé par l'intendance et ouvert jour par jour ; verrouillage horaire et délai de commande par option.</w:t>
             </w:r>
@@ -7967,27 +7982,30 @@
         </w:tc>
       </w:tr>
       <w:tr>
+        <w:trPr>
+          <w:cantSplit/>
+        </w:trPr>
         <w:tc>
           <w:tcPr>
             <w:tcMar>
-              <w:top w:type="dxa" w:w="60"/>
-              <w:left w:type="dxa" w:w="100"/>
-              <w:bottom w:type="dxa" w:w="60"/>
-              <w:right w:type="dxa" w:w="100"/>
+              <w:top w:type="dxa" w:w="80"/>
+              <w:left w:type="dxa" w:w="120"/>
+              <w:bottom w:type="dxa" w:w="80"/>
+              <w:right w:type="dxa" w:w="120"/>
             </w:tcMar>
           </w:tcPr>
           <w:p>
             <w:pPr>
-              <w:spacing w:after="40" w:before="40"/>
+              <w:spacing w:line="372" w:lineRule="auto"/>
             </w:pPr>
             <w:r>
               <w:rPr>
-                <w:rFonts w:ascii="Calibri" w:cs="Calibri" w:eastAsia="Calibri" w:hAnsi="Calibri"/>
+                <w:rFonts w:ascii="Helvetica Neue" w:cs="Helvetica Neue" w:eastAsia="Helvetica Neue" w:hAnsi="Helvetica Neue"/>
                 <w:b/>
                 <w:bCs/>
                 <w:color w:val="1F2937"/>
-                <w:sz w:val="21"/>
-                <w:szCs w:val="21"/>
+                <w:sz w:val="18"/>
+                <w:szCs w:val="18"/>
               </w:rPr>
               <w:t xml:space="preserve">Invités</w:t>
             </w:r>
@@ -7996,22 +8014,22 @@
         <w:tc>
           <w:tcPr>
             <w:tcMar>
-              <w:top w:type="dxa" w:w="60"/>
-              <w:left w:type="dxa" w:w="100"/>
-              <w:bottom w:type="dxa" w:w="60"/>
-              <w:right w:type="dxa" w:w="100"/>
+              <w:top w:type="dxa" w:w="80"/>
+              <w:left w:type="dxa" w:w="120"/>
+              <w:bottom w:type="dxa" w:w="80"/>
+              <w:right w:type="dxa" w:w="120"/>
             </w:tcMar>
           </w:tcPr>
           <w:p>
             <w:pPr>
-              <w:spacing w:after="40" w:before="40"/>
+              <w:spacing w:line="372" w:lineRule="auto"/>
             </w:pPr>
             <w:r>
               <w:rPr>
-                <w:rFonts w:ascii="Calibri" w:cs="Calibri" w:eastAsia="Calibri" w:hAnsi="Calibri"/>
+                <w:rFonts w:ascii="Helvetica Neue" w:cs="Helvetica Neue" w:eastAsia="Helvetica Neue" w:hAnsi="Helvetica Neue"/>
                 <w:color w:val="1F2937"/>
-                <w:sz w:val="21"/>
-                <w:szCs w:val="21"/>
+                <w:sz w:val="18"/>
+                <w:szCs w:val="18"/>
               </w:rPr>
               <w:t xml:space="preserve">Inviter des personnes extérieures à un repas, comptabilisées sur l'invitante.</w:t>
             </w:r>
@@ -8019,27 +8037,30 @@
         </w:tc>
       </w:tr>
       <w:tr>
+        <w:trPr>
+          <w:cantSplit/>
+        </w:trPr>
         <w:tc>
           <w:tcPr>
             <w:tcMar>
-              <w:top w:type="dxa" w:w="60"/>
-              <w:left w:type="dxa" w:w="100"/>
-              <w:bottom w:type="dxa" w:w="60"/>
-              <w:right w:type="dxa" w:w="100"/>
+              <w:top w:type="dxa" w:w="80"/>
+              <w:left w:type="dxa" w:w="120"/>
+              <w:bottom w:type="dxa" w:w="80"/>
+              <w:right w:type="dxa" w:w="120"/>
             </w:tcMar>
           </w:tcPr>
           <w:p>
             <w:pPr>
-              <w:spacing w:after="40" w:before="40"/>
+              <w:spacing w:line="372" w:lineRule="auto"/>
             </w:pPr>
             <w:r>
               <w:rPr>
-                <w:rFonts w:ascii="Calibri" w:cs="Calibri" w:eastAsia="Calibri" w:hAnsi="Calibri"/>
+                <w:rFonts w:ascii="Helvetica Neue" w:cs="Helvetica Neue" w:eastAsia="Helvetica Neue" w:hAnsi="Helvetica Neue"/>
                 <w:b/>
                 <w:bCs/>
                 <w:color w:val="1F2937"/>
-                <w:sz w:val="21"/>
-                <w:szCs w:val="21"/>
+                <w:sz w:val="18"/>
+                <w:szCs w:val="18"/>
               </w:rPr>
               <w:t xml:space="preserve">Événements</w:t>
             </w:r>
@@ -8048,22 +8069,22 @@
         <w:tc>
           <w:tcPr>
             <w:tcMar>
-              <w:top w:type="dxa" w:w="60"/>
-              <w:left w:type="dxa" w:w="100"/>
-              <w:bottom w:type="dxa" w:w="60"/>
-              <w:right w:type="dxa" w:w="100"/>
+              <w:top w:type="dxa" w:w="80"/>
+              <w:left w:type="dxa" w:w="120"/>
+              <w:bottom w:type="dxa" w:w="80"/>
+              <w:right w:type="dxa" w:w="120"/>
             </w:tcMar>
           </w:tcPr>
           <w:p>
             <w:pPr>
-              <w:spacing w:after="40" w:before="40"/>
+              <w:spacing w:line="372" w:lineRule="auto"/>
             </w:pPr>
             <w:r>
               <w:rPr>
-                <w:rFonts w:ascii="Calibri" w:cs="Calibri" w:eastAsia="Calibri" w:hAnsi="Calibri"/>
+                <w:rFonts w:ascii="Helvetica Neue" w:cs="Helvetica Neue" w:eastAsia="Helvetica Neue" w:hAnsi="Helvetica Neue"/>
                 <w:color w:val="1F2937"/>
-                <w:sz w:val="21"/>
-                <w:szCs w:val="21"/>
+                <w:sz w:val="18"/>
+                <w:szCs w:val="18"/>
               </w:rPr>
               <w:t xml:space="preserve">Calendrier partagé, ciblage fin de la visibilité (résidences / étages / groupes), rappels et confirmations de participation.</w:t>
             </w:r>
@@ -8071,27 +8092,30 @@
         </w:tc>
       </w:tr>
       <w:tr>
+        <w:trPr>
+          <w:cantSplit/>
+        </w:trPr>
         <w:tc>
           <w:tcPr>
             <w:tcMar>
-              <w:top w:type="dxa" w:w="60"/>
-              <w:left w:type="dxa" w:w="100"/>
-              <w:bottom w:type="dxa" w:w="60"/>
-              <w:right w:type="dxa" w:w="100"/>
+              <w:top w:type="dxa" w:w="80"/>
+              <w:left w:type="dxa" w:w="120"/>
+              <w:bottom w:type="dxa" w:w="80"/>
+              <w:right w:type="dxa" w:w="120"/>
             </w:tcMar>
           </w:tcPr>
           <w:p>
             <w:pPr>
-              <w:spacing w:after="40" w:before="40"/>
+              <w:spacing w:line="372" w:lineRule="auto"/>
             </w:pPr>
             <w:r>
               <w:rPr>
-                <w:rFonts w:ascii="Calibri" w:cs="Calibri" w:eastAsia="Calibri" w:hAnsi="Calibri"/>
+                <w:rFonts w:ascii="Helvetica Neue" w:cs="Helvetica Neue" w:eastAsia="Helvetica Neue" w:hAnsi="Helvetica Neue"/>
                 <w:b/>
                 <w:bCs/>
                 <w:color w:val="1F2937"/>
-                <w:sz w:val="21"/>
-                <w:szCs w:val="21"/>
+                <w:sz w:val="18"/>
+                <w:szCs w:val="18"/>
               </w:rPr>
               <w:t xml:space="preserve">Comptabilité</w:t>
             </w:r>
@@ -8100,22 +8124,22 @@
         <w:tc>
           <w:tcPr>
             <w:tcMar>
-              <w:top w:type="dxa" w:w="60"/>
-              <w:left w:type="dxa" w:w="100"/>
-              <w:bottom w:type="dxa" w:w="60"/>
-              <w:right w:type="dxa" w:w="100"/>
+              <w:top w:type="dxa" w:w="80"/>
+              <w:left w:type="dxa" w:w="120"/>
+              <w:bottom w:type="dxa" w:w="80"/>
+              <w:right w:type="dxa" w:w="120"/>
             </w:tcMar>
           </w:tcPr>
           <w:p>
             <w:pPr>
-              <w:spacing w:after="40" w:before="40"/>
+              <w:spacing w:line="372" w:lineRule="auto"/>
             </w:pPr>
             <w:r>
               <w:rPr>
-                <w:rFonts w:ascii="Calibri" w:cs="Calibri" w:eastAsia="Calibri" w:hAnsi="Calibri"/>
+                <w:rFonts w:ascii="Helvetica Neue" w:cs="Helvetica Neue" w:eastAsia="Helvetica Neue" w:hAnsi="Helvetica Neue"/>
                 <w:color w:val="1F2937"/>
-                <w:sz w:val="21"/>
-                <w:szCs w:val="21"/>
+                <w:sz w:val="18"/>
+                <w:szCs w:val="18"/>
               </w:rPr>
               <w:t xml:space="preserve">Comptage automatique des couverts par jour, par bloc et par personne, absences déduites, export CSV.</w:t>
             </w:r>
@@ -8123,27 +8147,30 @@
         </w:tc>
       </w:tr>
       <w:tr>
+        <w:trPr>
+          <w:cantSplit/>
+        </w:trPr>
         <w:tc>
           <w:tcPr>
             <w:tcMar>
-              <w:top w:type="dxa" w:w="60"/>
-              <w:left w:type="dxa" w:w="100"/>
-              <w:bottom w:type="dxa" w:w="60"/>
-              <w:right w:type="dxa" w:w="100"/>
+              <w:top w:type="dxa" w:w="80"/>
+              <w:left w:type="dxa" w:w="120"/>
+              <w:bottom w:type="dxa" w:w="80"/>
+              <w:right w:type="dxa" w:w="120"/>
             </w:tcMar>
           </w:tcPr>
           <w:p>
             <w:pPr>
-              <w:spacing w:after="40" w:before="40"/>
+              <w:spacing w:line="372" w:lineRule="auto"/>
             </w:pPr>
             <w:r>
               <w:rPr>
-                <w:rFonts w:ascii="Calibri" w:cs="Calibri" w:eastAsia="Calibri" w:hAnsi="Calibri"/>
+                <w:rFonts w:ascii="Helvetica Neue" w:cs="Helvetica Neue" w:eastAsia="Helvetica Neue" w:hAnsi="Helvetica Neue"/>
                 <w:b/>
                 <w:bCs/>
                 <w:color w:val="1F2937"/>
-                <w:sz w:val="21"/>
-                <w:szCs w:val="21"/>
+                <w:sz w:val="18"/>
+                <w:szCs w:val="18"/>
               </w:rPr>
               <w:t xml:space="preserve">Informations pratiques</w:t>
             </w:r>
@@ -8152,22 +8179,22 @@
         <w:tc>
           <w:tcPr>
             <w:tcMar>
-              <w:top w:type="dxa" w:w="60"/>
-              <w:left w:type="dxa" w:w="100"/>
-              <w:bottom w:type="dxa" w:w="60"/>
-              <w:right w:type="dxa" w:w="100"/>
+              <w:top w:type="dxa" w:w="80"/>
+              <w:left w:type="dxa" w:w="120"/>
+              <w:bottom w:type="dxa" w:w="80"/>
+              <w:right w:type="dxa" w:w="120"/>
             </w:tcMar>
           </w:tcPr>
           <w:p>
             <w:pPr>
-              <w:spacing w:after="40" w:before="40"/>
+              <w:spacing w:line="372" w:lineRule="auto"/>
             </w:pPr>
             <w:r>
               <w:rPr>
-                <w:rFonts w:ascii="Calibri" w:cs="Calibri" w:eastAsia="Calibri" w:hAnsi="Calibri"/>
+                <w:rFonts w:ascii="Helvetica Neue" w:cs="Helvetica Neue" w:eastAsia="Helvetica Neue" w:hAnsi="Helvetica Neue"/>
                 <w:color w:val="1F2937"/>
-                <w:sz w:val="21"/>
-                <w:szCs w:val="21"/>
+                <w:sz w:val="18"/>
+                <w:szCs w:val="18"/>
               </w:rPr>
               <w:t xml:space="preserve">Rubriques libres et contacts, tenues par l'intendance, ciblables.</w:t>
             </w:r>
@@ -8175,27 +8202,30 @@
         </w:tc>
       </w:tr>
       <w:tr>
+        <w:trPr>
+          <w:cantSplit/>
+        </w:trPr>
         <w:tc>
           <w:tcPr>
             <w:tcMar>
-              <w:top w:type="dxa" w:w="60"/>
-              <w:left w:type="dxa" w:w="100"/>
-              <w:bottom w:type="dxa" w:w="60"/>
-              <w:right w:type="dxa" w:w="100"/>
+              <w:top w:type="dxa" w:w="80"/>
+              <w:left w:type="dxa" w:w="120"/>
+              <w:bottom w:type="dxa" w:w="80"/>
+              <w:right w:type="dxa" w:w="120"/>
             </w:tcMar>
           </w:tcPr>
           <w:p>
             <w:pPr>
-              <w:spacing w:after="40" w:before="40"/>
+              <w:spacing w:line="372" w:lineRule="auto"/>
             </w:pPr>
             <w:r>
               <w:rPr>
-                <w:rFonts w:ascii="Calibri" w:cs="Calibri" w:eastAsia="Calibri" w:hAnsi="Calibri"/>
+                <w:rFonts w:ascii="Helvetica Neue" w:cs="Helvetica Neue" w:eastAsia="Helvetica Neue" w:hAnsi="Helvetica Neue"/>
                 <w:b/>
                 <w:bCs/>
                 <w:color w:val="1F2937"/>
-                <w:sz w:val="21"/>
-                <w:szCs w:val="21"/>
+                <w:sz w:val="18"/>
+                <w:szCs w:val="18"/>
               </w:rPr>
               <w:t xml:space="preserve">Administration</w:t>
             </w:r>
@@ -8204,22 +8234,22 @@
         <w:tc>
           <w:tcPr>
             <w:tcMar>
-              <w:top w:type="dxa" w:w="60"/>
-              <w:left w:type="dxa" w:w="100"/>
-              <w:bottom w:type="dxa" w:w="60"/>
-              <w:right w:type="dxa" w:w="100"/>
+              <w:top w:type="dxa" w:w="80"/>
+              <w:left w:type="dxa" w:w="120"/>
+              <w:bottom w:type="dxa" w:w="80"/>
+              <w:right w:type="dxa" w:w="120"/>
             </w:tcMar>
           </w:tcPr>
           <w:p>
             <w:pPr>
-              <w:spacing w:after="40" w:before="40"/>
+              <w:spacing w:line="372" w:lineRule="auto"/>
             </w:pPr>
             <w:r>
               <w:rPr>
-                <w:rFonts w:ascii="Calibri" w:cs="Calibri" w:eastAsia="Calibri" w:hAnsi="Calibri"/>
+                <w:rFonts w:ascii="Helvetica Neue" w:cs="Helvetica Neue" w:eastAsia="Helvetica Neue" w:hAnsi="Helvetica Neue"/>
                 <w:color w:val="1F2937"/>
-                <w:sz w:val="21"/>
-                <w:szCs w:val="21"/>
+                <w:sz w:val="18"/>
+                <w:szCs w:val="18"/>
               </w:rPr>
               <w:t xml:space="preserve">Gestion des comptes et des invitations, structure du foyer (blocs, étages, chambres), groupes, droits par section.</w:t>
             </w:r>
@@ -8229,12 +8259,12 @@
     </w:tbl>
     <w:p>
       <w:pPr>
-        <w:spacing w:after="120"/>
+        <w:spacing w:after="160"/>
       </w:pPr>
     </w:p>
     <w:sectPr>
       <w:pgSz w:w="11906" w:h="16838" w:orient="portrait"/>
-      <w:pgMar w:top="1020" w:right="900" w:bottom="1020" w:left="900" w:header="708" w:footer="708" w:gutter="0"/>
+      <w:pgMar w:top="1020" w:right="907" w:bottom="1020" w:left="907" w:header="708" w:footer="708" w:gutter="0"/>
       <w:pgNumType/>
       <w:docGrid w:linePitch="360"/>
     </w:sectPr>
@@ -8414,7 +8444,7 @@
       <w:lvlText w:val="%1."/>
       <w:lvlJc w:val="start"/>
       <w:pPr>
-        <w:ind w:left="360" w:hanging="260"/>
+        <w:ind w:left="360" w:hanging="360"/>
       </w:pPr>
     </w:lvl>
     <w:lvl w:ilvl="1" w15:tentative="1">
@@ -8423,7 +8453,7 @@
       <w:lvlText w:val="%2."/>
       <w:lvlJc w:val="start"/>
       <w:pPr>
-        <w:ind w:left="720" w:hanging="260"/>
+        <w:ind w:left="720" w:hanging="360"/>
       </w:pPr>
     </w:lvl>
     <w:lvl w:ilvl="2" w15:tentative="1">
@@ -8432,7 +8462,7 @@
       <w:lvlText w:val="%3."/>
       <w:lvlJc w:val="start"/>
       <w:pPr>
-        <w:ind w:left="1080" w:hanging="260"/>
+        <w:ind w:left="1080" w:hanging="360"/>
       </w:pPr>
     </w:lvl>
   </w:abstractNum>
@@ -8450,13 +8480,17 @@
   <w:docDefaults>
     <w:rPrDefault>
       <w:rPr>
-        <w:rFonts w:ascii="Calibri" w:cs="Calibri" w:eastAsia="Calibri" w:hAnsi="Calibri"/>
+        <w:rFonts w:ascii="Helvetica Neue" w:cs="Helvetica Neue" w:eastAsia="Helvetica Neue" w:hAnsi="Helvetica Neue"/>
         <w:color w:val="1F2937"/>
         <w:sz w:val="21"/>
         <w:szCs w:val="21"/>
       </w:rPr>
     </w:rPrDefault>
-    <w:pPrDefault/>
+    <w:pPrDefault>
+      <w:pPr>
+        <w:spacing w:after="210" w:before="0" w:line="372" w:lineRule="auto"/>
+      </w:pPr>
+    </w:pPrDefault>
   </w:docDefaults>
   <w:style w:type="paragraph" w:styleId="Title">
     <w:name w:val="Title"/>
@@ -8629,5 +8663,77 @@
       <w:szCs w:val="20"/>
     </w:rPr>
   </w:style>
+  <w:style w:type="paragraph" w:styleId="Heading1">
+    <w:name w:val="Heading 1"/>
+    <w:basedOn w:val="Normal"/>
+    <w:next w:val="Normal"/>
+    <w:qFormat/>
+    <w:pPr>
+      <w:keepNext w:val="false"/>
+      <w:spacing w:after="80" w:before="0" w:line="372" w:lineRule="auto"/>
+    </w:pPr>
+    <w:rPr>
+      <w:rFonts w:ascii="Helvetica Neue" w:cs="Helvetica Neue" w:eastAsia="Helvetica Neue" w:hAnsi="Helvetica Neue"/>
+      <w:b/>
+      <w:bCs/>
+      <w:color w:val="1E3A8A"/>
+      <w:sz w:val="40"/>
+      <w:szCs w:val="40"/>
+    </w:rPr>
+  </w:style>
+  <w:style w:type="paragraph" w:styleId="Heading2">
+    <w:name w:val="Heading 2"/>
+    <w:basedOn w:val="Normal"/>
+    <w:next w:val="Normal"/>
+    <w:qFormat/>
+    <w:pPr>
+      <w:keepNext/>
+      <w:spacing w:after="120" w:before="400" w:line="372" w:lineRule="auto"/>
+    </w:pPr>
+    <w:rPr>
+      <w:rFonts w:ascii="Helvetica Neue" w:cs="Helvetica Neue" w:eastAsia="Helvetica Neue" w:hAnsi="Helvetica Neue"/>
+      <w:b/>
+      <w:bCs/>
+      <w:color w:val="1E40AF"/>
+      <w:sz w:val="28"/>
+      <w:szCs w:val="28"/>
+    </w:rPr>
+  </w:style>
+  <w:style w:type="paragraph" w:styleId="Heading3">
+    <w:name w:val="Heading 3"/>
+    <w:basedOn w:val="Normal"/>
+    <w:next w:val="Normal"/>
+    <w:qFormat/>
+    <w:pPr>
+      <w:keepNext/>
+      <w:spacing w:after="80" w:before="280" w:line="372" w:lineRule="auto"/>
+    </w:pPr>
+    <w:rPr>
+      <w:rFonts w:ascii="Helvetica Neue" w:cs="Helvetica Neue" w:eastAsia="Helvetica Neue" w:hAnsi="Helvetica Neue"/>
+      <w:b/>
+      <w:bCs/>
+      <w:color w:val="1E40AF"/>
+      <w:sz w:val="23"/>
+      <w:szCs w:val="23"/>
+    </w:rPr>
+  </w:style>
+  <w:style w:type="paragraph" w:styleId="Heading4">
+    <w:name w:val="Heading 4"/>
+    <w:basedOn w:val="Normal"/>
+    <w:next w:val="Normal"/>
+    <w:qFormat/>
+    <w:pPr>
+      <w:keepNext/>
+      <w:spacing w:after="60" w:before="240" w:line="372" w:lineRule="auto"/>
+    </w:pPr>
+    <w:rPr>
+      <w:rFonts w:ascii="Helvetica Neue" w:cs="Helvetica Neue" w:eastAsia="Helvetica Neue" w:hAnsi="Helvetica Neue"/>
+      <w:b/>
+      <w:bCs/>
+      <w:color w:val="1F2937"/>
+      <w:sz w:val="21"/>
+      <w:szCs w:val="21"/>
+    </w:rPr>
+  </w:style>
 </w:styles>
 </file>